--- a/japanese-notes/L33.docx
+++ b/japanese-notes/L33.docx
@@ -49,8 +49,8 @@
         <w:tblCellMar>
           <w:left w:w="100" w:type="dxa"/>
           <w:right w:w="100" w:type="dxa"/>
-          <w:top w:w="60" w:type="dxa"/>
-          <w:bottom w:w="60" w:type="dxa"/>
+          <w:top w:w="20" w:type="dxa"/>
+          <w:bottom w:w="20" w:type="dxa"/>
         </w:tblCellMar>
       </w:tblPr>
       <w:tblGrid>
@@ -75,7 +75,7 @@
               <w:autoSpaceDE w:val="0"/>
               <w:autoSpaceDN w:val="0"/>
               <w:snapToGrid w:val="0"/>
-              <w:spacing w:before="0" w:after="0" w:line="640" w:lineRule="exact"/>
+              <w:spacing w:before="0" w:after="0" w:line="500" w:lineRule="exact"/>
             </w:pPr>
             <w:r>
               <w:drawing xmlns:a="http://schemas.openxmlformats.org/drawingml/2006/main">
@@ -85,7 +85,7 @@
                     <wp:posOffset>182422</wp:posOffset>
                   </wp:positionH>
                   <wp:positionV relativeFrom="line">
-                    <wp:posOffset>73660</wp:posOffset>
+                    <wp:posOffset>12700</wp:posOffset>
                   </wp:positionV>
                   <wp:extent cx="364845" cy="0"/>
                   <wp:effectExtent l="0" t="0" r="0" b="0"/>
@@ -162,13 +162,13 @@
           </w:p>
           <w:p>
             <w:pPr>
-              <w:spacing w:before="120" w:after="0" w:line="240" w:lineRule="auto"/>
+              <w:spacing w:before="80" w:after="80" w:line="240" w:lineRule="auto"/>
               <w:jc w:val="center"/>
             </w:pPr>
             <w:r>
               <w:drawing>
                 <wp:inline xmlns:a="http://schemas.openxmlformats.org/drawingml/2006/main" xmlns:pic="http://schemas.openxmlformats.org/drawingml/2006/picture">
-                  <wp:extent cx="1066800" cy="1200968"/>
+                  <wp:extent cx="1037870" cy="1168400"/>
                   <wp:docPr id="1002" name="Picture 1002"/>
                   <wp:cNvGraphicFramePr>
                     <a:graphicFrameLocks noChangeAspect="1"/>
@@ -189,7 +189,7 @@
                         <pic:spPr>
                           <a:xfrm>
                             <a:off x="0" y="0"/>
-                            <a:ext cx="1066800" cy="1200968"/>
+                            <a:ext cx="1037870" cy="1168400"/>
                           </a:xfrm>
                           <a:prstGeom prst="rect"/>
                         </pic:spPr>
@@ -199,23 +199,6 @@
                 </wp:inline>
               </w:drawing>
             </w:r>
-          </w:p>
-          <w:p>
-            <w:pPr>
-              <w:spacing w:before="0" w:after="120" w:line="240" w:lineRule="auto"/>
-              <w:jc w:val="center"/>
-            </w:pPr>
-            <w:hyperlink r:id="rId12">
-              <w:r>
-                <w:rPr>
-                  <w:rFonts w:ascii="Yu Gothic UI" w:hAnsi="Yu Gothic UI" w:eastAsia="Yu Gothic UI"/>
-                  <w:color w:val="0563C1"/>
-                  <w:u w:val="single"/>
-                  <w:sz w:val="14"/>
-                </w:rPr>
-                <w:t xml:space="preserve">いらすとや</w:t>
-              </w:r>
-            </w:hyperlink>
           </w:p>
         </w:tc>
         <w:tc>
@@ -231,7 +214,7 @@
               <w:autoSpaceDE w:val="0"/>
               <w:autoSpaceDN w:val="0"/>
               <w:snapToGrid w:val="0"/>
-              <w:spacing w:before="0" w:after="0" w:line="640" w:lineRule="exact"/>
+              <w:spacing w:before="0" w:after="0" w:line="500" w:lineRule="exact"/>
             </w:pPr>
             <w:r>
               <w:drawing xmlns:a="http://schemas.openxmlformats.org/drawingml/2006/main">
@@ -241,7 +224,7 @@
                     <wp:posOffset>364845</wp:posOffset>
                   </wp:positionH>
                   <wp:positionV relativeFrom="line">
-                    <wp:posOffset>73660</wp:posOffset>
+                    <wp:posOffset>12700</wp:posOffset>
                   </wp:positionV>
                   <wp:extent cx="912114" cy="0"/>
                   <wp:effectExtent l="0" t="0" r="0" b="0"/>
@@ -342,13 +325,13 @@
           </w:p>
           <w:p>
             <w:pPr>
-              <w:spacing w:before="120" w:after="0" w:line="240" w:lineRule="auto"/>
+              <w:spacing w:before="80" w:after="80" w:line="240" w:lineRule="auto"/>
               <w:jc w:val="center"/>
             </w:pPr>
             <w:r>
               <w:drawing>
                 <wp:inline xmlns:a="http://schemas.openxmlformats.org/drawingml/2006/main" xmlns:pic="http://schemas.openxmlformats.org/drawingml/2006/picture">
-                  <wp:extent cx="1066800" cy="937450"/>
+                  <wp:extent cx="1270000" cy="1116012"/>
                   <wp:docPr id="1003" name="Picture 1003"/>
                   <wp:cNvGraphicFramePr>
                     <a:graphicFrameLocks noChangeAspect="1"/>
@@ -361,7 +344,7 @@
                           <pic:cNvPicPr/>
                         </pic:nvPicPr>
                         <pic:blipFill>
-                          <a:blip r:embed="rId13"/>
+                          <a:blip r:embed="rId12"/>
                           <a:stretch>
                             <a:fillRect/>
                           </a:stretch>
@@ -369,7 +352,7 @@
                         <pic:spPr>
                           <a:xfrm>
                             <a:off x="0" y="0"/>
-                            <a:ext cx="1066800" cy="937450"/>
+                            <a:ext cx="1270000" cy="1116012"/>
                           </a:xfrm>
                           <a:prstGeom prst="rect"/>
                         </pic:spPr>
@@ -379,23 +362,6 @@
                 </wp:inline>
               </w:drawing>
             </w:r>
-          </w:p>
-          <w:p>
-            <w:pPr>
-              <w:spacing w:before="0" w:after="120" w:line="240" w:lineRule="auto"/>
-              <w:jc w:val="center"/>
-            </w:pPr>
-            <w:hyperlink r:id="rId14">
-              <w:r>
-                <w:rPr>
-                  <w:rFonts w:ascii="Yu Gothic UI" w:hAnsi="Yu Gothic UI" w:eastAsia="Yu Gothic UI"/>
-                  <w:color w:val="0563C1"/>
-                  <w:u w:val="single"/>
-                  <w:sz w:val="14"/>
-                </w:rPr>
-                <w:t xml:space="preserve">いらすとや</w:t>
-              </w:r>
-            </w:hyperlink>
           </w:p>
         </w:tc>
         <w:tc>
@@ -408,7 +374,7 @@
               <w:autoSpaceDE w:val="0"/>
               <w:autoSpaceDN w:val="0"/>
               <w:snapToGrid w:val="0"/>
-              <w:spacing w:before="0" w:after="0" w:line="640" w:lineRule="exact"/>
+              <w:spacing w:before="0" w:after="0" w:line="500" w:lineRule="exact"/>
             </w:pPr>
             <w:r>
               <w:drawing xmlns:a="http://schemas.openxmlformats.org/drawingml/2006/main">
@@ -418,7 +384,7 @@
                     <wp:posOffset>182422</wp:posOffset>
                   </wp:positionH>
                   <wp:positionV relativeFrom="line">
-                    <wp:posOffset>73660</wp:posOffset>
+                    <wp:posOffset>12700</wp:posOffset>
                   </wp:positionV>
                   <wp:extent cx="1094536" cy="0"/>
                   <wp:effectExtent l="0" t="0" r="0" b="0"/>
@@ -525,13 +491,13 @@
           </w:p>
           <w:p>
             <w:pPr>
-              <w:spacing w:before="120" w:after="0" w:line="240" w:lineRule="auto"/>
+              <w:spacing w:before="80" w:after="80" w:line="240" w:lineRule="auto"/>
               <w:jc w:val="center"/>
             </w:pPr>
             <w:r>
               <w:drawing>
                 <wp:inline xmlns:a="http://schemas.openxmlformats.org/drawingml/2006/main" xmlns:pic="http://schemas.openxmlformats.org/drawingml/2006/picture">
-                  <wp:extent cx="1066800" cy="1064359"/>
+                  <wp:extent cx="1171079" cy="1168400"/>
                   <wp:docPr id="1004" name="Picture 1004"/>
                   <wp:cNvGraphicFramePr>
                     <a:graphicFrameLocks noChangeAspect="1"/>
@@ -544,7 +510,7 @@
                           <pic:cNvPicPr/>
                         </pic:nvPicPr>
                         <pic:blipFill>
-                          <a:blip r:embed="rId15"/>
+                          <a:blip r:embed="rId13"/>
                           <a:stretch>
                             <a:fillRect/>
                           </a:stretch>
@@ -552,7 +518,7 @@
                         <pic:spPr>
                           <a:xfrm>
                             <a:off x="0" y="0"/>
-                            <a:ext cx="1066800" cy="1064359"/>
+                            <a:ext cx="1171079" cy="1168400"/>
                           </a:xfrm>
                           <a:prstGeom prst="rect"/>
                         </pic:spPr>
@@ -562,23 +528,6 @@
                 </wp:inline>
               </w:drawing>
             </w:r>
-          </w:p>
-          <w:p>
-            <w:pPr>
-              <w:spacing w:before="0" w:after="120" w:line="240" w:lineRule="auto"/>
-              <w:jc w:val="center"/>
-            </w:pPr>
-            <w:hyperlink r:id="rId16">
-              <w:r>
-                <w:rPr>
-                  <w:rFonts w:ascii="Yu Gothic UI" w:hAnsi="Yu Gothic UI" w:eastAsia="Yu Gothic UI"/>
-                  <w:color w:val="0563C1"/>
-                  <w:u w:val="single"/>
-                  <w:sz w:val="14"/>
-                </w:rPr>
-                <w:t xml:space="preserve">いらすとや</w:t>
-              </w:r>
-            </w:hyperlink>
           </w:p>
         </w:tc>
       </w:tr>
@@ -606,8 +555,8 @@
         <w:tblCellMar>
           <w:left w:w="100" w:type="dxa"/>
           <w:right w:w="100" w:type="dxa"/>
-          <w:top w:w="60" w:type="dxa"/>
-          <w:bottom w:w="60" w:type="dxa"/>
+          <w:top w:w="20" w:type="dxa"/>
+          <w:bottom w:w="20" w:type="dxa"/>
         </w:tblCellMar>
       </w:tblPr>
       <w:tblGrid>
@@ -627,6 +576,7 @@
           </w:tcPr>
           <w:p>
             <w:pPr>
+              <w:keepNext/>
               <w:spacing w:before="0" w:after="0" w:line="240" w:lineRule="auto"/>
               <w:jc w:val="center"/>
             </w:pPr>
@@ -658,7 +608,7 @@
               <w:autoSpaceDE w:val="0"/>
               <w:autoSpaceDN w:val="0"/>
               <w:snapToGrid w:val="0"/>
-              <w:spacing w:before="0" w:after="0" w:line="640" w:lineRule="exact"/>
+              <w:spacing w:before="0" w:after="0" w:line="500" w:lineRule="exact"/>
             </w:pPr>
             <w:r>
               <w:drawing xmlns:a="http://schemas.openxmlformats.org/drawingml/2006/main">
@@ -668,7 +618,7 @@
                     <wp:posOffset>182422</wp:posOffset>
                   </wp:positionH>
                   <wp:positionV relativeFrom="line">
-                    <wp:posOffset>73660</wp:posOffset>
+                    <wp:posOffset>12700</wp:posOffset>
                   </wp:positionV>
                   <wp:extent cx="364845" cy="0"/>
                   <wp:effectExtent l="0" t="0" r="0" b="0"/>
@@ -772,7 +722,7 @@
               <w:autoSpaceDE w:val="0"/>
               <w:autoSpaceDN w:val="0"/>
               <w:snapToGrid w:val="0"/>
-              <w:spacing w:before="0" w:after="0" w:line="640" w:lineRule="exact"/>
+              <w:spacing w:before="0" w:after="0" w:line="500" w:lineRule="exact"/>
             </w:pPr>
             <w:r>
               <w:drawing xmlns:a="http://schemas.openxmlformats.org/drawingml/2006/main">
@@ -782,7 +732,7 @@
                     <wp:posOffset>319811</wp:posOffset>
                   </wp:positionH>
                   <wp:positionV relativeFrom="line">
-                    <wp:posOffset>73660</wp:posOffset>
+                    <wp:posOffset>12700</wp:posOffset>
                   </wp:positionV>
                   <wp:extent cx="91211" cy="0"/>
                   <wp:effectExtent l="0" t="0" r="0" b="0"/>
@@ -821,7 +771,7 @@
                     <wp:posOffset>593445</wp:posOffset>
                   </wp:positionH>
                   <wp:positionV relativeFrom="line">
-                    <wp:posOffset>73660</wp:posOffset>
+                    <wp:posOffset>12700</wp:posOffset>
                   </wp:positionV>
                   <wp:extent cx="1185748" cy="0"/>
                   <wp:effectExtent l="0" t="0" r="0" b="0"/>
@@ -1044,7 +994,7 @@
               <w:autoSpaceDE w:val="0"/>
               <w:autoSpaceDN w:val="0"/>
               <w:snapToGrid w:val="0"/>
-              <w:spacing w:before="0" w:after="0" w:line="640" w:lineRule="exact"/>
+              <w:spacing w:before="0" w:after="0" w:line="500" w:lineRule="exact"/>
             </w:pPr>
             <w:r>
               <w:drawing xmlns:a="http://schemas.openxmlformats.org/drawingml/2006/main">
@@ -1054,7 +1004,7 @@
                     <wp:posOffset>319811</wp:posOffset>
                   </wp:positionH>
                   <wp:positionV relativeFrom="line">
-                    <wp:posOffset>73660</wp:posOffset>
+                    <wp:posOffset>12700</wp:posOffset>
                   </wp:positionV>
                   <wp:extent cx="638479" cy="0"/>
                   <wp:effectExtent l="0" t="0" r="0" b="0"/>
@@ -1214,7 +1164,7 @@
               <w:autoSpaceDE w:val="0"/>
               <w:autoSpaceDN w:val="0"/>
               <w:snapToGrid w:val="0"/>
-              <w:spacing w:before="0" w:after="0" w:line="640" w:lineRule="exact"/>
+              <w:spacing w:before="0" w:after="0" w:line="500" w:lineRule="exact"/>
             </w:pPr>
             <w:r>
               <w:drawing xmlns:a="http://schemas.openxmlformats.org/drawingml/2006/main">
@@ -1224,7 +1174,7 @@
                     <wp:posOffset>411022</wp:posOffset>
                   </wp:positionH>
                   <wp:positionV relativeFrom="line">
-                    <wp:posOffset>73660</wp:posOffset>
+                    <wp:posOffset>12700</wp:posOffset>
                   </wp:positionV>
                   <wp:extent cx="638479" cy="0"/>
                   <wp:effectExtent l="0" t="0" r="0" b="0"/>
@@ -1372,7 +1322,7 @@
               <w:autoSpaceDE w:val="0"/>
               <w:autoSpaceDN w:val="0"/>
               <w:snapToGrid w:val="0"/>
-              <w:spacing w:before="0" w:after="0" w:line="640" w:lineRule="exact"/>
+              <w:spacing w:before="0" w:after="0" w:line="500" w:lineRule="exact"/>
             </w:pPr>
             <w:r>
               <w:drawing xmlns:a="http://schemas.openxmlformats.org/drawingml/2006/main">
@@ -1382,7 +1332,7 @@
                     <wp:posOffset>91211</wp:posOffset>
                   </wp:positionH>
                   <wp:positionV relativeFrom="line">
-                    <wp:posOffset>73660</wp:posOffset>
+                    <wp:posOffset>12700</wp:posOffset>
                   </wp:positionV>
                   <wp:extent cx="273634" cy="0"/>
                   <wp:effectExtent l="0" t="0" r="0" b="0"/>
@@ -1510,7 +1460,7 @@
               <w:autoSpaceDE w:val="0"/>
               <w:autoSpaceDN w:val="0"/>
               <w:snapToGrid w:val="0"/>
-              <w:spacing w:before="0" w:after="0" w:line="640" w:lineRule="exact"/>
+              <w:spacing w:before="0" w:after="0" w:line="500" w:lineRule="exact"/>
             </w:pPr>
             <w:r>
               <w:drawing xmlns:a="http://schemas.openxmlformats.org/drawingml/2006/main">
@@ -1520,7 +1470,7 @@
                     <wp:posOffset>319811</wp:posOffset>
                   </wp:positionH>
                   <wp:positionV relativeFrom="line">
-                    <wp:posOffset>73660</wp:posOffset>
+                    <wp:posOffset>12700</wp:posOffset>
                   </wp:positionV>
                   <wp:extent cx="91211" cy="0"/>
                   <wp:effectExtent l="0" t="0" r="0" b="0"/>
@@ -1559,7 +1509,7 @@
                     <wp:posOffset>502234</wp:posOffset>
                   </wp:positionH>
                   <wp:positionV relativeFrom="line">
-                    <wp:posOffset>73660</wp:posOffset>
+                    <wp:posOffset>12700</wp:posOffset>
                   </wp:positionV>
                   <wp:extent cx="638479" cy="0"/>
                   <wp:effectExtent l="0" t="0" r="0" b="0"/>
@@ -1598,7 +1548,7 @@
                     <wp:posOffset>1323136</wp:posOffset>
                   </wp:positionH>
                   <wp:positionV relativeFrom="line">
-                    <wp:posOffset>73660</wp:posOffset>
+                    <wp:posOffset>12700</wp:posOffset>
                   </wp:positionV>
                   <wp:extent cx="547268" cy="0"/>
                   <wp:effectExtent l="0" t="0" r="0" b="0"/>
@@ -1852,7 +1802,7 @@
               <w:autoSpaceDE w:val="0"/>
               <w:autoSpaceDN w:val="0"/>
               <w:snapToGrid w:val="0"/>
-              <w:spacing w:before="0" w:after="0" w:line="640" w:lineRule="exact"/>
+              <w:spacing w:before="0" w:after="0" w:line="500" w:lineRule="exact"/>
             </w:pPr>
             <w:r>
               <w:drawing xmlns:a="http://schemas.openxmlformats.org/drawingml/2006/main">
@@ -1862,7 +1812,7 @@
                     <wp:posOffset>319811</wp:posOffset>
                   </wp:positionH>
                   <wp:positionV relativeFrom="line">
-                    <wp:posOffset>73660</wp:posOffset>
+                    <wp:posOffset>12700</wp:posOffset>
                   </wp:positionV>
                   <wp:extent cx="638479" cy="0"/>
                   <wp:effectExtent l="0" t="0" r="0" b="0"/>
@@ -1901,7 +1851,7 @@
                     <wp:posOffset>1140714</wp:posOffset>
                   </wp:positionH>
                   <wp:positionV relativeFrom="line">
-                    <wp:posOffset>73660</wp:posOffset>
+                    <wp:posOffset>12700</wp:posOffset>
                   </wp:positionV>
                   <wp:extent cx="364845" cy="0"/>
                   <wp:effectExtent l="0" t="0" r="0" b="0"/>
@@ -2139,7 +2089,7 @@
               <w:autoSpaceDE w:val="0"/>
               <w:autoSpaceDN w:val="0"/>
               <w:snapToGrid w:val="0"/>
-              <w:spacing w:before="0" w:after="0" w:line="640" w:lineRule="exact"/>
+              <w:spacing w:before="0" w:after="0" w:line="500" w:lineRule="exact"/>
             </w:pPr>
             <w:r>
               <w:drawing xmlns:a="http://schemas.openxmlformats.org/drawingml/2006/main">
@@ -2149,7 +2099,7 @@
                     <wp:posOffset>319811</wp:posOffset>
                   </wp:positionH>
                   <wp:positionV relativeFrom="line">
-                    <wp:posOffset>73660</wp:posOffset>
+                    <wp:posOffset>12700</wp:posOffset>
                   </wp:positionV>
                   <wp:extent cx="456057" cy="0"/>
                   <wp:effectExtent l="0" t="0" r="0" b="0"/>
@@ -2334,7 +2284,7 @@
               <w:autoSpaceDE w:val="0"/>
               <w:autoSpaceDN w:val="0"/>
               <w:snapToGrid w:val="0"/>
-              <w:spacing w:before="0" w:after="0" w:line="640" w:lineRule="exact"/>
+              <w:spacing w:before="0" w:after="0" w:line="500" w:lineRule="exact"/>
             </w:pPr>
             <w:r>
               <w:drawing xmlns:a="http://schemas.openxmlformats.org/drawingml/2006/main">
@@ -2344,7 +2294,7 @@
                     <wp:posOffset>91211</wp:posOffset>
                   </wp:positionH>
                   <wp:positionV relativeFrom="line">
-                    <wp:posOffset>73660</wp:posOffset>
+                    <wp:posOffset>12700</wp:posOffset>
                   </wp:positionV>
                   <wp:extent cx="273634" cy="0"/>
                   <wp:effectExtent l="0" t="0" r="0" b="0"/>
@@ -2471,7 +2421,7 @@
               <w:autoSpaceDE w:val="0"/>
               <w:autoSpaceDN w:val="0"/>
               <w:snapToGrid w:val="0"/>
-              <w:spacing w:before="0" w:after="0" w:line="640" w:lineRule="exact"/>
+              <w:spacing w:before="0" w:after="0" w:line="500" w:lineRule="exact"/>
             </w:pPr>
             <w:r>
               <w:drawing xmlns:a="http://schemas.openxmlformats.org/drawingml/2006/main">
@@ -2481,7 +2431,7 @@
                     <wp:posOffset>319811</wp:posOffset>
                   </wp:positionH>
                   <wp:positionV relativeFrom="line">
-                    <wp:posOffset>73660</wp:posOffset>
+                    <wp:posOffset>12700</wp:posOffset>
                   </wp:positionV>
                   <wp:extent cx="456057" cy="0"/>
                   <wp:effectExtent l="0" t="0" r="0" b="0"/>
@@ -2665,7 +2615,7 @@
               <w:autoSpaceDE w:val="0"/>
               <w:autoSpaceDN w:val="0"/>
               <w:snapToGrid w:val="0"/>
-              <w:spacing w:before="0" w:after="0" w:line="640" w:lineRule="exact"/>
+              <w:spacing w:before="0" w:after="0" w:line="500" w:lineRule="exact"/>
             </w:pPr>
             <w:r>
               <w:drawing xmlns:a="http://schemas.openxmlformats.org/drawingml/2006/main">
@@ -2675,7 +2625,7 @@
                     <wp:posOffset>364845</wp:posOffset>
                   </wp:positionH>
                   <wp:positionV relativeFrom="line">
-                    <wp:posOffset>73660</wp:posOffset>
+                    <wp:posOffset>12700</wp:posOffset>
                   </wp:positionV>
                   <wp:extent cx="912114" cy="0"/>
                   <wp:effectExtent l="0" t="0" r="0" b="0"/>
@@ -2803,7 +2753,7 @@
               <w:autoSpaceDE w:val="0"/>
               <w:autoSpaceDN w:val="0"/>
               <w:snapToGrid w:val="0"/>
-              <w:spacing w:before="0" w:after="0" w:line="640" w:lineRule="exact"/>
+              <w:spacing w:before="0" w:after="0" w:line="500" w:lineRule="exact"/>
             </w:pPr>
             <w:r>
               <w:drawing xmlns:a="http://schemas.openxmlformats.org/drawingml/2006/main">
@@ -2813,7 +2763,7 @@
                     <wp:posOffset>411022</wp:posOffset>
                   </wp:positionH>
                   <wp:positionV relativeFrom="line">
-                    <wp:posOffset>73660</wp:posOffset>
+                    <wp:posOffset>12700</wp:posOffset>
                   </wp:positionV>
                   <wp:extent cx="182422" cy="0"/>
                   <wp:effectExtent l="0" t="0" r="0" b="0"/>
@@ -2852,7 +2802,7 @@
                     <wp:posOffset>775868</wp:posOffset>
                   </wp:positionH>
                   <wp:positionV relativeFrom="line">
-                    <wp:posOffset>73660</wp:posOffset>
+                    <wp:posOffset>12700</wp:posOffset>
                   </wp:positionV>
                   <wp:extent cx="547268" cy="0"/>
                   <wp:effectExtent l="0" t="0" r="0" b="0"/>
@@ -2891,7 +2841,7 @@
                     <wp:posOffset>1687982</wp:posOffset>
                   </wp:positionH>
                   <wp:positionV relativeFrom="line">
-                    <wp:posOffset>73660</wp:posOffset>
+                    <wp:posOffset>12700</wp:posOffset>
                   </wp:positionV>
                   <wp:extent cx="1276959" cy="0"/>
                   <wp:effectExtent l="0" t="0" r="0" b="0"/>
@@ -2930,7 +2880,7 @@
                     <wp:posOffset>3147364</wp:posOffset>
                   </wp:positionH>
                   <wp:positionV relativeFrom="line">
-                    <wp:posOffset>73660</wp:posOffset>
+                    <wp:posOffset>12700</wp:posOffset>
                   </wp:positionV>
                   <wp:extent cx="547268" cy="0"/>
                   <wp:effectExtent l="0" t="0" r="0" b="0"/>
@@ -3173,8 +3123,8 @@
         <w:tblCellMar>
           <w:left w:w="100" w:type="dxa"/>
           <w:right w:w="100" w:type="dxa"/>
-          <w:top w:w="60" w:type="dxa"/>
-          <w:bottom w:w="60" w:type="dxa"/>
+          <w:top w:w="20" w:type="dxa"/>
+          <w:bottom w:w="20" w:type="dxa"/>
         </w:tblCellMar>
       </w:tblPr>
       <w:tblGrid>
@@ -3194,6 +3144,7 @@
           </w:tcPr>
           <w:p>
             <w:pPr>
+              <w:keepNext/>
               <w:spacing w:before="0" w:after="0" w:line="240" w:lineRule="auto"/>
               <w:jc w:val="center"/>
             </w:pPr>
@@ -3219,6 +3170,7 @@
           </w:tcPr>
           <w:p>
             <w:pPr>
+              <w:keepNext/>
               <w:spacing w:before="0" w:after="0" w:line="240" w:lineRule="auto"/>
               <w:jc w:val="center"/>
             </w:pPr>
@@ -3239,6 +3191,7 @@
           </w:tcPr>
           <w:p>
             <w:pPr>
+              <w:keepNext/>
               <w:spacing w:before="0" w:after="0" w:line="240" w:lineRule="auto"/>
               <w:jc w:val="center"/>
             </w:pPr>
@@ -3259,6 +3212,7 @@
           </w:tcPr>
           <w:p>
             <w:pPr>
+              <w:keepNext/>
               <w:spacing w:before="0" w:after="0" w:line="240" w:lineRule="auto"/>
               <w:jc w:val="center"/>
             </w:pPr>
@@ -3284,6 +3238,7 @@
           </w:tcPr>
           <w:p>
             <w:pPr>
+              <w:keepNext/>
               <w:spacing w:before="0" w:after="0" w:line="240" w:lineRule="auto"/>
               <w:jc w:val="center"/>
             </w:pPr>
@@ -3305,11 +3260,12 @@
           </w:tcPr>
           <w:p>
             <w:pPr>
+              <w:keepNext/>
               <w:kinsoku/>
               <w:autoSpaceDE w:val="0"/>
               <w:autoSpaceDN w:val="0"/>
               <w:snapToGrid w:val="0"/>
-              <w:spacing w:before="0" w:after="0" w:line="640" w:lineRule="exact"/>
+              <w:spacing w:before="0" w:after="0" w:line="500" w:lineRule="exact"/>
             </w:pPr>
             <w:r>
               <w:drawing xmlns:a="http://schemas.openxmlformats.org/drawingml/2006/main">
@@ -3319,7 +3275,7 @@
                     <wp:posOffset>91211</wp:posOffset>
                   </wp:positionH>
                   <wp:positionV relativeFrom="line">
-                    <wp:posOffset>73660</wp:posOffset>
+                    <wp:posOffset>12700</wp:posOffset>
                   </wp:positionV>
                   <wp:extent cx="638479" cy="0"/>
                   <wp:effectExtent l="0" t="0" r="0" b="0"/>
@@ -3462,11 +3418,12 @@
           </w:tcPr>
           <w:p>
             <w:pPr>
+              <w:keepNext/>
               <w:kinsoku/>
               <w:autoSpaceDE w:val="0"/>
               <w:autoSpaceDN w:val="0"/>
               <w:snapToGrid w:val="0"/>
-              <w:spacing w:before="0" w:after="0" w:line="640" w:lineRule="exact"/>
+              <w:spacing w:before="0" w:after="0" w:line="500" w:lineRule="exact"/>
             </w:pPr>
             <w:r>
               <w:drawing xmlns:a="http://schemas.openxmlformats.org/drawingml/2006/main">
@@ -3476,7 +3433,7 @@
                     <wp:posOffset>182422</wp:posOffset>
                   </wp:positionH>
                   <wp:positionV relativeFrom="line">
-                    <wp:posOffset>73660</wp:posOffset>
+                    <wp:posOffset>12700</wp:posOffset>
                   </wp:positionV>
                   <wp:extent cx="1368171" cy="0"/>
                   <wp:effectExtent l="0" t="0" r="0" b="0"/>
@@ -3610,6 +3567,7 @@
           </w:tcPr>
           <w:p>
             <w:pPr>
+              <w:keepNext/>
               <w:spacing w:before="0" w:after="0" w:line="240" w:lineRule="auto"/>
               <w:jc w:val="center"/>
             </w:pPr>
@@ -3631,11 +3589,12 @@
           </w:tcPr>
           <w:p>
             <w:pPr>
+              <w:keepNext/>
               <w:kinsoku/>
               <w:autoSpaceDE w:val="0"/>
               <w:autoSpaceDN w:val="0"/>
               <w:snapToGrid w:val="0"/>
-              <w:spacing w:before="0" w:after="0" w:line="640" w:lineRule="exact"/>
+              <w:spacing w:before="0" w:after="0" w:line="500" w:lineRule="exact"/>
             </w:pPr>
             <w:r>
               <w:drawing xmlns:a="http://schemas.openxmlformats.org/drawingml/2006/main">
@@ -3645,7 +3604,7 @@
                     <wp:posOffset>182422</wp:posOffset>
                   </wp:positionH>
                   <wp:positionV relativeFrom="line">
-                    <wp:posOffset>73660</wp:posOffset>
+                    <wp:posOffset>12700</wp:posOffset>
                   </wp:positionV>
                   <wp:extent cx="547268" cy="0"/>
                   <wp:effectExtent l="0" t="0" r="0" b="0"/>
@@ -3788,11 +3747,12 @@
           </w:tcPr>
           <w:p>
             <w:pPr>
+              <w:keepNext/>
               <w:kinsoku/>
               <w:autoSpaceDE w:val="0"/>
               <w:autoSpaceDN w:val="0"/>
               <w:snapToGrid w:val="0"/>
-              <w:spacing w:before="0" w:after="0" w:line="640" w:lineRule="exact"/>
+              <w:spacing w:before="0" w:after="0" w:line="500" w:lineRule="exact"/>
             </w:pPr>
             <w:r>
               <w:drawing xmlns:a="http://schemas.openxmlformats.org/drawingml/2006/main">
@@ -3802,7 +3762,7 @@
                     <wp:posOffset>91211</wp:posOffset>
                   </wp:positionH>
                   <wp:positionV relativeFrom="line">
-                    <wp:posOffset>73660</wp:posOffset>
+                    <wp:posOffset>12700</wp:posOffset>
                   </wp:positionV>
                   <wp:extent cx="1550593" cy="0"/>
                   <wp:effectExtent l="0" t="0" r="0" b="0"/>
@@ -3936,6 +3896,7 @@
           </w:tcPr>
           <w:p>
             <w:pPr>
+              <w:keepNext/>
               <w:spacing w:before="0" w:after="0" w:line="240" w:lineRule="auto"/>
               <w:jc w:val="center"/>
             </w:pPr>
@@ -3957,11 +3918,12 @@
           </w:tcPr>
           <w:p>
             <w:pPr>
+              <w:keepNext/>
               <w:kinsoku/>
               <w:autoSpaceDE w:val="0"/>
               <w:autoSpaceDN w:val="0"/>
               <w:snapToGrid w:val="0"/>
-              <w:spacing w:before="0" w:after="0" w:line="640" w:lineRule="exact"/>
+              <w:spacing w:before="0" w:after="0" w:line="500" w:lineRule="exact"/>
             </w:pPr>
             <w:r>
               <w:drawing xmlns:a="http://schemas.openxmlformats.org/drawingml/2006/main">
@@ -3971,7 +3933,7 @@
                     <wp:posOffset>91211</wp:posOffset>
                   </wp:positionH>
                   <wp:positionV relativeFrom="line">
-                    <wp:posOffset>73660</wp:posOffset>
+                    <wp:posOffset>12700</wp:posOffset>
                   </wp:positionV>
                   <wp:extent cx="638479" cy="0"/>
                   <wp:effectExtent l="0" t="0" r="0" b="0"/>
@@ -4114,11 +4076,12 @@
           </w:tcPr>
           <w:p>
             <w:pPr>
+              <w:keepNext/>
               <w:kinsoku/>
               <w:autoSpaceDE w:val="0"/>
               <w:autoSpaceDN w:val="0"/>
               <w:snapToGrid w:val="0"/>
-              <w:spacing w:before="0" w:after="0" w:line="640" w:lineRule="exact"/>
+              <w:spacing w:before="0" w:after="0" w:line="500" w:lineRule="exact"/>
             </w:pPr>
             <w:r>
               <w:drawing xmlns:a="http://schemas.openxmlformats.org/drawingml/2006/main">
@@ -4128,7 +4091,7 @@
                     <wp:posOffset>91211</wp:posOffset>
                   </wp:positionH>
                   <wp:positionV relativeFrom="line">
-                    <wp:posOffset>73660</wp:posOffset>
+                    <wp:posOffset>12700</wp:posOffset>
                   </wp:positionV>
                   <wp:extent cx="1641805" cy="0"/>
                   <wp:effectExtent l="0" t="0" r="0" b="0"/>
@@ -4262,6 +4225,7 @@
           </w:tcPr>
           <w:p>
             <w:pPr>
+              <w:keepNext/>
               <w:spacing w:before="0" w:after="0" w:line="240" w:lineRule="auto"/>
               <w:jc w:val="center"/>
             </w:pPr>
@@ -4283,11 +4247,12 @@
           </w:tcPr>
           <w:p>
             <w:pPr>
+              <w:keepNext/>
               <w:kinsoku/>
               <w:autoSpaceDE w:val="0"/>
               <w:autoSpaceDN w:val="0"/>
               <w:snapToGrid w:val="0"/>
-              <w:spacing w:before="0" w:after="0" w:line="640" w:lineRule="exact"/>
+              <w:spacing w:before="0" w:after="0" w:line="500" w:lineRule="exact"/>
             </w:pPr>
             <w:r>
               <w:drawing xmlns:a="http://schemas.openxmlformats.org/drawingml/2006/main">
@@ -4297,7 +4262,7 @@
                     <wp:posOffset>182422</wp:posOffset>
                   </wp:positionH>
                   <wp:positionV relativeFrom="line">
-                    <wp:posOffset>73660</wp:posOffset>
+                    <wp:posOffset>12700</wp:posOffset>
                   </wp:positionV>
                   <wp:extent cx="912114" cy="0"/>
                   <wp:effectExtent l="0" t="0" r="0" b="0"/>
@@ -4502,11 +4467,12 @@
           </w:tcPr>
           <w:p>
             <w:pPr>
+              <w:keepNext/>
               <w:kinsoku/>
               <w:autoSpaceDE w:val="0"/>
               <w:autoSpaceDN w:val="0"/>
               <w:snapToGrid w:val="0"/>
-              <w:spacing w:before="0" w:after="0" w:line="640" w:lineRule="exact"/>
+              <w:spacing w:before="0" w:after="0" w:line="500" w:lineRule="exact"/>
             </w:pPr>
             <w:r>
               <w:drawing xmlns:a="http://schemas.openxmlformats.org/drawingml/2006/main">
@@ -4516,7 +4482,7 @@
                     <wp:posOffset>91211</wp:posOffset>
                   </wp:positionH>
                   <wp:positionV relativeFrom="line">
-                    <wp:posOffset>73660</wp:posOffset>
+                    <wp:posOffset>12700</wp:posOffset>
                   </wp:positionV>
                   <wp:extent cx="1641805" cy="0"/>
                   <wp:effectExtent l="0" t="0" r="0" b="0"/>
@@ -4675,7 +4641,7 @@
               <w:autoSpaceDE w:val="0"/>
               <w:autoSpaceDN w:val="0"/>
               <w:snapToGrid w:val="0"/>
-              <w:spacing w:before="0" w:after="0" w:line="640" w:lineRule="exact"/>
+              <w:spacing w:before="0" w:after="0" w:line="500" w:lineRule="exact"/>
             </w:pPr>
             <w:r>
               <w:drawing xmlns:a="http://schemas.openxmlformats.org/drawingml/2006/main">
@@ -4685,7 +4651,7 @@
                     <wp:posOffset>91211</wp:posOffset>
                   </wp:positionH>
                   <wp:positionV relativeFrom="line">
-                    <wp:posOffset>73660</wp:posOffset>
+                    <wp:posOffset>12700</wp:posOffset>
                   </wp:positionV>
                   <wp:extent cx="638479" cy="0"/>
                   <wp:effectExtent l="0" t="0" r="0" b="0"/>
@@ -4832,7 +4798,7 @@
               <w:autoSpaceDE w:val="0"/>
               <w:autoSpaceDN w:val="0"/>
               <w:snapToGrid w:val="0"/>
-              <w:spacing w:before="0" w:after="0" w:line="640" w:lineRule="exact"/>
+              <w:spacing w:before="0" w:after="0" w:line="500" w:lineRule="exact"/>
             </w:pPr>
             <w:r>
               <w:drawing xmlns:a="http://schemas.openxmlformats.org/drawingml/2006/main">
@@ -4842,7 +4808,7 @@
                     <wp:posOffset>91211</wp:posOffset>
                   </wp:positionH>
                   <wp:positionV relativeFrom="line">
-                    <wp:posOffset>73660</wp:posOffset>
+                    <wp:posOffset>12700</wp:posOffset>
                   </wp:positionV>
                   <wp:extent cx="1641805" cy="0"/>
                   <wp:effectExtent l="0" t="0" r="0" b="0"/>
@@ -5017,8 +4983,8 @@
         <w:tblCellMar>
           <w:left w:w="100" w:type="dxa"/>
           <w:right w:w="100" w:type="dxa"/>
-          <w:top w:w="60" w:type="dxa"/>
-          <w:bottom w:w="60" w:type="dxa"/>
+          <w:top w:w="20" w:type="dxa"/>
+          <w:bottom w:w="20" w:type="dxa"/>
         </w:tblCellMar>
       </w:tblPr>
       <w:tblGrid>
@@ -5037,6 +5003,7 @@
           </w:tcPr>
           <w:p>
             <w:pPr>
+              <w:keepNext/>
               <w:spacing w:before="0" w:after="0" w:line="240" w:lineRule="auto"/>
               <w:jc w:val="center"/>
             </w:pPr>
@@ -5068,7 +5035,7 @@
               <w:autoSpaceDE w:val="0"/>
               <w:autoSpaceDN w:val="0"/>
               <w:snapToGrid w:val="0"/>
-              <w:spacing w:before="0" w:after="0" w:line="640" w:lineRule="exact"/>
+              <w:spacing w:before="0" w:after="0" w:line="500" w:lineRule="exact"/>
             </w:pPr>
             <w:r>
               <w:drawing xmlns:a="http://schemas.openxmlformats.org/drawingml/2006/main">
@@ -5078,7 +5045,7 @@
                     <wp:posOffset>411022</wp:posOffset>
                   </wp:positionH>
                   <wp:positionV relativeFrom="line">
-                    <wp:posOffset>73660</wp:posOffset>
+                    <wp:posOffset>12700</wp:posOffset>
                   </wp:positionV>
                   <wp:extent cx="729691" cy="0"/>
                   <wp:effectExtent l="0" t="0" r="0" b="0"/>
@@ -5117,7 +5084,7 @@
                     <wp:posOffset>1414348</wp:posOffset>
                   </wp:positionH>
                   <wp:positionV relativeFrom="line">
-                    <wp:posOffset>73660</wp:posOffset>
+                    <wp:posOffset>12700</wp:posOffset>
                   </wp:positionV>
                   <wp:extent cx="91211" cy="0"/>
                   <wp:effectExtent l="0" t="0" r="0" b="0"/>
@@ -5156,7 +5123,7 @@
                     <wp:posOffset>1596771</wp:posOffset>
                   </wp:positionH>
                   <wp:positionV relativeFrom="line">
-                    <wp:posOffset>73660</wp:posOffset>
+                    <wp:posOffset>12700</wp:posOffset>
                   </wp:positionV>
                   <wp:extent cx="638479" cy="0"/>
                   <wp:effectExtent l="0" t="0" r="0" b="0"/>
@@ -5195,7 +5162,7 @@
                     <wp:posOffset>2417673</wp:posOffset>
                   </wp:positionH>
                   <wp:positionV relativeFrom="line">
-                    <wp:posOffset>73660</wp:posOffset>
+                    <wp:posOffset>12700</wp:posOffset>
                   </wp:positionV>
                   <wp:extent cx="547268" cy="0"/>
                   <wp:effectExtent l="0" t="0" r="0" b="0"/>
@@ -5481,7 +5448,7 @@
               <w:autoSpaceDE w:val="0"/>
               <w:autoSpaceDN w:val="0"/>
               <w:snapToGrid w:val="0"/>
-              <w:spacing w:before="0" w:after="0" w:line="640" w:lineRule="exact"/>
+              <w:spacing w:before="0" w:after="0" w:line="500" w:lineRule="exact"/>
             </w:pPr>
             <w:r>
               <w:drawing xmlns:a="http://schemas.openxmlformats.org/drawingml/2006/main">
@@ -5491,7 +5458,7 @@
                     <wp:posOffset>411022</wp:posOffset>
                   </wp:positionH>
                   <wp:positionV relativeFrom="line">
-                    <wp:posOffset>73660</wp:posOffset>
+                    <wp:posOffset>12700</wp:posOffset>
                   </wp:positionV>
                   <wp:extent cx="182422" cy="0"/>
                   <wp:effectExtent l="0" t="0" r="0" b="0"/>
@@ -5530,7 +5497,7 @@
                     <wp:posOffset>867079</wp:posOffset>
                   </wp:positionH>
                   <wp:positionV relativeFrom="line">
-                    <wp:posOffset>73660</wp:posOffset>
+                    <wp:posOffset>12700</wp:posOffset>
                   </wp:positionV>
                   <wp:extent cx="638479" cy="0"/>
                   <wp:effectExtent l="0" t="0" r="0" b="0"/>
@@ -5569,7 +5536,7 @@
                     <wp:posOffset>1687982</wp:posOffset>
                   </wp:positionH>
                   <wp:positionV relativeFrom="line">
-                    <wp:posOffset>73660</wp:posOffset>
+                    <wp:posOffset>12700</wp:posOffset>
                   </wp:positionV>
                   <wp:extent cx="364845" cy="0"/>
                   <wp:effectExtent l="0" t="0" r="0" b="0"/>
@@ -5792,7 +5759,7 @@
               <w:autoSpaceDE w:val="0"/>
               <w:autoSpaceDN w:val="0"/>
               <w:snapToGrid w:val="0"/>
-              <w:spacing w:before="0" w:after="0" w:line="640" w:lineRule="exact"/>
+              <w:spacing w:before="0" w:after="0" w:line="500" w:lineRule="exact"/>
             </w:pPr>
             <w:r>
               <w:drawing xmlns:a="http://schemas.openxmlformats.org/drawingml/2006/main">
@@ -5802,7 +5769,7 @@
                     <wp:posOffset>319811</wp:posOffset>
                   </wp:positionH>
                   <wp:positionV relativeFrom="line">
-                    <wp:posOffset>73660</wp:posOffset>
+                    <wp:posOffset>12700</wp:posOffset>
                   </wp:positionV>
                   <wp:extent cx="638479" cy="0"/>
                   <wp:effectExtent l="0" t="0" r="0" b="0"/>
@@ -5841,7 +5808,7 @@
                     <wp:posOffset>1140714</wp:posOffset>
                   </wp:positionH>
                   <wp:positionV relativeFrom="line">
-                    <wp:posOffset>73660</wp:posOffset>
+                    <wp:posOffset>12700</wp:posOffset>
                   </wp:positionV>
                   <wp:extent cx="364845" cy="0"/>
                   <wp:effectExtent l="0" t="0" r="0" b="0"/>
@@ -6072,7 +6039,7 @@
               <w:autoSpaceDE w:val="0"/>
               <w:autoSpaceDN w:val="0"/>
               <w:snapToGrid w:val="0"/>
-              <w:spacing w:before="0" w:after="0" w:line="640" w:lineRule="exact"/>
+              <w:spacing w:before="0" w:after="0" w:line="500" w:lineRule="exact"/>
             </w:pPr>
             <w:r>
               <w:drawing xmlns:a="http://schemas.openxmlformats.org/drawingml/2006/main">
@@ -6082,7 +6049,7 @@
                     <wp:posOffset>411022</wp:posOffset>
                   </wp:positionH>
                   <wp:positionV relativeFrom="line">
-                    <wp:posOffset>73660</wp:posOffset>
+                    <wp:posOffset>12700</wp:posOffset>
                   </wp:positionV>
                   <wp:extent cx="547268" cy="0"/>
                   <wp:effectExtent l="0" t="0" r="0" b="0"/>
@@ -6121,7 +6088,7 @@
                     <wp:posOffset>1140714</wp:posOffset>
                   </wp:positionH>
                   <wp:positionV relativeFrom="line">
-                    <wp:posOffset>73660</wp:posOffset>
+                    <wp:posOffset>12700</wp:posOffset>
                   </wp:positionV>
                   <wp:extent cx="182422" cy="0"/>
                   <wp:effectExtent l="0" t="0" r="0" b="0"/>
@@ -6335,7 +6302,7 @@
               <w:autoSpaceDE w:val="0"/>
               <w:autoSpaceDN w:val="0"/>
               <w:snapToGrid w:val="0"/>
-              <w:spacing w:before="0" w:after="0" w:line="640" w:lineRule="exact"/>
+              <w:spacing w:before="0" w:after="0" w:line="500" w:lineRule="exact"/>
             </w:pPr>
             <w:r>
               <w:drawing xmlns:a="http://schemas.openxmlformats.org/drawingml/2006/main">
@@ -6345,7 +6312,7 @@
                     <wp:posOffset>319811</wp:posOffset>
                   </wp:positionH>
                   <wp:positionV relativeFrom="line">
-                    <wp:posOffset>73660</wp:posOffset>
+                    <wp:posOffset>12700</wp:posOffset>
                   </wp:positionV>
                   <wp:extent cx="1641805" cy="0"/>
                   <wp:effectExtent l="0" t="0" r="0" b="0"/>
@@ -6384,7 +6351,7 @@
                     <wp:posOffset>2144039</wp:posOffset>
                   </wp:positionH>
                   <wp:positionV relativeFrom="line">
-                    <wp:posOffset>73660</wp:posOffset>
+                    <wp:posOffset>12700</wp:posOffset>
                   </wp:positionV>
                   <wp:extent cx="182422" cy="0"/>
                   <wp:effectExtent l="0" t="0" r="0" b="0"/>
@@ -6615,7 +6582,7 @@
               <w:autoSpaceDE w:val="0"/>
               <w:autoSpaceDN w:val="0"/>
               <w:snapToGrid w:val="0"/>
-              <w:spacing w:before="0" w:after="0" w:line="640" w:lineRule="exact"/>
+              <w:spacing w:before="0" w:after="0" w:line="500" w:lineRule="exact"/>
             </w:pPr>
             <w:r>
               <w:drawing xmlns:a="http://schemas.openxmlformats.org/drawingml/2006/main">
@@ -6625,7 +6592,7 @@
                     <wp:posOffset>411022</wp:posOffset>
                   </wp:positionH>
                   <wp:positionV relativeFrom="line">
-                    <wp:posOffset>73660</wp:posOffset>
+                    <wp:posOffset>12700</wp:posOffset>
                   </wp:positionV>
                   <wp:extent cx="182422" cy="0"/>
                   <wp:effectExtent l="0" t="0" r="0" b="0"/>
@@ -6664,7 +6631,7 @@
                     <wp:posOffset>1140714</wp:posOffset>
                   </wp:positionH>
                   <wp:positionV relativeFrom="line">
-                    <wp:posOffset>73660</wp:posOffset>
+                    <wp:posOffset>12700</wp:posOffset>
                   </wp:positionV>
                   <wp:extent cx="1276959" cy="0"/>
                   <wp:effectExtent l="0" t="0" r="0" b="0"/>
@@ -6703,7 +6670,7 @@
                     <wp:posOffset>2600096</wp:posOffset>
                   </wp:positionH>
                   <wp:positionV relativeFrom="line">
-                    <wp:posOffset>73660</wp:posOffset>
+                    <wp:posOffset>12700</wp:posOffset>
                   </wp:positionV>
                   <wp:extent cx="547268" cy="0"/>
                   <wp:effectExtent l="0" t="0" r="0" b="0"/>
@@ -6956,8 +6923,8 @@
         <w:tblCellMar>
           <w:left w:w="100" w:type="dxa"/>
           <w:right w:w="100" w:type="dxa"/>
-          <w:top w:w="60" w:type="dxa"/>
-          <w:bottom w:w="60" w:type="dxa"/>
+          <w:top w:w="20" w:type="dxa"/>
+          <w:bottom w:w="20" w:type="dxa"/>
         </w:tblCellMar>
       </w:tblPr>
       <w:tblGrid>
@@ -6981,7 +6948,7 @@
               <w:autoSpaceDE w:val="0"/>
               <w:autoSpaceDN w:val="0"/>
               <w:snapToGrid w:val="0"/>
-              <w:spacing w:before="0" w:after="0" w:line="640" w:lineRule="exact"/>
+              <w:spacing w:before="0" w:after="0" w:line="500" w:lineRule="exact"/>
             </w:pPr>
             <w:r>
               <w:drawing xmlns:a="http://schemas.openxmlformats.org/drawingml/2006/main">
@@ -6991,7 +6958,7 @@
                     <wp:posOffset>91211</wp:posOffset>
                   </wp:positionH>
                   <wp:positionV relativeFrom="line">
-                    <wp:posOffset>73660</wp:posOffset>
+                    <wp:posOffset>12700</wp:posOffset>
                   </wp:positionV>
                   <wp:extent cx="273634" cy="0"/>
                   <wp:effectExtent l="0" t="0" r="0" b="0"/>
@@ -7106,13 +7073,13 @@
           </w:p>
           <w:p>
             <w:pPr>
-              <w:spacing w:before="120" w:after="0" w:line="240" w:lineRule="auto"/>
+              <w:spacing w:before="80" w:after="80" w:line="240" w:lineRule="auto"/>
               <w:jc w:val="center"/>
             </w:pPr>
             <w:r>
               <w:drawing>
                 <wp:inline xmlns:a="http://schemas.openxmlformats.org/drawingml/2006/main" xmlns:pic="http://schemas.openxmlformats.org/drawingml/2006/picture">
-                  <wp:extent cx="1066800" cy="1064359"/>
+                  <wp:extent cx="1171079" cy="1168400"/>
                   <wp:docPr id="1050" name="Picture 1050"/>
                   <wp:cNvGraphicFramePr>
                     <a:graphicFrameLocks noChangeAspect="1"/>
@@ -7125,7 +7092,7 @@
                           <pic:cNvPicPr/>
                         </pic:nvPicPr>
                         <pic:blipFill>
-                          <a:blip r:embed="rId17"/>
+                          <a:blip r:embed="rId14"/>
                           <a:stretch>
                             <a:fillRect/>
                           </a:stretch>
@@ -7133,7 +7100,7 @@
                         <pic:spPr>
                           <a:xfrm>
                             <a:off x="0" y="0"/>
-                            <a:ext cx="1066800" cy="1064359"/>
+                            <a:ext cx="1171079" cy="1168400"/>
                           </a:xfrm>
                           <a:prstGeom prst="rect"/>
                         </pic:spPr>
@@ -7143,23 +7110,6 @@
                 </wp:inline>
               </w:drawing>
             </w:r>
-          </w:p>
-          <w:p>
-            <w:pPr>
-              <w:spacing w:before="0" w:after="120" w:line="240" w:lineRule="auto"/>
-              <w:jc w:val="center"/>
-            </w:pPr>
-            <w:hyperlink r:id="rId18">
-              <w:r>
-                <w:rPr>
-                  <w:rFonts w:ascii="Yu Gothic UI" w:hAnsi="Yu Gothic UI" w:eastAsia="Yu Gothic UI"/>
-                  <w:color w:val="0563C1"/>
-                  <w:u w:val="single"/>
-                  <w:sz w:val="14"/>
-                </w:rPr>
-                <w:t xml:space="preserve">いらすとや</w:t>
-              </w:r>
-            </w:hyperlink>
           </w:p>
         </w:tc>
         <w:tc>
@@ -7175,7 +7125,7 @@
               <w:autoSpaceDE w:val="0"/>
               <w:autoSpaceDN w:val="0"/>
               <w:snapToGrid w:val="0"/>
-              <w:spacing w:before="0" w:after="0" w:line="640" w:lineRule="exact"/>
+              <w:spacing w:before="0" w:after="0" w:line="500" w:lineRule="exact"/>
             </w:pPr>
             <w:r>
               <w:drawing xmlns:a="http://schemas.openxmlformats.org/drawingml/2006/main">
@@ -7185,7 +7135,7 @@
                     <wp:posOffset>319811</wp:posOffset>
                   </wp:positionH>
                   <wp:positionV relativeFrom="line">
-                    <wp:posOffset>73660</wp:posOffset>
+                    <wp:posOffset>12700</wp:posOffset>
                   </wp:positionV>
                   <wp:extent cx="456057" cy="0"/>
                   <wp:effectExtent l="0" t="0" r="0" b="0"/>
@@ -7224,7 +7174,7 @@
                     <wp:posOffset>1049502</wp:posOffset>
                   </wp:positionH>
                   <wp:positionV relativeFrom="line">
-                    <wp:posOffset>73660</wp:posOffset>
+                    <wp:posOffset>12700</wp:posOffset>
                   </wp:positionV>
                   <wp:extent cx="820902" cy="0"/>
                   <wp:effectExtent l="0" t="0" r="0" b="0"/>
@@ -7440,7 +7390,7 @@
         <w:autoSpaceDE w:val="0"/>
         <w:autoSpaceDN w:val="0"/>
         <w:snapToGrid w:val="0"/>
-        <w:spacing w:before="0" w:after="0" w:line="640" w:lineRule="exact"/>
+        <w:spacing w:before="0" w:after="0" w:line="500" w:lineRule="exact"/>
       </w:pPr>
       <w:r>
         <w:drawing xmlns:a="http://schemas.openxmlformats.org/drawingml/2006/main">
@@ -7450,7 +7400,7 @@
               <wp:posOffset>411022</wp:posOffset>
             </wp:positionH>
             <wp:positionV relativeFrom="line">
-              <wp:posOffset>73660</wp:posOffset>
+              <wp:posOffset>12700</wp:posOffset>
             </wp:positionV>
             <wp:extent cx="729691" cy="0"/>
             <wp:effectExtent l="0" t="0" r="0" b="0"/>
@@ -7489,7 +7439,7 @@
               <wp:posOffset>1414348</wp:posOffset>
             </wp:positionH>
             <wp:positionV relativeFrom="line">
-              <wp:posOffset>73660</wp:posOffset>
+              <wp:posOffset>12700</wp:posOffset>
             </wp:positionV>
             <wp:extent cx="456057" cy="0"/>
             <wp:effectExtent l="0" t="0" r="0" b="0"/>
@@ -7528,7 +7478,7 @@
               <wp:posOffset>1961616</wp:posOffset>
             </wp:positionH>
             <wp:positionV relativeFrom="line">
-              <wp:posOffset>73660</wp:posOffset>
+              <wp:posOffset>12700</wp:posOffset>
             </wp:positionV>
             <wp:extent cx="638479" cy="0"/>
             <wp:effectExtent l="0" t="0" r="0" b="0"/>
@@ -7567,7 +7517,7 @@
               <wp:posOffset>2782519</wp:posOffset>
             </wp:positionH>
             <wp:positionV relativeFrom="line">
-              <wp:posOffset>73660</wp:posOffset>
+              <wp:posOffset>12700</wp:posOffset>
             </wp:positionV>
             <wp:extent cx="364845" cy="0"/>
             <wp:effectExtent l="0" t="0" r="0" b="0"/>
@@ -7872,7 +7822,7 @@
         <w:autoSpaceDE w:val="0"/>
         <w:autoSpaceDN w:val="0"/>
         <w:snapToGrid w:val="0"/>
-        <w:spacing w:before="0" w:after="0" w:line="640" w:lineRule="exact"/>
+        <w:spacing w:before="0" w:after="0" w:line="500" w:lineRule="exact"/>
       </w:pPr>
       <w:r>
         <w:drawing xmlns:a="http://schemas.openxmlformats.org/drawingml/2006/main">
@@ -7882,7 +7832,7 @@
               <wp:posOffset>319811</wp:posOffset>
             </wp:positionH>
             <wp:positionV relativeFrom="line">
-              <wp:posOffset>73660</wp:posOffset>
+              <wp:posOffset>12700</wp:posOffset>
             </wp:positionV>
             <wp:extent cx="456057" cy="0"/>
             <wp:effectExtent l="0" t="0" r="0" b="0"/>
@@ -7921,7 +7871,7 @@
               <wp:posOffset>1003896</wp:posOffset>
             </wp:positionH>
             <wp:positionV relativeFrom="line">
-              <wp:posOffset>73660</wp:posOffset>
+              <wp:posOffset>12700</wp:posOffset>
             </wp:positionV>
             <wp:extent cx="501662" cy="0"/>
             <wp:effectExtent l="0" t="0" r="0" b="0"/>
@@ -7960,7 +7910,7 @@
               <wp:posOffset>1596771</wp:posOffset>
             </wp:positionH>
             <wp:positionV relativeFrom="line">
-              <wp:posOffset>73660</wp:posOffset>
+              <wp:posOffset>12700</wp:posOffset>
             </wp:positionV>
             <wp:extent cx="820902" cy="0"/>
             <wp:effectExtent l="0" t="0" r="0" b="0"/>
@@ -8256,7 +8206,7 @@
         <w:autoSpaceDE w:val="0"/>
         <w:autoSpaceDN w:val="0"/>
         <w:snapToGrid w:val="0"/>
-        <w:spacing w:before="0" w:after="0" w:line="640" w:lineRule="exact"/>
+        <w:spacing w:before="0" w:after="0" w:line="500" w:lineRule="exact"/>
       </w:pPr>
       <w:r>
         <w:drawing xmlns:a="http://schemas.openxmlformats.org/drawingml/2006/main">
@@ -8266,7 +8216,7 @@
               <wp:posOffset>319811</wp:posOffset>
             </wp:positionH>
             <wp:positionV relativeFrom="line">
-              <wp:posOffset>73660</wp:posOffset>
+              <wp:posOffset>12700</wp:posOffset>
             </wp:positionV>
             <wp:extent cx="456057" cy="0"/>
             <wp:effectExtent l="0" t="0" r="0" b="0"/>
@@ -8305,7 +8255,7 @@
               <wp:posOffset>867079</wp:posOffset>
             </wp:positionH>
             <wp:positionV relativeFrom="line">
-              <wp:posOffset>73660</wp:posOffset>
+              <wp:posOffset>12700</wp:posOffset>
             </wp:positionV>
             <wp:extent cx="638479" cy="0"/>
             <wp:effectExtent l="0" t="0" r="0" b="0"/>
@@ -8344,7 +8294,7 @@
               <wp:posOffset>1596771</wp:posOffset>
             </wp:positionH>
             <wp:positionV relativeFrom="line">
-              <wp:posOffset>73660</wp:posOffset>
+              <wp:posOffset>12700</wp:posOffset>
             </wp:positionV>
             <wp:extent cx="820902" cy="0"/>
             <wp:effectExtent l="0" t="0" r="0" b="0"/>
@@ -8640,7 +8590,7 @@
         <w:autoSpaceDE w:val="0"/>
         <w:autoSpaceDN w:val="0"/>
         <w:snapToGrid w:val="0"/>
-        <w:spacing w:before="0" w:after="0" w:line="640" w:lineRule="exact"/>
+        <w:spacing w:before="0" w:after="0" w:line="500" w:lineRule="exact"/>
       </w:pPr>
       <w:r>
         <w:drawing xmlns:a="http://schemas.openxmlformats.org/drawingml/2006/main">
@@ -8650,7 +8600,7 @@
               <wp:posOffset>319811</wp:posOffset>
             </wp:positionH>
             <wp:positionV relativeFrom="line">
-              <wp:posOffset>73660</wp:posOffset>
+              <wp:posOffset>12700</wp:posOffset>
             </wp:positionV>
             <wp:extent cx="456057" cy="0"/>
             <wp:effectExtent l="0" t="0" r="0" b="0"/>
@@ -8689,7 +8639,7 @@
               <wp:posOffset>867079</wp:posOffset>
             </wp:positionH>
             <wp:positionV relativeFrom="line">
-              <wp:posOffset>73660</wp:posOffset>
+              <wp:posOffset>12700</wp:posOffset>
             </wp:positionV>
             <wp:extent cx="638479" cy="0"/>
             <wp:effectExtent l="0" t="0" r="0" b="0"/>
@@ -8728,7 +8678,7 @@
               <wp:posOffset>1687982</wp:posOffset>
             </wp:positionH>
             <wp:positionV relativeFrom="line">
-              <wp:posOffset>73660</wp:posOffset>
+              <wp:posOffset>12700</wp:posOffset>
             </wp:positionV>
             <wp:extent cx="182422" cy="0"/>
             <wp:effectExtent l="0" t="0" r="0" b="0"/>

--- a/japanese-notes/L33.docx
+++ b/japanese-notes/L33.docx
@@ -8940,6 +8940,15 @@
         </w:rPr>
         <w:t>待確認清單</w:t>
       </w:r>
+      <w:r>
+        <w:rPr>
+          <w:rFonts w:ascii="Yu Gothic UI" w:hAnsi="Yu Gothic UI" w:eastAsia="Yu Gothic UI" w:cs="Yu Gothic UI"/>
+          <w:b w:val="0"/>
+          <w:color w:val="767171"/>
+          <w:sz w:val="18"/>
+        </w:rPr>
+        <w:t xml:space="preserve">　依風險排序：高 → 中 → 低</w:t>
+      </w:r>
     </w:p>
     <w:p>
       <w:pPr>
@@ -8948,11 +8957,20 @@
       <w:r>
         <w:rPr>
           <w:rFonts w:ascii="Yu Gothic UI" w:hAnsi="Yu Gothic UI" w:eastAsia="Yu Gothic UI" w:cs="Yu Gothic UI"/>
+          <w:b/>
+          <w:color w:val="C55A11"/>
+          <w:sz w:val="20"/>
+        </w:rPr>
+        <w:t>【高】</w:t>
+      </w:r>
+      <w:r>
+        <w:rPr>
+          <w:rFonts w:ascii="Yu Gothic UI" w:hAnsi="Yu Gothic UI" w:eastAsia="Yu Gothic UI" w:cs="Yu Gothic UI"/>
           <w:b w:val="0"/>
           <w:color w:val="767171"/>
           <w:sz w:val="20"/>
         </w:rPr>
-        <w:t>・聲調：本份所有紅線暫以 0 號音（平板）繪製，不是實際聲調；取得聲調資料後重新產生。</w:t>
+        <w:t>聲調：本份所有紅線暫以 0 號音（平板）繪製，不是實際聲調｜尚未取得 MCP 聲調資料｜取得後依 MCP 結果重新產生並分流</w:t>
       </w:r>
     </w:p>
     <w:p>
@@ -8966,7 +8984,16 @@
           <w:color w:val="767171"/>
           <w:sz w:val="20"/>
         </w:rPr>
-        <w:t>・割引 的課本編號｜老師說課本有輕輕帶過，但不知道是第幾號，目前未標編號｜請補充。</w:t>
+        <w:t>【中】</w:t>
+      </w:r>
+      <w:r>
+        <w:rPr>
+          <w:rFonts w:ascii="Yu Gothic UI" w:hAnsi="Yu Gothic UI" w:eastAsia="Yu Gothic UI" w:cs="Yu Gothic UI"/>
+          <w:b w:val="0"/>
+          <w:color w:val="767171"/>
+          <w:sz w:val="20"/>
+        </w:rPr>
+        <w:t>割引 的課本編號｜老師說課本有輕輕帶過，但不知道是第幾號，目前未標編號｜請補充。</w:t>
       </w:r>
     </w:p>
     <w:p>
@@ -8980,7 +9007,16 @@
           <w:color w:val="767171"/>
           <w:sz w:val="20"/>
         </w:rPr>
-        <w:t>・始まる｜課本單字或老師補充？目前標「補」｜請確認。</w:t>
+        <w:t>【中】</w:t>
+      </w:r>
+      <w:r>
+        <w:rPr>
+          <w:rFonts w:ascii="Yu Gothic UI" w:hAnsi="Yu Gothic UI" w:eastAsia="Yu Gothic UI" w:cs="Yu Gothic UI"/>
+          <w:b w:val="0"/>
+          <w:color w:val="767171"/>
+          <w:sz w:val="20"/>
+        </w:rPr>
+        <w:t>始まる｜課本單字或老師補充？目前標「補」｜請確認。</w:t>
       </w:r>
     </w:p>
     <w:p>
@@ -8994,7 +9030,16 @@
           <w:color w:val="767171"/>
           <w:sz w:val="20"/>
         </w:rPr>
-        <w:t>・00:26:01–00:28:27｜辨識為「瓦利迪基」「瓦里比比」等｜依上下文還原為 割引（わりびき），請核對。</w:t>
+        <w:t>【中】</w:t>
+      </w:r>
+      <w:r>
+        <w:rPr>
+          <w:rFonts w:ascii="Yu Gothic UI" w:hAnsi="Yu Gothic UI" w:eastAsia="Yu Gothic UI" w:cs="Yu Gothic UI"/>
+          <w:b w:val="0"/>
+          <w:color w:val="767171"/>
+          <w:sz w:val="20"/>
+        </w:rPr>
+        <w:t>00:26:01–00:28:27｜辨識為「瓦利迪基」「瓦里比比」等｜依上下文還原為 割引（わりびき），請核對。</w:t>
       </w:r>
     </w:p>
     <w:p>
@@ -9008,7 +9053,16 @@
           <w:color w:val="767171"/>
           <w:sz w:val="20"/>
         </w:rPr>
-        <w:t>・00:27:58｜辨識「八時までます」｜更正為「八時までです」，請核對。</w:t>
+        <w:t>【中】</w:t>
+      </w:r>
+      <w:r>
+        <w:rPr>
+          <w:rFonts w:ascii="Yu Gothic UI" w:hAnsi="Yu Gothic UI" w:eastAsia="Yu Gothic UI" w:cs="Yu Gothic UI"/>
+          <w:b w:val="0"/>
+          <w:color w:val="767171"/>
+          <w:sz w:val="20"/>
+        </w:rPr>
+        <w:t>00:27:58｜辨識「八時までます」｜更正為「八時までです」，請核對。</w:t>
       </w:r>
     </w:p>
     <w:p>
@@ -9022,7 +9076,16 @@
           <w:color w:val="767171"/>
           <w:sz w:val="20"/>
         </w:rPr>
-        <w:t>・00:27:00｜割引 的書寫提醒（送り仮名）｜辨識不清，未收錄，請補充。</w:t>
+        <w:t>【中】</w:t>
+      </w:r>
+      <w:r>
+        <w:rPr>
+          <w:rFonts w:ascii="Yu Gothic UI" w:hAnsi="Yu Gothic UI" w:eastAsia="Yu Gothic UI" w:cs="Yu Gothic UI"/>
+          <w:b w:val="0"/>
+          <w:color w:val="767171"/>
+          <w:sz w:val="20"/>
+        </w:rPr>
+        <w:t>00:27:00｜割引 的書寫提醒（送り仮名）｜辨識不清，未收錄，請補充。</w:t>
       </w:r>
     </w:p>
     <w:p>
@@ -9036,7 +9099,16 @@
           <w:color w:val="767171"/>
           <w:sz w:val="20"/>
         </w:rPr>
-        <w:t>・00:29:28–00:30:26｜特売、割引 的語感說明辨識不清｜表格只有 セール 加了語感，請補充。</w:t>
+        <w:t>【中】</w:t>
+      </w:r>
+      <w:r>
+        <w:rPr>
+          <w:rFonts w:ascii="Yu Gothic UI" w:hAnsi="Yu Gothic UI" w:eastAsia="Yu Gothic UI" w:cs="Yu Gothic UI"/>
+          <w:b w:val="0"/>
+          <w:color w:val="767171"/>
+          <w:sz w:val="20"/>
+        </w:rPr>
+        <w:t>00:29:28–00:30:26｜特売、割引 的語感說明辨識不清｜表格只有 セール 加了語感，請補充。</w:t>
       </w:r>
     </w:p>
     <w:p>
@@ -9050,7 +9122,16 @@
           <w:color w:val="767171"/>
           <w:sz w:val="20"/>
         </w:rPr>
-        <w:t>・00:34:47–00:35:45｜辨識為「尼德戈瓦利米」｜依上下文還原為 二割五分引き（にわりごぶびき），請核對。</w:t>
+        <w:t>【中】</w:t>
+      </w:r>
+      <w:r>
+        <w:rPr>
+          <w:rFonts w:ascii="Yu Gothic UI" w:hAnsi="Yu Gothic UI" w:eastAsia="Yu Gothic UI" w:cs="Yu Gothic UI"/>
+          <w:b w:val="0"/>
+          <w:color w:val="767171"/>
+          <w:sz w:val="20"/>
+        </w:rPr>
+        <w:t>00:34:47–00:35:45｜辨識為「尼德戈瓦利米」｜依上下文還原為 二割五分引き（にわりごぶびき），請核對。</w:t>
       </w:r>
     </w:p>
     <w:p>
@@ -9064,7 +9145,16 @@
           <w:color w:val="767171"/>
           <w:sz w:val="20"/>
         </w:rPr>
-        <w:t>・00:32:54–00:34:47｜老師提醒 パーセントオフ 的聲調，辨識不清｜未收錄，請補充。</w:t>
+        <w:t>【中】</w:t>
+      </w:r>
+      <w:r>
+        <w:rPr>
+          <w:rFonts w:ascii="Yu Gothic UI" w:hAnsi="Yu Gothic UI" w:eastAsia="Yu Gothic UI" w:cs="Yu Gothic UI"/>
+          <w:b w:val="0"/>
+          <w:color w:val="767171"/>
+          <w:sz w:val="20"/>
+        </w:rPr>
+        <w:t>00:32:54–00:34:47｜老師提醒 パーセントオフ 的聲調，辨識不清｜未收錄，請補充。</w:t>
       </w:r>
     </w:p>
     <w:p>
@@ -9078,7 +9168,16 @@
           <w:color w:val="767171"/>
           <w:sz w:val="20"/>
         </w:rPr>
-        <w:t>・「幾折」表的數字讀音（じゅっ、にじゅっ…）是依一般讀法寫的，老師沒有逐一念過｜請核對。</w:t>
+        <w:t>【中】</w:t>
+      </w:r>
+      <w:r>
+        <w:rPr>
+          <w:rFonts w:ascii="Yu Gothic UI" w:hAnsi="Yu Gothic UI" w:eastAsia="Yu Gothic UI" w:cs="Yu Gothic UI"/>
+          <w:b w:val="0"/>
+          <w:color w:val="767171"/>
+          <w:sz w:val="20"/>
+        </w:rPr>
+        <w:t>「幾折」表的數字讀音（じゅっ、にじゅっ…）是依一般讀法寫的，老師沒有逐一念過｜請核對。</w:t>
       </w:r>
     </w:p>
     <w:p>
@@ -9092,7 +9191,16 @@
           <w:color w:val="767171"/>
           <w:sz w:val="20"/>
         </w:rPr>
-        <w:t>・00:31:55｜「これは何割引きですか」，老師說要「再委婉一點」，委婉的說法辨識不清｜未收錄，請補充。</w:t>
+        <w:t>【中】</w:t>
+      </w:r>
+      <w:r>
+        <w:rPr>
+          <w:rFonts w:ascii="Yu Gothic UI" w:hAnsi="Yu Gothic UI" w:eastAsia="Yu Gothic UI" w:cs="Yu Gothic UI"/>
+          <w:b w:val="0"/>
+          <w:color w:val="767171"/>
+          <w:sz w:val="20"/>
+        </w:rPr>
+        <w:t>00:31:55｜「これは何割引きですか」，老師說要「再委婉一點」，委婉的說法辨識不清｜未收錄，請補充。</w:t>
       </w:r>
     </w:p>
     <w:p>
@@ -9106,7 +9214,16 @@
           <w:color w:val="767171"/>
           <w:sz w:val="20"/>
         </w:rPr>
-        <w:t>・00:41:25–00:45:51｜ディスカウント「較時髦」是依「fashion」「喜歡講英文的朋友」推斷的｜請核對。</w:t>
+        <w:t>【中】</w:t>
+      </w:r>
+      <w:r>
+        <w:rPr>
+          <w:rFonts w:ascii="Yu Gothic UI" w:hAnsi="Yu Gothic UI" w:eastAsia="Yu Gothic UI" w:cs="Yu Gothic UI"/>
+          <w:b w:val="0"/>
+          <w:color w:val="767171"/>
+          <w:sz w:val="20"/>
+        </w:rPr>
+        <w:t>00:41:25–00:45:51｜ディスカウント「較時髦」是依「fashion」「喜歡講英文的朋友」推斷的｜請核對。</w:t>
       </w:r>
     </w:p>
     <w:p>
@@ -9120,7 +9237,16 @@
           <w:color w:val="767171"/>
           <w:sz w:val="20"/>
         </w:rPr>
-        <w:t>・00:43:23｜辨識為「そのカバンは」，寫成「包包」｜請核對。</w:t>
+        <w:t>【中】</w:t>
+      </w:r>
+      <w:r>
+        <w:rPr>
+          <w:rFonts w:ascii="Yu Gothic UI" w:hAnsi="Yu Gothic UI" w:eastAsia="Yu Gothic UI" w:cs="Yu Gothic UI"/>
+          <w:b w:val="0"/>
+          <w:color w:val="767171"/>
+          <w:sz w:val="20"/>
+        </w:rPr>
+        <w:t>00:43:23｜辨識為「そのカバンは」，寫成「包包」｜請核對。</w:t>
       </w:r>
     </w:p>
     <w:p>
@@ -9134,7 +9260,16 @@
           <w:color w:val="767171"/>
           <w:sz w:val="20"/>
         </w:rPr>
-        <w:t>・插圖：ディスカウント 在いらすとや查不到同名插圖，暫用「Price Down!」のイラスト文字 https://www.irasutoya.com/2015/08/price-down.html ；其餘皆為いらすとや。</w:t>
+        <w:t>【低】</w:t>
+      </w:r>
+      <w:r>
+        <w:rPr>
+          <w:rFonts w:ascii="Yu Gothic UI" w:hAnsi="Yu Gothic UI" w:eastAsia="Yu Gothic UI" w:cs="Yu Gothic UI"/>
+          <w:b w:val="0"/>
+          <w:color w:val="767171"/>
+          <w:sz w:val="20"/>
+        </w:rPr>
+        <w:t>插圖：ディスカウント 在いらすとや查不到同名插圖，暫用「Price Down!」のイラスト文字 https://www.irasutoya.com/2015/08/price-down.html ；其餘皆為いらすとや。</w:t>
       </w:r>
     </w:p>
     <w:sectPr>

--- a/japanese-notes/L33.docx
+++ b/japanese-notes/L33.docx
@@ -82,12 +82,12 @@
                 <wp:anchor distT="0" distB="0" distL="0" distR="0" simplePos="0" relativeHeight="1001" behindDoc="0" locked="0" layoutInCell="1" allowOverlap="1">
                   <wp:simplePos x="0" y="0"/>
                   <wp:positionH relativeFrom="character">
-                    <wp:posOffset>182422</wp:posOffset>
+                    <wp:posOffset>0</wp:posOffset>
                   </wp:positionH>
                   <wp:positionV relativeFrom="line">
                     <wp:posOffset>12700</wp:posOffset>
                   </wp:positionV>
-                  <wp:extent cx="364845" cy="0"/>
+                  <wp:extent cx="182422" cy="82550"/>
                   <wp:effectExtent l="0" t="0" r="0" b="0"/>
                   <wp:wrapNone/>
                   <wp:docPr id="1001" name="pitch 1001"/>
@@ -99,11 +99,28 @@
                         <wps:spPr>
                           <a:xfrm>
                             <a:off x="0" y="0"/>
-                            <a:ext cx="364845" cy="0"/>
+                            <a:ext cx="182422" cy="82550"/>
                           </a:xfrm>
-                          <a:prstGeom prst="line">
+                          <a:custGeom>
                             <a:avLst/>
-                          </a:prstGeom>
+                            <a:gdLst/>
+                            <a:ahLst/>
+                            <a:cxnLst/>
+                            <a:rect l="0" t="0" r="r" b="b"/>
+                            <a:pathLst>
+                              <a:path w="182422" h="82550" fill="none">
+                                <a:moveTo>
+                                  <a:pt x="0" y="0"/>
+                                </a:moveTo>
+                                <a:lnTo>
+                                  <a:pt x="182422" y="0"/>
+                                </a:lnTo>
+                                <a:lnTo>
+                                  <a:pt x="182422" y="82550"/>
+                                </a:lnTo>
+                              </a:path>
+                            </a:pathLst>
+                          </a:custGeom>
                           <a:noFill/>
                           <a:ln w="9525">
                             <a:solidFill>
@@ -226,7 +243,7 @@
                   <wp:positionV relativeFrom="line">
                     <wp:posOffset>12700</wp:posOffset>
                   </wp:positionV>
-                  <wp:extent cx="912114" cy="0"/>
+                  <wp:extent cx="364845" cy="82550"/>
                   <wp:effectExtent l="0" t="0" r="0" b="0"/>
                   <wp:wrapNone/>
                   <wp:docPr id="1002" name="pitch 1002"/>
@@ -238,11 +255,28 @@
                         <wps:spPr>
                           <a:xfrm>
                             <a:off x="0" y="0"/>
-                            <a:ext cx="912114" cy="0"/>
+                            <a:ext cx="364845" cy="82550"/>
                           </a:xfrm>
-                          <a:prstGeom prst="line">
+                          <a:custGeom>
                             <a:avLst/>
-                          </a:prstGeom>
+                            <a:gdLst/>
+                            <a:ahLst/>
+                            <a:cxnLst/>
+                            <a:rect l="0" t="0" r="r" b="b"/>
+                            <a:pathLst>
+                              <a:path w="364845" h="82550" fill="none">
+                                <a:moveTo>
+                                  <a:pt x="0" y="0"/>
+                                </a:moveTo>
+                                <a:lnTo>
+                                  <a:pt x="364845" y="0"/>
+                                </a:lnTo>
+                                <a:lnTo>
+                                  <a:pt x="364845" y="82550"/>
+                                </a:lnTo>
+                              </a:path>
+                            </a:pathLst>
+                          </a:custGeom>
                           <a:noFill/>
                           <a:ln w="9525">
                             <a:solidFill>
@@ -386,7 +420,7 @@
                   <wp:positionV relativeFrom="line">
                     <wp:posOffset>12700</wp:posOffset>
                   </wp:positionV>
-                  <wp:extent cx="1094536" cy="0"/>
+                  <wp:extent cx="912114" cy="82550"/>
                   <wp:effectExtent l="0" t="0" r="0" b="0"/>
                   <wp:wrapNone/>
                   <wp:docPr id="1003" name="pitch 1003"/>
@@ -398,11 +432,28 @@
                         <wps:spPr>
                           <a:xfrm>
                             <a:off x="0" y="0"/>
-                            <a:ext cx="1094536" cy="0"/>
+                            <a:ext cx="912114" cy="82550"/>
                           </a:xfrm>
-                          <a:prstGeom prst="line">
+                          <a:custGeom>
                             <a:avLst/>
-                          </a:prstGeom>
+                            <a:gdLst/>
+                            <a:ahLst/>
+                            <a:cxnLst/>
+                            <a:rect l="0" t="0" r="r" b="b"/>
+                            <a:pathLst>
+                              <a:path w="912114" h="82550" fill="none">
+                                <a:moveTo>
+                                  <a:pt x="0" y="0"/>
+                                </a:moveTo>
+                                <a:lnTo>
+                                  <a:pt x="912114" y="0"/>
+                                </a:lnTo>
+                                <a:lnTo>
+                                  <a:pt x="912114" y="82550"/>
+                                </a:lnTo>
+                              </a:path>
+                            </a:pathLst>
+                          </a:custGeom>
                           <a:noFill/>
                           <a:ln w="9525">
                             <a:solidFill>
@@ -615,12 +666,12 @@
                 <wp:anchor distT="0" distB="0" distL="0" distR="0" simplePos="0" relativeHeight="1004" behindDoc="0" locked="0" layoutInCell="1" allowOverlap="1">
                   <wp:simplePos x="0" y="0"/>
                   <wp:positionH relativeFrom="character">
-                    <wp:posOffset>182422</wp:posOffset>
+                    <wp:posOffset>0</wp:posOffset>
                   </wp:positionH>
                   <wp:positionV relativeFrom="line">
                     <wp:posOffset>12700</wp:posOffset>
                   </wp:positionV>
-                  <wp:extent cx="364845" cy="0"/>
+                  <wp:extent cx="182422" cy="82550"/>
                   <wp:effectExtent l="0" t="0" r="0" b="0"/>
                   <wp:wrapNone/>
                   <wp:docPr id="1004" name="pitch 1004"/>
@@ -632,11 +683,28 @@
                         <wps:spPr>
                           <a:xfrm>
                             <a:off x="0" y="0"/>
-                            <a:ext cx="364845" cy="0"/>
+                            <a:ext cx="182422" cy="82550"/>
                           </a:xfrm>
-                          <a:prstGeom prst="line">
+                          <a:custGeom>
                             <a:avLst/>
-                          </a:prstGeom>
+                            <a:gdLst/>
+                            <a:ahLst/>
+                            <a:cxnLst/>
+                            <a:rect l="0" t="0" r="r" b="b"/>
+                            <a:pathLst>
+                              <a:path w="182422" h="82550" fill="none">
+                                <a:moveTo>
+                                  <a:pt x="0" y="0"/>
+                                </a:moveTo>
+                                <a:lnTo>
+                                  <a:pt x="182422" y="0"/>
+                                </a:lnTo>
+                                <a:lnTo>
+                                  <a:pt x="182422" y="82550"/>
+                                </a:lnTo>
+                              </a:path>
+                            </a:pathLst>
+                          </a:custGeom>
                           <a:noFill/>
                           <a:ln w="9525">
                             <a:solidFill>
@@ -729,12 +797,12 @@
                 <wp:anchor distT="0" distB="0" distL="0" distR="0" simplePos="0" relativeHeight="1005" behindDoc="0" locked="0" layoutInCell="1" allowOverlap="1">
                   <wp:simplePos x="0" y="0"/>
                   <wp:positionH relativeFrom="character">
-                    <wp:posOffset>319811</wp:posOffset>
+                    <wp:posOffset>228600</wp:posOffset>
                   </wp:positionH>
                   <wp:positionV relativeFrom="line">
                     <wp:posOffset>12700</wp:posOffset>
                   </wp:positionV>
-                  <wp:extent cx="91211" cy="0"/>
+                  <wp:extent cx="91211" cy="82550"/>
                   <wp:effectExtent l="0" t="0" r="0" b="0"/>
                   <wp:wrapNone/>
                   <wp:docPr id="1005" name="pitch 1005"/>
@@ -746,11 +814,28 @@
                         <wps:spPr>
                           <a:xfrm>
                             <a:off x="0" y="0"/>
-                            <a:ext cx="91211" cy="0"/>
+                            <a:ext cx="91211" cy="82550"/>
                           </a:xfrm>
-                          <a:prstGeom prst="line">
+                          <a:custGeom>
                             <a:avLst/>
-                          </a:prstGeom>
+                            <a:gdLst/>
+                            <a:ahLst/>
+                            <a:cxnLst/>
+                            <a:rect l="0" t="0" r="r" b="b"/>
+                            <a:pathLst>
+                              <a:path w="91211" h="82550" fill="none">
+                                <a:moveTo>
+                                  <a:pt x="0" y="0"/>
+                                </a:moveTo>
+                                <a:lnTo>
+                                  <a:pt x="91211" y="0"/>
+                                </a:lnTo>
+                                <a:lnTo>
+                                  <a:pt x="91211" y="82550"/>
+                                </a:lnTo>
+                              </a:path>
+                            </a:pathLst>
+                          </a:custGeom>
                           <a:noFill/>
                           <a:ln w="9525">
                             <a:solidFill>
@@ -773,7 +858,7 @@
                   <wp:positionV relativeFrom="line">
                     <wp:posOffset>12700</wp:posOffset>
                   </wp:positionV>
-                  <wp:extent cx="1185748" cy="0"/>
+                  <wp:extent cx="820902" cy="82550"/>
                   <wp:effectExtent l="0" t="0" r="0" b="0"/>
                   <wp:wrapNone/>
                   <wp:docPr id="1006" name="pitch 1006"/>
@@ -785,11 +870,28 @@
                         <wps:spPr>
                           <a:xfrm>
                             <a:off x="0" y="0"/>
-                            <a:ext cx="1185748" cy="0"/>
+                            <a:ext cx="820902" cy="82550"/>
                           </a:xfrm>
-                          <a:prstGeom prst="line">
+                          <a:custGeom>
                             <a:avLst/>
-                          </a:prstGeom>
+                            <a:gdLst/>
+                            <a:ahLst/>
+                            <a:cxnLst/>
+                            <a:rect l="0" t="0" r="r" b="b"/>
+                            <a:pathLst>
+                              <a:path w="820902" h="82550" fill="none">
+                                <a:moveTo>
+                                  <a:pt x="0" y="0"/>
+                                </a:moveTo>
+                                <a:lnTo>
+                                  <a:pt x="820902" y="0"/>
+                                </a:lnTo>
+                                <a:lnTo>
+                                  <a:pt x="820902" y="82550"/>
+                                </a:lnTo>
+                              </a:path>
+                            </a:pathLst>
+                          </a:custGeom>
                           <a:noFill/>
                           <a:ln w="9525">
                             <a:solidFill>
@@ -1006,7 +1108,7 @@
                   <wp:positionV relativeFrom="line">
                     <wp:posOffset>12700</wp:posOffset>
                   </wp:positionV>
-                  <wp:extent cx="638479" cy="0"/>
+                  <wp:extent cx="273634" cy="82550"/>
                   <wp:effectExtent l="0" t="0" r="0" b="0"/>
                   <wp:wrapNone/>
                   <wp:docPr id="1007" name="pitch 1007"/>
@@ -1018,11 +1120,28 @@
                         <wps:spPr>
                           <a:xfrm>
                             <a:off x="0" y="0"/>
-                            <a:ext cx="638479" cy="0"/>
+                            <a:ext cx="273634" cy="82550"/>
                           </a:xfrm>
-                          <a:prstGeom prst="line">
+                          <a:custGeom>
                             <a:avLst/>
-                          </a:prstGeom>
+                            <a:gdLst/>
+                            <a:ahLst/>
+                            <a:cxnLst/>
+                            <a:rect l="0" t="0" r="r" b="b"/>
+                            <a:pathLst>
+                              <a:path w="273634" h="82550" fill="none">
+                                <a:moveTo>
+                                  <a:pt x="0" y="0"/>
+                                </a:moveTo>
+                                <a:lnTo>
+                                  <a:pt x="273634" y="0"/>
+                                </a:lnTo>
+                                <a:lnTo>
+                                  <a:pt x="273634" y="82550"/>
+                                </a:lnTo>
+                              </a:path>
+                            </a:pathLst>
+                          </a:custGeom>
                           <a:noFill/>
                           <a:ln w="9525">
                             <a:solidFill>
@@ -1467,12 +1586,12 @@
                 <wp:anchor distT="0" distB="0" distL="0" distR="0" simplePos="0" relativeHeight="1010" behindDoc="0" locked="0" layoutInCell="1" allowOverlap="1">
                   <wp:simplePos x="0" y="0"/>
                   <wp:positionH relativeFrom="character">
-                    <wp:posOffset>319811</wp:posOffset>
+                    <wp:posOffset>228600</wp:posOffset>
                   </wp:positionH>
                   <wp:positionV relativeFrom="line">
                     <wp:posOffset>12700</wp:posOffset>
                   </wp:positionV>
-                  <wp:extent cx="91211" cy="0"/>
+                  <wp:extent cx="91211" cy="82550"/>
                   <wp:effectExtent l="0" t="0" r="0" b="0"/>
                   <wp:wrapNone/>
                   <wp:docPr id="1010" name="pitch 1010"/>
@@ -1484,11 +1603,28 @@
                         <wps:spPr>
                           <a:xfrm>
                             <a:off x="0" y="0"/>
-                            <a:ext cx="91211" cy="0"/>
+                            <a:ext cx="91211" cy="82550"/>
                           </a:xfrm>
-                          <a:prstGeom prst="line">
+                          <a:custGeom>
                             <a:avLst/>
-                          </a:prstGeom>
+                            <a:gdLst/>
+                            <a:ahLst/>
+                            <a:cxnLst/>
+                            <a:rect l="0" t="0" r="r" b="b"/>
+                            <a:pathLst>
+                              <a:path w="91211" h="82550" fill="none">
+                                <a:moveTo>
+                                  <a:pt x="0" y="0"/>
+                                </a:moveTo>
+                                <a:lnTo>
+                                  <a:pt x="91211" y="0"/>
+                                </a:lnTo>
+                                <a:lnTo>
+                                  <a:pt x="91211" y="82550"/>
+                                </a:lnTo>
+                              </a:path>
+                            </a:pathLst>
+                          </a:custGeom>
                           <a:noFill/>
                           <a:ln w="9525">
                             <a:solidFill>
@@ -1545,12 +1681,12 @@
                 <wp:anchor distT="0" distB="0" distL="0" distR="0" simplePos="0" relativeHeight="1012" behindDoc="0" locked="0" layoutInCell="1" allowOverlap="1">
                   <wp:simplePos x="0" y="0"/>
                   <wp:positionH relativeFrom="character">
-                    <wp:posOffset>1323136</wp:posOffset>
+                    <wp:posOffset>1140714</wp:posOffset>
                   </wp:positionH>
                   <wp:positionV relativeFrom="line">
                     <wp:posOffset>12700</wp:posOffset>
                   </wp:positionV>
-                  <wp:extent cx="547268" cy="0"/>
+                  <wp:extent cx="364845" cy="82550"/>
                   <wp:effectExtent l="0" t="0" r="0" b="0"/>
                   <wp:wrapNone/>
                   <wp:docPr id="1012" name="pitch 1012"/>
@@ -1562,11 +1698,28 @@
                         <wps:spPr>
                           <a:xfrm>
                             <a:off x="0" y="0"/>
-                            <a:ext cx="547268" cy="0"/>
+                            <a:ext cx="364845" cy="82550"/>
                           </a:xfrm>
-                          <a:prstGeom prst="line">
+                          <a:custGeom>
                             <a:avLst/>
-                          </a:prstGeom>
+                            <a:gdLst/>
+                            <a:ahLst/>
+                            <a:cxnLst/>
+                            <a:rect l="0" t="0" r="r" b="b"/>
+                            <a:pathLst>
+                              <a:path w="364845" h="82550" fill="none">
+                                <a:moveTo>
+                                  <a:pt x="0" y="0"/>
+                                </a:moveTo>
+                                <a:lnTo>
+                                  <a:pt x="364845" y="0"/>
+                                </a:lnTo>
+                                <a:lnTo>
+                                  <a:pt x="364845" y="82550"/>
+                                </a:lnTo>
+                              </a:path>
+                            </a:pathLst>
+                          </a:custGeom>
                           <a:noFill/>
                           <a:ln w="9525">
                             <a:solidFill>
@@ -2433,7 +2586,7 @@
                   <wp:positionV relativeFrom="line">
                     <wp:posOffset>12700</wp:posOffset>
                   </wp:positionV>
-                  <wp:extent cx="456057" cy="0"/>
+                  <wp:extent cx="182422" cy="82550"/>
                   <wp:effectExtent l="0" t="0" r="0" b="0"/>
                   <wp:wrapNone/>
                   <wp:docPr id="1017" name="pitch 1017"/>
@@ -2445,11 +2598,28 @@
                         <wps:spPr>
                           <a:xfrm>
                             <a:off x="0" y="0"/>
-                            <a:ext cx="456057" cy="0"/>
+                            <a:ext cx="182422" cy="82550"/>
                           </a:xfrm>
-                          <a:prstGeom prst="line">
+                          <a:custGeom>
                             <a:avLst/>
-                          </a:prstGeom>
+                            <a:gdLst/>
+                            <a:ahLst/>
+                            <a:cxnLst/>
+                            <a:rect l="0" t="0" r="r" b="b"/>
+                            <a:pathLst>
+                              <a:path w="182422" h="82550" fill="none">
+                                <a:moveTo>
+                                  <a:pt x="0" y="0"/>
+                                </a:moveTo>
+                                <a:lnTo>
+                                  <a:pt x="182422" y="0"/>
+                                </a:lnTo>
+                                <a:lnTo>
+                                  <a:pt x="182422" y="82550"/>
+                                </a:lnTo>
+                              </a:path>
+                            </a:pathLst>
+                          </a:custGeom>
                           <a:noFill/>
                           <a:ln w="9525">
                             <a:solidFill>
@@ -2627,7 +2797,7 @@
                   <wp:positionV relativeFrom="line">
                     <wp:posOffset>12700</wp:posOffset>
                   </wp:positionV>
-                  <wp:extent cx="912114" cy="0"/>
+                  <wp:extent cx="364845" cy="82550"/>
                   <wp:effectExtent l="0" t="0" r="0" b="0"/>
                   <wp:wrapNone/>
                   <wp:docPr id="1018" name="pitch 1018"/>
@@ -2639,11 +2809,28 @@
                         <wps:spPr>
                           <a:xfrm>
                             <a:off x="0" y="0"/>
-                            <a:ext cx="912114" cy="0"/>
+                            <a:ext cx="364845" cy="82550"/>
                           </a:xfrm>
-                          <a:prstGeom prst="line">
+                          <a:custGeom>
                             <a:avLst/>
-                          </a:prstGeom>
+                            <a:gdLst/>
+                            <a:ahLst/>
+                            <a:cxnLst/>
+                            <a:rect l="0" t="0" r="r" b="b"/>
+                            <a:pathLst>
+                              <a:path w="364845" h="82550" fill="none">
+                                <a:moveTo>
+                                  <a:pt x="0" y="0"/>
+                                </a:moveTo>
+                                <a:lnTo>
+                                  <a:pt x="364845" y="0"/>
+                                </a:lnTo>
+                                <a:lnTo>
+                                  <a:pt x="364845" y="82550"/>
+                                </a:lnTo>
+                              </a:path>
+                            </a:pathLst>
+                          </a:custGeom>
                           <a:noFill/>
                           <a:ln w="9525">
                             <a:solidFill>
@@ -2804,7 +2991,7 @@
                   <wp:positionV relativeFrom="line">
                     <wp:posOffset>12700</wp:posOffset>
                   </wp:positionV>
-                  <wp:extent cx="547268" cy="0"/>
+                  <wp:extent cx="364845" cy="0"/>
                   <wp:effectExtent l="0" t="0" r="0" b="0"/>
                   <wp:wrapNone/>
                   <wp:docPr id="1020" name="pitch 1020"/>
@@ -2816,7 +3003,7 @@
                         <wps:spPr>
                           <a:xfrm>
                             <a:off x="0" y="0"/>
-                            <a:ext cx="547268" cy="0"/>
+                            <a:ext cx="364845" cy="0"/>
                           </a:xfrm>
                           <a:prstGeom prst="line">
                             <a:avLst/>
@@ -2843,7 +3030,7 @@
                   <wp:positionV relativeFrom="line">
                     <wp:posOffset>12700</wp:posOffset>
                   </wp:positionV>
-                  <wp:extent cx="1276959" cy="0"/>
+                  <wp:extent cx="364845" cy="82550"/>
                   <wp:effectExtent l="0" t="0" r="0" b="0"/>
                   <wp:wrapNone/>
                   <wp:docPr id="1021" name="pitch 1021"/>
@@ -2855,11 +3042,28 @@
                         <wps:spPr>
                           <a:xfrm>
                             <a:off x="0" y="0"/>
-                            <a:ext cx="1276959" cy="0"/>
+                            <a:ext cx="364845" cy="82550"/>
                           </a:xfrm>
-                          <a:prstGeom prst="line">
+                          <a:custGeom>
                             <a:avLst/>
-                          </a:prstGeom>
+                            <a:gdLst/>
+                            <a:ahLst/>
+                            <a:cxnLst/>
+                            <a:rect l="0" t="0" r="r" b="b"/>
+                            <a:pathLst>
+                              <a:path w="364845" h="82550" fill="none">
+                                <a:moveTo>
+                                  <a:pt x="0" y="0"/>
+                                </a:moveTo>
+                                <a:lnTo>
+                                  <a:pt x="364845" y="0"/>
+                                </a:lnTo>
+                                <a:lnTo>
+                                  <a:pt x="364845" y="82550"/>
+                                </a:lnTo>
+                              </a:path>
+                            </a:pathLst>
+                          </a:custGeom>
                           <a:noFill/>
                           <a:ln w="9525">
                             <a:solidFill>
@@ -2882,7 +3086,7 @@
                   <wp:positionV relativeFrom="line">
                     <wp:posOffset>12700</wp:posOffset>
                   </wp:positionV>
-                  <wp:extent cx="547268" cy="0"/>
+                  <wp:extent cx="182422" cy="82550"/>
                   <wp:effectExtent l="0" t="0" r="0" b="0"/>
                   <wp:wrapNone/>
                   <wp:docPr id="1022" name="pitch 1022"/>
@@ -2894,11 +3098,28 @@
                         <wps:spPr>
                           <a:xfrm>
                             <a:off x="0" y="0"/>
-                            <a:ext cx="547268" cy="0"/>
+                            <a:ext cx="182422" cy="82550"/>
                           </a:xfrm>
-                          <a:prstGeom prst="line">
+                          <a:custGeom>
                             <a:avLst/>
-                          </a:prstGeom>
+                            <a:gdLst/>
+                            <a:ahLst/>
+                            <a:cxnLst/>
+                            <a:rect l="0" t="0" r="r" b="b"/>
+                            <a:pathLst>
+                              <a:path w="182422" h="82550" fill="none">
+                                <a:moveTo>
+                                  <a:pt x="0" y="0"/>
+                                </a:moveTo>
+                                <a:lnTo>
+                                  <a:pt x="182422" y="0"/>
+                                </a:lnTo>
+                                <a:lnTo>
+                                  <a:pt x="182422" y="82550"/>
+                                </a:lnTo>
+                              </a:path>
+                            </a:pathLst>
+                          </a:custGeom>
                           <a:noFill/>
                           <a:ln w="9525">
                             <a:solidFill>
@@ -3435,7 +3656,7 @@
                   <wp:positionV relativeFrom="line">
                     <wp:posOffset>12700</wp:posOffset>
                   </wp:positionV>
-                  <wp:extent cx="1368171" cy="0"/>
+                  <wp:extent cx="638479" cy="82550"/>
                   <wp:effectExtent l="0" t="0" r="0" b="0"/>
                   <wp:wrapNone/>
                   <wp:docPr id="1024" name="pitch 1024"/>
@@ -3447,11 +3668,84 @@
                         <wps:spPr>
                           <a:xfrm>
                             <a:off x="0" y="0"/>
-                            <a:ext cx="1368171" cy="0"/>
+                            <a:ext cx="638479" cy="82550"/>
                           </a:xfrm>
-                          <a:prstGeom prst="line">
+                          <a:custGeom>
                             <a:avLst/>
-                          </a:prstGeom>
+                            <a:gdLst/>
+                            <a:ahLst/>
+                            <a:cxnLst/>
+                            <a:rect l="0" t="0" r="r" b="b"/>
+                            <a:pathLst>
+                              <a:path w="638479" h="82550" fill="none">
+                                <a:moveTo>
+                                  <a:pt x="0" y="0"/>
+                                </a:moveTo>
+                                <a:lnTo>
+                                  <a:pt x="638479" y="0"/>
+                                </a:lnTo>
+                                <a:lnTo>
+                                  <a:pt x="638479" y="82550"/>
+                                </a:lnTo>
+                              </a:path>
+                            </a:pathLst>
+                          </a:custGeom>
+                          <a:noFill/>
+                          <a:ln w="9525">
+                            <a:solidFill>
+                              <a:srgbClr val="FF7D80"/>
+                            </a:solidFill>
+                          </a:ln>
+                        </wps:spPr>
+                        <wps:bodyPr/>
+                      </wps:wsp>
+                    </a:graphicData>
+                  </a:graphic>
+                </wp:anchor>
+              </w:drawing>
+              <w:drawing xmlns:a="http://schemas.openxmlformats.org/drawingml/2006/main">
+                <wp:anchor distT="0" distB="0" distL="0" distR="0" simplePos="0" relativeHeight="1025" behindDoc="0" locked="0" layoutInCell="1" allowOverlap="1">
+                  <wp:simplePos x="0" y="0"/>
+                  <wp:positionH relativeFrom="character">
+                    <wp:posOffset>1185748</wp:posOffset>
+                  </wp:positionH>
+                  <wp:positionV relativeFrom="line">
+                    <wp:posOffset>12700</wp:posOffset>
+                  </wp:positionV>
+                  <wp:extent cx="182422" cy="82550"/>
+                  <wp:effectExtent l="0" t="0" r="0" b="0"/>
+                  <wp:wrapNone/>
+                  <wp:docPr id="1025" name="pitch 1025"/>
+                  <wp:cNvGraphicFramePr/>
+                  <a:graphic>
+                    <a:graphicData uri="http://schemas.microsoft.com/office/word/2010/wordprocessingShape">
+                      <wps:wsp>
+                        <wps:cNvSpPr/>
+                        <wps:spPr>
+                          <a:xfrm>
+                            <a:off x="0" y="0"/>
+                            <a:ext cx="182422" cy="82550"/>
+                          </a:xfrm>
+                          <a:custGeom>
+                            <a:avLst/>
+                            <a:gdLst/>
+                            <a:ahLst/>
+                            <a:cxnLst/>
+                            <a:rect l="0" t="0" r="r" b="b"/>
+                            <a:pathLst>
+                              <a:path w="182422" h="82550" fill="none">
+                                <a:moveTo>
+                                  <a:pt x="0" y="0"/>
+                                </a:moveTo>
+                                <a:lnTo>
+                                  <a:pt x="182422" y="0"/>
+                                </a:lnTo>
+                                <a:lnTo>
+                                  <a:pt x="182422" y="82550"/>
+                                </a:lnTo>
+                              </a:path>
+                            </a:pathLst>
+                          </a:custGeom>
                           <a:noFill/>
                           <a:ln w="9525">
                             <a:solidFill>
@@ -3598,7 +3892,7 @@
             </w:pPr>
             <w:r>
               <w:drawing xmlns:a="http://schemas.openxmlformats.org/drawingml/2006/main">
-                <wp:anchor distT="0" distB="0" distL="0" distR="0" simplePos="0" relativeHeight="1025" behindDoc="0" locked="0" layoutInCell="1" allowOverlap="1">
+                <wp:anchor distT="0" distB="0" distL="0" distR="0" simplePos="0" relativeHeight="1026" behindDoc="0" locked="0" layoutInCell="1" allowOverlap="1">
                   <wp:simplePos x="0" y="0"/>
                   <wp:positionH relativeFrom="character">
                     <wp:posOffset>182422</wp:posOffset>
@@ -3609,7 +3903,7 @@
                   <wp:extent cx="547268" cy="0"/>
                   <wp:effectExtent l="0" t="0" r="0" b="0"/>
                   <wp:wrapNone/>
-                  <wp:docPr id="1025" name="pitch 1025"/>
+                  <wp:docPr id="1026" name="pitch 1026"/>
                   <wp:cNvGraphicFramePr/>
                   <a:graphic>
                     <a:graphicData uri="http://schemas.microsoft.com/office/word/2010/wordprocessingShape">
@@ -3756,7 +4050,7 @@
             </w:pPr>
             <w:r>
               <w:drawing xmlns:a="http://schemas.openxmlformats.org/drawingml/2006/main">
-                <wp:anchor distT="0" distB="0" distL="0" distR="0" simplePos="0" relativeHeight="1026" behindDoc="0" locked="0" layoutInCell="1" allowOverlap="1">
+                <wp:anchor distT="0" distB="0" distL="0" distR="0" simplePos="0" relativeHeight="1027" behindDoc="0" locked="0" layoutInCell="1" allowOverlap="1">
                   <wp:simplePos x="0" y="0"/>
                   <wp:positionH relativeFrom="character">
                     <wp:posOffset>91211</wp:posOffset>
@@ -3764,10 +4058,10 @@
                   <wp:positionV relativeFrom="line">
                     <wp:posOffset>12700</wp:posOffset>
                   </wp:positionV>
-                  <wp:extent cx="1550593" cy="0"/>
+                  <wp:extent cx="820902" cy="82550"/>
                   <wp:effectExtent l="0" t="0" r="0" b="0"/>
                   <wp:wrapNone/>
-                  <wp:docPr id="1026" name="pitch 1026"/>
+                  <wp:docPr id="1027" name="pitch 1027"/>
                   <wp:cNvGraphicFramePr/>
                   <a:graphic>
                     <a:graphicData uri="http://schemas.microsoft.com/office/word/2010/wordprocessingShape">
@@ -3776,11 +4070,84 @@
                         <wps:spPr>
                           <a:xfrm>
                             <a:off x="0" y="0"/>
-                            <a:ext cx="1550593" cy="0"/>
+                            <a:ext cx="820902" cy="82550"/>
                           </a:xfrm>
-                          <a:prstGeom prst="line">
+                          <a:custGeom>
                             <a:avLst/>
-                          </a:prstGeom>
+                            <a:gdLst/>
+                            <a:ahLst/>
+                            <a:cxnLst/>
+                            <a:rect l="0" t="0" r="r" b="b"/>
+                            <a:pathLst>
+                              <a:path w="820902" h="82550" fill="none">
+                                <a:moveTo>
+                                  <a:pt x="0" y="0"/>
+                                </a:moveTo>
+                                <a:lnTo>
+                                  <a:pt x="820902" y="0"/>
+                                </a:lnTo>
+                                <a:lnTo>
+                                  <a:pt x="820902" y="82550"/>
+                                </a:lnTo>
+                              </a:path>
+                            </a:pathLst>
+                          </a:custGeom>
+                          <a:noFill/>
+                          <a:ln w="9525">
+                            <a:solidFill>
+                              <a:srgbClr val="FF7D80"/>
+                            </a:solidFill>
+                          </a:ln>
+                        </wps:spPr>
+                        <wps:bodyPr/>
+                      </wps:wsp>
+                    </a:graphicData>
+                  </a:graphic>
+                </wp:anchor>
+              </w:drawing>
+              <w:drawing xmlns:a="http://schemas.openxmlformats.org/drawingml/2006/main">
+                <wp:anchor distT="0" distB="0" distL="0" distR="0" simplePos="0" relativeHeight="1028" behindDoc="0" locked="0" layoutInCell="1" allowOverlap="1">
+                  <wp:simplePos x="0" y="0"/>
+                  <wp:positionH relativeFrom="character">
+                    <wp:posOffset>1276959</wp:posOffset>
+                  </wp:positionH>
+                  <wp:positionV relativeFrom="line">
+                    <wp:posOffset>12700</wp:posOffset>
+                  </wp:positionV>
+                  <wp:extent cx="182422" cy="82550"/>
+                  <wp:effectExtent l="0" t="0" r="0" b="0"/>
+                  <wp:wrapNone/>
+                  <wp:docPr id="1028" name="pitch 1028"/>
+                  <wp:cNvGraphicFramePr/>
+                  <a:graphic>
+                    <a:graphicData uri="http://schemas.microsoft.com/office/word/2010/wordprocessingShape">
+                      <wps:wsp>
+                        <wps:cNvSpPr/>
+                        <wps:spPr>
+                          <a:xfrm>
+                            <a:off x="0" y="0"/>
+                            <a:ext cx="182422" cy="82550"/>
+                          </a:xfrm>
+                          <a:custGeom>
+                            <a:avLst/>
+                            <a:gdLst/>
+                            <a:ahLst/>
+                            <a:cxnLst/>
+                            <a:rect l="0" t="0" r="r" b="b"/>
+                            <a:pathLst>
+                              <a:path w="182422" h="82550" fill="none">
+                                <a:moveTo>
+                                  <a:pt x="0" y="0"/>
+                                </a:moveTo>
+                                <a:lnTo>
+                                  <a:pt x="182422" y="0"/>
+                                </a:lnTo>
+                                <a:lnTo>
+                                  <a:pt x="182422" y="82550"/>
+                                </a:lnTo>
+                              </a:path>
+                            </a:pathLst>
+                          </a:custGeom>
                           <a:noFill/>
                           <a:ln w="9525">
                             <a:solidFill>
@@ -3927,7 +4294,7 @@
             </w:pPr>
             <w:r>
               <w:drawing xmlns:a="http://schemas.openxmlformats.org/drawingml/2006/main">
-                <wp:anchor distT="0" distB="0" distL="0" distR="0" simplePos="0" relativeHeight="1027" behindDoc="0" locked="0" layoutInCell="1" allowOverlap="1">
+                <wp:anchor distT="0" distB="0" distL="0" distR="0" simplePos="0" relativeHeight="1029" behindDoc="0" locked="0" layoutInCell="1" allowOverlap="1">
                   <wp:simplePos x="0" y="0"/>
                   <wp:positionH relativeFrom="character">
                     <wp:posOffset>91211</wp:posOffset>
@@ -3938,7 +4305,7 @@
                   <wp:extent cx="638479" cy="0"/>
                   <wp:effectExtent l="0" t="0" r="0" b="0"/>
                   <wp:wrapNone/>
-                  <wp:docPr id="1027" name="pitch 1027"/>
+                  <wp:docPr id="1029" name="pitch 1029"/>
                   <wp:cNvGraphicFramePr/>
                   <a:graphic>
                     <a:graphicData uri="http://schemas.microsoft.com/office/word/2010/wordprocessingShape">
@@ -4085,7 +4452,7 @@
             </w:pPr>
             <w:r>
               <w:drawing xmlns:a="http://schemas.openxmlformats.org/drawingml/2006/main">
-                <wp:anchor distT="0" distB="0" distL="0" distR="0" simplePos="0" relativeHeight="1028" behindDoc="0" locked="0" layoutInCell="1" allowOverlap="1">
+                <wp:anchor distT="0" distB="0" distL="0" distR="0" simplePos="0" relativeHeight="1030" behindDoc="0" locked="0" layoutInCell="1" allowOverlap="1">
                   <wp:simplePos x="0" y="0"/>
                   <wp:positionH relativeFrom="character">
                     <wp:posOffset>91211</wp:posOffset>
@@ -4093,10 +4460,10 @@
                   <wp:positionV relativeFrom="line">
                     <wp:posOffset>12700</wp:posOffset>
                   </wp:positionV>
-                  <wp:extent cx="1641805" cy="0"/>
+                  <wp:extent cx="912114" cy="82550"/>
                   <wp:effectExtent l="0" t="0" r="0" b="0"/>
                   <wp:wrapNone/>
-                  <wp:docPr id="1028" name="pitch 1028"/>
+                  <wp:docPr id="1030" name="pitch 1030"/>
                   <wp:cNvGraphicFramePr/>
                   <a:graphic>
                     <a:graphicData uri="http://schemas.microsoft.com/office/word/2010/wordprocessingShape">
@@ -4105,11 +4472,84 @@
                         <wps:spPr>
                           <a:xfrm>
                             <a:off x="0" y="0"/>
-                            <a:ext cx="1641805" cy="0"/>
+                            <a:ext cx="912114" cy="82550"/>
                           </a:xfrm>
-                          <a:prstGeom prst="line">
+                          <a:custGeom>
                             <a:avLst/>
-                          </a:prstGeom>
+                            <a:gdLst/>
+                            <a:ahLst/>
+                            <a:cxnLst/>
+                            <a:rect l="0" t="0" r="r" b="b"/>
+                            <a:pathLst>
+                              <a:path w="912114" h="82550" fill="none">
+                                <a:moveTo>
+                                  <a:pt x="0" y="0"/>
+                                </a:moveTo>
+                                <a:lnTo>
+                                  <a:pt x="912114" y="0"/>
+                                </a:lnTo>
+                                <a:lnTo>
+                                  <a:pt x="912114" y="82550"/>
+                                </a:lnTo>
+                              </a:path>
+                            </a:pathLst>
+                          </a:custGeom>
+                          <a:noFill/>
+                          <a:ln w="9525">
+                            <a:solidFill>
+                              <a:srgbClr val="FF7D80"/>
+                            </a:solidFill>
+                          </a:ln>
+                        </wps:spPr>
+                        <wps:bodyPr/>
+                      </wps:wsp>
+                    </a:graphicData>
+                  </a:graphic>
+                </wp:anchor>
+              </w:drawing>
+              <w:drawing xmlns:a="http://schemas.openxmlformats.org/drawingml/2006/main">
+                <wp:anchor distT="0" distB="0" distL="0" distR="0" simplePos="0" relativeHeight="1031" behindDoc="0" locked="0" layoutInCell="1" allowOverlap="1">
+                  <wp:simplePos x="0" y="0"/>
+                  <wp:positionH relativeFrom="character">
+                    <wp:posOffset>1368171</wp:posOffset>
+                  </wp:positionH>
+                  <wp:positionV relativeFrom="line">
+                    <wp:posOffset>12700</wp:posOffset>
+                  </wp:positionV>
+                  <wp:extent cx="182422" cy="82550"/>
+                  <wp:effectExtent l="0" t="0" r="0" b="0"/>
+                  <wp:wrapNone/>
+                  <wp:docPr id="1031" name="pitch 1031"/>
+                  <wp:cNvGraphicFramePr/>
+                  <a:graphic>
+                    <a:graphicData uri="http://schemas.microsoft.com/office/word/2010/wordprocessingShape">
+                      <wps:wsp>
+                        <wps:cNvSpPr/>
+                        <wps:spPr>
+                          <a:xfrm>
+                            <a:off x="0" y="0"/>
+                            <a:ext cx="182422" cy="82550"/>
+                          </a:xfrm>
+                          <a:custGeom>
+                            <a:avLst/>
+                            <a:gdLst/>
+                            <a:ahLst/>
+                            <a:cxnLst/>
+                            <a:rect l="0" t="0" r="r" b="b"/>
+                            <a:pathLst>
+                              <a:path w="182422" h="82550" fill="none">
+                                <a:moveTo>
+                                  <a:pt x="0" y="0"/>
+                                </a:moveTo>
+                                <a:lnTo>
+                                  <a:pt x="182422" y="0"/>
+                                </a:lnTo>
+                                <a:lnTo>
+                                  <a:pt x="182422" y="82550"/>
+                                </a:lnTo>
+                              </a:path>
+                            </a:pathLst>
+                          </a:custGeom>
                           <a:noFill/>
                           <a:ln w="9525">
                             <a:solidFill>
@@ -4256,7 +4696,7 @@
             </w:pPr>
             <w:r>
               <w:drawing xmlns:a="http://schemas.openxmlformats.org/drawingml/2006/main">
-                <wp:anchor distT="0" distB="0" distL="0" distR="0" simplePos="0" relativeHeight="1029" behindDoc="0" locked="0" layoutInCell="1" allowOverlap="1">
+                <wp:anchor distT="0" distB="0" distL="0" distR="0" simplePos="0" relativeHeight="1032" behindDoc="0" locked="0" layoutInCell="1" allowOverlap="1">
                   <wp:simplePos x="0" y="0"/>
                   <wp:positionH relativeFrom="character">
                     <wp:posOffset>182422</wp:posOffset>
@@ -4267,7 +4707,7 @@
                   <wp:extent cx="912114" cy="0"/>
                   <wp:effectExtent l="0" t="0" r="0" b="0"/>
                   <wp:wrapNone/>
-                  <wp:docPr id="1029" name="pitch 1029"/>
+                  <wp:docPr id="1032" name="pitch 1032"/>
                   <wp:cNvGraphicFramePr/>
                   <a:graphic>
                     <a:graphicData uri="http://schemas.microsoft.com/office/word/2010/wordprocessingShape">
@@ -4476,18 +4916,18 @@
             </w:pPr>
             <w:r>
               <w:drawing xmlns:a="http://schemas.openxmlformats.org/drawingml/2006/main">
-                <wp:anchor distT="0" distB="0" distL="0" distR="0" simplePos="0" relativeHeight="1030" behindDoc="0" locked="0" layoutInCell="1" allowOverlap="1">
+                <wp:anchor distT="0" distB="0" distL="0" distR="0" simplePos="0" relativeHeight="1033" behindDoc="0" locked="0" layoutInCell="1" allowOverlap="1">
                   <wp:simplePos x="0" y="0"/>
                   <wp:positionH relativeFrom="character">
-                    <wp:posOffset>91211</wp:posOffset>
+                    <wp:posOffset>0</wp:posOffset>
                   </wp:positionH>
                   <wp:positionV relativeFrom="line">
                     <wp:posOffset>12700</wp:posOffset>
                   </wp:positionV>
-                  <wp:extent cx="1641805" cy="0"/>
+                  <wp:extent cx="91211" cy="82550"/>
                   <wp:effectExtent l="0" t="0" r="0" b="0"/>
                   <wp:wrapNone/>
-                  <wp:docPr id="1030" name="pitch 1030"/>
+                  <wp:docPr id="1033" name="pitch 1033"/>
                   <wp:cNvGraphicFramePr/>
                   <a:graphic>
                     <a:graphicData uri="http://schemas.microsoft.com/office/word/2010/wordprocessingShape">
@@ -4496,11 +4936,140 @@
                         <wps:spPr>
                           <a:xfrm>
                             <a:off x="0" y="0"/>
-                            <a:ext cx="1641805" cy="0"/>
+                            <a:ext cx="91211" cy="82550"/>
                           </a:xfrm>
-                          <a:prstGeom prst="line">
+                          <a:custGeom>
                             <a:avLst/>
-                          </a:prstGeom>
+                            <a:gdLst/>
+                            <a:ahLst/>
+                            <a:cxnLst/>
+                            <a:rect l="0" t="0" r="r" b="b"/>
+                            <a:pathLst>
+                              <a:path w="91211" h="82550" fill="none">
+                                <a:moveTo>
+                                  <a:pt x="0" y="0"/>
+                                </a:moveTo>
+                                <a:lnTo>
+                                  <a:pt x="91211" y="0"/>
+                                </a:lnTo>
+                                <a:lnTo>
+                                  <a:pt x="91211" y="82550"/>
+                                </a:lnTo>
+                              </a:path>
+                            </a:pathLst>
+                          </a:custGeom>
+                          <a:noFill/>
+                          <a:ln w="9525">
+                            <a:solidFill>
+                              <a:srgbClr val="FF7D80"/>
+                            </a:solidFill>
+                          </a:ln>
+                        </wps:spPr>
+                        <wps:bodyPr/>
+                      </wps:wsp>
+                    </a:graphicData>
+                  </a:graphic>
+                </wp:anchor>
+              </w:drawing>
+              <w:drawing xmlns:a="http://schemas.openxmlformats.org/drawingml/2006/main">
+                <wp:anchor distT="0" distB="0" distL="0" distR="0" simplePos="0" relativeHeight="1034" behindDoc="0" locked="0" layoutInCell="1" allowOverlap="1">
+                  <wp:simplePos x="0" y="0"/>
+                  <wp:positionH relativeFrom="character">
+                    <wp:posOffset>456057</wp:posOffset>
+                  </wp:positionH>
+                  <wp:positionV relativeFrom="line">
+                    <wp:posOffset>12700</wp:posOffset>
+                  </wp:positionV>
+                  <wp:extent cx="547268" cy="82550"/>
+                  <wp:effectExtent l="0" t="0" r="0" b="0"/>
+                  <wp:wrapNone/>
+                  <wp:docPr id="1034" name="pitch 1034"/>
+                  <wp:cNvGraphicFramePr/>
+                  <a:graphic>
+                    <a:graphicData uri="http://schemas.microsoft.com/office/word/2010/wordprocessingShape">
+                      <wps:wsp>
+                        <wps:cNvSpPr/>
+                        <wps:spPr>
+                          <a:xfrm>
+                            <a:off x="0" y="0"/>
+                            <a:ext cx="547268" cy="82550"/>
+                          </a:xfrm>
+                          <a:custGeom>
+                            <a:avLst/>
+                            <a:gdLst/>
+                            <a:ahLst/>
+                            <a:cxnLst/>
+                            <a:rect l="0" t="0" r="r" b="b"/>
+                            <a:pathLst>
+                              <a:path w="547268" h="82550" fill="none">
+                                <a:moveTo>
+                                  <a:pt x="0" y="0"/>
+                                </a:moveTo>
+                                <a:lnTo>
+                                  <a:pt x="547268" y="0"/>
+                                </a:lnTo>
+                                <a:lnTo>
+                                  <a:pt x="547268" y="82550"/>
+                                </a:lnTo>
+                              </a:path>
+                            </a:pathLst>
+                          </a:custGeom>
+                          <a:noFill/>
+                          <a:ln w="9525">
+                            <a:solidFill>
+                              <a:srgbClr val="FF7D80"/>
+                            </a:solidFill>
+                          </a:ln>
+                        </wps:spPr>
+                        <wps:bodyPr/>
+                      </wps:wsp>
+                    </a:graphicData>
+                  </a:graphic>
+                </wp:anchor>
+              </w:drawing>
+              <w:drawing xmlns:a="http://schemas.openxmlformats.org/drawingml/2006/main">
+                <wp:anchor distT="0" distB="0" distL="0" distR="0" simplePos="0" relativeHeight="1035" behindDoc="0" locked="0" layoutInCell="1" allowOverlap="1">
+                  <wp:simplePos x="0" y="0"/>
+                  <wp:positionH relativeFrom="character">
+                    <wp:posOffset>1368171</wp:posOffset>
+                  </wp:positionH>
+                  <wp:positionV relativeFrom="line">
+                    <wp:posOffset>12700</wp:posOffset>
+                  </wp:positionV>
+                  <wp:extent cx="182422" cy="82550"/>
+                  <wp:effectExtent l="0" t="0" r="0" b="0"/>
+                  <wp:wrapNone/>
+                  <wp:docPr id="1035" name="pitch 1035"/>
+                  <wp:cNvGraphicFramePr/>
+                  <a:graphic>
+                    <a:graphicData uri="http://schemas.microsoft.com/office/word/2010/wordprocessingShape">
+                      <wps:wsp>
+                        <wps:cNvSpPr/>
+                        <wps:spPr>
+                          <a:xfrm>
+                            <a:off x="0" y="0"/>
+                            <a:ext cx="182422" cy="82550"/>
+                          </a:xfrm>
+                          <a:custGeom>
+                            <a:avLst/>
+                            <a:gdLst/>
+                            <a:ahLst/>
+                            <a:cxnLst/>
+                            <a:rect l="0" t="0" r="r" b="b"/>
+                            <a:pathLst>
+                              <a:path w="182422" h="82550" fill="none">
+                                <a:moveTo>
+                                  <a:pt x="0" y="0"/>
+                                </a:moveTo>
+                                <a:lnTo>
+                                  <a:pt x="182422" y="0"/>
+                                </a:lnTo>
+                                <a:lnTo>
+                                  <a:pt x="182422" y="82550"/>
+                                </a:lnTo>
+                              </a:path>
+                            </a:pathLst>
+                          </a:custGeom>
                           <a:noFill/>
                           <a:ln w="9525">
                             <a:solidFill>
@@ -4645,7 +5214,7 @@
             </w:pPr>
             <w:r>
               <w:drawing xmlns:a="http://schemas.openxmlformats.org/drawingml/2006/main">
-                <wp:anchor distT="0" distB="0" distL="0" distR="0" simplePos="0" relativeHeight="1031" behindDoc="0" locked="0" layoutInCell="1" allowOverlap="1">
+                <wp:anchor distT="0" distB="0" distL="0" distR="0" simplePos="0" relativeHeight="1036" behindDoc="0" locked="0" layoutInCell="1" allowOverlap="1">
                   <wp:simplePos x="0" y="0"/>
                   <wp:positionH relativeFrom="character">
                     <wp:posOffset>91211</wp:posOffset>
@@ -4656,7 +5225,7 @@
                   <wp:extent cx="638479" cy="0"/>
                   <wp:effectExtent l="0" t="0" r="0" b="0"/>
                   <wp:wrapNone/>
-                  <wp:docPr id="1031" name="pitch 1031"/>
+                  <wp:docPr id="1036" name="pitch 1036"/>
                   <wp:cNvGraphicFramePr/>
                   <a:graphic>
                     <a:graphicData uri="http://schemas.microsoft.com/office/word/2010/wordprocessingShape">
@@ -4802,7 +5371,7 @@
             </w:pPr>
             <w:r>
               <w:drawing xmlns:a="http://schemas.openxmlformats.org/drawingml/2006/main">
-                <wp:anchor distT="0" distB="0" distL="0" distR="0" simplePos="0" relativeHeight="1032" behindDoc="0" locked="0" layoutInCell="1" allowOverlap="1">
+                <wp:anchor distT="0" distB="0" distL="0" distR="0" simplePos="0" relativeHeight="1037" behindDoc="0" locked="0" layoutInCell="1" allowOverlap="1">
                   <wp:simplePos x="0" y="0"/>
                   <wp:positionH relativeFrom="character">
                     <wp:posOffset>91211</wp:posOffset>
@@ -4810,10 +5379,10 @@
                   <wp:positionV relativeFrom="line">
                     <wp:posOffset>12700</wp:posOffset>
                   </wp:positionV>
-                  <wp:extent cx="1641805" cy="0"/>
+                  <wp:extent cx="912114" cy="82550"/>
                   <wp:effectExtent l="0" t="0" r="0" b="0"/>
                   <wp:wrapNone/>
-                  <wp:docPr id="1032" name="pitch 1032"/>
+                  <wp:docPr id="1037" name="pitch 1037"/>
                   <wp:cNvGraphicFramePr/>
                   <a:graphic>
                     <a:graphicData uri="http://schemas.microsoft.com/office/word/2010/wordprocessingShape">
@@ -4822,11 +5391,84 @@
                         <wps:spPr>
                           <a:xfrm>
                             <a:off x="0" y="0"/>
-                            <a:ext cx="1641805" cy="0"/>
+                            <a:ext cx="912114" cy="82550"/>
                           </a:xfrm>
-                          <a:prstGeom prst="line">
+                          <a:custGeom>
                             <a:avLst/>
-                          </a:prstGeom>
+                            <a:gdLst/>
+                            <a:ahLst/>
+                            <a:cxnLst/>
+                            <a:rect l="0" t="0" r="r" b="b"/>
+                            <a:pathLst>
+                              <a:path w="912114" h="82550" fill="none">
+                                <a:moveTo>
+                                  <a:pt x="0" y="0"/>
+                                </a:moveTo>
+                                <a:lnTo>
+                                  <a:pt x="912114" y="0"/>
+                                </a:lnTo>
+                                <a:lnTo>
+                                  <a:pt x="912114" y="82550"/>
+                                </a:lnTo>
+                              </a:path>
+                            </a:pathLst>
+                          </a:custGeom>
+                          <a:noFill/>
+                          <a:ln w="9525">
+                            <a:solidFill>
+                              <a:srgbClr val="FF7D80"/>
+                            </a:solidFill>
+                          </a:ln>
+                        </wps:spPr>
+                        <wps:bodyPr/>
+                      </wps:wsp>
+                    </a:graphicData>
+                  </a:graphic>
+                </wp:anchor>
+              </w:drawing>
+              <w:drawing xmlns:a="http://schemas.openxmlformats.org/drawingml/2006/main">
+                <wp:anchor distT="0" distB="0" distL="0" distR="0" simplePos="0" relativeHeight="1038" behindDoc="0" locked="0" layoutInCell="1" allowOverlap="1">
+                  <wp:simplePos x="0" y="0"/>
+                  <wp:positionH relativeFrom="character">
+                    <wp:posOffset>1368171</wp:posOffset>
+                  </wp:positionH>
+                  <wp:positionV relativeFrom="line">
+                    <wp:posOffset>12700</wp:posOffset>
+                  </wp:positionV>
+                  <wp:extent cx="182422" cy="82550"/>
+                  <wp:effectExtent l="0" t="0" r="0" b="0"/>
+                  <wp:wrapNone/>
+                  <wp:docPr id="1038" name="pitch 1038"/>
+                  <wp:cNvGraphicFramePr/>
+                  <a:graphic>
+                    <a:graphicData uri="http://schemas.microsoft.com/office/word/2010/wordprocessingShape">
+                      <wps:wsp>
+                        <wps:cNvSpPr/>
+                        <wps:spPr>
+                          <a:xfrm>
+                            <a:off x="0" y="0"/>
+                            <a:ext cx="182422" cy="82550"/>
+                          </a:xfrm>
+                          <a:custGeom>
+                            <a:avLst/>
+                            <a:gdLst/>
+                            <a:ahLst/>
+                            <a:cxnLst/>
+                            <a:rect l="0" t="0" r="r" b="b"/>
+                            <a:pathLst>
+                              <a:path w="182422" h="82550" fill="none">
+                                <a:moveTo>
+                                  <a:pt x="0" y="0"/>
+                                </a:moveTo>
+                                <a:lnTo>
+                                  <a:pt x="182422" y="0"/>
+                                </a:lnTo>
+                                <a:lnTo>
+                                  <a:pt x="182422" y="82550"/>
+                                </a:lnTo>
+                              </a:path>
+                            </a:pathLst>
+                          </a:custGeom>
                           <a:noFill/>
                           <a:ln w="9525">
                             <a:solidFill>
@@ -5039,7 +5681,7 @@
             </w:pPr>
             <w:r>
               <w:drawing xmlns:a="http://schemas.openxmlformats.org/drawingml/2006/main">
-                <wp:anchor distT="0" distB="0" distL="0" distR="0" simplePos="0" relativeHeight="1033" behindDoc="0" locked="0" layoutInCell="1" allowOverlap="1">
+                <wp:anchor distT="0" distB="0" distL="0" distR="0" simplePos="0" relativeHeight="1039" behindDoc="0" locked="0" layoutInCell="1" allowOverlap="1">
                   <wp:simplePos x="0" y="0"/>
                   <wp:positionH relativeFrom="character">
                     <wp:posOffset>411022</wp:posOffset>
@@ -5047,10 +5689,10 @@
                   <wp:positionV relativeFrom="line">
                     <wp:posOffset>12700</wp:posOffset>
                   </wp:positionV>
-                  <wp:extent cx="729691" cy="0"/>
+                  <wp:extent cx="547268" cy="82550"/>
                   <wp:effectExtent l="0" t="0" r="0" b="0"/>
                   <wp:wrapNone/>
-                  <wp:docPr id="1033" name="pitch 1033"/>
+                  <wp:docPr id="1039" name="pitch 1039"/>
                   <wp:cNvGraphicFramePr/>
                   <a:graphic>
                     <a:graphicData uri="http://schemas.microsoft.com/office/word/2010/wordprocessingShape">
@@ -5059,11 +5701,28 @@
                         <wps:spPr>
                           <a:xfrm>
                             <a:off x="0" y="0"/>
-                            <a:ext cx="729691" cy="0"/>
+                            <a:ext cx="547268" cy="82550"/>
                           </a:xfrm>
-                          <a:prstGeom prst="line">
+                          <a:custGeom>
                             <a:avLst/>
-                          </a:prstGeom>
+                            <a:gdLst/>
+                            <a:ahLst/>
+                            <a:cxnLst/>
+                            <a:rect l="0" t="0" r="r" b="b"/>
+                            <a:pathLst>
+                              <a:path w="547268" h="82550" fill="none">
+                                <a:moveTo>
+                                  <a:pt x="0" y="0"/>
+                                </a:moveTo>
+                                <a:lnTo>
+                                  <a:pt x="547268" y="0"/>
+                                </a:lnTo>
+                                <a:lnTo>
+                                  <a:pt x="547268" y="82550"/>
+                                </a:lnTo>
+                              </a:path>
+                            </a:pathLst>
+                          </a:custGeom>
                           <a:noFill/>
                           <a:ln w="9525">
                             <a:solidFill>
@@ -5078,18 +5737,18 @@
                 </wp:anchor>
               </w:drawing>
               <w:drawing xmlns:a="http://schemas.openxmlformats.org/drawingml/2006/main">
-                <wp:anchor distT="0" distB="0" distL="0" distR="0" simplePos="0" relativeHeight="1034" behindDoc="0" locked="0" layoutInCell="1" allowOverlap="1">
+                <wp:anchor distT="0" distB="0" distL="0" distR="0" simplePos="0" relativeHeight="1040" behindDoc="0" locked="0" layoutInCell="1" allowOverlap="1">
                   <wp:simplePos x="0" y="0"/>
                   <wp:positionH relativeFrom="character">
-                    <wp:posOffset>1414348</wp:posOffset>
+                    <wp:posOffset>1323136</wp:posOffset>
                   </wp:positionH>
                   <wp:positionV relativeFrom="line">
                     <wp:posOffset>12700</wp:posOffset>
                   </wp:positionV>
-                  <wp:extent cx="91211" cy="0"/>
+                  <wp:extent cx="91211" cy="82550"/>
                   <wp:effectExtent l="0" t="0" r="0" b="0"/>
                   <wp:wrapNone/>
-                  <wp:docPr id="1034" name="pitch 1034"/>
+                  <wp:docPr id="1040" name="pitch 1040"/>
                   <wp:cNvGraphicFramePr/>
                   <a:graphic>
                     <a:graphicData uri="http://schemas.microsoft.com/office/word/2010/wordprocessingShape">
@@ -5098,11 +5757,28 @@
                         <wps:spPr>
                           <a:xfrm>
                             <a:off x="0" y="0"/>
-                            <a:ext cx="91211" cy="0"/>
+                            <a:ext cx="91211" cy="82550"/>
                           </a:xfrm>
-                          <a:prstGeom prst="line">
+                          <a:custGeom>
                             <a:avLst/>
-                          </a:prstGeom>
+                            <a:gdLst/>
+                            <a:ahLst/>
+                            <a:cxnLst/>
+                            <a:rect l="0" t="0" r="r" b="b"/>
+                            <a:pathLst>
+                              <a:path w="91211" h="82550" fill="none">
+                                <a:moveTo>
+                                  <a:pt x="0" y="0"/>
+                                </a:moveTo>
+                                <a:lnTo>
+                                  <a:pt x="91211" y="0"/>
+                                </a:lnTo>
+                                <a:lnTo>
+                                  <a:pt x="91211" y="82550"/>
+                                </a:lnTo>
+                              </a:path>
+                            </a:pathLst>
+                          </a:custGeom>
                           <a:noFill/>
                           <a:ln w="9525">
                             <a:solidFill>
@@ -5117,7 +5793,7 @@
                 </wp:anchor>
               </w:drawing>
               <w:drawing xmlns:a="http://schemas.openxmlformats.org/drawingml/2006/main">
-                <wp:anchor distT="0" distB="0" distL="0" distR="0" simplePos="0" relativeHeight="1035" behindDoc="0" locked="0" layoutInCell="1" allowOverlap="1">
+                <wp:anchor distT="0" distB="0" distL="0" distR="0" simplePos="0" relativeHeight="1041" behindDoc="0" locked="0" layoutInCell="1" allowOverlap="1">
                   <wp:simplePos x="0" y="0"/>
                   <wp:positionH relativeFrom="character">
                     <wp:posOffset>1596771</wp:posOffset>
@@ -5128,7 +5804,7 @@
                   <wp:extent cx="638479" cy="0"/>
                   <wp:effectExtent l="0" t="0" r="0" b="0"/>
                   <wp:wrapNone/>
-                  <wp:docPr id="1035" name="pitch 1035"/>
+                  <wp:docPr id="1041" name="pitch 1041"/>
                   <wp:cNvGraphicFramePr/>
                   <a:graphic>
                     <a:graphicData uri="http://schemas.microsoft.com/office/word/2010/wordprocessingShape">
@@ -5156,18 +5832,18 @@
                 </wp:anchor>
               </w:drawing>
               <w:drawing xmlns:a="http://schemas.openxmlformats.org/drawingml/2006/main">
-                <wp:anchor distT="0" distB="0" distL="0" distR="0" simplePos="0" relativeHeight="1036" behindDoc="0" locked="0" layoutInCell="1" allowOverlap="1">
+                <wp:anchor distT="0" distB="0" distL="0" distR="0" simplePos="0" relativeHeight="1042" behindDoc="0" locked="0" layoutInCell="1" allowOverlap="1">
                   <wp:simplePos x="0" y="0"/>
                   <wp:positionH relativeFrom="character">
-                    <wp:posOffset>2417673</wp:posOffset>
+                    <wp:posOffset>2235250</wp:posOffset>
                   </wp:positionH>
                   <wp:positionV relativeFrom="line">
                     <wp:posOffset>12700</wp:posOffset>
                   </wp:positionV>
-                  <wp:extent cx="547268" cy="0"/>
+                  <wp:extent cx="364845" cy="82550"/>
                   <wp:effectExtent l="0" t="0" r="0" b="0"/>
                   <wp:wrapNone/>
-                  <wp:docPr id="1036" name="pitch 1036"/>
+                  <wp:docPr id="1042" name="pitch 1042"/>
                   <wp:cNvGraphicFramePr/>
                   <a:graphic>
                     <a:graphicData uri="http://schemas.microsoft.com/office/word/2010/wordprocessingShape">
@@ -5176,11 +5852,28 @@
                         <wps:spPr>
                           <a:xfrm>
                             <a:off x="0" y="0"/>
-                            <a:ext cx="547268" cy="0"/>
+                            <a:ext cx="364845" cy="82550"/>
                           </a:xfrm>
-                          <a:prstGeom prst="line">
+                          <a:custGeom>
                             <a:avLst/>
-                          </a:prstGeom>
+                            <a:gdLst/>
+                            <a:ahLst/>
+                            <a:cxnLst/>
+                            <a:rect l="0" t="0" r="r" b="b"/>
+                            <a:pathLst>
+                              <a:path w="364845" h="82550" fill="none">
+                                <a:moveTo>
+                                  <a:pt x="0" y="0"/>
+                                </a:moveTo>
+                                <a:lnTo>
+                                  <a:pt x="364845" y="0"/>
+                                </a:lnTo>
+                                <a:lnTo>
+                                  <a:pt x="364845" y="82550"/>
+                                </a:lnTo>
+                              </a:path>
+                            </a:pathLst>
+                          </a:custGeom>
                           <a:noFill/>
                           <a:ln w="9525">
                             <a:solidFill>
@@ -5452,18 +6145,18 @@
             </w:pPr>
             <w:r>
               <w:drawing xmlns:a="http://schemas.openxmlformats.org/drawingml/2006/main">
-                <wp:anchor distT="0" distB="0" distL="0" distR="0" simplePos="0" relativeHeight="1037" behindDoc="0" locked="0" layoutInCell="1" allowOverlap="1">
+                <wp:anchor distT="0" distB="0" distL="0" distR="0" simplePos="0" relativeHeight="1043" behindDoc="0" locked="0" layoutInCell="1" allowOverlap="1">
                   <wp:simplePos x="0" y="0"/>
                   <wp:positionH relativeFrom="character">
-                    <wp:posOffset>411022</wp:posOffset>
+                    <wp:posOffset>228600</wp:posOffset>
                   </wp:positionH>
                   <wp:positionV relativeFrom="line">
                     <wp:posOffset>12700</wp:posOffset>
                   </wp:positionV>
-                  <wp:extent cx="182422" cy="0"/>
+                  <wp:extent cx="182422" cy="82550"/>
                   <wp:effectExtent l="0" t="0" r="0" b="0"/>
                   <wp:wrapNone/>
-                  <wp:docPr id="1037" name="pitch 1037"/>
+                  <wp:docPr id="1043" name="pitch 1043"/>
                   <wp:cNvGraphicFramePr/>
                   <a:graphic>
                     <a:graphicData uri="http://schemas.microsoft.com/office/word/2010/wordprocessingShape">
@@ -5472,11 +6165,28 @@
                         <wps:spPr>
                           <a:xfrm>
                             <a:off x="0" y="0"/>
-                            <a:ext cx="182422" cy="0"/>
+                            <a:ext cx="182422" cy="82550"/>
                           </a:xfrm>
-                          <a:prstGeom prst="line">
+                          <a:custGeom>
                             <a:avLst/>
-                          </a:prstGeom>
+                            <a:gdLst/>
+                            <a:ahLst/>
+                            <a:cxnLst/>
+                            <a:rect l="0" t="0" r="r" b="b"/>
+                            <a:pathLst>
+                              <a:path w="182422" h="82550" fill="none">
+                                <a:moveTo>
+                                  <a:pt x="0" y="0"/>
+                                </a:moveTo>
+                                <a:lnTo>
+                                  <a:pt x="182422" y="0"/>
+                                </a:lnTo>
+                                <a:lnTo>
+                                  <a:pt x="182422" y="82550"/>
+                                </a:lnTo>
+                              </a:path>
+                            </a:pathLst>
+                          </a:custGeom>
                           <a:noFill/>
                           <a:ln w="9525">
                             <a:solidFill>
@@ -5491,7 +6201,7 @@
                 </wp:anchor>
               </w:drawing>
               <w:drawing xmlns:a="http://schemas.openxmlformats.org/drawingml/2006/main">
-                <wp:anchor distT="0" distB="0" distL="0" distR="0" simplePos="0" relativeHeight="1038" behindDoc="0" locked="0" layoutInCell="1" allowOverlap="1">
+                <wp:anchor distT="0" distB="0" distL="0" distR="0" simplePos="0" relativeHeight="1044" behindDoc="0" locked="0" layoutInCell="1" allowOverlap="1">
                   <wp:simplePos x="0" y="0"/>
                   <wp:positionH relativeFrom="character">
                     <wp:posOffset>867079</wp:posOffset>
@@ -5502,7 +6212,7 @@
                   <wp:extent cx="638479" cy="0"/>
                   <wp:effectExtent l="0" t="0" r="0" b="0"/>
                   <wp:wrapNone/>
-                  <wp:docPr id="1038" name="pitch 1038"/>
+                  <wp:docPr id="1044" name="pitch 1044"/>
                   <wp:cNvGraphicFramePr/>
                   <a:graphic>
                     <a:graphicData uri="http://schemas.microsoft.com/office/word/2010/wordprocessingShape">
@@ -5530,18 +6240,18 @@
                 </wp:anchor>
               </w:drawing>
               <w:drawing xmlns:a="http://schemas.openxmlformats.org/drawingml/2006/main">
-                <wp:anchor distT="0" distB="0" distL="0" distR="0" simplePos="0" relativeHeight="1039" behindDoc="0" locked="0" layoutInCell="1" allowOverlap="1">
+                <wp:anchor distT="0" distB="0" distL="0" distR="0" simplePos="0" relativeHeight="1045" behindDoc="0" locked="0" layoutInCell="1" allowOverlap="1">
                   <wp:simplePos x="0" y="0"/>
                   <wp:positionH relativeFrom="character">
-                    <wp:posOffset>1687982</wp:posOffset>
+                    <wp:posOffset>1505559</wp:posOffset>
                   </wp:positionH>
                   <wp:positionV relativeFrom="line">
                     <wp:posOffset>12700</wp:posOffset>
                   </wp:positionV>
-                  <wp:extent cx="364845" cy="0"/>
+                  <wp:extent cx="364845" cy="82550"/>
                   <wp:effectExtent l="0" t="0" r="0" b="0"/>
                   <wp:wrapNone/>
-                  <wp:docPr id="1039" name="pitch 1039"/>
+                  <wp:docPr id="1045" name="pitch 1045"/>
                   <wp:cNvGraphicFramePr/>
                   <a:graphic>
                     <a:graphicData uri="http://schemas.microsoft.com/office/word/2010/wordprocessingShape">
@@ -5550,11 +6260,28 @@
                         <wps:spPr>
                           <a:xfrm>
                             <a:off x="0" y="0"/>
-                            <a:ext cx="364845" cy="0"/>
+                            <a:ext cx="364845" cy="82550"/>
                           </a:xfrm>
-                          <a:prstGeom prst="line">
+                          <a:custGeom>
                             <a:avLst/>
-                          </a:prstGeom>
+                            <a:gdLst/>
+                            <a:ahLst/>
+                            <a:cxnLst/>
+                            <a:rect l="0" t="0" r="r" b="b"/>
+                            <a:pathLst>
+                              <a:path w="364845" h="82550" fill="none">
+                                <a:moveTo>
+                                  <a:pt x="0" y="0"/>
+                                </a:moveTo>
+                                <a:lnTo>
+                                  <a:pt x="364845" y="0"/>
+                                </a:lnTo>
+                                <a:lnTo>
+                                  <a:pt x="364845" y="82550"/>
+                                </a:lnTo>
+                              </a:path>
+                            </a:pathLst>
+                          </a:custGeom>
                           <a:noFill/>
                           <a:ln w="9525">
                             <a:solidFill>
@@ -5763,7 +6490,7 @@
             </w:pPr>
             <w:r>
               <w:drawing xmlns:a="http://schemas.openxmlformats.org/drawingml/2006/main">
-                <wp:anchor distT="0" distB="0" distL="0" distR="0" simplePos="0" relativeHeight="1040" behindDoc="0" locked="0" layoutInCell="1" allowOverlap="1">
+                <wp:anchor distT="0" distB="0" distL="0" distR="0" simplePos="0" relativeHeight="1046" behindDoc="0" locked="0" layoutInCell="1" allowOverlap="1">
                   <wp:simplePos x="0" y="0"/>
                   <wp:positionH relativeFrom="character">
                     <wp:posOffset>319811</wp:posOffset>
@@ -5774,7 +6501,7 @@
                   <wp:extent cx="638479" cy="0"/>
                   <wp:effectExtent l="0" t="0" r="0" b="0"/>
                   <wp:wrapNone/>
-                  <wp:docPr id="1040" name="pitch 1040"/>
+                  <wp:docPr id="1046" name="pitch 1046"/>
                   <wp:cNvGraphicFramePr/>
                   <a:graphic>
                     <a:graphicData uri="http://schemas.microsoft.com/office/word/2010/wordprocessingShape">
@@ -5802,7 +6529,7 @@
                 </wp:anchor>
               </w:drawing>
               <w:drawing xmlns:a="http://schemas.openxmlformats.org/drawingml/2006/main">
-                <wp:anchor distT="0" distB="0" distL="0" distR="0" simplePos="0" relativeHeight="1041" behindDoc="0" locked="0" layoutInCell="1" allowOverlap="1">
+                <wp:anchor distT="0" distB="0" distL="0" distR="0" simplePos="0" relativeHeight="1047" behindDoc="0" locked="0" layoutInCell="1" allowOverlap="1">
                   <wp:simplePos x="0" y="0"/>
                   <wp:positionH relativeFrom="character">
                     <wp:posOffset>1140714</wp:posOffset>
@@ -5813,7 +6540,7 @@
                   <wp:extent cx="364845" cy="0"/>
                   <wp:effectExtent l="0" t="0" r="0" b="0"/>
                   <wp:wrapNone/>
-                  <wp:docPr id="1041" name="pitch 1041"/>
+                  <wp:docPr id="1047" name="pitch 1047"/>
                   <wp:cNvGraphicFramePr/>
                   <a:graphic>
                     <a:graphicData uri="http://schemas.microsoft.com/office/word/2010/wordprocessingShape">
@@ -6043,7 +6770,7 @@
             </w:pPr>
             <w:r>
               <w:drawing xmlns:a="http://schemas.openxmlformats.org/drawingml/2006/main">
-                <wp:anchor distT="0" distB="0" distL="0" distR="0" simplePos="0" relativeHeight="1042" behindDoc="0" locked="0" layoutInCell="1" allowOverlap="1">
+                <wp:anchor distT="0" distB="0" distL="0" distR="0" simplePos="0" relativeHeight="1048" behindDoc="0" locked="0" layoutInCell="1" allowOverlap="1">
                   <wp:simplePos x="0" y="0"/>
                   <wp:positionH relativeFrom="character">
                     <wp:posOffset>411022</wp:posOffset>
@@ -6054,7 +6781,7 @@
                   <wp:extent cx="547268" cy="0"/>
                   <wp:effectExtent l="0" t="0" r="0" b="0"/>
                   <wp:wrapNone/>
-                  <wp:docPr id="1042" name="pitch 1042"/>
+                  <wp:docPr id="1048" name="pitch 1048"/>
                   <wp:cNvGraphicFramePr/>
                   <a:graphic>
                     <a:graphicData uri="http://schemas.microsoft.com/office/word/2010/wordprocessingShape">
@@ -6082,7 +6809,7 @@
                 </wp:anchor>
               </w:drawing>
               <w:drawing xmlns:a="http://schemas.openxmlformats.org/drawingml/2006/main">
-                <wp:anchor distT="0" distB="0" distL="0" distR="0" simplePos="0" relativeHeight="1043" behindDoc="0" locked="0" layoutInCell="1" allowOverlap="1">
+                <wp:anchor distT="0" distB="0" distL="0" distR="0" simplePos="0" relativeHeight="1049" behindDoc="0" locked="0" layoutInCell="1" allowOverlap="1">
                   <wp:simplePos x="0" y="0"/>
                   <wp:positionH relativeFrom="character">
                     <wp:posOffset>1140714</wp:posOffset>
@@ -6093,7 +6820,7 @@
                   <wp:extent cx="182422" cy="0"/>
                   <wp:effectExtent l="0" t="0" r="0" b="0"/>
                   <wp:wrapNone/>
-                  <wp:docPr id="1043" name="pitch 1043"/>
+                  <wp:docPr id="1049" name="pitch 1049"/>
                   <wp:cNvGraphicFramePr/>
                   <a:graphic>
                     <a:graphicData uri="http://schemas.microsoft.com/office/word/2010/wordprocessingShape">
@@ -6306,7 +7033,7 @@
             </w:pPr>
             <w:r>
               <w:drawing xmlns:a="http://schemas.openxmlformats.org/drawingml/2006/main">
-                <wp:anchor distT="0" distB="0" distL="0" distR="0" simplePos="0" relativeHeight="1044" behindDoc="0" locked="0" layoutInCell="1" allowOverlap="1">
+                <wp:anchor distT="0" distB="0" distL="0" distR="0" simplePos="0" relativeHeight="1050" behindDoc="0" locked="0" layoutInCell="1" allowOverlap="1">
                   <wp:simplePos x="0" y="0"/>
                   <wp:positionH relativeFrom="character">
                     <wp:posOffset>319811</wp:posOffset>
@@ -6314,10 +7041,10 @@
                   <wp:positionV relativeFrom="line">
                     <wp:posOffset>12700</wp:posOffset>
                   </wp:positionV>
-                  <wp:extent cx="1641805" cy="0"/>
+                  <wp:extent cx="912114" cy="82550"/>
                   <wp:effectExtent l="0" t="0" r="0" b="0"/>
                   <wp:wrapNone/>
-                  <wp:docPr id="1044" name="pitch 1044"/>
+                  <wp:docPr id="1050" name="pitch 1050"/>
                   <wp:cNvGraphicFramePr/>
                   <a:graphic>
                     <a:graphicData uri="http://schemas.microsoft.com/office/word/2010/wordprocessingShape">
@@ -6326,11 +7053,28 @@
                         <wps:spPr>
                           <a:xfrm>
                             <a:off x="0" y="0"/>
-                            <a:ext cx="1641805" cy="0"/>
+                            <a:ext cx="912114" cy="82550"/>
                           </a:xfrm>
-                          <a:prstGeom prst="line">
+                          <a:custGeom>
                             <a:avLst/>
-                          </a:prstGeom>
+                            <a:gdLst/>
+                            <a:ahLst/>
+                            <a:cxnLst/>
+                            <a:rect l="0" t="0" r="r" b="b"/>
+                            <a:pathLst>
+                              <a:path w="912114" h="82550" fill="none">
+                                <a:moveTo>
+                                  <a:pt x="0" y="0"/>
+                                </a:moveTo>
+                                <a:lnTo>
+                                  <a:pt x="912114" y="0"/>
+                                </a:lnTo>
+                                <a:lnTo>
+                                  <a:pt x="912114" y="82550"/>
+                                </a:lnTo>
+                              </a:path>
+                            </a:pathLst>
+                          </a:custGeom>
                           <a:noFill/>
                           <a:ln w="9525">
                             <a:solidFill>
@@ -6345,18 +7089,18 @@
                 </wp:anchor>
               </w:drawing>
               <w:drawing xmlns:a="http://schemas.openxmlformats.org/drawingml/2006/main">
-                <wp:anchor distT="0" distB="0" distL="0" distR="0" simplePos="0" relativeHeight="1045" behindDoc="0" locked="0" layoutInCell="1" allowOverlap="1">
+                <wp:anchor distT="0" distB="0" distL="0" distR="0" simplePos="0" relativeHeight="1051" behindDoc="0" locked="0" layoutInCell="1" allowOverlap="1">
                   <wp:simplePos x="0" y="0"/>
                   <wp:positionH relativeFrom="character">
-                    <wp:posOffset>2144039</wp:posOffset>
+                    <wp:posOffset>1596771</wp:posOffset>
                   </wp:positionH>
                   <wp:positionV relativeFrom="line">
                     <wp:posOffset>12700</wp:posOffset>
                   </wp:positionV>
-                  <wp:extent cx="182422" cy="0"/>
+                  <wp:extent cx="182422" cy="82550"/>
                   <wp:effectExtent l="0" t="0" r="0" b="0"/>
                   <wp:wrapNone/>
-                  <wp:docPr id="1045" name="pitch 1045"/>
+                  <wp:docPr id="1051" name="pitch 1051"/>
                   <wp:cNvGraphicFramePr/>
                   <a:graphic>
                     <a:graphicData uri="http://schemas.microsoft.com/office/word/2010/wordprocessingShape">
@@ -6365,11 +7109,28 @@
                         <wps:spPr>
                           <a:xfrm>
                             <a:off x="0" y="0"/>
-                            <a:ext cx="182422" cy="0"/>
+                            <a:ext cx="182422" cy="82550"/>
                           </a:xfrm>
-                          <a:prstGeom prst="line">
+                          <a:custGeom>
                             <a:avLst/>
-                          </a:prstGeom>
+                            <a:gdLst/>
+                            <a:ahLst/>
+                            <a:cxnLst/>
+                            <a:rect l="0" t="0" r="r" b="b"/>
+                            <a:pathLst>
+                              <a:path w="182422" h="82550" fill="none">
+                                <a:moveTo>
+                                  <a:pt x="0" y="0"/>
+                                </a:moveTo>
+                                <a:lnTo>
+                                  <a:pt x="182422" y="0"/>
+                                </a:lnTo>
+                                <a:lnTo>
+                                  <a:pt x="182422" y="82550"/>
+                                </a:lnTo>
+                              </a:path>
+                            </a:pathLst>
+                          </a:custGeom>
                           <a:noFill/>
                           <a:ln w="9525">
                             <a:solidFill>
@@ -6586,18 +7347,18 @@
             </w:pPr>
             <w:r>
               <w:drawing xmlns:a="http://schemas.openxmlformats.org/drawingml/2006/main">
-                <wp:anchor distT="0" distB="0" distL="0" distR="0" simplePos="0" relativeHeight="1046" behindDoc="0" locked="0" layoutInCell="1" allowOverlap="1">
+                <wp:anchor distT="0" distB="0" distL="0" distR="0" simplePos="0" relativeHeight="1052" behindDoc="0" locked="0" layoutInCell="1" allowOverlap="1">
                   <wp:simplePos x="0" y="0"/>
                   <wp:positionH relativeFrom="character">
-                    <wp:posOffset>411022</wp:posOffset>
+                    <wp:posOffset>228600</wp:posOffset>
                   </wp:positionH>
                   <wp:positionV relativeFrom="line">
                     <wp:posOffset>12700</wp:posOffset>
                   </wp:positionV>
-                  <wp:extent cx="182422" cy="0"/>
+                  <wp:extent cx="182422" cy="82550"/>
                   <wp:effectExtent l="0" t="0" r="0" b="0"/>
                   <wp:wrapNone/>
-                  <wp:docPr id="1046" name="pitch 1046"/>
+                  <wp:docPr id="1052" name="pitch 1052"/>
                   <wp:cNvGraphicFramePr/>
                   <a:graphic>
                     <a:graphicData uri="http://schemas.microsoft.com/office/word/2010/wordprocessingShape">
@@ -6606,11 +7367,28 @@
                         <wps:spPr>
                           <a:xfrm>
                             <a:off x="0" y="0"/>
-                            <a:ext cx="182422" cy="0"/>
+                            <a:ext cx="182422" cy="82550"/>
                           </a:xfrm>
-                          <a:prstGeom prst="line">
+                          <a:custGeom>
                             <a:avLst/>
-                          </a:prstGeom>
+                            <a:gdLst/>
+                            <a:ahLst/>
+                            <a:cxnLst/>
+                            <a:rect l="0" t="0" r="r" b="b"/>
+                            <a:pathLst>
+                              <a:path w="182422" h="82550" fill="none">
+                                <a:moveTo>
+                                  <a:pt x="0" y="0"/>
+                                </a:moveTo>
+                                <a:lnTo>
+                                  <a:pt x="182422" y="0"/>
+                                </a:lnTo>
+                                <a:lnTo>
+                                  <a:pt x="182422" y="82550"/>
+                                </a:lnTo>
+                              </a:path>
+                            </a:pathLst>
+                          </a:custGeom>
                           <a:noFill/>
                           <a:ln w="9525">
                             <a:solidFill>
@@ -6625,7 +7403,7 @@
                 </wp:anchor>
               </w:drawing>
               <w:drawing xmlns:a="http://schemas.openxmlformats.org/drawingml/2006/main">
-                <wp:anchor distT="0" distB="0" distL="0" distR="0" simplePos="0" relativeHeight="1047" behindDoc="0" locked="0" layoutInCell="1" allowOverlap="1">
+                <wp:anchor distT="0" distB="0" distL="0" distR="0" simplePos="0" relativeHeight="1053" behindDoc="0" locked="0" layoutInCell="1" allowOverlap="1">
                   <wp:simplePos x="0" y="0"/>
                   <wp:positionH relativeFrom="character">
                     <wp:posOffset>1140714</wp:posOffset>
@@ -6633,10 +7411,10 @@
                   <wp:positionV relativeFrom="line">
                     <wp:posOffset>12700</wp:posOffset>
                   </wp:positionV>
-                  <wp:extent cx="1276959" cy="0"/>
+                  <wp:extent cx="364845" cy="82550"/>
                   <wp:effectExtent l="0" t="0" r="0" b="0"/>
                   <wp:wrapNone/>
-                  <wp:docPr id="1047" name="pitch 1047"/>
+                  <wp:docPr id="1053" name="pitch 1053"/>
                   <wp:cNvGraphicFramePr/>
                   <a:graphic>
                     <a:graphicData uri="http://schemas.microsoft.com/office/word/2010/wordprocessingShape">
@@ -6645,11 +7423,28 @@
                         <wps:spPr>
                           <a:xfrm>
                             <a:off x="0" y="0"/>
-                            <a:ext cx="1276959" cy="0"/>
+                            <a:ext cx="364845" cy="82550"/>
                           </a:xfrm>
-                          <a:prstGeom prst="line">
+                          <a:custGeom>
                             <a:avLst/>
-                          </a:prstGeom>
+                            <a:gdLst/>
+                            <a:ahLst/>
+                            <a:cxnLst/>
+                            <a:rect l="0" t="0" r="r" b="b"/>
+                            <a:pathLst>
+                              <a:path w="364845" h="82550" fill="none">
+                                <a:moveTo>
+                                  <a:pt x="0" y="0"/>
+                                </a:moveTo>
+                                <a:lnTo>
+                                  <a:pt x="364845" y="0"/>
+                                </a:lnTo>
+                                <a:lnTo>
+                                  <a:pt x="364845" y="82550"/>
+                                </a:lnTo>
+                              </a:path>
+                            </a:pathLst>
+                          </a:custGeom>
                           <a:noFill/>
                           <a:ln w="9525">
                             <a:solidFill>
@@ -6664,7 +7459,7 @@
                 </wp:anchor>
               </w:drawing>
               <w:drawing xmlns:a="http://schemas.openxmlformats.org/drawingml/2006/main">
-                <wp:anchor distT="0" distB="0" distL="0" distR="0" simplePos="0" relativeHeight="1048" behindDoc="0" locked="0" layoutInCell="1" allowOverlap="1">
+                <wp:anchor distT="0" distB="0" distL="0" distR="0" simplePos="0" relativeHeight="1054" behindDoc="0" locked="0" layoutInCell="1" allowOverlap="1">
                   <wp:simplePos x="0" y="0"/>
                   <wp:positionH relativeFrom="character">
                     <wp:posOffset>2600096</wp:posOffset>
@@ -6672,10 +7467,10 @@
                   <wp:positionV relativeFrom="line">
                     <wp:posOffset>12700</wp:posOffset>
                   </wp:positionV>
-                  <wp:extent cx="547268" cy="0"/>
+                  <wp:extent cx="182422" cy="82550"/>
                   <wp:effectExtent l="0" t="0" r="0" b="0"/>
                   <wp:wrapNone/>
-                  <wp:docPr id="1048" name="pitch 1048"/>
+                  <wp:docPr id="1054" name="pitch 1054"/>
                   <wp:cNvGraphicFramePr/>
                   <a:graphic>
                     <a:graphicData uri="http://schemas.microsoft.com/office/word/2010/wordprocessingShape">
@@ -6684,11 +7479,28 @@
                         <wps:spPr>
                           <a:xfrm>
                             <a:off x="0" y="0"/>
-                            <a:ext cx="547268" cy="0"/>
+                            <a:ext cx="182422" cy="82550"/>
                           </a:xfrm>
-                          <a:prstGeom prst="line">
+                          <a:custGeom>
                             <a:avLst/>
-                          </a:prstGeom>
+                            <a:gdLst/>
+                            <a:ahLst/>
+                            <a:cxnLst/>
+                            <a:rect l="0" t="0" r="r" b="b"/>
+                            <a:pathLst>
+                              <a:path w="182422" h="82550" fill="none">
+                                <a:moveTo>
+                                  <a:pt x="0" y="0"/>
+                                </a:moveTo>
+                                <a:lnTo>
+                                  <a:pt x="182422" y="0"/>
+                                </a:lnTo>
+                                <a:lnTo>
+                                  <a:pt x="182422" y="82550"/>
+                                </a:lnTo>
+                              </a:path>
+                            </a:pathLst>
+                          </a:custGeom>
                           <a:noFill/>
                           <a:ln w="9525">
                             <a:solidFill>
@@ -6952,7 +7764,7 @@
             </w:pPr>
             <w:r>
               <w:drawing xmlns:a="http://schemas.openxmlformats.org/drawingml/2006/main">
-                <wp:anchor distT="0" distB="0" distL="0" distR="0" simplePos="0" relativeHeight="1049" behindDoc="0" locked="0" layoutInCell="1" allowOverlap="1">
+                <wp:anchor distT="0" distB="0" distL="0" distR="0" simplePos="0" relativeHeight="1055" behindDoc="0" locked="0" layoutInCell="1" allowOverlap="1">
                   <wp:simplePos x="0" y="0"/>
                   <wp:positionH relativeFrom="character">
                     <wp:posOffset>91211</wp:posOffset>
@@ -6963,7 +7775,7 @@
                   <wp:extent cx="273634" cy="0"/>
                   <wp:effectExtent l="0" t="0" r="0" b="0"/>
                   <wp:wrapNone/>
-                  <wp:docPr id="1049" name="pitch 1049"/>
+                  <wp:docPr id="1055" name="pitch 1055"/>
                   <wp:cNvGraphicFramePr/>
                   <a:graphic>
                     <a:graphicData uri="http://schemas.microsoft.com/office/word/2010/wordprocessingShape">
@@ -7080,7 +7892,7 @@
               <w:drawing>
                 <wp:inline xmlns:a="http://schemas.openxmlformats.org/drawingml/2006/main" xmlns:pic="http://schemas.openxmlformats.org/drawingml/2006/picture">
                   <wp:extent cx="1171079" cy="1168400"/>
-                  <wp:docPr id="1050" name="Picture 1050"/>
+                  <wp:docPr id="1056" name="Picture 1056"/>
                   <wp:cNvGraphicFramePr>
                     <a:graphicFrameLocks noChangeAspect="1"/>
                   </wp:cNvGraphicFramePr>
@@ -7129,7 +7941,7 @@
             </w:pPr>
             <w:r>
               <w:drawing xmlns:a="http://schemas.openxmlformats.org/drawingml/2006/main">
-                <wp:anchor distT="0" distB="0" distL="0" distR="0" simplePos="0" relativeHeight="1050" behindDoc="0" locked="0" layoutInCell="1" allowOverlap="1">
+                <wp:anchor distT="0" distB="0" distL="0" distR="0" simplePos="0" relativeHeight="1056" behindDoc="0" locked="0" layoutInCell="1" allowOverlap="1">
                   <wp:simplePos x="0" y="0"/>
                   <wp:positionH relativeFrom="character">
                     <wp:posOffset>319811</wp:posOffset>
@@ -7140,7 +7952,7 @@
                   <wp:extent cx="456057" cy="0"/>
                   <wp:effectExtent l="0" t="0" r="0" b="0"/>
                   <wp:wrapNone/>
-                  <wp:docPr id="1050" name="pitch 1050"/>
+                  <wp:docPr id="1056" name="pitch 1056"/>
                   <wp:cNvGraphicFramePr/>
                   <a:graphic>
                     <a:graphicData uri="http://schemas.microsoft.com/office/word/2010/wordprocessingShape">
@@ -7168,7 +7980,7 @@
                 </wp:anchor>
               </w:drawing>
               <w:drawing xmlns:a="http://schemas.openxmlformats.org/drawingml/2006/main">
-                <wp:anchor distT="0" distB="0" distL="0" distR="0" simplePos="0" relativeHeight="1051" behindDoc="0" locked="0" layoutInCell="1" allowOverlap="1">
+                <wp:anchor distT="0" distB="0" distL="0" distR="0" simplePos="0" relativeHeight="1057" behindDoc="0" locked="0" layoutInCell="1" allowOverlap="1">
                   <wp:simplePos x="0" y="0"/>
                   <wp:positionH relativeFrom="character">
                     <wp:posOffset>1049502</wp:posOffset>
@@ -7176,10 +7988,10 @@
                   <wp:positionV relativeFrom="line">
                     <wp:posOffset>12700</wp:posOffset>
                   </wp:positionV>
-                  <wp:extent cx="820902" cy="0"/>
+                  <wp:extent cx="638479" cy="82550"/>
                   <wp:effectExtent l="0" t="0" r="0" b="0"/>
                   <wp:wrapNone/>
-                  <wp:docPr id="1051" name="pitch 1051"/>
+                  <wp:docPr id="1057" name="pitch 1057"/>
                   <wp:cNvGraphicFramePr/>
                   <a:graphic>
                     <a:graphicData uri="http://schemas.microsoft.com/office/word/2010/wordprocessingShape">
@@ -7188,11 +8000,28 @@
                         <wps:spPr>
                           <a:xfrm>
                             <a:off x="0" y="0"/>
-                            <a:ext cx="820902" cy="0"/>
+                            <a:ext cx="638479" cy="82550"/>
                           </a:xfrm>
-                          <a:prstGeom prst="line">
+                          <a:custGeom>
                             <a:avLst/>
-                          </a:prstGeom>
+                            <a:gdLst/>
+                            <a:ahLst/>
+                            <a:cxnLst/>
+                            <a:rect l="0" t="0" r="r" b="b"/>
+                            <a:pathLst>
+                              <a:path w="638479" h="82550" fill="none">
+                                <a:moveTo>
+                                  <a:pt x="0" y="0"/>
+                                </a:moveTo>
+                                <a:lnTo>
+                                  <a:pt x="638479" y="0"/>
+                                </a:lnTo>
+                                <a:lnTo>
+                                  <a:pt x="638479" y="82550"/>
+                                </a:lnTo>
+                              </a:path>
+                            </a:pathLst>
+                          </a:custGeom>
                           <a:noFill/>
                           <a:ln w="9525">
                             <a:solidFill>
@@ -7394,7 +8223,7 @@
       </w:pPr>
       <w:r>
         <w:drawing xmlns:a="http://schemas.openxmlformats.org/drawingml/2006/main">
-          <wp:anchor distT="0" distB="0" distL="0" distR="0" simplePos="0" relativeHeight="1052" behindDoc="0" locked="0" layoutInCell="1" allowOverlap="1">
+          <wp:anchor distT="0" distB="0" distL="0" distR="0" simplePos="0" relativeHeight="1058" behindDoc="0" locked="0" layoutInCell="1" allowOverlap="1">
             <wp:simplePos x="0" y="0"/>
             <wp:positionH relativeFrom="character">
               <wp:posOffset>411022</wp:posOffset>
@@ -7405,7 +8234,7 @@
             <wp:extent cx="729691" cy="0"/>
             <wp:effectExtent l="0" t="0" r="0" b="0"/>
             <wp:wrapNone/>
-            <wp:docPr id="1052" name="pitch 1052"/>
+            <wp:docPr id="1058" name="pitch 1058"/>
             <wp:cNvGraphicFramePr/>
             <a:graphic>
               <a:graphicData uri="http://schemas.microsoft.com/office/word/2010/wordprocessingShape">
@@ -7433,7 +8262,7 @@
           </wp:anchor>
         </w:drawing>
         <w:drawing xmlns:a="http://schemas.openxmlformats.org/drawingml/2006/main">
-          <wp:anchor distT="0" distB="0" distL="0" distR="0" simplePos="0" relativeHeight="1053" behindDoc="0" locked="0" layoutInCell="1" allowOverlap="1">
+          <wp:anchor distT="0" distB="0" distL="0" distR="0" simplePos="0" relativeHeight="1059" behindDoc="0" locked="0" layoutInCell="1" allowOverlap="1">
             <wp:simplePos x="0" y="0"/>
             <wp:positionH relativeFrom="character">
               <wp:posOffset>1414348</wp:posOffset>
@@ -7444,7 +8273,7 @@
             <wp:extent cx="456057" cy="0"/>
             <wp:effectExtent l="0" t="0" r="0" b="0"/>
             <wp:wrapNone/>
-            <wp:docPr id="1053" name="pitch 1053"/>
+            <wp:docPr id="1059" name="pitch 1059"/>
             <wp:cNvGraphicFramePr/>
             <a:graphic>
               <a:graphicData uri="http://schemas.microsoft.com/office/word/2010/wordprocessingShape">
@@ -7472,7 +8301,7 @@
           </wp:anchor>
         </w:drawing>
         <w:drawing xmlns:a="http://schemas.openxmlformats.org/drawingml/2006/main">
-          <wp:anchor distT="0" distB="0" distL="0" distR="0" simplePos="0" relativeHeight="1054" behindDoc="0" locked="0" layoutInCell="1" allowOverlap="1">
+          <wp:anchor distT="0" distB="0" distL="0" distR="0" simplePos="0" relativeHeight="1060" behindDoc="0" locked="0" layoutInCell="1" allowOverlap="1">
             <wp:simplePos x="0" y="0"/>
             <wp:positionH relativeFrom="character">
               <wp:posOffset>1961616</wp:posOffset>
@@ -7483,7 +8312,7 @@
             <wp:extent cx="638479" cy="0"/>
             <wp:effectExtent l="0" t="0" r="0" b="0"/>
             <wp:wrapNone/>
-            <wp:docPr id="1054" name="pitch 1054"/>
+            <wp:docPr id="1060" name="pitch 1060"/>
             <wp:cNvGraphicFramePr/>
             <a:graphic>
               <a:graphicData uri="http://schemas.microsoft.com/office/word/2010/wordprocessingShape">
@@ -7511,7 +8340,7 @@
           </wp:anchor>
         </w:drawing>
         <w:drawing xmlns:a="http://schemas.openxmlformats.org/drawingml/2006/main">
-          <wp:anchor distT="0" distB="0" distL="0" distR="0" simplePos="0" relativeHeight="1055" behindDoc="0" locked="0" layoutInCell="1" allowOverlap="1">
+          <wp:anchor distT="0" distB="0" distL="0" distR="0" simplePos="0" relativeHeight="1061" behindDoc="0" locked="0" layoutInCell="1" allowOverlap="1">
             <wp:simplePos x="0" y="0"/>
             <wp:positionH relativeFrom="character">
               <wp:posOffset>2782519</wp:posOffset>
@@ -7522,7 +8351,7 @@
             <wp:extent cx="364845" cy="0"/>
             <wp:effectExtent l="0" t="0" r="0" b="0"/>
             <wp:wrapNone/>
-            <wp:docPr id="1055" name="pitch 1055"/>
+            <wp:docPr id="1061" name="pitch 1061"/>
             <wp:cNvGraphicFramePr/>
             <a:graphic>
               <a:graphicData uri="http://schemas.microsoft.com/office/word/2010/wordprocessingShape">
@@ -7826,7 +8655,7 @@
       </w:pPr>
       <w:r>
         <w:drawing xmlns:a="http://schemas.openxmlformats.org/drawingml/2006/main">
-          <wp:anchor distT="0" distB="0" distL="0" distR="0" simplePos="0" relativeHeight="1056" behindDoc="0" locked="0" layoutInCell="1" allowOverlap="1">
+          <wp:anchor distT="0" distB="0" distL="0" distR="0" simplePos="0" relativeHeight="1062" behindDoc="0" locked="0" layoutInCell="1" allowOverlap="1">
             <wp:simplePos x="0" y="0"/>
             <wp:positionH relativeFrom="character">
               <wp:posOffset>319811</wp:posOffset>
@@ -7834,10 +8663,10 @@
             <wp:positionV relativeFrom="line">
               <wp:posOffset>12700</wp:posOffset>
             </wp:positionV>
-            <wp:extent cx="456057" cy="0"/>
+            <wp:extent cx="273634" cy="0"/>
             <wp:effectExtent l="0" t="0" r="0" b="0"/>
             <wp:wrapNone/>
-            <wp:docPr id="1056" name="pitch 1056"/>
+            <wp:docPr id="1062" name="pitch 1062"/>
             <wp:cNvGraphicFramePr/>
             <a:graphic>
               <a:graphicData uri="http://schemas.microsoft.com/office/word/2010/wordprocessingShape">
@@ -7846,7 +8675,7 @@
                   <wps:spPr>
                     <a:xfrm>
                       <a:off x="0" y="0"/>
-                      <a:ext cx="456057" cy="0"/>
+                      <a:ext cx="273634" cy="0"/>
                     </a:xfrm>
                     <a:prstGeom prst="line">
                       <a:avLst/>
@@ -7865,18 +8694,18 @@
           </wp:anchor>
         </w:drawing>
         <w:drawing xmlns:a="http://schemas.openxmlformats.org/drawingml/2006/main">
-          <wp:anchor distT="0" distB="0" distL="0" distR="0" simplePos="0" relativeHeight="1057" behindDoc="0" locked="0" layoutInCell="1" allowOverlap="1">
+          <wp:anchor distT="0" distB="0" distL="0" distR="0" simplePos="0" relativeHeight="1063" behindDoc="0" locked="0" layoutInCell="1" allowOverlap="1">
             <wp:simplePos x="0" y="0"/>
             <wp:positionH relativeFrom="character">
-              <wp:posOffset>1003896</wp:posOffset>
+              <wp:posOffset>821474</wp:posOffset>
             </wp:positionH>
             <wp:positionV relativeFrom="line">
               <wp:posOffset>12700</wp:posOffset>
             </wp:positionV>
-            <wp:extent cx="501662" cy="0"/>
+            <wp:extent cx="91211" cy="82550"/>
             <wp:effectExtent l="0" t="0" r="0" b="0"/>
             <wp:wrapNone/>
-            <wp:docPr id="1057" name="pitch 1057"/>
+            <wp:docPr id="1063" name="pitch 1063"/>
             <wp:cNvGraphicFramePr/>
             <a:graphic>
               <a:graphicData uri="http://schemas.microsoft.com/office/word/2010/wordprocessingShape">
@@ -7885,11 +8714,28 @@
                   <wps:spPr>
                     <a:xfrm>
                       <a:off x="0" y="0"/>
-                      <a:ext cx="501662" cy="0"/>
+                      <a:ext cx="91211" cy="82550"/>
                     </a:xfrm>
-                    <a:prstGeom prst="line">
+                    <a:custGeom>
                       <a:avLst/>
-                    </a:prstGeom>
+                      <a:gdLst/>
+                      <a:ahLst/>
+                      <a:cxnLst/>
+                      <a:rect l="0" t="0" r="r" b="b"/>
+                      <a:pathLst>
+                        <a:path w="91211" h="82550" fill="none">
+                          <a:moveTo>
+                            <a:pt x="0" y="0"/>
+                          </a:moveTo>
+                          <a:lnTo>
+                            <a:pt x="91211" y="0"/>
+                          </a:lnTo>
+                          <a:lnTo>
+                            <a:pt x="91211" y="82550"/>
+                          </a:lnTo>
+                        </a:path>
+                      </a:pathLst>
+                    </a:custGeom>
                     <a:noFill/>
                     <a:ln w="9525">
                       <a:solidFill>
@@ -7904,7 +8750,7 @@
           </wp:anchor>
         </w:drawing>
         <w:drawing xmlns:a="http://schemas.openxmlformats.org/drawingml/2006/main">
-          <wp:anchor distT="0" distB="0" distL="0" distR="0" simplePos="0" relativeHeight="1058" behindDoc="0" locked="0" layoutInCell="1" allowOverlap="1">
+          <wp:anchor distT="0" distB="0" distL="0" distR="0" simplePos="0" relativeHeight="1064" behindDoc="0" locked="0" layoutInCell="1" allowOverlap="1">
             <wp:simplePos x="0" y="0"/>
             <wp:positionH relativeFrom="character">
               <wp:posOffset>1596771</wp:posOffset>
@@ -7912,10 +8758,10 @@
             <wp:positionV relativeFrom="line">
               <wp:posOffset>12700</wp:posOffset>
             </wp:positionV>
-            <wp:extent cx="820902" cy="0"/>
+            <wp:extent cx="638479" cy="82550"/>
             <wp:effectExtent l="0" t="0" r="0" b="0"/>
             <wp:wrapNone/>
-            <wp:docPr id="1058" name="pitch 1058"/>
+            <wp:docPr id="1064" name="pitch 1064"/>
             <wp:cNvGraphicFramePr/>
             <a:graphic>
               <a:graphicData uri="http://schemas.microsoft.com/office/word/2010/wordprocessingShape">
@@ -7924,11 +8770,28 @@
                   <wps:spPr>
                     <a:xfrm>
                       <a:off x="0" y="0"/>
-                      <a:ext cx="820902" cy="0"/>
+                      <a:ext cx="638479" cy="82550"/>
                     </a:xfrm>
-                    <a:prstGeom prst="line">
+                    <a:custGeom>
                       <a:avLst/>
-                    </a:prstGeom>
+                      <a:gdLst/>
+                      <a:ahLst/>
+                      <a:cxnLst/>
+                      <a:rect l="0" t="0" r="r" b="b"/>
+                      <a:pathLst>
+                        <a:path w="638479" h="82550" fill="none">
+                          <a:moveTo>
+                            <a:pt x="0" y="0"/>
+                          </a:moveTo>
+                          <a:lnTo>
+                            <a:pt x="638479" y="0"/>
+                          </a:lnTo>
+                          <a:lnTo>
+                            <a:pt x="638479" y="82550"/>
+                          </a:lnTo>
+                        </a:path>
+                      </a:pathLst>
+                    </a:custGeom>
                     <a:noFill/>
                     <a:ln w="9525">
                       <a:solidFill>
@@ -8210,7 +9073,7 @@
       </w:pPr>
       <w:r>
         <w:drawing xmlns:a="http://schemas.openxmlformats.org/drawingml/2006/main">
-          <wp:anchor distT="0" distB="0" distL="0" distR="0" simplePos="0" relativeHeight="1059" behindDoc="0" locked="0" layoutInCell="1" allowOverlap="1">
+          <wp:anchor distT="0" distB="0" distL="0" distR="0" simplePos="0" relativeHeight="1065" behindDoc="0" locked="0" layoutInCell="1" allowOverlap="1">
             <wp:simplePos x="0" y="0"/>
             <wp:positionH relativeFrom="character">
               <wp:posOffset>319811</wp:posOffset>
@@ -8218,10 +9081,10 @@
             <wp:positionV relativeFrom="line">
               <wp:posOffset>12700</wp:posOffset>
             </wp:positionV>
-            <wp:extent cx="456057" cy="0"/>
+            <wp:extent cx="273634" cy="0"/>
             <wp:effectExtent l="0" t="0" r="0" b="0"/>
             <wp:wrapNone/>
-            <wp:docPr id="1059" name="pitch 1059"/>
+            <wp:docPr id="1065" name="pitch 1065"/>
             <wp:cNvGraphicFramePr/>
             <a:graphic>
               <a:graphicData uri="http://schemas.microsoft.com/office/word/2010/wordprocessingShape">
@@ -8230,7 +9093,7 @@
                   <wps:spPr>
                     <a:xfrm>
                       <a:off x="0" y="0"/>
-                      <a:ext cx="456057" cy="0"/>
+                      <a:ext cx="273634" cy="0"/>
                     </a:xfrm>
                     <a:prstGeom prst="line">
                       <a:avLst/>
@@ -8249,7 +9112,7 @@
           </wp:anchor>
         </w:drawing>
         <w:drawing xmlns:a="http://schemas.openxmlformats.org/drawingml/2006/main">
-          <wp:anchor distT="0" distB="0" distL="0" distR="0" simplePos="0" relativeHeight="1060" behindDoc="0" locked="0" layoutInCell="1" allowOverlap="1">
+          <wp:anchor distT="0" distB="0" distL="0" distR="0" simplePos="0" relativeHeight="1066" behindDoc="0" locked="0" layoutInCell="1" allowOverlap="1">
             <wp:simplePos x="0" y="0"/>
             <wp:positionH relativeFrom="character">
               <wp:posOffset>867079</wp:posOffset>
@@ -8257,10 +9120,10 @@
             <wp:positionV relativeFrom="line">
               <wp:posOffset>12700</wp:posOffset>
             </wp:positionV>
-            <wp:extent cx="638479" cy="0"/>
+            <wp:extent cx="91211" cy="82550"/>
             <wp:effectExtent l="0" t="0" r="0" b="0"/>
             <wp:wrapNone/>
-            <wp:docPr id="1060" name="pitch 1060"/>
+            <wp:docPr id="1066" name="pitch 1066"/>
             <wp:cNvGraphicFramePr/>
             <a:graphic>
               <a:graphicData uri="http://schemas.microsoft.com/office/word/2010/wordprocessingShape">
@@ -8269,11 +9132,28 @@
                   <wps:spPr>
                     <a:xfrm>
                       <a:off x="0" y="0"/>
-                      <a:ext cx="638479" cy="0"/>
+                      <a:ext cx="91211" cy="82550"/>
                     </a:xfrm>
-                    <a:prstGeom prst="line">
+                    <a:custGeom>
                       <a:avLst/>
-                    </a:prstGeom>
+                      <a:gdLst/>
+                      <a:ahLst/>
+                      <a:cxnLst/>
+                      <a:rect l="0" t="0" r="r" b="b"/>
+                      <a:pathLst>
+                        <a:path w="91211" h="82550" fill="none">
+                          <a:moveTo>
+                            <a:pt x="0" y="0"/>
+                          </a:moveTo>
+                          <a:lnTo>
+                            <a:pt x="91211" y="0"/>
+                          </a:lnTo>
+                          <a:lnTo>
+                            <a:pt x="91211" y="82550"/>
+                          </a:lnTo>
+                        </a:path>
+                      </a:pathLst>
+                    </a:custGeom>
                     <a:noFill/>
                     <a:ln w="9525">
                       <a:solidFill>
@@ -8288,7 +9168,7 @@
           </wp:anchor>
         </w:drawing>
         <w:drawing xmlns:a="http://schemas.openxmlformats.org/drawingml/2006/main">
-          <wp:anchor distT="0" distB="0" distL="0" distR="0" simplePos="0" relativeHeight="1061" behindDoc="0" locked="0" layoutInCell="1" allowOverlap="1">
+          <wp:anchor distT="0" distB="0" distL="0" distR="0" simplePos="0" relativeHeight="1067" behindDoc="0" locked="0" layoutInCell="1" allowOverlap="1">
             <wp:simplePos x="0" y="0"/>
             <wp:positionH relativeFrom="character">
               <wp:posOffset>1596771</wp:posOffset>
@@ -8296,10 +9176,10 @@
             <wp:positionV relativeFrom="line">
               <wp:posOffset>12700</wp:posOffset>
             </wp:positionV>
-            <wp:extent cx="820902" cy="0"/>
+            <wp:extent cx="638479" cy="82550"/>
             <wp:effectExtent l="0" t="0" r="0" b="0"/>
             <wp:wrapNone/>
-            <wp:docPr id="1061" name="pitch 1061"/>
+            <wp:docPr id="1067" name="pitch 1067"/>
             <wp:cNvGraphicFramePr/>
             <a:graphic>
               <a:graphicData uri="http://schemas.microsoft.com/office/word/2010/wordprocessingShape">
@@ -8308,11 +9188,28 @@
                   <wps:spPr>
                     <a:xfrm>
                       <a:off x="0" y="0"/>
-                      <a:ext cx="820902" cy="0"/>
+                      <a:ext cx="638479" cy="82550"/>
                     </a:xfrm>
-                    <a:prstGeom prst="line">
+                    <a:custGeom>
                       <a:avLst/>
-                    </a:prstGeom>
+                      <a:gdLst/>
+                      <a:ahLst/>
+                      <a:cxnLst/>
+                      <a:rect l="0" t="0" r="r" b="b"/>
+                      <a:pathLst>
+                        <a:path w="638479" h="82550" fill="none">
+                          <a:moveTo>
+                            <a:pt x="0" y="0"/>
+                          </a:moveTo>
+                          <a:lnTo>
+                            <a:pt x="638479" y="0"/>
+                          </a:lnTo>
+                          <a:lnTo>
+                            <a:pt x="638479" y="82550"/>
+                          </a:lnTo>
+                        </a:path>
+                      </a:pathLst>
+                    </a:custGeom>
                     <a:noFill/>
                     <a:ln w="9525">
                       <a:solidFill>
@@ -8594,7 +9491,7 @@
       </w:pPr>
       <w:r>
         <w:drawing xmlns:a="http://schemas.openxmlformats.org/drawingml/2006/main">
-          <wp:anchor distT="0" distB="0" distL="0" distR="0" simplePos="0" relativeHeight="1062" behindDoc="0" locked="0" layoutInCell="1" allowOverlap="1">
+          <wp:anchor distT="0" distB="0" distL="0" distR="0" simplePos="0" relativeHeight="1068" behindDoc="0" locked="0" layoutInCell="1" allowOverlap="1">
             <wp:simplePos x="0" y="0"/>
             <wp:positionH relativeFrom="character">
               <wp:posOffset>319811</wp:posOffset>
@@ -8602,10 +9499,10 @@
             <wp:positionV relativeFrom="line">
               <wp:posOffset>12700</wp:posOffset>
             </wp:positionV>
-            <wp:extent cx="456057" cy="0"/>
+            <wp:extent cx="273634" cy="0"/>
             <wp:effectExtent l="0" t="0" r="0" b="0"/>
             <wp:wrapNone/>
-            <wp:docPr id="1062" name="pitch 1062"/>
+            <wp:docPr id="1068" name="pitch 1068"/>
             <wp:cNvGraphicFramePr/>
             <a:graphic>
               <a:graphicData uri="http://schemas.microsoft.com/office/word/2010/wordprocessingShape">
@@ -8614,7 +9511,7 @@
                   <wps:spPr>
                     <a:xfrm>
                       <a:off x="0" y="0"/>
-                      <a:ext cx="456057" cy="0"/>
+                      <a:ext cx="273634" cy="0"/>
                     </a:xfrm>
                     <a:prstGeom prst="line">
                       <a:avLst/>
@@ -8633,7 +9530,7 @@
           </wp:anchor>
         </w:drawing>
         <w:drawing xmlns:a="http://schemas.openxmlformats.org/drawingml/2006/main">
-          <wp:anchor distT="0" distB="0" distL="0" distR="0" simplePos="0" relativeHeight="1063" behindDoc="0" locked="0" layoutInCell="1" allowOverlap="1">
+          <wp:anchor distT="0" distB="0" distL="0" distR="0" simplePos="0" relativeHeight="1069" behindDoc="0" locked="0" layoutInCell="1" allowOverlap="1">
             <wp:simplePos x="0" y="0"/>
             <wp:positionH relativeFrom="character">
               <wp:posOffset>867079</wp:posOffset>
@@ -8641,10 +9538,10 @@
             <wp:positionV relativeFrom="line">
               <wp:posOffset>12700</wp:posOffset>
             </wp:positionV>
-            <wp:extent cx="638479" cy="0"/>
+            <wp:extent cx="91211" cy="82550"/>
             <wp:effectExtent l="0" t="0" r="0" b="0"/>
             <wp:wrapNone/>
-            <wp:docPr id="1063" name="pitch 1063"/>
+            <wp:docPr id="1069" name="pitch 1069"/>
             <wp:cNvGraphicFramePr/>
             <a:graphic>
               <a:graphicData uri="http://schemas.microsoft.com/office/word/2010/wordprocessingShape">
@@ -8653,50 +9550,28 @@
                   <wps:spPr>
                     <a:xfrm>
                       <a:off x="0" y="0"/>
-                      <a:ext cx="638479" cy="0"/>
+                      <a:ext cx="91211" cy="82550"/>
                     </a:xfrm>
-                    <a:prstGeom prst="line">
+                    <a:custGeom>
                       <a:avLst/>
-                    </a:prstGeom>
-                    <a:noFill/>
-                    <a:ln w="9525">
-                      <a:solidFill>
-                        <a:srgbClr val="FF7D80"/>
-                      </a:solidFill>
-                    </a:ln>
-                  </wps:spPr>
-                  <wps:bodyPr/>
-                </wps:wsp>
-              </a:graphicData>
-            </a:graphic>
-          </wp:anchor>
-        </w:drawing>
-        <w:drawing xmlns:a="http://schemas.openxmlformats.org/drawingml/2006/main">
-          <wp:anchor distT="0" distB="0" distL="0" distR="0" simplePos="0" relativeHeight="1064" behindDoc="0" locked="0" layoutInCell="1" allowOverlap="1">
-            <wp:simplePos x="0" y="0"/>
-            <wp:positionH relativeFrom="character">
-              <wp:posOffset>1687982</wp:posOffset>
-            </wp:positionH>
-            <wp:positionV relativeFrom="line">
-              <wp:posOffset>12700</wp:posOffset>
-            </wp:positionV>
-            <wp:extent cx="182422" cy="0"/>
-            <wp:effectExtent l="0" t="0" r="0" b="0"/>
-            <wp:wrapNone/>
-            <wp:docPr id="1064" name="pitch 1064"/>
-            <wp:cNvGraphicFramePr/>
-            <a:graphic>
-              <a:graphicData uri="http://schemas.microsoft.com/office/word/2010/wordprocessingShape">
-                <wps:wsp>
-                  <wps:cNvSpPr/>
-                  <wps:spPr>
-                    <a:xfrm>
-                      <a:off x="0" y="0"/>
-                      <a:ext cx="182422" cy="0"/>
-                    </a:xfrm>
-                    <a:prstGeom prst="line">
-                      <a:avLst/>
-                    </a:prstGeom>
+                      <a:gdLst/>
+                      <a:ahLst/>
+                      <a:cxnLst/>
+                      <a:rect l="0" t="0" r="r" b="b"/>
+                      <a:pathLst>
+                        <a:path w="91211" h="82550" fill="none">
+                          <a:moveTo>
+                            <a:pt x="0" y="0"/>
+                          </a:moveTo>
+                          <a:lnTo>
+                            <a:pt x="91211" y="0"/>
+                          </a:lnTo>
+                          <a:lnTo>
+                            <a:pt x="91211" y="82550"/>
+                          </a:lnTo>
+                        </a:path>
+                      </a:pathLst>
+                    </a:custGeom>
                     <a:noFill/>
                     <a:ln w="9525">
                       <a:solidFill>
@@ -8970,7 +9845,904 @@
           <w:color w:val="767171"/>
           <w:sz w:val="20"/>
         </w:rPr>
-        <w:t>聲調：本份所有紅線暫以 0 號音（平板）繪製，不是實際聲調｜尚未取得 MCP 聲調資料｜取得後依 MCP 結果重新產生並分流</w:t>
+        <w:t>聲調｜紅線依 JAPANESE UP 聲調 MCP 的逐拍預測繪製（全部是 predicted／unreviewed）；助詞等 MCP 回傳為低的拍照實畫成低，沒有依規則補齊；讀音和 MCP 不一致的行暫畫 0 號音｜依下列項目逐條核對</w:t>
+      </w:r>
+    </w:p>
+    <w:p>
+      <w:pPr>
+        <w:spacing w:before="0" w:after="60" w:line="240" w:lineRule="auto"/>
+      </w:pPr>
+      <w:r>
+        <w:rPr>
+          <w:rFonts w:ascii="Yu Gothic UI" w:hAnsi="Yu Gothic UI" w:eastAsia="Yu Gothic UI" w:cs="Yu Gothic UI"/>
+          <w:b/>
+          <w:color w:val="C55A11"/>
+          <w:sz w:val="20"/>
+        </w:rPr>
+        <w:t>【高】</w:t>
+      </w:r>
+      <w:r>
+        <w:rPr>
+          <w:rFonts w:ascii="Yu Gothic UI" w:hAnsi="Yu Gothic UI" w:eastAsia="Yu Gothic UI" w:cs="Yu Gothic UI"/>
+          <w:b w:val="0"/>
+          <w:color w:val="767171"/>
+          <w:sz w:val="20"/>
+        </w:rPr>
+        <w:t>割引は八時から始まります。｜MCP：needsReview；warnings：phrase_accent_unresolved；accent null：割引、は、八、時、から、始まり、ます（割引 [0, 1, 1, 1]、は [0]、八 [0, 2]、時 [0]、から [0, 0]、始まり [0, 1, 1, 1]、ます [2, 0]；unreviewed／predicted）｜請核對</w:t>
+      </w:r>
+    </w:p>
+    <w:p>
+      <w:pPr>
+        <w:spacing w:before="0" w:after="60" w:line="240" w:lineRule="auto"/>
+      </w:pPr>
+      <w:r>
+        <w:rPr>
+          <w:rFonts w:ascii="Yu Gothic UI" w:hAnsi="Yu Gothic UI" w:eastAsia="Yu Gothic UI" w:cs="Yu Gothic UI"/>
+          <w:b/>
+          <w:color w:val="C55A11"/>
+          <w:sz w:val="20"/>
+        </w:rPr>
+        <w:t>【高】</w:t>
+      </w:r>
+      <w:r>
+        <w:rPr>
+          <w:rFonts w:ascii="Yu Gothic UI" w:hAnsi="Yu Gothic UI" w:eastAsia="Yu Gothic UI" w:cs="Yu Gothic UI"/>
+          <w:b w:val="0"/>
+          <w:color w:val="767171"/>
+          <w:sz w:val="20"/>
+        </w:rPr>
+        <w:t>パーセントオフ｜MCP：needsReview；warnings：phrase_accent_unresolved；accent null：パーセント、オフ（パーセント [0, 1, 1, 1, 1]、オフ [2, 0]；unreviewed／predicted）｜請核對</w:t>
+      </w:r>
+    </w:p>
+    <w:p>
+      <w:pPr>
+        <w:spacing w:before="0" w:after="60" w:line="240" w:lineRule="auto"/>
+      </w:pPr>
+      <w:r>
+        <w:rPr>
+          <w:rFonts w:ascii="Yu Gothic UI" w:hAnsi="Yu Gothic UI" w:eastAsia="Yu Gothic UI" w:cs="Yu Gothic UI"/>
+          <w:b/>
+          <w:color w:val="C55A11"/>
+          <w:sz w:val="20"/>
+        </w:rPr>
+        <w:t>【高】</w:t>
+      </w:r>
+      <w:r>
+        <w:rPr>
+          <w:rFonts w:ascii="Yu Gothic UI" w:hAnsi="Yu Gothic UI" w:eastAsia="Yu Gothic UI" w:cs="Yu Gothic UI"/>
+          <w:b w:val="0"/>
+          <w:color w:val="767171"/>
+          <w:sz w:val="20"/>
+        </w:rPr>
+        <w:t>今セール中ですか？｜MCP：needsReview；warnings：phrase_accent_unresolved；accent null：セール、中、です、か（今 [2, 0]（1號）、セール [0, 1, 1]、中 [1, 1]、です [2, 0]、か [0]；unreviewed／predicted）｜請核對</w:t>
+      </w:r>
+    </w:p>
+    <w:p>
+      <w:pPr>
+        <w:spacing w:before="0" w:after="60" w:line="240" w:lineRule="auto"/>
+      </w:pPr>
+      <w:r>
+        <w:rPr>
+          <w:rFonts w:ascii="Yu Gothic UI" w:hAnsi="Yu Gothic UI" w:eastAsia="Yu Gothic UI" w:cs="Yu Gothic UI"/>
+          <w:b/>
+          <w:color w:val="C55A11"/>
+          <w:sz w:val="20"/>
+        </w:rPr>
+        <w:t>【高】</w:t>
+      </w:r>
+      <w:r>
+        <w:rPr>
+          <w:rFonts w:ascii="Yu Gothic UI" w:hAnsi="Yu Gothic UI" w:eastAsia="Yu Gothic UI" w:cs="Yu Gothic UI"/>
+          <w:b w:val="0"/>
+          <w:color w:val="767171"/>
+          <w:sz w:val="20"/>
+        </w:rPr>
+        <w:t>大セール｜MCP：needsReview；warnings：phrase_accent_unresolved；accent null：大、セール（大 [0, 1]、セール [2, 0, 0]；unreviewed／predicted）｜請核對</w:t>
+      </w:r>
+    </w:p>
+    <w:p>
+      <w:pPr>
+        <w:spacing w:before="0" w:after="60" w:line="240" w:lineRule="auto"/>
+      </w:pPr>
+      <w:r>
+        <w:rPr>
+          <w:rFonts w:ascii="Yu Gothic UI" w:hAnsi="Yu Gothic UI" w:eastAsia="Yu Gothic UI" w:cs="Yu Gothic UI"/>
+          <w:b/>
+          <w:color w:val="C55A11"/>
+          <w:sz w:val="20"/>
+        </w:rPr>
+        <w:t>【高】</w:t>
+      </w:r>
+      <w:r>
+        <w:rPr>
+          <w:rFonts w:ascii="Yu Gothic UI" w:hAnsi="Yu Gothic UI" w:eastAsia="Yu Gothic UI" w:cs="Yu Gothic UI"/>
+          <w:b w:val="0"/>
+          <w:color w:val="767171"/>
+          <w:sz w:val="20"/>
+        </w:rPr>
+        <w:t>セール中｜MCP：needsReview；warnings：phrase_accent_unresolved；accent null：セール、中（セール [0, 1, 1]、中 [1, 2]；unreviewed／predicted）｜請核對</w:t>
+      </w:r>
+    </w:p>
+    <w:p>
+      <w:pPr>
+        <w:spacing w:before="0" w:after="60" w:line="240" w:lineRule="auto"/>
+      </w:pPr>
+      <w:r>
+        <w:rPr>
+          <w:rFonts w:ascii="Yu Gothic UI" w:hAnsi="Yu Gothic UI" w:eastAsia="Yu Gothic UI" w:cs="Yu Gothic UI"/>
+          <w:b/>
+          <w:color w:val="C55A11"/>
+          <w:sz w:val="20"/>
+        </w:rPr>
+        <w:t>【高】</w:t>
+      </w:r>
+      <w:r>
+        <w:rPr>
+          <w:rFonts w:ascii="Yu Gothic UI" w:hAnsi="Yu Gothic UI" w:eastAsia="Yu Gothic UI" w:cs="Yu Gothic UI"/>
+          <w:b w:val="0"/>
+          <w:color w:val="767171"/>
+          <w:sz w:val="20"/>
+        </w:rPr>
+        <w:t>今割引していますか？｜MCP：needsReview；warnings：phrase_accent_unresolved；accent null：割引、し、て、い、ます、か（今 [2, 0]（1號）、割引 [0, 1, 1, 1]、し [1]、て [1]、い [1]、ます [2, 0]、か [0]；unreviewed／predicted）｜請核對</w:t>
+      </w:r>
+    </w:p>
+    <w:p>
+      <w:pPr>
+        <w:spacing w:before="0" w:after="60" w:line="240" w:lineRule="auto"/>
+      </w:pPr>
+      <w:r>
+        <w:rPr>
+          <w:rFonts w:ascii="Yu Gothic UI" w:hAnsi="Yu Gothic UI" w:eastAsia="Yu Gothic UI" w:cs="Yu Gothic UI"/>
+          <w:b/>
+          <w:color w:val="C55A11"/>
+          <w:sz w:val="20"/>
+        </w:rPr>
+        <w:t>【高】</w:t>
+      </w:r>
+      <w:r>
+        <w:rPr>
+          <w:rFonts w:ascii="Yu Gothic UI" w:hAnsi="Yu Gothic UI" w:eastAsia="Yu Gothic UI" w:cs="Yu Gothic UI"/>
+          <w:b w:val="0"/>
+          <w:color w:val="767171"/>
+          <w:sz w:val="20"/>
+        </w:rPr>
+        <w:t>何割引きですか？｜讀音不一致：筆記 なんわりびきですか／MCP なにわりびきですか，此行暫畫 0 號音；MCP：needsReview；warnings：phrase_accent_unresolved；accent null：何、割引き、です、か（何 [0, 1]、割引き [1, 1, 1, 1]、です [2, 0]、か [0]；unreviewed／predicted）｜請核對</w:t>
+      </w:r>
+    </w:p>
+    <w:p>
+      <w:pPr>
+        <w:spacing w:before="0" w:after="60" w:line="240" w:lineRule="auto"/>
+      </w:pPr>
+      <w:r>
+        <w:rPr>
+          <w:rFonts w:ascii="Yu Gothic UI" w:hAnsi="Yu Gothic UI" w:eastAsia="Yu Gothic UI" w:cs="Yu Gothic UI"/>
+          <w:b/>
+          <w:color w:val="C55A11"/>
+          <w:sz w:val="20"/>
+        </w:rPr>
+        <w:t>【高】</w:t>
+      </w:r>
+      <w:r>
+        <w:rPr>
+          <w:rFonts w:ascii="Yu Gothic UI" w:hAnsi="Yu Gothic UI" w:eastAsia="Yu Gothic UI" w:cs="Yu Gothic UI"/>
+          <w:b w:val="0"/>
+          <w:color w:val="767171"/>
+          <w:sz w:val="20"/>
+        </w:rPr>
+        <w:t>大割引｜讀音不一致：筆記 だいわりびき／MCP おおわりびき，此行暫畫 0 號音；MCP：needsReview；warnings：phrase_accent_unresolved；accent null：大、割引（大 [0, 1]、割引 [2, 0, 0, 0]；unreviewed／predicted）｜請核對</w:t>
+      </w:r>
+    </w:p>
+    <w:p>
+      <w:pPr>
+        <w:spacing w:before="0" w:after="60" w:line="240" w:lineRule="auto"/>
+      </w:pPr>
+      <w:r>
+        <w:rPr>
+          <w:rFonts w:ascii="Yu Gothic UI" w:hAnsi="Yu Gothic UI" w:eastAsia="Yu Gothic UI" w:cs="Yu Gothic UI"/>
+          <w:b/>
+          <w:color w:val="C55A11"/>
+          <w:sz w:val="20"/>
+        </w:rPr>
+        <w:t>【高】</w:t>
+      </w:r>
+      <w:r>
+        <w:rPr>
+          <w:rFonts w:ascii="Yu Gothic UI" w:hAnsi="Yu Gothic UI" w:eastAsia="Yu Gothic UI" w:cs="Yu Gothic UI"/>
+          <w:b w:val="0"/>
+          <w:color w:val="767171"/>
+          <w:sz w:val="20"/>
+        </w:rPr>
+        <w:t>大特売｜MCP：needsReview；warnings：phrase_accent_unresolved；accent null：大、特売（大 [0, 1]、特売 [2, 0, 0, 0]；unreviewed／predicted）｜請核對</w:t>
+      </w:r>
+    </w:p>
+    <w:p>
+      <w:pPr>
+        <w:spacing w:before="0" w:after="60" w:line="240" w:lineRule="auto"/>
+      </w:pPr>
+      <w:r>
+        <w:rPr>
+          <w:rFonts w:ascii="Yu Gothic UI" w:hAnsi="Yu Gothic UI" w:eastAsia="Yu Gothic UI" w:cs="Yu Gothic UI"/>
+          <w:b/>
+          <w:color w:val="C55A11"/>
+          <w:sz w:val="20"/>
+        </w:rPr>
+        <w:t>【高】</w:t>
+      </w:r>
+      <w:r>
+        <w:rPr>
+          <w:rFonts w:ascii="Yu Gothic UI" w:hAnsi="Yu Gothic UI" w:eastAsia="Yu Gothic UI" w:cs="Yu Gothic UI"/>
+          <w:b w:val="0"/>
+          <w:color w:val="767171"/>
+          <w:sz w:val="20"/>
+        </w:rPr>
+        <w:t>そのカバンはディスカウントしていますか？｜MCP：needsReview；warnings：phrase_accent_unresolved；accent null：カバン、は、ディスカウント、し、て、い、ます、か（その [0, 2]（0號）、カバン [0, 1, 1]、は [0]、ディスカウント [0, 1, 2, 0, 0, 0]、し [0]、て [0]、い [0]、ます [2, 0]、か [0]；unreviewed／predicted）｜請核對</w:t>
+      </w:r>
+    </w:p>
+    <w:p>
+      <w:pPr>
+        <w:spacing w:before="0" w:after="60" w:line="240" w:lineRule="auto"/>
+      </w:pPr>
+      <w:r>
+        <w:rPr>
+          <w:rFonts w:ascii="Yu Gothic UI" w:hAnsi="Yu Gothic UI" w:eastAsia="Yu Gothic UI" w:cs="Yu Gothic UI"/>
+          <w:b/>
+          <w:color w:val="C55A11"/>
+          <w:sz w:val="20"/>
+        </w:rPr>
+        <w:t>【高】</w:t>
+      </w:r>
+      <w:r>
+        <w:rPr>
+          <w:rFonts w:ascii="Yu Gothic UI" w:hAnsi="Yu Gothic UI" w:eastAsia="Yu Gothic UI" w:cs="Yu Gothic UI"/>
+          <w:b w:val="0"/>
+          <w:color w:val="767171"/>
+          <w:sz w:val="20"/>
+        </w:rPr>
+        <w:t>一割引き｜讀音不一致：筆記 いちわりびき／MCP ひとわりびき，此行暫畫 0 號音；MCP：needsReview；warnings：phrase_accent_unresolved；accent null：一、割引き（一 [0, 1]、割引き [1, 1, 1, 2]；unreviewed／predicted）｜請核對</w:t>
+      </w:r>
+    </w:p>
+    <w:p>
+      <w:pPr>
+        <w:spacing w:before="0" w:after="60" w:line="240" w:lineRule="auto"/>
+      </w:pPr>
+      <w:r>
+        <w:rPr>
+          <w:rFonts w:ascii="Yu Gothic UI" w:hAnsi="Yu Gothic UI" w:eastAsia="Yu Gothic UI" w:cs="Yu Gothic UI"/>
+          <w:b/>
+          <w:color w:val="C55A11"/>
+          <w:sz w:val="20"/>
+        </w:rPr>
+        <w:t>【高】</w:t>
+      </w:r>
+      <w:r>
+        <w:rPr>
+          <w:rFonts w:ascii="Yu Gothic UI" w:hAnsi="Yu Gothic UI" w:eastAsia="Yu Gothic UI" w:cs="Yu Gothic UI"/>
+          <w:b w:val="0"/>
+          <w:color w:val="767171"/>
+          <w:sz w:val="20"/>
+        </w:rPr>
+        <w:t>10パーセントオフ｜MCP：needsReview；warnings：phrase_accent_unresolved；accent null：10、パーセント、オフ（10 [0, 1]、パーセント [1, 1, 2, 0, 0]、オフ [2, 0]；unreviewed／predicted）｜請核對</w:t>
+      </w:r>
+    </w:p>
+    <w:p>
+      <w:pPr>
+        <w:spacing w:before="0" w:after="60" w:line="240" w:lineRule="auto"/>
+      </w:pPr>
+      <w:r>
+        <w:rPr>
+          <w:rFonts w:ascii="Yu Gothic UI" w:hAnsi="Yu Gothic UI" w:eastAsia="Yu Gothic UI" w:cs="Yu Gothic UI"/>
+          <w:b/>
+          <w:color w:val="C55A11"/>
+          <w:sz w:val="20"/>
+        </w:rPr>
+        <w:t>【高】</w:t>
+      </w:r>
+      <w:r>
+        <w:rPr>
+          <w:rFonts w:ascii="Yu Gothic UI" w:hAnsi="Yu Gothic UI" w:eastAsia="Yu Gothic UI" w:cs="Yu Gothic UI"/>
+          <w:b w:val="0"/>
+          <w:color w:val="767171"/>
+          <w:sz w:val="20"/>
+        </w:rPr>
+        <w:t>二割引き｜讀音不一致：筆記 にわりびき／MCP ふたわりびき，此行暫畫 0 號音；MCP：needsReview；warnings：phrase_accent_unresolved、worker_needs_review；accent null：二、割、引き（二 [0, 0]、割 [1, 1]、引き [1, 2]；unreviewed／predicted）｜請核對</w:t>
+      </w:r>
+    </w:p>
+    <w:p>
+      <w:pPr>
+        <w:spacing w:before="0" w:after="60" w:line="240" w:lineRule="auto"/>
+      </w:pPr>
+      <w:r>
+        <w:rPr>
+          <w:rFonts w:ascii="Yu Gothic UI" w:hAnsi="Yu Gothic UI" w:eastAsia="Yu Gothic UI" w:cs="Yu Gothic UI"/>
+          <w:b/>
+          <w:color w:val="C55A11"/>
+          <w:sz w:val="20"/>
+        </w:rPr>
+        <w:t>【高】</w:t>
+      </w:r>
+      <w:r>
+        <w:rPr>
+          <w:rFonts w:ascii="Yu Gothic UI" w:hAnsi="Yu Gothic UI" w:eastAsia="Yu Gothic UI" w:cs="Yu Gothic UI"/>
+          <w:b w:val="0"/>
+          <w:color w:val="767171"/>
+          <w:sz w:val="20"/>
+        </w:rPr>
+        <w:t>20パーセントオフ｜MCP：needsReview；warnings：phrase_accent_unresolved；accent null：20、パーセント、オフ（20 [0, 1, 1]、パーセント [1, 1, 2, 0, 0]、オフ [2, 0]；unreviewed／predicted）｜請核對</w:t>
+      </w:r>
+    </w:p>
+    <w:p>
+      <w:pPr>
+        <w:spacing w:before="0" w:after="60" w:line="240" w:lineRule="auto"/>
+      </w:pPr>
+      <w:r>
+        <w:rPr>
+          <w:rFonts w:ascii="Yu Gothic UI" w:hAnsi="Yu Gothic UI" w:eastAsia="Yu Gothic UI" w:cs="Yu Gothic UI"/>
+          <w:b/>
+          <w:color w:val="C55A11"/>
+          <w:sz w:val="20"/>
+        </w:rPr>
+        <w:t>【高】</w:t>
+      </w:r>
+      <w:r>
+        <w:rPr>
+          <w:rFonts w:ascii="Yu Gothic UI" w:hAnsi="Yu Gothic UI" w:eastAsia="Yu Gothic UI" w:cs="Yu Gothic UI"/>
+          <w:b w:val="0"/>
+          <w:color w:val="767171"/>
+          <w:sz w:val="20"/>
+        </w:rPr>
+        <w:t>三割引き｜MCP：needsReview；warnings：phrase_accent_unresolved；accent null：三、割、引き（三 [0, 1]、割 [1, 1]、引き [1, 2]；unreviewed／predicted）｜請核對</w:t>
+      </w:r>
+    </w:p>
+    <w:p>
+      <w:pPr>
+        <w:spacing w:before="0" w:after="60" w:line="240" w:lineRule="auto"/>
+      </w:pPr>
+      <w:r>
+        <w:rPr>
+          <w:rFonts w:ascii="Yu Gothic UI" w:hAnsi="Yu Gothic UI" w:eastAsia="Yu Gothic UI" w:cs="Yu Gothic UI"/>
+          <w:b/>
+          <w:color w:val="C55A11"/>
+          <w:sz w:val="20"/>
+        </w:rPr>
+        <w:t>【高】</w:t>
+      </w:r>
+      <w:r>
+        <w:rPr>
+          <w:rFonts w:ascii="Yu Gothic UI" w:hAnsi="Yu Gothic UI" w:eastAsia="Yu Gothic UI" w:cs="Yu Gothic UI"/>
+          <w:b w:val="0"/>
+          <w:color w:val="767171"/>
+          <w:sz w:val="20"/>
+        </w:rPr>
+        <w:t>30パーセントオフ｜MCP：needsReview；warnings：phrase_accent_unresolved；accent null：30、パーセント、オフ（30 [0, 1, 1, 1]、パーセント [1, 1, 2, 0, 0]、オフ [2, 0]；unreviewed／predicted）｜請核對</w:t>
+      </w:r>
+    </w:p>
+    <w:p>
+      <w:pPr>
+        <w:spacing w:before="0" w:after="60" w:line="240" w:lineRule="auto"/>
+      </w:pPr>
+      <w:r>
+        <w:rPr>
+          <w:rFonts w:ascii="Yu Gothic UI" w:hAnsi="Yu Gothic UI" w:eastAsia="Yu Gothic UI" w:cs="Yu Gothic UI"/>
+          <w:b/>
+          <w:color w:val="C55A11"/>
+          <w:sz w:val="20"/>
+        </w:rPr>
+        <w:t>【高】</w:t>
+      </w:r>
+      <w:r>
+        <w:rPr>
+          <w:rFonts w:ascii="Yu Gothic UI" w:hAnsi="Yu Gothic UI" w:eastAsia="Yu Gothic UI" w:cs="Yu Gothic UI"/>
+          <w:b w:val="0"/>
+          <w:color w:val="767171"/>
+          <w:sz w:val="20"/>
+        </w:rPr>
+        <w:t>二割五分引き｜讀音不一致：筆記 にわりごぶびき／MCP ふたわりごぶびき，此行暫畫 0 號音；MCP：needsReview；warnings：phrase_accent_unresolved、worker_needs_review；accent null：二、割、五、分引き（二 [2, 0]、割 [0, 0]、五 [0]、分引き [1, 1, 2]；unreviewed／predicted）｜請核對</w:t>
+      </w:r>
+    </w:p>
+    <w:p>
+      <w:pPr>
+        <w:spacing w:before="0" w:after="60" w:line="240" w:lineRule="auto"/>
+      </w:pPr>
+      <w:r>
+        <w:rPr>
+          <w:rFonts w:ascii="Yu Gothic UI" w:hAnsi="Yu Gothic UI" w:eastAsia="Yu Gothic UI" w:cs="Yu Gothic UI"/>
+          <w:b/>
+          <w:color w:val="C55A11"/>
+          <w:sz w:val="20"/>
+        </w:rPr>
+        <w:t>【高】</w:t>
+      </w:r>
+      <w:r>
+        <w:rPr>
+          <w:rFonts w:ascii="Yu Gothic UI" w:hAnsi="Yu Gothic UI" w:eastAsia="Yu Gothic UI" w:cs="Yu Gothic UI"/>
+          <w:b w:val="0"/>
+          <w:color w:val="767171"/>
+          <w:sz w:val="20"/>
+        </w:rPr>
+        <w:t>25パーセントオフ｜MCP：needsReview；warnings：phrase_accent_unresolved；accent null：25、パーセント、オフ（25 [2, 0, 0, 0]、パーセント [1, 1, 2, 0, 0]、オフ [2, 0]；unreviewed／predicted）｜請核對</w:t>
+      </w:r>
+    </w:p>
+    <w:p>
+      <w:pPr>
+        <w:spacing w:before="0" w:after="60" w:line="240" w:lineRule="auto"/>
+      </w:pPr>
+      <w:r>
+        <w:rPr>
+          <w:rFonts w:ascii="Yu Gothic UI" w:hAnsi="Yu Gothic UI" w:eastAsia="Yu Gothic UI" w:cs="Yu Gothic UI"/>
+          <w:b/>
+          <w:color w:val="C55A11"/>
+          <w:sz w:val="20"/>
+        </w:rPr>
+        <w:t>【高】</w:t>
+      </w:r>
+      <w:r>
+        <w:rPr>
+          <w:rFonts w:ascii="Yu Gothic UI" w:hAnsi="Yu Gothic UI" w:eastAsia="Yu Gothic UI" w:cs="Yu Gothic UI"/>
+          <w:b w:val="0"/>
+          <w:color w:val="767171"/>
+          <w:sz w:val="20"/>
+        </w:rPr>
+        <w:t>六割引き｜MCP：needsReview；warnings：phrase_accent_unresolved；accent null：六、割、引き（六 [0, 1]、割 [1, 1]、引き [1, 2]；unreviewed／predicted）｜請核對</w:t>
+      </w:r>
+    </w:p>
+    <w:p>
+      <w:pPr>
+        <w:spacing w:before="0" w:after="60" w:line="240" w:lineRule="auto"/>
+      </w:pPr>
+      <w:r>
+        <w:rPr>
+          <w:rFonts w:ascii="Yu Gothic UI" w:hAnsi="Yu Gothic UI" w:eastAsia="Yu Gothic UI" w:cs="Yu Gothic UI"/>
+          <w:b/>
+          <w:color w:val="C55A11"/>
+          <w:sz w:val="20"/>
+        </w:rPr>
+        <w:t>【高】</w:t>
+      </w:r>
+      <w:r>
+        <w:rPr>
+          <w:rFonts w:ascii="Yu Gothic UI" w:hAnsi="Yu Gothic UI" w:eastAsia="Yu Gothic UI" w:cs="Yu Gothic UI"/>
+          <w:b w:val="0"/>
+          <w:color w:val="767171"/>
+          <w:sz w:val="20"/>
+        </w:rPr>
+        <w:t>60パーセントオフ｜MCP：needsReview；warnings：phrase_accent_unresolved；accent null：60、パーセント、オフ（60 [0, 1, 1, 1]、パーセント [1, 1, 2, 0, 0]、オフ [2, 0]；unreviewed／predicted）｜請核對</w:t>
+      </w:r>
+    </w:p>
+    <w:p>
+      <w:pPr>
+        <w:spacing w:before="0" w:after="60" w:line="240" w:lineRule="auto"/>
+      </w:pPr>
+      <w:r>
+        <w:rPr>
+          <w:rFonts w:ascii="Yu Gothic UI" w:hAnsi="Yu Gothic UI" w:eastAsia="Yu Gothic UI" w:cs="Yu Gothic UI"/>
+          <w:b/>
+          <w:color w:val="C55A11"/>
+          <w:sz w:val="20"/>
+        </w:rPr>
+        <w:t>【高】</w:t>
+      </w:r>
+      <w:r>
+        <w:rPr>
+          <w:rFonts w:ascii="Yu Gothic UI" w:hAnsi="Yu Gothic UI" w:eastAsia="Yu Gothic UI" w:cs="Yu Gothic UI"/>
+          <w:b w:val="0"/>
+          <w:color w:val="767171"/>
+          <w:sz w:val="20"/>
+        </w:rPr>
+        <w:t>すみません、今割引していますか？｜MCP：needsReview；warnings：phrase_accent_unresolved；accent null：すみ、ませ、ん、割引、し、て、い、ます、か（すみ [0, 1]、ませ [1, 2]、ん [0]、今 [2, 0]（1號）、割引 [0, 1, 1, 1]、し [1]、て [1]、い [1]、ます [2, 0]、か [0]；unreviewed／predicted）｜請核對</w:t>
+      </w:r>
+    </w:p>
+    <w:p>
+      <w:pPr>
+        <w:spacing w:before="0" w:after="60" w:line="240" w:lineRule="auto"/>
+      </w:pPr>
+      <w:r>
+        <w:rPr>
+          <w:rFonts w:ascii="Yu Gothic UI" w:hAnsi="Yu Gothic UI" w:eastAsia="Yu Gothic UI" w:cs="Yu Gothic UI"/>
+          <w:b/>
+          <w:color w:val="C55A11"/>
+          <w:sz w:val="20"/>
+        </w:rPr>
+        <w:t>【高】</w:t>
+      </w:r>
+      <w:r>
+        <w:rPr>
+          <w:rFonts w:ascii="Yu Gothic UI" w:hAnsi="Yu Gothic UI" w:eastAsia="Yu Gothic UI" w:cs="Yu Gothic UI"/>
+          <w:b w:val="0"/>
+          <w:color w:val="767171"/>
+          <w:sz w:val="20"/>
+        </w:rPr>
+        <w:t>はい、割引しています。｜MCP：needsReview；warnings：phrase_accent_unresolved；accent null：割引、し、て、い、ます（はい [2, 0]（1號）、割引 [0, 1, 1, 1]、し [1]、て [1]、い [1]、ます [2, 0]；unreviewed／predicted）｜請核對</w:t>
+      </w:r>
+    </w:p>
+    <w:p>
+      <w:pPr>
+        <w:spacing w:before="0" w:after="60" w:line="240" w:lineRule="auto"/>
+      </w:pPr>
+      <w:r>
+        <w:rPr>
+          <w:rFonts w:ascii="Yu Gothic UI" w:hAnsi="Yu Gothic UI" w:eastAsia="Yu Gothic UI" w:cs="Yu Gothic UI"/>
+          <w:b/>
+          <w:color w:val="C55A11"/>
+          <w:sz w:val="20"/>
+        </w:rPr>
+        <w:t>【高】</w:t>
+      </w:r>
+      <w:r>
+        <w:rPr>
+          <w:rFonts w:ascii="Yu Gothic UI" w:hAnsi="Yu Gothic UI" w:eastAsia="Yu Gothic UI" w:cs="Yu Gothic UI"/>
+          <w:b w:val="0"/>
+          <w:color w:val="767171"/>
+          <w:sz w:val="20"/>
+        </w:rPr>
+        <w:t>二割引きです。｜讀音不一致：筆記 にわりびきです／MCP ふたわりびきです，此行暫畫 0 號音；MCP：needsReview；warnings：phrase_accent_unresolved、worker_needs_review；accent null：二、割、引き、です（二 [0, 0]、割 [1, 1]、引き [1, 1]、です [2, 0]；unreviewed／predicted）｜請核對</w:t>
+      </w:r>
+    </w:p>
+    <w:p>
+      <w:pPr>
+        <w:spacing w:before="0" w:after="60" w:line="240" w:lineRule="auto"/>
+      </w:pPr>
+      <w:r>
+        <w:rPr>
+          <w:rFonts w:ascii="Yu Gothic UI" w:hAnsi="Yu Gothic UI" w:eastAsia="Yu Gothic UI" w:cs="Yu Gothic UI"/>
+          <w:b/>
+          <w:color w:val="C55A11"/>
+          <w:sz w:val="20"/>
+        </w:rPr>
+        <w:t>【高】</w:t>
+      </w:r>
+      <w:r>
+        <w:rPr>
+          <w:rFonts w:ascii="Yu Gothic UI" w:hAnsi="Yu Gothic UI" w:eastAsia="Yu Gothic UI" w:cs="Yu Gothic UI"/>
+          <w:b w:val="0"/>
+          <w:color w:val="767171"/>
+          <w:sz w:val="20"/>
+        </w:rPr>
+        <w:t>三十パーセントオフです。｜MCP：needsReview；warnings：phrase_accent_unresolved；accent null：三十、パーセント、オフ、です（三十 [0, 1, 1, 1]、パーセント [1, 1, 2, 0, 0]、オフ [2, 0]、です [0, 0]；unreviewed／predicted）｜請核對</w:t>
+      </w:r>
+    </w:p>
+    <w:p>
+      <w:pPr>
+        <w:spacing w:before="0" w:after="60" w:line="240" w:lineRule="auto"/>
+      </w:pPr>
+      <w:r>
+        <w:rPr>
+          <w:rFonts w:ascii="Yu Gothic UI" w:hAnsi="Yu Gothic UI" w:eastAsia="Yu Gothic UI" w:cs="Yu Gothic UI"/>
+          <w:b/>
+          <w:color w:val="C55A11"/>
+          <w:sz w:val="20"/>
+        </w:rPr>
+        <w:t>【高】</w:t>
+      </w:r>
+      <w:r>
+        <w:rPr>
+          <w:rFonts w:ascii="Yu Gothic UI" w:hAnsi="Yu Gothic UI" w:eastAsia="Yu Gothic UI" w:cs="Yu Gothic UI"/>
+          <w:b w:val="0"/>
+          <w:color w:val="767171"/>
+          <w:sz w:val="20"/>
+        </w:rPr>
+        <w:t>はい、ディスカウントしていますよ。｜MCP：needsReview；warnings：phrase_accent_unresolved；accent null：ディスカウント、し、て、い、ます、よ（はい [2, 0]（1號）、ディスカウント [0, 1, 2, 0, 0, 0]、し [0]、て [0]、い [0]、ます [2, 0]、よ [0]；unreviewed／predicted）｜請核對</w:t>
+      </w:r>
+    </w:p>
+    <w:p>
+      <w:pPr>
+        <w:spacing w:before="0" w:after="60" w:line="240" w:lineRule="auto"/>
+      </w:pPr>
+      <w:r>
+        <w:rPr>
+          <w:rFonts w:ascii="Yu Gothic UI" w:hAnsi="Yu Gothic UI" w:eastAsia="Yu Gothic UI" w:cs="Yu Gothic UI"/>
+          <w:b/>
+          <w:color w:val="C55A11"/>
+          <w:sz w:val="20"/>
+        </w:rPr>
+        <w:t>【高】</w:t>
+      </w:r>
+      <w:r>
+        <w:rPr>
+          <w:rFonts w:ascii="Yu Gothic UI" w:hAnsi="Yu Gothic UI" w:eastAsia="Yu Gothic UI" w:cs="Yu Gothic UI"/>
+          <w:b w:val="0"/>
+          <w:color w:val="767171"/>
+          <w:sz w:val="20"/>
+        </w:rPr>
+        <w:t>始まる・始まります｜MCP：needsReview；warnings：phrase_accent_unresolved；accent null：・、始まり、ます（始まる [0, 1, 1, 2]（0號）、・ []、始まり [0, 1, 1, 1]、ます [2, 0]；unreviewed／predicted）｜請核對</w:t>
+      </w:r>
+    </w:p>
+    <w:p>
+      <w:pPr>
+        <w:spacing w:before="0" w:after="60" w:line="240" w:lineRule="auto"/>
+      </w:pPr>
+      <w:r>
+        <w:rPr>
+          <w:rFonts w:ascii="Yu Gothic UI" w:hAnsi="Yu Gothic UI" w:eastAsia="Yu Gothic UI" w:cs="Yu Gothic UI"/>
+          <w:b/>
+          <w:color w:val="C55A11"/>
+          <w:sz w:val="20"/>
+        </w:rPr>
+        <w:t>【高】</w:t>
+      </w:r>
+      <w:r>
+        <w:rPr>
+          <w:rFonts w:ascii="Yu Gothic UI" w:hAnsi="Yu Gothic UI" w:eastAsia="Yu Gothic UI" w:cs="Yu Gothic UI"/>
+          <w:b w:val="0"/>
+          <w:color w:val="767171"/>
+          <w:sz w:val="20"/>
+        </w:rPr>
+        <w:t>すみません、割引は何時からですか。｜讀音不一致：筆記 すみませんわりびきはなんじからですか／MCP すみませんわりびきはいつからですか，此行暫畫 0 號音；MCP：needsReview；warnings：phrase_accent_unresolved、worker_needs_review；accent null：すみ、ませ、ん、割引、は、何時、から、です、か（すみ [0, 1]、ませ [1, 2]、ん [0]、割引 [0, 1, 1, 1]、は [0]、何時 [0, 2]、から [0, 0]、です [0, 0]、か [0]；unreviewed／predicted）｜請核對</w:t>
+      </w:r>
+    </w:p>
+    <w:p>
+      <w:pPr>
+        <w:spacing w:before="0" w:after="60" w:line="240" w:lineRule="auto"/>
+      </w:pPr>
+      <w:r>
+        <w:rPr>
+          <w:rFonts w:ascii="Yu Gothic UI" w:hAnsi="Yu Gothic UI" w:eastAsia="Yu Gothic UI" w:cs="Yu Gothic UI"/>
+          <w:b/>
+          <w:color w:val="C55A11"/>
+          <w:sz w:val="20"/>
+        </w:rPr>
+        <w:t>【高】</w:t>
+      </w:r>
+      <w:r>
+        <w:rPr>
+          <w:rFonts w:ascii="Yu Gothic UI" w:hAnsi="Yu Gothic UI" w:eastAsia="Yu Gothic UI" w:cs="Yu Gothic UI"/>
+          <w:b w:val="0"/>
+          <w:color w:val="767171"/>
+          <w:sz w:val="20"/>
+        </w:rPr>
+        <w:t>割引は五時から始まります。｜MCP：needsReview；warnings：phrase_accent_unresolved；accent null：割引、は、五、時、から、始まり、ます（割引 [0, 1, 1, 1]、は [0]、五 [2]、時 [0]、から [0, 0]、始まり [0, 1, 1, 1]、ます [2, 0]；unreviewed／predicted）｜請核對</w:t>
+      </w:r>
+    </w:p>
+    <w:p>
+      <w:pPr>
+        <w:spacing w:before="0" w:after="60" w:line="240" w:lineRule="auto"/>
+      </w:pPr>
+      <w:r>
+        <w:rPr>
+          <w:rFonts w:ascii="Yu Gothic UI" w:hAnsi="Yu Gothic UI" w:eastAsia="Yu Gothic UI" w:cs="Yu Gothic UI"/>
+          <w:b/>
+          <w:color w:val="C55A11"/>
+          <w:sz w:val="20"/>
+        </w:rPr>
+        <w:t>【高】</w:t>
+      </w:r>
+      <w:r>
+        <w:rPr>
+          <w:rFonts w:ascii="Yu Gothic UI" w:hAnsi="Yu Gothic UI" w:eastAsia="Yu Gothic UI" w:cs="Yu Gothic UI"/>
+          <w:b w:val="0"/>
+          <w:color w:val="767171"/>
+          <w:sz w:val="20"/>
+        </w:rPr>
+        <w:t>割引は八時までです。｜MCP：needsReview；warnings：phrase_accent_unresolved；accent null：割引、は、八、時、まで、です（割引 [0, 1, 1, 1]、は [0]、八 [0, 2]、時 [0]、まで [0, 0]、です [0, 0]；unreviewed／predicted）｜請核對</w:t>
+      </w:r>
+    </w:p>
+    <w:p>
+      <w:pPr>
+        <w:spacing w:before="0" w:after="60" w:line="240" w:lineRule="auto"/>
+      </w:pPr>
+      <w:r>
+        <w:rPr>
+          <w:rFonts w:ascii="Yu Gothic UI" w:hAnsi="Yu Gothic UI" w:eastAsia="Yu Gothic UI" w:cs="Yu Gothic UI"/>
+          <w:b/>
+          <w:color w:val="C55A11"/>
+          <w:sz w:val="20"/>
+        </w:rPr>
+        <w:t>【高】</w:t>
+      </w:r>
+      <w:r>
+        <w:rPr>
+          <w:rFonts w:ascii="Yu Gothic UI" w:hAnsi="Yu Gothic UI" w:eastAsia="Yu Gothic UI" w:cs="Yu Gothic UI"/>
+          <w:b w:val="0"/>
+          <w:color w:val="767171"/>
+          <w:sz w:val="20"/>
+        </w:rPr>
+        <w:t>割引｜同一詞在不同查詢的 marks 不一致（未必帶警告）：割引 [0, 1, 1, 2]；割引は八時から始まります。 [0, 1, 1, 1]；今割引していますか？ [0, 1, 1, 1]；大割引 [2, 0, 0, 0]；すみません、今割引していますか？ [0, 1, 1, 1]；はい、割引しています。 [0, 1, 1, 1]；すみません、割引は何時からですか。 [0, 1, 1, 1]；割引は五時から始まります。 [0, 1, 1, 1]；割引は八時までです。 [0, 1, 1, 1]｜請核對</w:t>
+      </w:r>
+    </w:p>
+    <w:p>
+      <w:pPr>
+        <w:spacing w:before="0" w:after="60" w:line="240" w:lineRule="auto"/>
+      </w:pPr>
+      <w:r>
+        <w:rPr>
+          <w:rFonts w:ascii="Yu Gothic UI" w:hAnsi="Yu Gothic UI" w:eastAsia="Yu Gothic UI" w:cs="Yu Gothic UI"/>
+          <w:b/>
+          <w:color w:val="C55A11"/>
+          <w:sz w:val="20"/>
+        </w:rPr>
+        <w:t>【高】</w:t>
+      </w:r>
+      <w:r>
+        <w:rPr>
+          <w:rFonts w:ascii="Yu Gothic UI" w:hAnsi="Yu Gothic UI" w:eastAsia="Yu Gothic UI" w:cs="Yu Gothic UI"/>
+          <w:b w:val="0"/>
+          <w:color w:val="767171"/>
+          <w:sz w:val="20"/>
+        </w:rPr>
+        <w:t>セール｜同一詞在不同查詢的 marks 不一致（未必帶警告）：セール [2, 0, 0]；今セール中ですか？ [0, 1, 1]；大セール [2, 0, 0]；セール中 [0, 1, 1]｜請核對</w:t>
+      </w:r>
+    </w:p>
+    <w:p>
+      <w:pPr>
+        <w:spacing w:before="0" w:after="60" w:line="240" w:lineRule="auto"/>
+      </w:pPr>
+      <w:r>
+        <w:rPr>
+          <w:rFonts w:ascii="Yu Gothic UI" w:hAnsi="Yu Gothic UI" w:eastAsia="Yu Gothic UI" w:cs="Yu Gothic UI"/>
+          <w:b/>
+          <w:color w:val="C55A11"/>
+          <w:sz w:val="20"/>
+        </w:rPr>
+        <w:t>【高】</w:t>
+      </w:r>
+      <w:r>
+        <w:rPr>
+          <w:rFonts w:ascii="Yu Gothic UI" w:hAnsi="Yu Gothic UI" w:eastAsia="Yu Gothic UI" w:cs="Yu Gothic UI"/>
+          <w:b w:val="0"/>
+          <w:color w:val="767171"/>
+          <w:sz w:val="20"/>
+        </w:rPr>
+        <w:t>パーセント｜同一詞在不同查詢的 marks 不一致（未必帶警告）：パーセントオフ [0, 1, 1, 1, 1]；10パーセントオフ [1, 1, 2, 0, 0]；20パーセントオフ [1, 1, 2, 0, 0]；30パーセントオフ [1, 1, 2, 0, 0]；25パーセントオフ [1, 1, 2, 0, 0]；60パーセントオフ [1, 1, 2, 0, 0]；三十パーセントオフです。 [1, 1, 2, 0, 0]｜請核對</w:t>
+      </w:r>
+    </w:p>
+    <w:p>
+      <w:pPr>
+        <w:spacing w:before="0" w:after="60" w:line="240" w:lineRule="auto"/>
+      </w:pPr>
+      <w:r>
+        <w:rPr>
+          <w:rFonts w:ascii="Yu Gothic UI" w:hAnsi="Yu Gothic UI" w:eastAsia="Yu Gothic UI" w:cs="Yu Gothic UI"/>
+          <w:b/>
+          <w:color w:val="C55A11"/>
+          <w:sz w:val="20"/>
+        </w:rPr>
+        <w:t>【高】</w:t>
+      </w:r>
+      <w:r>
+        <w:rPr>
+          <w:rFonts w:ascii="Yu Gothic UI" w:hAnsi="Yu Gothic UI" w:eastAsia="Yu Gothic UI" w:cs="Yu Gothic UI"/>
+          <w:b w:val="0"/>
+          <w:color w:val="767171"/>
+          <w:sz w:val="20"/>
+        </w:rPr>
+        <w:t>中｜同一詞在不同查詢的 marks 不一致（未必帶警告）：今セール中ですか？ [1, 1]；セール中 [1, 2]｜請核對</w:t>
+      </w:r>
+    </w:p>
+    <w:p>
+      <w:pPr>
+        <w:spacing w:before="0" w:after="60" w:line="240" w:lineRule="auto"/>
+      </w:pPr>
+      <w:r>
+        <w:rPr>
+          <w:rFonts w:ascii="Yu Gothic UI" w:hAnsi="Yu Gothic UI" w:eastAsia="Yu Gothic UI" w:cs="Yu Gothic UI"/>
+          <w:b/>
+          <w:color w:val="C55A11"/>
+          <w:sz w:val="20"/>
+        </w:rPr>
+        <w:t>【高】</w:t>
+      </w:r>
+      <w:r>
+        <w:rPr>
+          <w:rFonts w:ascii="Yu Gothic UI" w:hAnsi="Yu Gothic UI" w:eastAsia="Yu Gothic UI" w:cs="Yu Gothic UI"/>
+          <w:b w:val="0"/>
+          <w:color w:val="767171"/>
+          <w:sz w:val="20"/>
+        </w:rPr>
+        <w:t>割引き｜同一詞在不同查詢的 marks 不一致（未必帶警告）：何割引きですか？ [1, 1, 1, 1]；一割引き [1, 1, 1, 2]｜請核對</w:t>
+      </w:r>
+    </w:p>
+    <w:p>
+      <w:pPr>
+        <w:spacing w:before="0" w:after="60" w:line="240" w:lineRule="auto"/>
+      </w:pPr>
+      <w:r>
+        <w:rPr>
+          <w:rFonts w:ascii="Yu Gothic UI" w:hAnsi="Yu Gothic UI" w:eastAsia="Yu Gothic UI" w:cs="Yu Gothic UI"/>
+          <w:b/>
+          <w:color w:val="C55A11"/>
+          <w:sz w:val="20"/>
+        </w:rPr>
+        <w:t>【高】</w:t>
+      </w:r>
+      <w:r>
+        <w:rPr>
+          <w:rFonts w:ascii="Yu Gothic UI" w:hAnsi="Yu Gothic UI" w:eastAsia="Yu Gothic UI" w:cs="Yu Gothic UI"/>
+          <w:b w:val="0"/>
+          <w:color w:val="767171"/>
+          <w:sz w:val="20"/>
+        </w:rPr>
+        <w:t>特売｜同一詞在不同查詢的 marks 不一致（未必帶警告）：特売 [0, 1, 1, 2]；大特売 [2, 0, 0, 0]｜請核對</w:t>
+      </w:r>
+    </w:p>
+    <w:p>
+      <w:pPr>
+        <w:spacing w:before="0" w:after="60" w:line="240" w:lineRule="auto"/>
+      </w:pPr>
+      <w:r>
+        <w:rPr>
+          <w:rFonts w:ascii="Yu Gothic UI" w:hAnsi="Yu Gothic UI" w:eastAsia="Yu Gothic UI" w:cs="Yu Gothic UI"/>
+          <w:b/>
+          <w:color w:val="C55A11"/>
+          <w:sz w:val="20"/>
+        </w:rPr>
+        <w:t>【高】</w:t>
+      </w:r>
+      <w:r>
+        <w:rPr>
+          <w:rFonts w:ascii="Yu Gothic UI" w:hAnsi="Yu Gothic UI" w:eastAsia="Yu Gothic UI" w:cs="Yu Gothic UI"/>
+          <w:b w:val="0"/>
+          <w:color w:val="767171"/>
+          <w:sz w:val="20"/>
+        </w:rPr>
+        <w:t>二｜同一詞在不同查詢的 marks 不一致（未必帶警告）：二割引き [0, 0]；二割五分引き [2, 0]；二割引きです。 [0, 0]｜請核對</w:t>
+      </w:r>
+    </w:p>
+    <w:p>
+      <w:pPr>
+        <w:spacing w:before="0" w:after="60" w:line="240" w:lineRule="auto"/>
+      </w:pPr>
+      <w:r>
+        <w:rPr>
+          <w:rFonts w:ascii="Yu Gothic UI" w:hAnsi="Yu Gothic UI" w:eastAsia="Yu Gothic UI" w:cs="Yu Gothic UI"/>
+          <w:b/>
+          <w:color w:val="C55A11"/>
+          <w:sz w:val="20"/>
+        </w:rPr>
+        <w:t>【高】</w:t>
+      </w:r>
+      <w:r>
+        <w:rPr>
+          <w:rFonts w:ascii="Yu Gothic UI" w:hAnsi="Yu Gothic UI" w:eastAsia="Yu Gothic UI" w:cs="Yu Gothic UI"/>
+          <w:b w:val="0"/>
+          <w:color w:val="767171"/>
+          <w:sz w:val="20"/>
+        </w:rPr>
+        <w:t>割｜同一詞在不同查詢的 marks 不一致（未必帶警告）：二割引き [1, 1]；三割引き [1, 1]；二割五分引き [0, 0]；六割引き [1, 1]；二割引きです。 [1, 1]｜請核對</w:t>
+      </w:r>
+    </w:p>
+    <w:p>
+      <w:pPr>
+        <w:spacing w:before="0" w:after="60" w:line="240" w:lineRule="auto"/>
+      </w:pPr>
+      <w:r>
+        <w:rPr>
+          <w:rFonts w:ascii="Yu Gothic UI" w:hAnsi="Yu Gothic UI" w:eastAsia="Yu Gothic UI" w:cs="Yu Gothic UI"/>
+          <w:b/>
+          <w:color w:val="C55A11"/>
+          <w:sz w:val="20"/>
+        </w:rPr>
+        <w:t>【高】</w:t>
+      </w:r>
+      <w:r>
+        <w:rPr>
+          <w:rFonts w:ascii="Yu Gothic UI" w:hAnsi="Yu Gothic UI" w:eastAsia="Yu Gothic UI" w:cs="Yu Gothic UI"/>
+          <w:b w:val="0"/>
+          <w:color w:val="767171"/>
+          <w:sz w:val="20"/>
+        </w:rPr>
+        <w:t>引き｜同一詞在不同查詢的 marks 不一致（未必帶警告）：二割引き [1, 2]；三割引き [1, 2]；六割引き [1, 2]；二割引きです。 [1, 1]｜請核對</w:t>
+      </w:r>
+    </w:p>
+    <w:p>
+      <w:pPr>
+        <w:spacing w:before="0" w:after="60" w:line="240" w:lineRule="auto"/>
+      </w:pPr>
+      <w:r>
+        <w:rPr>
+          <w:rFonts w:ascii="Yu Gothic UI" w:hAnsi="Yu Gothic UI" w:eastAsia="Yu Gothic UI" w:cs="Yu Gothic UI"/>
+          <w:b/>
+          <w:color w:val="C55A11"/>
+          <w:sz w:val="20"/>
+        </w:rPr>
+        <w:t>【高】</w:t>
+      </w:r>
+      <w:r>
+        <w:rPr>
+          <w:rFonts w:ascii="Yu Gothic UI" w:hAnsi="Yu Gothic UI" w:eastAsia="Yu Gothic UI" w:cs="Yu Gothic UI"/>
+          <w:b w:val="0"/>
+          <w:color w:val="767171"/>
+          <w:sz w:val="20"/>
+        </w:rPr>
+        <w:t>五｜同一詞在不同查詢的 marks 不一致（未必帶警告）：二割五分引き [0]；割引は五時から始まります。 [2]｜請核對</w:t>
       </w:r>
     </w:p>
     <w:p>
@@ -9247,6 +11019,98 @@
           <w:sz w:val="20"/>
         </w:rPr>
         <w:t>00:43:23｜辨識為「そのカバンは」，寫成「包包」｜請核對。</w:t>
+      </w:r>
+    </w:p>
+    <w:p>
+      <w:pPr>
+        <w:spacing w:before="0" w:after="60" w:line="240" w:lineRule="auto"/>
+      </w:pPr>
+      <w:r>
+        <w:rPr>
+          <w:rFonts w:ascii="Yu Gothic UI" w:hAnsi="Yu Gothic UI" w:eastAsia="Yu Gothic UI" w:cs="Yu Gothic UI"/>
+          <w:b w:val="0"/>
+          <w:color w:val="767171"/>
+          <w:sz w:val="20"/>
+        </w:rPr>
+        <w:t>【低】</w:t>
+      </w:r>
+      <w:r>
+        <w:rPr>
+          <w:rFonts w:ascii="Yu Gothic UI" w:hAnsi="Yu Gothic UI" w:eastAsia="Yu Gothic UI" w:cs="Yu Gothic UI"/>
+          <w:b w:val="0"/>
+          <w:color w:val="767171"/>
+          <w:sz w:val="20"/>
+        </w:rPr>
+        <w:t>割引｜MCP 無警告、needsReview: false，仍是預測（割引 [0, 1, 1, 2]（0號）；unreviewed／predicted）｜抽樣核對</w:t>
+      </w:r>
+    </w:p>
+    <w:p>
+      <w:pPr>
+        <w:spacing w:before="0" w:after="60" w:line="240" w:lineRule="auto"/>
+      </w:pPr>
+      <w:r>
+        <w:rPr>
+          <w:rFonts w:ascii="Yu Gothic UI" w:hAnsi="Yu Gothic UI" w:eastAsia="Yu Gothic UI" w:cs="Yu Gothic UI"/>
+          <w:b w:val="0"/>
+          <w:color w:val="767171"/>
+          <w:sz w:val="20"/>
+        </w:rPr>
+        <w:t>【低】</w:t>
+      </w:r>
+      <w:r>
+        <w:rPr>
+          <w:rFonts w:ascii="Yu Gothic UI" w:hAnsi="Yu Gothic UI" w:eastAsia="Yu Gothic UI" w:cs="Yu Gothic UI"/>
+          <w:b w:val="0"/>
+          <w:color w:val="767171"/>
+          <w:sz w:val="20"/>
+        </w:rPr>
+        <w:t>セール｜MCP 無警告、needsReview: false，仍是預測（セール [2, 0, 0]（1號）；unreviewed／predicted）｜抽樣核對</w:t>
+      </w:r>
+    </w:p>
+    <w:p>
+      <w:pPr>
+        <w:spacing w:before="0" w:after="60" w:line="240" w:lineRule="auto"/>
+      </w:pPr>
+      <w:r>
+        <w:rPr>
+          <w:rFonts w:ascii="Yu Gothic UI" w:hAnsi="Yu Gothic UI" w:eastAsia="Yu Gothic UI" w:cs="Yu Gothic UI"/>
+          <w:b w:val="0"/>
+          <w:color w:val="767171"/>
+          <w:sz w:val="20"/>
+        </w:rPr>
+        <w:t>【低】</w:t>
+      </w:r>
+      <w:r>
+        <w:rPr>
+          <w:rFonts w:ascii="Yu Gothic UI" w:hAnsi="Yu Gothic UI" w:eastAsia="Yu Gothic UI" w:cs="Yu Gothic UI"/>
+          <w:b w:val="0"/>
+          <w:color w:val="767171"/>
+          <w:sz w:val="20"/>
+        </w:rPr>
+        <w:t>ディスカウント｜MCP 無警告、needsReview: false，仍是預測（ディスカウント [0, 1, 2, 0, 0, 0]（3號）；unreviewed／predicted）｜抽樣核對</w:t>
+      </w:r>
+    </w:p>
+    <w:p>
+      <w:pPr>
+        <w:spacing w:before="0" w:after="60" w:line="240" w:lineRule="auto"/>
+      </w:pPr>
+      <w:r>
+        <w:rPr>
+          <w:rFonts w:ascii="Yu Gothic UI" w:hAnsi="Yu Gothic UI" w:eastAsia="Yu Gothic UI" w:cs="Yu Gothic UI"/>
+          <w:b w:val="0"/>
+          <w:color w:val="767171"/>
+          <w:sz w:val="20"/>
+        </w:rPr>
+        <w:t>【低】</w:t>
+      </w:r>
+      <w:r>
+        <w:rPr>
+          <w:rFonts w:ascii="Yu Gothic UI" w:hAnsi="Yu Gothic UI" w:eastAsia="Yu Gothic UI" w:cs="Yu Gothic UI"/>
+          <w:b w:val="0"/>
+          <w:color w:val="767171"/>
+          <w:sz w:val="20"/>
+        </w:rPr>
+        <w:t>特売｜MCP 無警告、needsReview: false，仍是預測（特売 [0, 1, 1, 2]（0號）；unreviewed／predicted）｜抽樣核對</w:t>
       </w:r>
     </w:p>
     <w:p>

--- a/japanese-notes/L33.docx
+++ b/japanese-notes/L33.docx
@@ -9845,904 +9845,7 @@
           <w:color w:val="767171"/>
           <w:sz w:val="20"/>
         </w:rPr>
-        <w:t>聲調｜紅線依 JAPANESE UP 聲調 MCP 的逐拍預測繪製（全部是 predicted／unreviewed）；助詞等 MCP 回傳為低的拍照實畫成低，沒有依規則補齊；讀音和 MCP 不一致的行暫畫 0 號音｜依下列項目逐條核對</w:t>
-      </w:r>
-    </w:p>
-    <w:p>
-      <w:pPr>
-        <w:spacing w:before="0" w:after="60" w:line="240" w:lineRule="auto"/>
-      </w:pPr>
-      <w:r>
-        <w:rPr>
-          <w:rFonts w:ascii="Yu Gothic UI" w:hAnsi="Yu Gothic UI" w:eastAsia="Yu Gothic UI" w:cs="Yu Gothic UI"/>
-          <w:b/>
-          <w:color w:val="C55A11"/>
-          <w:sz w:val="20"/>
-        </w:rPr>
-        <w:t>【高】</w:t>
-      </w:r>
-      <w:r>
-        <w:rPr>
-          <w:rFonts w:ascii="Yu Gothic UI" w:hAnsi="Yu Gothic UI" w:eastAsia="Yu Gothic UI" w:cs="Yu Gothic UI"/>
-          <w:b w:val="0"/>
-          <w:color w:val="767171"/>
-          <w:sz w:val="20"/>
-        </w:rPr>
-        <w:t>割引は八時から始まります。｜MCP：needsReview；warnings：phrase_accent_unresolved；accent null：割引、は、八、時、から、始まり、ます（割引 [0, 1, 1, 1]、は [0]、八 [0, 2]、時 [0]、から [0, 0]、始まり [0, 1, 1, 1]、ます [2, 0]；unreviewed／predicted）｜請核對</w:t>
-      </w:r>
-    </w:p>
-    <w:p>
-      <w:pPr>
-        <w:spacing w:before="0" w:after="60" w:line="240" w:lineRule="auto"/>
-      </w:pPr>
-      <w:r>
-        <w:rPr>
-          <w:rFonts w:ascii="Yu Gothic UI" w:hAnsi="Yu Gothic UI" w:eastAsia="Yu Gothic UI" w:cs="Yu Gothic UI"/>
-          <w:b/>
-          <w:color w:val="C55A11"/>
-          <w:sz w:val="20"/>
-        </w:rPr>
-        <w:t>【高】</w:t>
-      </w:r>
-      <w:r>
-        <w:rPr>
-          <w:rFonts w:ascii="Yu Gothic UI" w:hAnsi="Yu Gothic UI" w:eastAsia="Yu Gothic UI" w:cs="Yu Gothic UI"/>
-          <w:b w:val="0"/>
-          <w:color w:val="767171"/>
-          <w:sz w:val="20"/>
-        </w:rPr>
-        <w:t>パーセントオフ｜MCP：needsReview；warnings：phrase_accent_unresolved；accent null：パーセント、オフ（パーセント [0, 1, 1, 1, 1]、オフ [2, 0]；unreviewed／predicted）｜請核對</w:t>
-      </w:r>
-    </w:p>
-    <w:p>
-      <w:pPr>
-        <w:spacing w:before="0" w:after="60" w:line="240" w:lineRule="auto"/>
-      </w:pPr>
-      <w:r>
-        <w:rPr>
-          <w:rFonts w:ascii="Yu Gothic UI" w:hAnsi="Yu Gothic UI" w:eastAsia="Yu Gothic UI" w:cs="Yu Gothic UI"/>
-          <w:b/>
-          <w:color w:val="C55A11"/>
-          <w:sz w:val="20"/>
-        </w:rPr>
-        <w:t>【高】</w:t>
-      </w:r>
-      <w:r>
-        <w:rPr>
-          <w:rFonts w:ascii="Yu Gothic UI" w:hAnsi="Yu Gothic UI" w:eastAsia="Yu Gothic UI" w:cs="Yu Gothic UI"/>
-          <w:b w:val="0"/>
-          <w:color w:val="767171"/>
-          <w:sz w:val="20"/>
-        </w:rPr>
-        <w:t>今セール中ですか？｜MCP：needsReview；warnings：phrase_accent_unresolved；accent null：セール、中、です、か（今 [2, 0]（1號）、セール [0, 1, 1]、中 [1, 1]、です [2, 0]、か [0]；unreviewed／predicted）｜請核對</w:t>
-      </w:r>
-    </w:p>
-    <w:p>
-      <w:pPr>
-        <w:spacing w:before="0" w:after="60" w:line="240" w:lineRule="auto"/>
-      </w:pPr>
-      <w:r>
-        <w:rPr>
-          <w:rFonts w:ascii="Yu Gothic UI" w:hAnsi="Yu Gothic UI" w:eastAsia="Yu Gothic UI" w:cs="Yu Gothic UI"/>
-          <w:b/>
-          <w:color w:val="C55A11"/>
-          <w:sz w:val="20"/>
-        </w:rPr>
-        <w:t>【高】</w:t>
-      </w:r>
-      <w:r>
-        <w:rPr>
-          <w:rFonts w:ascii="Yu Gothic UI" w:hAnsi="Yu Gothic UI" w:eastAsia="Yu Gothic UI" w:cs="Yu Gothic UI"/>
-          <w:b w:val="0"/>
-          <w:color w:val="767171"/>
-          <w:sz w:val="20"/>
-        </w:rPr>
-        <w:t>大セール｜MCP：needsReview；warnings：phrase_accent_unresolved；accent null：大、セール（大 [0, 1]、セール [2, 0, 0]；unreviewed／predicted）｜請核對</w:t>
-      </w:r>
-    </w:p>
-    <w:p>
-      <w:pPr>
-        <w:spacing w:before="0" w:after="60" w:line="240" w:lineRule="auto"/>
-      </w:pPr>
-      <w:r>
-        <w:rPr>
-          <w:rFonts w:ascii="Yu Gothic UI" w:hAnsi="Yu Gothic UI" w:eastAsia="Yu Gothic UI" w:cs="Yu Gothic UI"/>
-          <w:b/>
-          <w:color w:val="C55A11"/>
-          <w:sz w:val="20"/>
-        </w:rPr>
-        <w:t>【高】</w:t>
-      </w:r>
-      <w:r>
-        <w:rPr>
-          <w:rFonts w:ascii="Yu Gothic UI" w:hAnsi="Yu Gothic UI" w:eastAsia="Yu Gothic UI" w:cs="Yu Gothic UI"/>
-          <w:b w:val="0"/>
-          <w:color w:val="767171"/>
-          <w:sz w:val="20"/>
-        </w:rPr>
-        <w:t>セール中｜MCP：needsReview；warnings：phrase_accent_unresolved；accent null：セール、中（セール [0, 1, 1]、中 [1, 2]；unreviewed／predicted）｜請核對</w:t>
-      </w:r>
-    </w:p>
-    <w:p>
-      <w:pPr>
-        <w:spacing w:before="0" w:after="60" w:line="240" w:lineRule="auto"/>
-      </w:pPr>
-      <w:r>
-        <w:rPr>
-          <w:rFonts w:ascii="Yu Gothic UI" w:hAnsi="Yu Gothic UI" w:eastAsia="Yu Gothic UI" w:cs="Yu Gothic UI"/>
-          <w:b/>
-          <w:color w:val="C55A11"/>
-          <w:sz w:val="20"/>
-        </w:rPr>
-        <w:t>【高】</w:t>
-      </w:r>
-      <w:r>
-        <w:rPr>
-          <w:rFonts w:ascii="Yu Gothic UI" w:hAnsi="Yu Gothic UI" w:eastAsia="Yu Gothic UI" w:cs="Yu Gothic UI"/>
-          <w:b w:val="0"/>
-          <w:color w:val="767171"/>
-          <w:sz w:val="20"/>
-        </w:rPr>
-        <w:t>今割引していますか？｜MCP：needsReview；warnings：phrase_accent_unresolved；accent null：割引、し、て、い、ます、か（今 [2, 0]（1號）、割引 [0, 1, 1, 1]、し [1]、て [1]、い [1]、ます [2, 0]、か [0]；unreviewed／predicted）｜請核對</w:t>
-      </w:r>
-    </w:p>
-    <w:p>
-      <w:pPr>
-        <w:spacing w:before="0" w:after="60" w:line="240" w:lineRule="auto"/>
-      </w:pPr>
-      <w:r>
-        <w:rPr>
-          <w:rFonts w:ascii="Yu Gothic UI" w:hAnsi="Yu Gothic UI" w:eastAsia="Yu Gothic UI" w:cs="Yu Gothic UI"/>
-          <w:b/>
-          <w:color w:val="C55A11"/>
-          <w:sz w:val="20"/>
-        </w:rPr>
-        <w:t>【高】</w:t>
-      </w:r>
-      <w:r>
-        <w:rPr>
-          <w:rFonts w:ascii="Yu Gothic UI" w:hAnsi="Yu Gothic UI" w:eastAsia="Yu Gothic UI" w:cs="Yu Gothic UI"/>
-          <w:b w:val="0"/>
-          <w:color w:val="767171"/>
-          <w:sz w:val="20"/>
-        </w:rPr>
-        <w:t>何割引きですか？｜讀音不一致：筆記 なんわりびきですか／MCP なにわりびきですか，此行暫畫 0 號音；MCP：needsReview；warnings：phrase_accent_unresolved；accent null：何、割引き、です、か（何 [0, 1]、割引き [1, 1, 1, 1]、です [2, 0]、か [0]；unreviewed／predicted）｜請核對</w:t>
-      </w:r>
-    </w:p>
-    <w:p>
-      <w:pPr>
-        <w:spacing w:before="0" w:after="60" w:line="240" w:lineRule="auto"/>
-      </w:pPr>
-      <w:r>
-        <w:rPr>
-          <w:rFonts w:ascii="Yu Gothic UI" w:hAnsi="Yu Gothic UI" w:eastAsia="Yu Gothic UI" w:cs="Yu Gothic UI"/>
-          <w:b/>
-          <w:color w:val="C55A11"/>
-          <w:sz w:val="20"/>
-        </w:rPr>
-        <w:t>【高】</w:t>
-      </w:r>
-      <w:r>
-        <w:rPr>
-          <w:rFonts w:ascii="Yu Gothic UI" w:hAnsi="Yu Gothic UI" w:eastAsia="Yu Gothic UI" w:cs="Yu Gothic UI"/>
-          <w:b w:val="0"/>
-          <w:color w:val="767171"/>
-          <w:sz w:val="20"/>
-        </w:rPr>
-        <w:t>大割引｜讀音不一致：筆記 だいわりびき／MCP おおわりびき，此行暫畫 0 號音；MCP：needsReview；warnings：phrase_accent_unresolved；accent null：大、割引（大 [0, 1]、割引 [2, 0, 0, 0]；unreviewed／predicted）｜請核對</w:t>
-      </w:r>
-    </w:p>
-    <w:p>
-      <w:pPr>
-        <w:spacing w:before="0" w:after="60" w:line="240" w:lineRule="auto"/>
-      </w:pPr>
-      <w:r>
-        <w:rPr>
-          <w:rFonts w:ascii="Yu Gothic UI" w:hAnsi="Yu Gothic UI" w:eastAsia="Yu Gothic UI" w:cs="Yu Gothic UI"/>
-          <w:b/>
-          <w:color w:val="C55A11"/>
-          <w:sz w:val="20"/>
-        </w:rPr>
-        <w:t>【高】</w:t>
-      </w:r>
-      <w:r>
-        <w:rPr>
-          <w:rFonts w:ascii="Yu Gothic UI" w:hAnsi="Yu Gothic UI" w:eastAsia="Yu Gothic UI" w:cs="Yu Gothic UI"/>
-          <w:b w:val="0"/>
-          <w:color w:val="767171"/>
-          <w:sz w:val="20"/>
-        </w:rPr>
-        <w:t>大特売｜MCP：needsReview；warnings：phrase_accent_unresolved；accent null：大、特売（大 [0, 1]、特売 [2, 0, 0, 0]；unreviewed／predicted）｜請核對</w:t>
-      </w:r>
-    </w:p>
-    <w:p>
-      <w:pPr>
-        <w:spacing w:before="0" w:after="60" w:line="240" w:lineRule="auto"/>
-      </w:pPr>
-      <w:r>
-        <w:rPr>
-          <w:rFonts w:ascii="Yu Gothic UI" w:hAnsi="Yu Gothic UI" w:eastAsia="Yu Gothic UI" w:cs="Yu Gothic UI"/>
-          <w:b/>
-          <w:color w:val="C55A11"/>
-          <w:sz w:val="20"/>
-        </w:rPr>
-        <w:t>【高】</w:t>
-      </w:r>
-      <w:r>
-        <w:rPr>
-          <w:rFonts w:ascii="Yu Gothic UI" w:hAnsi="Yu Gothic UI" w:eastAsia="Yu Gothic UI" w:cs="Yu Gothic UI"/>
-          <w:b w:val="0"/>
-          <w:color w:val="767171"/>
-          <w:sz w:val="20"/>
-        </w:rPr>
-        <w:t>そのカバンはディスカウントしていますか？｜MCP：needsReview；warnings：phrase_accent_unresolved；accent null：カバン、は、ディスカウント、し、て、い、ます、か（その [0, 2]（0號）、カバン [0, 1, 1]、は [0]、ディスカウント [0, 1, 2, 0, 0, 0]、し [0]、て [0]、い [0]、ます [2, 0]、か [0]；unreviewed／predicted）｜請核對</w:t>
-      </w:r>
-    </w:p>
-    <w:p>
-      <w:pPr>
-        <w:spacing w:before="0" w:after="60" w:line="240" w:lineRule="auto"/>
-      </w:pPr>
-      <w:r>
-        <w:rPr>
-          <w:rFonts w:ascii="Yu Gothic UI" w:hAnsi="Yu Gothic UI" w:eastAsia="Yu Gothic UI" w:cs="Yu Gothic UI"/>
-          <w:b/>
-          <w:color w:val="C55A11"/>
-          <w:sz w:val="20"/>
-        </w:rPr>
-        <w:t>【高】</w:t>
-      </w:r>
-      <w:r>
-        <w:rPr>
-          <w:rFonts w:ascii="Yu Gothic UI" w:hAnsi="Yu Gothic UI" w:eastAsia="Yu Gothic UI" w:cs="Yu Gothic UI"/>
-          <w:b w:val="0"/>
-          <w:color w:val="767171"/>
-          <w:sz w:val="20"/>
-        </w:rPr>
-        <w:t>一割引き｜讀音不一致：筆記 いちわりびき／MCP ひとわりびき，此行暫畫 0 號音；MCP：needsReview；warnings：phrase_accent_unresolved；accent null：一、割引き（一 [0, 1]、割引き [1, 1, 1, 2]；unreviewed／predicted）｜請核對</w:t>
-      </w:r>
-    </w:p>
-    <w:p>
-      <w:pPr>
-        <w:spacing w:before="0" w:after="60" w:line="240" w:lineRule="auto"/>
-      </w:pPr>
-      <w:r>
-        <w:rPr>
-          <w:rFonts w:ascii="Yu Gothic UI" w:hAnsi="Yu Gothic UI" w:eastAsia="Yu Gothic UI" w:cs="Yu Gothic UI"/>
-          <w:b/>
-          <w:color w:val="C55A11"/>
-          <w:sz w:val="20"/>
-        </w:rPr>
-        <w:t>【高】</w:t>
-      </w:r>
-      <w:r>
-        <w:rPr>
-          <w:rFonts w:ascii="Yu Gothic UI" w:hAnsi="Yu Gothic UI" w:eastAsia="Yu Gothic UI" w:cs="Yu Gothic UI"/>
-          <w:b w:val="0"/>
-          <w:color w:val="767171"/>
-          <w:sz w:val="20"/>
-        </w:rPr>
-        <w:t>10パーセントオフ｜MCP：needsReview；warnings：phrase_accent_unresolved；accent null：10、パーセント、オフ（10 [0, 1]、パーセント [1, 1, 2, 0, 0]、オフ [2, 0]；unreviewed／predicted）｜請核對</w:t>
-      </w:r>
-    </w:p>
-    <w:p>
-      <w:pPr>
-        <w:spacing w:before="0" w:after="60" w:line="240" w:lineRule="auto"/>
-      </w:pPr>
-      <w:r>
-        <w:rPr>
-          <w:rFonts w:ascii="Yu Gothic UI" w:hAnsi="Yu Gothic UI" w:eastAsia="Yu Gothic UI" w:cs="Yu Gothic UI"/>
-          <w:b/>
-          <w:color w:val="C55A11"/>
-          <w:sz w:val="20"/>
-        </w:rPr>
-        <w:t>【高】</w:t>
-      </w:r>
-      <w:r>
-        <w:rPr>
-          <w:rFonts w:ascii="Yu Gothic UI" w:hAnsi="Yu Gothic UI" w:eastAsia="Yu Gothic UI" w:cs="Yu Gothic UI"/>
-          <w:b w:val="0"/>
-          <w:color w:val="767171"/>
-          <w:sz w:val="20"/>
-        </w:rPr>
-        <w:t>二割引き｜讀音不一致：筆記 にわりびき／MCP ふたわりびき，此行暫畫 0 號音；MCP：needsReview；warnings：phrase_accent_unresolved、worker_needs_review；accent null：二、割、引き（二 [0, 0]、割 [1, 1]、引き [1, 2]；unreviewed／predicted）｜請核對</w:t>
-      </w:r>
-    </w:p>
-    <w:p>
-      <w:pPr>
-        <w:spacing w:before="0" w:after="60" w:line="240" w:lineRule="auto"/>
-      </w:pPr>
-      <w:r>
-        <w:rPr>
-          <w:rFonts w:ascii="Yu Gothic UI" w:hAnsi="Yu Gothic UI" w:eastAsia="Yu Gothic UI" w:cs="Yu Gothic UI"/>
-          <w:b/>
-          <w:color w:val="C55A11"/>
-          <w:sz w:val="20"/>
-        </w:rPr>
-        <w:t>【高】</w:t>
-      </w:r>
-      <w:r>
-        <w:rPr>
-          <w:rFonts w:ascii="Yu Gothic UI" w:hAnsi="Yu Gothic UI" w:eastAsia="Yu Gothic UI" w:cs="Yu Gothic UI"/>
-          <w:b w:val="0"/>
-          <w:color w:val="767171"/>
-          <w:sz w:val="20"/>
-        </w:rPr>
-        <w:t>20パーセントオフ｜MCP：needsReview；warnings：phrase_accent_unresolved；accent null：20、パーセント、オフ（20 [0, 1, 1]、パーセント [1, 1, 2, 0, 0]、オフ [2, 0]；unreviewed／predicted）｜請核對</w:t>
-      </w:r>
-    </w:p>
-    <w:p>
-      <w:pPr>
-        <w:spacing w:before="0" w:after="60" w:line="240" w:lineRule="auto"/>
-      </w:pPr>
-      <w:r>
-        <w:rPr>
-          <w:rFonts w:ascii="Yu Gothic UI" w:hAnsi="Yu Gothic UI" w:eastAsia="Yu Gothic UI" w:cs="Yu Gothic UI"/>
-          <w:b/>
-          <w:color w:val="C55A11"/>
-          <w:sz w:val="20"/>
-        </w:rPr>
-        <w:t>【高】</w:t>
-      </w:r>
-      <w:r>
-        <w:rPr>
-          <w:rFonts w:ascii="Yu Gothic UI" w:hAnsi="Yu Gothic UI" w:eastAsia="Yu Gothic UI" w:cs="Yu Gothic UI"/>
-          <w:b w:val="0"/>
-          <w:color w:val="767171"/>
-          <w:sz w:val="20"/>
-        </w:rPr>
-        <w:t>三割引き｜MCP：needsReview；warnings：phrase_accent_unresolved；accent null：三、割、引き（三 [0, 1]、割 [1, 1]、引き [1, 2]；unreviewed／predicted）｜請核對</w:t>
-      </w:r>
-    </w:p>
-    <w:p>
-      <w:pPr>
-        <w:spacing w:before="0" w:after="60" w:line="240" w:lineRule="auto"/>
-      </w:pPr>
-      <w:r>
-        <w:rPr>
-          <w:rFonts w:ascii="Yu Gothic UI" w:hAnsi="Yu Gothic UI" w:eastAsia="Yu Gothic UI" w:cs="Yu Gothic UI"/>
-          <w:b/>
-          <w:color w:val="C55A11"/>
-          <w:sz w:val="20"/>
-        </w:rPr>
-        <w:t>【高】</w:t>
-      </w:r>
-      <w:r>
-        <w:rPr>
-          <w:rFonts w:ascii="Yu Gothic UI" w:hAnsi="Yu Gothic UI" w:eastAsia="Yu Gothic UI" w:cs="Yu Gothic UI"/>
-          <w:b w:val="0"/>
-          <w:color w:val="767171"/>
-          <w:sz w:val="20"/>
-        </w:rPr>
-        <w:t>30パーセントオフ｜MCP：needsReview；warnings：phrase_accent_unresolved；accent null：30、パーセント、オフ（30 [0, 1, 1, 1]、パーセント [1, 1, 2, 0, 0]、オフ [2, 0]；unreviewed／predicted）｜請核對</w:t>
-      </w:r>
-    </w:p>
-    <w:p>
-      <w:pPr>
-        <w:spacing w:before="0" w:after="60" w:line="240" w:lineRule="auto"/>
-      </w:pPr>
-      <w:r>
-        <w:rPr>
-          <w:rFonts w:ascii="Yu Gothic UI" w:hAnsi="Yu Gothic UI" w:eastAsia="Yu Gothic UI" w:cs="Yu Gothic UI"/>
-          <w:b/>
-          <w:color w:val="C55A11"/>
-          <w:sz w:val="20"/>
-        </w:rPr>
-        <w:t>【高】</w:t>
-      </w:r>
-      <w:r>
-        <w:rPr>
-          <w:rFonts w:ascii="Yu Gothic UI" w:hAnsi="Yu Gothic UI" w:eastAsia="Yu Gothic UI" w:cs="Yu Gothic UI"/>
-          <w:b w:val="0"/>
-          <w:color w:val="767171"/>
-          <w:sz w:val="20"/>
-        </w:rPr>
-        <w:t>二割五分引き｜讀音不一致：筆記 にわりごぶびき／MCP ふたわりごぶびき，此行暫畫 0 號音；MCP：needsReview；warnings：phrase_accent_unresolved、worker_needs_review；accent null：二、割、五、分引き（二 [2, 0]、割 [0, 0]、五 [0]、分引き [1, 1, 2]；unreviewed／predicted）｜請核對</w:t>
-      </w:r>
-    </w:p>
-    <w:p>
-      <w:pPr>
-        <w:spacing w:before="0" w:after="60" w:line="240" w:lineRule="auto"/>
-      </w:pPr>
-      <w:r>
-        <w:rPr>
-          <w:rFonts w:ascii="Yu Gothic UI" w:hAnsi="Yu Gothic UI" w:eastAsia="Yu Gothic UI" w:cs="Yu Gothic UI"/>
-          <w:b/>
-          <w:color w:val="C55A11"/>
-          <w:sz w:val="20"/>
-        </w:rPr>
-        <w:t>【高】</w:t>
-      </w:r>
-      <w:r>
-        <w:rPr>
-          <w:rFonts w:ascii="Yu Gothic UI" w:hAnsi="Yu Gothic UI" w:eastAsia="Yu Gothic UI" w:cs="Yu Gothic UI"/>
-          <w:b w:val="0"/>
-          <w:color w:val="767171"/>
-          <w:sz w:val="20"/>
-        </w:rPr>
-        <w:t>25パーセントオフ｜MCP：needsReview；warnings：phrase_accent_unresolved；accent null：25、パーセント、オフ（25 [2, 0, 0, 0]、パーセント [1, 1, 2, 0, 0]、オフ [2, 0]；unreviewed／predicted）｜請核對</w:t>
-      </w:r>
-    </w:p>
-    <w:p>
-      <w:pPr>
-        <w:spacing w:before="0" w:after="60" w:line="240" w:lineRule="auto"/>
-      </w:pPr>
-      <w:r>
-        <w:rPr>
-          <w:rFonts w:ascii="Yu Gothic UI" w:hAnsi="Yu Gothic UI" w:eastAsia="Yu Gothic UI" w:cs="Yu Gothic UI"/>
-          <w:b/>
-          <w:color w:val="C55A11"/>
-          <w:sz w:val="20"/>
-        </w:rPr>
-        <w:t>【高】</w:t>
-      </w:r>
-      <w:r>
-        <w:rPr>
-          <w:rFonts w:ascii="Yu Gothic UI" w:hAnsi="Yu Gothic UI" w:eastAsia="Yu Gothic UI" w:cs="Yu Gothic UI"/>
-          <w:b w:val="0"/>
-          <w:color w:val="767171"/>
-          <w:sz w:val="20"/>
-        </w:rPr>
-        <w:t>六割引き｜MCP：needsReview；warnings：phrase_accent_unresolved；accent null：六、割、引き（六 [0, 1]、割 [1, 1]、引き [1, 2]；unreviewed／predicted）｜請核對</w:t>
-      </w:r>
-    </w:p>
-    <w:p>
-      <w:pPr>
-        <w:spacing w:before="0" w:after="60" w:line="240" w:lineRule="auto"/>
-      </w:pPr>
-      <w:r>
-        <w:rPr>
-          <w:rFonts w:ascii="Yu Gothic UI" w:hAnsi="Yu Gothic UI" w:eastAsia="Yu Gothic UI" w:cs="Yu Gothic UI"/>
-          <w:b/>
-          <w:color w:val="C55A11"/>
-          <w:sz w:val="20"/>
-        </w:rPr>
-        <w:t>【高】</w:t>
-      </w:r>
-      <w:r>
-        <w:rPr>
-          <w:rFonts w:ascii="Yu Gothic UI" w:hAnsi="Yu Gothic UI" w:eastAsia="Yu Gothic UI" w:cs="Yu Gothic UI"/>
-          <w:b w:val="0"/>
-          <w:color w:val="767171"/>
-          <w:sz w:val="20"/>
-        </w:rPr>
-        <w:t>60パーセントオフ｜MCP：needsReview；warnings：phrase_accent_unresolved；accent null：60、パーセント、オフ（60 [0, 1, 1, 1]、パーセント [1, 1, 2, 0, 0]、オフ [2, 0]；unreviewed／predicted）｜請核對</w:t>
-      </w:r>
-    </w:p>
-    <w:p>
-      <w:pPr>
-        <w:spacing w:before="0" w:after="60" w:line="240" w:lineRule="auto"/>
-      </w:pPr>
-      <w:r>
-        <w:rPr>
-          <w:rFonts w:ascii="Yu Gothic UI" w:hAnsi="Yu Gothic UI" w:eastAsia="Yu Gothic UI" w:cs="Yu Gothic UI"/>
-          <w:b/>
-          <w:color w:val="C55A11"/>
-          <w:sz w:val="20"/>
-        </w:rPr>
-        <w:t>【高】</w:t>
-      </w:r>
-      <w:r>
-        <w:rPr>
-          <w:rFonts w:ascii="Yu Gothic UI" w:hAnsi="Yu Gothic UI" w:eastAsia="Yu Gothic UI" w:cs="Yu Gothic UI"/>
-          <w:b w:val="0"/>
-          <w:color w:val="767171"/>
-          <w:sz w:val="20"/>
-        </w:rPr>
-        <w:t>すみません、今割引していますか？｜MCP：needsReview；warnings：phrase_accent_unresolved；accent null：すみ、ませ、ん、割引、し、て、い、ます、か（すみ [0, 1]、ませ [1, 2]、ん [0]、今 [2, 0]（1號）、割引 [0, 1, 1, 1]、し [1]、て [1]、い [1]、ます [2, 0]、か [0]；unreviewed／predicted）｜請核對</w:t>
-      </w:r>
-    </w:p>
-    <w:p>
-      <w:pPr>
-        <w:spacing w:before="0" w:after="60" w:line="240" w:lineRule="auto"/>
-      </w:pPr>
-      <w:r>
-        <w:rPr>
-          <w:rFonts w:ascii="Yu Gothic UI" w:hAnsi="Yu Gothic UI" w:eastAsia="Yu Gothic UI" w:cs="Yu Gothic UI"/>
-          <w:b/>
-          <w:color w:val="C55A11"/>
-          <w:sz w:val="20"/>
-        </w:rPr>
-        <w:t>【高】</w:t>
-      </w:r>
-      <w:r>
-        <w:rPr>
-          <w:rFonts w:ascii="Yu Gothic UI" w:hAnsi="Yu Gothic UI" w:eastAsia="Yu Gothic UI" w:cs="Yu Gothic UI"/>
-          <w:b w:val="0"/>
-          <w:color w:val="767171"/>
-          <w:sz w:val="20"/>
-        </w:rPr>
-        <w:t>はい、割引しています。｜MCP：needsReview；warnings：phrase_accent_unresolved；accent null：割引、し、て、い、ます（はい [2, 0]（1號）、割引 [0, 1, 1, 1]、し [1]、て [1]、い [1]、ます [2, 0]；unreviewed／predicted）｜請核對</w:t>
-      </w:r>
-    </w:p>
-    <w:p>
-      <w:pPr>
-        <w:spacing w:before="0" w:after="60" w:line="240" w:lineRule="auto"/>
-      </w:pPr>
-      <w:r>
-        <w:rPr>
-          <w:rFonts w:ascii="Yu Gothic UI" w:hAnsi="Yu Gothic UI" w:eastAsia="Yu Gothic UI" w:cs="Yu Gothic UI"/>
-          <w:b/>
-          <w:color w:val="C55A11"/>
-          <w:sz w:val="20"/>
-        </w:rPr>
-        <w:t>【高】</w:t>
-      </w:r>
-      <w:r>
-        <w:rPr>
-          <w:rFonts w:ascii="Yu Gothic UI" w:hAnsi="Yu Gothic UI" w:eastAsia="Yu Gothic UI" w:cs="Yu Gothic UI"/>
-          <w:b w:val="0"/>
-          <w:color w:val="767171"/>
-          <w:sz w:val="20"/>
-        </w:rPr>
-        <w:t>二割引きです。｜讀音不一致：筆記 にわりびきです／MCP ふたわりびきです，此行暫畫 0 號音；MCP：needsReview；warnings：phrase_accent_unresolved、worker_needs_review；accent null：二、割、引き、です（二 [0, 0]、割 [1, 1]、引き [1, 1]、です [2, 0]；unreviewed／predicted）｜請核對</w:t>
-      </w:r>
-    </w:p>
-    <w:p>
-      <w:pPr>
-        <w:spacing w:before="0" w:after="60" w:line="240" w:lineRule="auto"/>
-      </w:pPr>
-      <w:r>
-        <w:rPr>
-          <w:rFonts w:ascii="Yu Gothic UI" w:hAnsi="Yu Gothic UI" w:eastAsia="Yu Gothic UI" w:cs="Yu Gothic UI"/>
-          <w:b/>
-          <w:color w:val="C55A11"/>
-          <w:sz w:val="20"/>
-        </w:rPr>
-        <w:t>【高】</w:t>
-      </w:r>
-      <w:r>
-        <w:rPr>
-          <w:rFonts w:ascii="Yu Gothic UI" w:hAnsi="Yu Gothic UI" w:eastAsia="Yu Gothic UI" w:cs="Yu Gothic UI"/>
-          <w:b w:val="0"/>
-          <w:color w:val="767171"/>
-          <w:sz w:val="20"/>
-        </w:rPr>
-        <w:t>三十パーセントオフです。｜MCP：needsReview；warnings：phrase_accent_unresolved；accent null：三十、パーセント、オフ、です（三十 [0, 1, 1, 1]、パーセント [1, 1, 2, 0, 0]、オフ [2, 0]、です [0, 0]；unreviewed／predicted）｜請核對</w:t>
-      </w:r>
-    </w:p>
-    <w:p>
-      <w:pPr>
-        <w:spacing w:before="0" w:after="60" w:line="240" w:lineRule="auto"/>
-      </w:pPr>
-      <w:r>
-        <w:rPr>
-          <w:rFonts w:ascii="Yu Gothic UI" w:hAnsi="Yu Gothic UI" w:eastAsia="Yu Gothic UI" w:cs="Yu Gothic UI"/>
-          <w:b/>
-          <w:color w:val="C55A11"/>
-          <w:sz w:val="20"/>
-        </w:rPr>
-        <w:t>【高】</w:t>
-      </w:r>
-      <w:r>
-        <w:rPr>
-          <w:rFonts w:ascii="Yu Gothic UI" w:hAnsi="Yu Gothic UI" w:eastAsia="Yu Gothic UI" w:cs="Yu Gothic UI"/>
-          <w:b w:val="0"/>
-          <w:color w:val="767171"/>
-          <w:sz w:val="20"/>
-        </w:rPr>
-        <w:t>はい、ディスカウントしていますよ。｜MCP：needsReview；warnings：phrase_accent_unresolved；accent null：ディスカウント、し、て、い、ます、よ（はい [2, 0]（1號）、ディスカウント [0, 1, 2, 0, 0, 0]、し [0]、て [0]、い [0]、ます [2, 0]、よ [0]；unreviewed／predicted）｜請核對</w:t>
-      </w:r>
-    </w:p>
-    <w:p>
-      <w:pPr>
-        <w:spacing w:before="0" w:after="60" w:line="240" w:lineRule="auto"/>
-      </w:pPr>
-      <w:r>
-        <w:rPr>
-          <w:rFonts w:ascii="Yu Gothic UI" w:hAnsi="Yu Gothic UI" w:eastAsia="Yu Gothic UI" w:cs="Yu Gothic UI"/>
-          <w:b/>
-          <w:color w:val="C55A11"/>
-          <w:sz w:val="20"/>
-        </w:rPr>
-        <w:t>【高】</w:t>
-      </w:r>
-      <w:r>
-        <w:rPr>
-          <w:rFonts w:ascii="Yu Gothic UI" w:hAnsi="Yu Gothic UI" w:eastAsia="Yu Gothic UI" w:cs="Yu Gothic UI"/>
-          <w:b w:val="0"/>
-          <w:color w:val="767171"/>
-          <w:sz w:val="20"/>
-        </w:rPr>
-        <w:t>始まる・始まります｜MCP：needsReview；warnings：phrase_accent_unresolved；accent null：・、始まり、ます（始まる [0, 1, 1, 2]（0號）、・ []、始まり [0, 1, 1, 1]、ます [2, 0]；unreviewed／predicted）｜請核對</w:t>
-      </w:r>
-    </w:p>
-    <w:p>
-      <w:pPr>
-        <w:spacing w:before="0" w:after="60" w:line="240" w:lineRule="auto"/>
-      </w:pPr>
-      <w:r>
-        <w:rPr>
-          <w:rFonts w:ascii="Yu Gothic UI" w:hAnsi="Yu Gothic UI" w:eastAsia="Yu Gothic UI" w:cs="Yu Gothic UI"/>
-          <w:b/>
-          <w:color w:val="C55A11"/>
-          <w:sz w:val="20"/>
-        </w:rPr>
-        <w:t>【高】</w:t>
-      </w:r>
-      <w:r>
-        <w:rPr>
-          <w:rFonts w:ascii="Yu Gothic UI" w:hAnsi="Yu Gothic UI" w:eastAsia="Yu Gothic UI" w:cs="Yu Gothic UI"/>
-          <w:b w:val="0"/>
-          <w:color w:val="767171"/>
-          <w:sz w:val="20"/>
-        </w:rPr>
-        <w:t>すみません、割引は何時からですか。｜讀音不一致：筆記 すみませんわりびきはなんじからですか／MCP すみませんわりびきはいつからですか，此行暫畫 0 號音；MCP：needsReview；warnings：phrase_accent_unresolved、worker_needs_review；accent null：すみ、ませ、ん、割引、は、何時、から、です、か（すみ [0, 1]、ませ [1, 2]、ん [0]、割引 [0, 1, 1, 1]、は [0]、何時 [0, 2]、から [0, 0]、です [0, 0]、か [0]；unreviewed／predicted）｜請核對</w:t>
-      </w:r>
-    </w:p>
-    <w:p>
-      <w:pPr>
-        <w:spacing w:before="0" w:after="60" w:line="240" w:lineRule="auto"/>
-      </w:pPr>
-      <w:r>
-        <w:rPr>
-          <w:rFonts w:ascii="Yu Gothic UI" w:hAnsi="Yu Gothic UI" w:eastAsia="Yu Gothic UI" w:cs="Yu Gothic UI"/>
-          <w:b/>
-          <w:color w:val="C55A11"/>
-          <w:sz w:val="20"/>
-        </w:rPr>
-        <w:t>【高】</w:t>
-      </w:r>
-      <w:r>
-        <w:rPr>
-          <w:rFonts w:ascii="Yu Gothic UI" w:hAnsi="Yu Gothic UI" w:eastAsia="Yu Gothic UI" w:cs="Yu Gothic UI"/>
-          <w:b w:val="0"/>
-          <w:color w:val="767171"/>
-          <w:sz w:val="20"/>
-        </w:rPr>
-        <w:t>割引は五時から始まります。｜MCP：needsReview；warnings：phrase_accent_unresolved；accent null：割引、は、五、時、から、始まり、ます（割引 [0, 1, 1, 1]、は [0]、五 [2]、時 [0]、から [0, 0]、始まり [0, 1, 1, 1]、ます [2, 0]；unreviewed／predicted）｜請核對</w:t>
-      </w:r>
-    </w:p>
-    <w:p>
-      <w:pPr>
-        <w:spacing w:before="0" w:after="60" w:line="240" w:lineRule="auto"/>
-      </w:pPr>
-      <w:r>
-        <w:rPr>
-          <w:rFonts w:ascii="Yu Gothic UI" w:hAnsi="Yu Gothic UI" w:eastAsia="Yu Gothic UI" w:cs="Yu Gothic UI"/>
-          <w:b/>
-          <w:color w:val="C55A11"/>
-          <w:sz w:val="20"/>
-        </w:rPr>
-        <w:t>【高】</w:t>
-      </w:r>
-      <w:r>
-        <w:rPr>
-          <w:rFonts w:ascii="Yu Gothic UI" w:hAnsi="Yu Gothic UI" w:eastAsia="Yu Gothic UI" w:cs="Yu Gothic UI"/>
-          <w:b w:val="0"/>
-          <w:color w:val="767171"/>
-          <w:sz w:val="20"/>
-        </w:rPr>
-        <w:t>割引は八時までです。｜MCP：needsReview；warnings：phrase_accent_unresolved；accent null：割引、は、八、時、まで、です（割引 [0, 1, 1, 1]、は [0]、八 [0, 2]、時 [0]、まで [0, 0]、です [0, 0]；unreviewed／predicted）｜請核對</w:t>
-      </w:r>
-    </w:p>
-    <w:p>
-      <w:pPr>
-        <w:spacing w:before="0" w:after="60" w:line="240" w:lineRule="auto"/>
-      </w:pPr>
-      <w:r>
-        <w:rPr>
-          <w:rFonts w:ascii="Yu Gothic UI" w:hAnsi="Yu Gothic UI" w:eastAsia="Yu Gothic UI" w:cs="Yu Gothic UI"/>
-          <w:b/>
-          <w:color w:val="C55A11"/>
-          <w:sz w:val="20"/>
-        </w:rPr>
-        <w:t>【高】</w:t>
-      </w:r>
-      <w:r>
-        <w:rPr>
-          <w:rFonts w:ascii="Yu Gothic UI" w:hAnsi="Yu Gothic UI" w:eastAsia="Yu Gothic UI" w:cs="Yu Gothic UI"/>
-          <w:b w:val="0"/>
-          <w:color w:val="767171"/>
-          <w:sz w:val="20"/>
-        </w:rPr>
-        <w:t>割引｜同一詞在不同查詢的 marks 不一致（未必帶警告）：割引 [0, 1, 1, 2]；割引は八時から始まります。 [0, 1, 1, 1]；今割引していますか？ [0, 1, 1, 1]；大割引 [2, 0, 0, 0]；すみません、今割引していますか？ [0, 1, 1, 1]；はい、割引しています。 [0, 1, 1, 1]；すみません、割引は何時からですか。 [0, 1, 1, 1]；割引は五時から始まります。 [0, 1, 1, 1]；割引は八時までです。 [0, 1, 1, 1]｜請核對</w:t>
-      </w:r>
-    </w:p>
-    <w:p>
-      <w:pPr>
-        <w:spacing w:before="0" w:after="60" w:line="240" w:lineRule="auto"/>
-      </w:pPr>
-      <w:r>
-        <w:rPr>
-          <w:rFonts w:ascii="Yu Gothic UI" w:hAnsi="Yu Gothic UI" w:eastAsia="Yu Gothic UI" w:cs="Yu Gothic UI"/>
-          <w:b/>
-          <w:color w:val="C55A11"/>
-          <w:sz w:val="20"/>
-        </w:rPr>
-        <w:t>【高】</w:t>
-      </w:r>
-      <w:r>
-        <w:rPr>
-          <w:rFonts w:ascii="Yu Gothic UI" w:hAnsi="Yu Gothic UI" w:eastAsia="Yu Gothic UI" w:cs="Yu Gothic UI"/>
-          <w:b w:val="0"/>
-          <w:color w:val="767171"/>
-          <w:sz w:val="20"/>
-        </w:rPr>
-        <w:t>セール｜同一詞在不同查詢的 marks 不一致（未必帶警告）：セール [2, 0, 0]；今セール中ですか？ [0, 1, 1]；大セール [2, 0, 0]；セール中 [0, 1, 1]｜請核對</w:t>
-      </w:r>
-    </w:p>
-    <w:p>
-      <w:pPr>
-        <w:spacing w:before="0" w:after="60" w:line="240" w:lineRule="auto"/>
-      </w:pPr>
-      <w:r>
-        <w:rPr>
-          <w:rFonts w:ascii="Yu Gothic UI" w:hAnsi="Yu Gothic UI" w:eastAsia="Yu Gothic UI" w:cs="Yu Gothic UI"/>
-          <w:b/>
-          <w:color w:val="C55A11"/>
-          <w:sz w:val="20"/>
-        </w:rPr>
-        <w:t>【高】</w:t>
-      </w:r>
-      <w:r>
-        <w:rPr>
-          <w:rFonts w:ascii="Yu Gothic UI" w:hAnsi="Yu Gothic UI" w:eastAsia="Yu Gothic UI" w:cs="Yu Gothic UI"/>
-          <w:b w:val="0"/>
-          <w:color w:val="767171"/>
-          <w:sz w:val="20"/>
-        </w:rPr>
-        <w:t>パーセント｜同一詞在不同查詢的 marks 不一致（未必帶警告）：パーセントオフ [0, 1, 1, 1, 1]；10パーセントオフ [1, 1, 2, 0, 0]；20パーセントオフ [1, 1, 2, 0, 0]；30パーセントオフ [1, 1, 2, 0, 0]；25パーセントオフ [1, 1, 2, 0, 0]；60パーセントオフ [1, 1, 2, 0, 0]；三十パーセントオフです。 [1, 1, 2, 0, 0]｜請核對</w:t>
-      </w:r>
-    </w:p>
-    <w:p>
-      <w:pPr>
-        <w:spacing w:before="0" w:after="60" w:line="240" w:lineRule="auto"/>
-      </w:pPr>
-      <w:r>
-        <w:rPr>
-          <w:rFonts w:ascii="Yu Gothic UI" w:hAnsi="Yu Gothic UI" w:eastAsia="Yu Gothic UI" w:cs="Yu Gothic UI"/>
-          <w:b/>
-          <w:color w:val="C55A11"/>
-          <w:sz w:val="20"/>
-        </w:rPr>
-        <w:t>【高】</w:t>
-      </w:r>
-      <w:r>
-        <w:rPr>
-          <w:rFonts w:ascii="Yu Gothic UI" w:hAnsi="Yu Gothic UI" w:eastAsia="Yu Gothic UI" w:cs="Yu Gothic UI"/>
-          <w:b w:val="0"/>
-          <w:color w:val="767171"/>
-          <w:sz w:val="20"/>
-        </w:rPr>
-        <w:t>中｜同一詞在不同查詢的 marks 不一致（未必帶警告）：今セール中ですか？ [1, 1]；セール中 [1, 2]｜請核對</w:t>
-      </w:r>
-    </w:p>
-    <w:p>
-      <w:pPr>
-        <w:spacing w:before="0" w:after="60" w:line="240" w:lineRule="auto"/>
-      </w:pPr>
-      <w:r>
-        <w:rPr>
-          <w:rFonts w:ascii="Yu Gothic UI" w:hAnsi="Yu Gothic UI" w:eastAsia="Yu Gothic UI" w:cs="Yu Gothic UI"/>
-          <w:b/>
-          <w:color w:val="C55A11"/>
-          <w:sz w:val="20"/>
-        </w:rPr>
-        <w:t>【高】</w:t>
-      </w:r>
-      <w:r>
-        <w:rPr>
-          <w:rFonts w:ascii="Yu Gothic UI" w:hAnsi="Yu Gothic UI" w:eastAsia="Yu Gothic UI" w:cs="Yu Gothic UI"/>
-          <w:b w:val="0"/>
-          <w:color w:val="767171"/>
-          <w:sz w:val="20"/>
-        </w:rPr>
-        <w:t>割引き｜同一詞在不同查詢的 marks 不一致（未必帶警告）：何割引きですか？ [1, 1, 1, 1]；一割引き [1, 1, 1, 2]｜請核對</w:t>
-      </w:r>
-    </w:p>
-    <w:p>
-      <w:pPr>
-        <w:spacing w:before="0" w:after="60" w:line="240" w:lineRule="auto"/>
-      </w:pPr>
-      <w:r>
-        <w:rPr>
-          <w:rFonts w:ascii="Yu Gothic UI" w:hAnsi="Yu Gothic UI" w:eastAsia="Yu Gothic UI" w:cs="Yu Gothic UI"/>
-          <w:b/>
-          <w:color w:val="C55A11"/>
-          <w:sz w:val="20"/>
-        </w:rPr>
-        <w:t>【高】</w:t>
-      </w:r>
-      <w:r>
-        <w:rPr>
-          <w:rFonts w:ascii="Yu Gothic UI" w:hAnsi="Yu Gothic UI" w:eastAsia="Yu Gothic UI" w:cs="Yu Gothic UI"/>
-          <w:b w:val="0"/>
-          <w:color w:val="767171"/>
-          <w:sz w:val="20"/>
-        </w:rPr>
-        <w:t>特売｜同一詞在不同查詢的 marks 不一致（未必帶警告）：特売 [0, 1, 1, 2]；大特売 [2, 0, 0, 0]｜請核對</w:t>
-      </w:r>
-    </w:p>
-    <w:p>
-      <w:pPr>
-        <w:spacing w:before="0" w:after="60" w:line="240" w:lineRule="auto"/>
-      </w:pPr>
-      <w:r>
-        <w:rPr>
-          <w:rFonts w:ascii="Yu Gothic UI" w:hAnsi="Yu Gothic UI" w:eastAsia="Yu Gothic UI" w:cs="Yu Gothic UI"/>
-          <w:b/>
-          <w:color w:val="C55A11"/>
-          <w:sz w:val="20"/>
-        </w:rPr>
-        <w:t>【高】</w:t>
-      </w:r>
-      <w:r>
-        <w:rPr>
-          <w:rFonts w:ascii="Yu Gothic UI" w:hAnsi="Yu Gothic UI" w:eastAsia="Yu Gothic UI" w:cs="Yu Gothic UI"/>
-          <w:b w:val="0"/>
-          <w:color w:val="767171"/>
-          <w:sz w:val="20"/>
-        </w:rPr>
-        <w:t>二｜同一詞在不同查詢的 marks 不一致（未必帶警告）：二割引き [0, 0]；二割五分引き [2, 0]；二割引きです。 [0, 0]｜請核對</w:t>
-      </w:r>
-    </w:p>
-    <w:p>
-      <w:pPr>
-        <w:spacing w:before="0" w:after="60" w:line="240" w:lineRule="auto"/>
-      </w:pPr>
-      <w:r>
-        <w:rPr>
-          <w:rFonts w:ascii="Yu Gothic UI" w:hAnsi="Yu Gothic UI" w:eastAsia="Yu Gothic UI" w:cs="Yu Gothic UI"/>
-          <w:b/>
-          <w:color w:val="C55A11"/>
-          <w:sz w:val="20"/>
-        </w:rPr>
-        <w:t>【高】</w:t>
-      </w:r>
-      <w:r>
-        <w:rPr>
-          <w:rFonts w:ascii="Yu Gothic UI" w:hAnsi="Yu Gothic UI" w:eastAsia="Yu Gothic UI" w:cs="Yu Gothic UI"/>
-          <w:b w:val="0"/>
-          <w:color w:val="767171"/>
-          <w:sz w:val="20"/>
-        </w:rPr>
-        <w:t>割｜同一詞在不同查詢的 marks 不一致（未必帶警告）：二割引き [1, 1]；三割引き [1, 1]；二割五分引き [0, 0]；六割引き [1, 1]；二割引きです。 [1, 1]｜請核對</w:t>
-      </w:r>
-    </w:p>
-    <w:p>
-      <w:pPr>
-        <w:spacing w:before="0" w:after="60" w:line="240" w:lineRule="auto"/>
-      </w:pPr>
-      <w:r>
-        <w:rPr>
-          <w:rFonts w:ascii="Yu Gothic UI" w:hAnsi="Yu Gothic UI" w:eastAsia="Yu Gothic UI" w:cs="Yu Gothic UI"/>
-          <w:b/>
-          <w:color w:val="C55A11"/>
-          <w:sz w:val="20"/>
-        </w:rPr>
-        <w:t>【高】</w:t>
-      </w:r>
-      <w:r>
-        <w:rPr>
-          <w:rFonts w:ascii="Yu Gothic UI" w:hAnsi="Yu Gothic UI" w:eastAsia="Yu Gothic UI" w:cs="Yu Gothic UI"/>
-          <w:b w:val="0"/>
-          <w:color w:val="767171"/>
-          <w:sz w:val="20"/>
-        </w:rPr>
-        <w:t>引き｜同一詞在不同查詢的 marks 不一致（未必帶警告）：二割引き [1, 2]；三割引き [1, 2]；六割引き [1, 2]；二割引きです。 [1, 1]｜請核對</w:t>
-      </w:r>
-    </w:p>
-    <w:p>
-      <w:pPr>
-        <w:spacing w:before="0" w:after="60" w:line="240" w:lineRule="auto"/>
-      </w:pPr>
-      <w:r>
-        <w:rPr>
-          <w:rFonts w:ascii="Yu Gothic UI" w:hAnsi="Yu Gothic UI" w:eastAsia="Yu Gothic UI" w:cs="Yu Gothic UI"/>
-          <w:b/>
-          <w:color w:val="C55A11"/>
-          <w:sz w:val="20"/>
-        </w:rPr>
-        <w:t>【高】</w:t>
-      </w:r>
-      <w:r>
-        <w:rPr>
-          <w:rFonts w:ascii="Yu Gothic UI" w:hAnsi="Yu Gothic UI" w:eastAsia="Yu Gothic UI" w:cs="Yu Gothic UI"/>
-          <w:b w:val="0"/>
-          <w:color w:val="767171"/>
-          <w:sz w:val="20"/>
-        </w:rPr>
-        <w:t>五｜同一詞在不同查詢的 marks 不一致（未必帶警告）：二割五分引き [0]；割引は五時から始まります。 [2]｜請核對</w:t>
+        <w:t>聲調｜紅線依 JAPANESE UP 聲調 MCP 的預測繪製，尚未審閱；讀音和 MCP 不一致的 7 行暫畫 0 號｜聲調逐條審閱在對話中進行（風險分流對照表），審完後重新產生</w:t>
       </w:r>
     </w:p>
     <w:p>
@@ -11019,98 +10122,6 @@
           <w:sz w:val="20"/>
         </w:rPr>
         <w:t>00:43:23｜辨識為「そのカバンは」，寫成「包包」｜請核對。</w:t>
-      </w:r>
-    </w:p>
-    <w:p>
-      <w:pPr>
-        <w:spacing w:before="0" w:after="60" w:line="240" w:lineRule="auto"/>
-      </w:pPr>
-      <w:r>
-        <w:rPr>
-          <w:rFonts w:ascii="Yu Gothic UI" w:hAnsi="Yu Gothic UI" w:eastAsia="Yu Gothic UI" w:cs="Yu Gothic UI"/>
-          <w:b w:val="0"/>
-          <w:color w:val="767171"/>
-          <w:sz w:val="20"/>
-        </w:rPr>
-        <w:t>【低】</w:t>
-      </w:r>
-      <w:r>
-        <w:rPr>
-          <w:rFonts w:ascii="Yu Gothic UI" w:hAnsi="Yu Gothic UI" w:eastAsia="Yu Gothic UI" w:cs="Yu Gothic UI"/>
-          <w:b w:val="0"/>
-          <w:color w:val="767171"/>
-          <w:sz w:val="20"/>
-        </w:rPr>
-        <w:t>割引｜MCP 無警告、needsReview: false，仍是預測（割引 [0, 1, 1, 2]（0號）；unreviewed／predicted）｜抽樣核對</w:t>
-      </w:r>
-    </w:p>
-    <w:p>
-      <w:pPr>
-        <w:spacing w:before="0" w:after="60" w:line="240" w:lineRule="auto"/>
-      </w:pPr>
-      <w:r>
-        <w:rPr>
-          <w:rFonts w:ascii="Yu Gothic UI" w:hAnsi="Yu Gothic UI" w:eastAsia="Yu Gothic UI" w:cs="Yu Gothic UI"/>
-          <w:b w:val="0"/>
-          <w:color w:val="767171"/>
-          <w:sz w:val="20"/>
-        </w:rPr>
-        <w:t>【低】</w:t>
-      </w:r>
-      <w:r>
-        <w:rPr>
-          <w:rFonts w:ascii="Yu Gothic UI" w:hAnsi="Yu Gothic UI" w:eastAsia="Yu Gothic UI" w:cs="Yu Gothic UI"/>
-          <w:b w:val="0"/>
-          <w:color w:val="767171"/>
-          <w:sz w:val="20"/>
-        </w:rPr>
-        <w:t>セール｜MCP 無警告、needsReview: false，仍是預測（セール [2, 0, 0]（1號）；unreviewed／predicted）｜抽樣核對</w:t>
-      </w:r>
-    </w:p>
-    <w:p>
-      <w:pPr>
-        <w:spacing w:before="0" w:after="60" w:line="240" w:lineRule="auto"/>
-      </w:pPr>
-      <w:r>
-        <w:rPr>
-          <w:rFonts w:ascii="Yu Gothic UI" w:hAnsi="Yu Gothic UI" w:eastAsia="Yu Gothic UI" w:cs="Yu Gothic UI"/>
-          <w:b w:val="0"/>
-          <w:color w:val="767171"/>
-          <w:sz w:val="20"/>
-        </w:rPr>
-        <w:t>【低】</w:t>
-      </w:r>
-      <w:r>
-        <w:rPr>
-          <w:rFonts w:ascii="Yu Gothic UI" w:hAnsi="Yu Gothic UI" w:eastAsia="Yu Gothic UI" w:cs="Yu Gothic UI"/>
-          <w:b w:val="0"/>
-          <w:color w:val="767171"/>
-          <w:sz w:val="20"/>
-        </w:rPr>
-        <w:t>ディスカウント｜MCP 無警告、needsReview: false，仍是預測（ディスカウント [0, 1, 2, 0, 0, 0]（3號）；unreviewed／predicted）｜抽樣核對</w:t>
-      </w:r>
-    </w:p>
-    <w:p>
-      <w:pPr>
-        <w:spacing w:before="0" w:after="60" w:line="240" w:lineRule="auto"/>
-      </w:pPr>
-      <w:r>
-        <w:rPr>
-          <w:rFonts w:ascii="Yu Gothic UI" w:hAnsi="Yu Gothic UI" w:eastAsia="Yu Gothic UI" w:cs="Yu Gothic UI"/>
-          <w:b w:val="0"/>
-          <w:color w:val="767171"/>
-          <w:sz w:val="20"/>
-        </w:rPr>
-        <w:t>【低】</w:t>
-      </w:r>
-      <w:r>
-        <w:rPr>
-          <w:rFonts w:ascii="Yu Gothic UI" w:hAnsi="Yu Gothic UI" w:eastAsia="Yu Gothic UI" w:cs="Yu Gothic UI"/>
-          <w:b w:val="0"/>
-          <w:color w:val="767171"/>
-          <w:sz w:val="20"/>
-        </w:rPr>
-        <w:t>特売｜MCP 無警告、needsReview: false，仍是預測（特売 [0, 1, 1, 2]（0號）；unreviewed／predicted）｜抽樣核對</w:t>
       </w:r>
     </w:p>
     <w:p>

--- a/japanese-notes/L33.docx
+++ b/japanese-notes/L33.docx
@@ -858,7 +858,7 @@
                   <wp:positionV relativeFrom="line">
                     <wp:posOffset>12700</wp:posOffset>
                   </wp:positionV>
-                  <wp:extent cx="820902" cy="82550"/>
+                  <wp:extent cx="638479" cy="0"/>
                   <wp:effectExtent l="0" t="0" r="0" b="0"/>
                   <wp:wrapNone/>
                   <wp:docPr id="1006" name="pitch 1006"/>
@@ -870,7 +870,46 @@
                         <wps:spPr>
                           <a:xfrm>
                             <a:off x="0" y="0"/>
-                            <a:ext cx="820902" cy="82550"/>
+                            <a:ext cx="638479" cy="0"/>
+                          </a:xfrm>
+                          <a:prstGeom prst="line">
+                            <a:avLst/>
+                          </a:prstGeom>
+                          <a:noFill/>
+                          <a:ln w="9525">
+                            <a:solidFill>
+                              <a:srgbClr val="FF7D80"/>
+                            </a:solidFill>
+                          </a:ln>
+                        </wps:spPr>
+                        <wps:bodyPr/>
+                      </wps:wsp>
+                    </a:graphicData>
+                  </a:graphic>
+                </wp:anchor>
+              </w:drawing>
+              <w:drawing xmlns:a="http://schemas.openxmlformats.org/drawingml/2006/main">
+                <wp:anchor distT="0" distB="0" distL="0" distR="0" simplePos="0" relativeHeight="1007" behindDoc="0" locked="0" layoutInCell="1" allowOverlap="1">
+                  <wp:simplePos x="0" y="0"/>
+                  <wp:positionH relativeFrom="character">
+                    <wp:posOffset>1231925</wp:posOffset>
+                  </wp:positionH>
+                  <wp:positionV relativeFrom="line">
+                    <wp:posOffset>12700</wp:posOffset>
+                  </wp:positionV>
+                  <wp:extent cx="182422" cy="82550"/>
+                  <wp:effectExtent l="0" t="0" r="0" b="0"/>
+                  <wp:wrapNone/>
+                  <wp:docPr id="1007" name="pitch 1007"/>
+                  <wp:cNvGraphicFramePr/>
+                  <a:graphic>
+                    <a:graphicData uri="http://schemas.microsoft.com/office/word/2010/wordprocessingShape">
+                      <wps:wsp>
+                        <wps:cNvSpPr/>
+                        <wps:spPr>
+                          <a:xfrm>
+                            <a:off x="0" y="0"/>
+                            <a:ext cx="182422" cy="82550"/>
                           </a:xfrm>
                           <a:custGeom>
                             <a:avLst/>
@@ -879,15 +918,15 @@
                             <a:cxnLst/>
                             <a:rect l="0" t="0" r="r" b="b"/>
                             <a:pathLst>
-                              <a:path w="820902" h="82550" fill="none">
+                              <a:path w="182422" h="82550" fill="none">
                                 <a:moveTo>
                                   <a:pt x="0" y="0"/>
                                 </a:moveTo>
                                 <a:lnTo>
-                                  <a:pt x="820902" y="0"/>
+                                  <a:pt x="182422" y="0"/>
                                 </a:lnTo>
                                 <a:lnTo>
-                                  <a:pt x="820902" y="82550"/>
+                                  <a:pt x="182422" y="82550"/>
                                 </a:lnTo>
                               </a:path>
                             </a:pathLst>
@@ -1100,7 +1139,7 @@
             </w:pPr>
             <w:r>
               <w:drawing xmlns:a="http://schemas.openxmlformats.org/drawingml/2006/main">
-                <wp:anchor distT="0" distB="0" distL="0" distR="0" simplePos="0" relativeHeight="1007" behindDoc="0" locked="0" layoutInCell="1" allowOverlap="1">
+                <wp:anchor distT="0" distB="0" distL="0" distR="0" simplePos="0" relativeHeight="1008" behindDoc="0" locked="0" layoutInCell="1" allowOverlap="1">
                   <wp:simplePos x="0" y="0"/>
                   <wp:positionH relativeFrom="character">
                     <wp:posOffset>319811</wp:posOffset>
@@ -1111,7 +1150,7 @@
                   <wp:extent cx="273634" cy="82550"/>
                   <wp:effectExtent l="0" t="0" r="0" b="0"/>
                   <wp:wrapNone/>
-                  <wp:docPr id="1007" name="pitch 1007"/>
+                  <wp:docPr id="1008" name="pitch 1008"/>
                   <wp:cNvGraphicFramePr/>
                   <a:graphic>
                     <a:graphicData uri="http://schemas.microsoft.com/office/word/2010/wordprocessingShape">
@@ -1287,7 +1326,7 @@
             </w:pPr>
             <w:r>
               <w:drawing xmlns:a="http://schemas.openxmlformats.org/drawingml/2006/main">
-                <wp:anchor distT="0" distB="0" distL="0" distR="0" simplePos="0" relativeHeight="1008" behindDoc="0" locked="0" layoutInCell="1" allowOverlap="1">
+                <wp:anchor distT="0" distB="0" distL="0" distR="0" simplePos="0" relativeHeight="1009" behindDoc="0" locked="0" layoutInCell="1" allowOverlap="1">
                   <wp:simplePos x="0" y="0"/>
                   <wp:positionH relativeFrom="character">
                     <wp:posOffset>411022</wp:posOffset>
@@ -1298,7 +1337,7 @@
                   <wp:extent cx="638479" cy="0"/>
                   <wp:effectExtent l="0" t="0" r="0" b="0"/>
                   <wp:wrapNone/>
-                  <wp:docPr id="1008" name="pitch 1008"/>
+                  <wp:docPr id="1009" name="pitch 1009"/>
                   <wp:cNvGraphicFramePr/>
                   <a:graphic>
                     <a:graphicData uri="http://schemas.microsoft.com/office/word/2010/wordprocessingShape">
@@ -1445,7 +1484,7 @@
             </w:pPr>
             <w:r>
               <w:drawing xmlns:a="http://schemas.openxmlformats.org/drawingml/2006/main">
-                <wp:anchor distT="0" distB="0" distL="0" distR="0" simplePos="0" relativeHeight="1009" behindDoc="0" locked="0" layoutInCell="1" allowOverlap="1">
+                <wp:anchor distT="0" distB="0" distL="0" distR="0" simplePos="0" relativeHeight="1010" behindDoc="0" locked="0" layoutInCell="1" allowOverlap="1">
                   <wp:simplePos x="0" y="0"/>
                   <wp:positionH relativeFrom="character">
                     <wp:posOffset>91211</wp:posOffset>
@@ -1456,7 +1495,7 @@
                   <wp:extent cx="273634" cy="0"/>
                   <wp:effectExtent l="0" t="0" r="0" b="0"/>
                   <wp:wrapNone/>
-                  <wp:docPr id="1009" name="pitch 1009"/>
+                  <wp:docPr id="1010" name="pitch 1010"/>
                   <wp:cNvGraphicFramePr/>
                   <a:graphic>
                     <a:graphicData uri="http://schemas.microsoft.com/office/word/2010/wordprocessingShape">
@@ -1583,7 +1622,7 @@
             </w:pPr>
             <w:r>
               <w:drawing xmlns:a="http://schemas.openxmlformats.org/drawingml/2006/main">
-                <wp:anchor distT="0" distB="0" distL="0" distR="0" simplePos="0" relativeHeight="1010" behindDoc="0" locked="0" layoutInCell="1" allowOverlap="1">
+                <wp:anchor distT="0" distB="0" distL="0" distR="0" simplePos="0" relativeHeight="1011" behindDoc="0" locked="0" layoutInCell="1" allowOverlap="1">
                   <wp:simplePos x="0" y="0"/>
                   <wp:positionH relativeFrom="character">
                     <wp:posOffset>228600</wp:posOffset>
@@ -1594,7 +1633,7 @@
                   <wp:extent cx="91211" cy="82550"/>
                   <wp:effectExtent l="0" t="0" r="0" b="0"/>
                   <wp:wrapNone/>
-                  <wp:docPr id="1010" name="pitch 1010"/>
+                  <wp:docPr id="1011" name="pitch 1011"/>
                   <wp:cNvGraphicFramePr/>
                   <a:graphic>
                     <a:graphicData uri="http://schemas.microsoft.com/office/word/2010/wordprocessingShape">
@@ -1639,7 +1678,7 @@
                 </wp:anchor>
               </w:drawing>
               <w:drawing xmlns:a="http://schemas.openxmlformats.org/drawingml/2006/main">
-                <wp:anchor distT="0" distB="0" distL="0" distR="0" simplePos="0" relativeHeight="1011" behindDoc="0" locked="0" layoutInCell="1" allowOverlap="1">
+                <wp:anchor distT="0" distB="0" distL="0" distR="0" simplePos="0" relativeHeight="1012" behindDoc="0" locked="0" layoutInCell="1" allowOverlap="1">
                   <wp:simplePos x="0" y="0"/>
                   <wp:positionH relativeFrom="character">
                     <wp:posOffset>502234</wp:posOffset>
@@ -1647,10 +1686,10 @@
                   <wp:positionV relativeFrom="line">
                     <wp:posOffset>12700</wp:posOffset>
                   </wp:positionV>
-                  <wp:extent cx="638479" cy="0"/>
+                  <wp:extent cx="273634" cy="0"/>
                   <wp:effectExtent l="0" t="0" r="0" b="0"/>
                   <wp:wrapNone/>
-                  <wp:docPr id="1011" name="pitch 1011"/>
+                  <wp:docPr id="1012" name="pitch 1012"/>
                   <wp:cNvGraphicFramePr/>
                   <a:graphic>
                     <a:graphicData uri="http://schemas.microsoft.com/office/word/2010/wordprocessingShape">
@@ -1659,7 +1698,7 @@
                         <wps:spPr>
                           <a:xfrm>
                             <a:off x="0" y="0"/>
-                            <a:ext cx="638479" cy="0"/>
+                            <a:ext cx="273634" cy="0"/>
                           </a:xfrm>
                           <a:prstGeom prst="line">
                             <a:avLst/>
@@ -1678,10 +1717,1194 @@
                 </wp:anchor>
               </w:drawing>
               <w:drawing xmlns:a="http://schemas.openxmlformats.org/drawingml/2006/main">
-                <wp:anchor distT="0" distB="0" distL="0" distR="0" simplePos="0" relativeHeight="1012" behindDoc="0" locked="0" layoutInCell="1" allowOverlap="1">
+                <wp:anchor distT="0" distB="0" distL="0" distR="0" simplePos="0" relativeHeight="1013" behindDoc="0" locked="0" layoutInCell="1" allowOverlap="1">
                   <wp:simplePos x="0" y="0"/>
                   <wp:positionH relativeFrom="character">
-                    <wp:posOffset>1140714</wp:posOffset>
+                    <wp:posOffset>958291</wp:posOffset>
+                  </wp:positionH>
+                  <wp:positionV relativeFrom="line">
+                    <wp:posOffset>12700</wp:posOffset>
+                  </wp:positionV>
+                  <wp:extent cx="182422" cy="0"/>
+                  <wp:effectExtent l="0" t="0" r="0" b="0"/>
+                  <wp:wrapNone/>
+                  <wp:docPr id="1013" name="pitch 1013"/>
+                  <wp:cNvGraphicFramePr/>
+                  <a:graphic>
+                    <a:graphicData uri="http://schemas.microsoft.com/office/word/2010/wordprocessingShape">
+                      <wps:wsp>
+                        <wps:cNvSpPr/>
+                        <wps:spPr>
+                          <a:xfrm>
+                            <a:off x="0" y="0"/>
+                            <a:ext cx="182422" cy="0"/>
+                          </a:xfrm>
+                          <a:prstGeom prst="line">
+                            <a:avLst/>
+                          </a:prstGeom>
+                          <a:noFill/>
+                          <a:ln w="9525">
+                            <a:solidFill>
+                              <a:srgbClr val="FF7D80"/>
+                            </a:solidFill>
+                          </a:ln>
+                        </wps:spPr>
+                        <wps:bodyPr/>
+                      </wps:wsp>
+                    </a:graphicData>
+                  </a:graphic>
+                </wp:anchor>
+              </w:drawing>
+              <w:drawing xmlns:a="http://schemas.openxmlformats.org/drawingml/2006/main">
+                <wp:anchor distT="0" distB="0" distL="0" distR="0" simplePos="0" relativeHeight="1014" behindDoc="0" locked="0" layoutInCell="1" allowOverlap="1">
+                  <wp:simplePos x="0" y="0"/>
+                  <wp:positionH relativeFrom="character">
+                    <wp:posOffset>1323136</wp:posOffset>
+                  </wp:positionH>
+                  <wp:positionV relativeFrom="line">
+                    <wp:posOffset>12700</wp:posOffset>
+                  </wp:positionV>
+                  <wp:extent cx="182422" cy="82550"/>
+                  <wp:effectExtent l="0" t="0" r="0" b="0"/>
+                  <wp:wrapNone/>
+                  <wp:docPr id="1014" name="pitch 1014"/>
+                  <wp:cNvGraphicFramePr/>
+                  <a:graphic>
+                    <a:graphicData uri="http://schemas.microsoft.com/office/word/2010/wordprocessingShape">
+                      <wps:wsp>
+                        <wps:cNvSpPr/>
+                        <wps:spPr>
+                          <a:xfrm>
+                            <a:off x="0" y="0"/>
+                            <a:ext cx="182422" cy="82550"/>
+                          </a:xfrm>
+                          <a:custGeom>
+                            <a:avLst/>
+                            <a:gdLst/>
+                            <a:ahLst/>
+                            <a:cxnLst/>
+                            <a:rect l="0" t="0" r="r" b="b"/>
+                            <a:pathLst>
+                              <a:path w="182422" h="82550" fill="none">
+                                <a:moveTo>
+                                  <a:pt x="0" y="0"/>
+                                </a:moveTo>
+                                <a:lnTo>
+                                  <a:pt x="182422" y="0"/>
+                                </a:lnTo>
+                                <a:lnTo>
+                                  <a:pt x="182422" y="82550"/>
+                                </a:lnTo>
+                              </a:path>
+                            </a:pathLst>
+                          </a:custGeom>
+                          <a:noFill/>
+                          <a:ln w="9525">
+                            <a:solidFill>
+                              <a:srgbClr val="FF7D80"/>
+                            </a:solidFill>
+                          </a:ln>
+                        </wps:spPr>
+                        <wps:bodyPr/>
+                      </wps:wsp>
+                    </a:graphicData>
+                  </a:graphic>
+                </wp:anchor>
+              </w:drawing>
+            </w:r>
+            <w:r>
+              <w:rPr>
+                <w:rFonts w:ascii="Yu Gothic UI" w:hAnsi="Yu Gothic UI" w:eastAsia="Yu Gothic UI" w:cs="Yu Gothic UI"/>
+                <w:b w:val="0"/>
+                <w:sz w:val="28"/>
+              </w:rPr>
+              <w:t>•</w:t>
+            </w:r>
+            <w:r>
+              <w:rPr>
+                <w:rFonts w:ascii="Yu Gothic UI" w:hAnsi="Yu Gothic UI" w:eastAsia="Yu Gothic UI" w:cs="Yu Gothic UI"/>
+                <w:b w:val="0"/>
+                <w:sz w:val="28"/>
+              </w:rPr>
+              <w:tab/>
+            </w:r>
+            <w:r>
+              <w:ruby>
+                <w:rubyPr>
+                  <w:rubyAlign w:val="center"/>
+                  <w:hps w:val="14"/>
+                  <w:hpsRaise w:val="26"/>
+                  <w:hpsBaseText w:val="28"/>
+                  <w:lid w:val="ja-JP"/>
+                </w:rubyPr>
+                <w:rt>
+                  <w:r>
+                    <w:rPr>
+                      <w:rFonts w:ascii="Yu Gothic UI" w:hAnsi="Yu Gothic UI" w:eastAsia="Yu Gothic UI" w:cs="Yu Gothic UI"/>
+                      <w:b w:val="0"/>
+                      <w:sz w:val="14"/>
+                    </w:rPr>
+                    <w:t>いま</w:t>
+                  </w:r>
+                </w:rt>
+                <w:rubyBase>
+                  <w:r>
+                    <w:rPr>
+                      <w:rFonts w:ascii="Yu Gothic UI" w:hAnsi="Yu Gothic UI" w:eastAsia="Yu Gothic UI" w:cs="Yu Gothic UI"/>
+                      <w:b w:val="0"/>
+                      <w:sz w:val="28"/>
+                    </w:rPr>
+                    <w:t>今</w:t>
+                  </w:r>
+                </w:rubyBase>
+              </w:ruby>
+            </w:r>
+            <w:r>
+              <w:ruby>
+                <w:rubyPr>
+                  <w:rubyAlign w:val="center"/>
+                  <w:hps w:val="14"/>
+                  <w:hpsRaise w:val="26"/>
+                  <w:hpsBaseText w:val="28"/>
+                  <w:lid w:val="ja-JP"/>
+                </w:rubyPr>
+                <w:rt>
+                  <w:r>
+                    <w:rPr>
+                      <w:rFonts w:ascii="Yu Gothic UI" w:hAnsi="Yu Gothic UI" w:eastAsia="Yu Gothic UI" w:cs="Yu Gothic UI"/>
+                      <w:b w:val="0"/>
+                      <w:sz w:val="14"/>
+                    </w:rPr>
+                    <w:t>わり</w:t>
+                  </w:r>
+                </w:rt>
+                <w:rubyBase>
+                  <w:r>
+                    <w:rPr>
+                      <w:rFonts w:ascii="Yu Gothic UI" w:hAnsi="Yu Gothic UI" w:eastAsia="Yu Gothic UI" w:cs="Yu Gothic UI"/>
+                      <w:b w:val="0"/>
+                      <w:sz w:val="28"/>
+                    </w:rPr>
+                    <w:t>割</w:t>
+                  </w:r>
+                </w:rubyBase>
+              </w:ruby>
+            </w:r>
+            <w:r>
+              <w:ruby>
+                <w:rubyPr>
+                  <w:rubyAlign w:val="center"/>
+                  <w:hps w:val="14"/>
+                  <w:hpsRaise w:val="26"/>
+                  <w:hpsBaseText w:val="28"/>
+                  <w:lid w:val="ja-JP"/>
+                </w:rubyPr>
+                <w:rt>
+                  <w:r>
+                    <w:rPr>
+                      <w:rFonts w:ascii="Yu Gothic UI" w:hAnsi="Yu Gothic UI" w:eastAsia="Yu Gothic UI" w:cs="Yu Gothic UI"/>
+                      <w:b w:val="0"/>
+                      <w:sz w:val="14"/>
+                    </w:rPr>
+                    <w:t>びき</w:t>
+                  </w:r>
+                </w:rt>
+                <w:rubyBase>
+                  <w:r>
+                    <w:rPr>
+                      <w:rFonts w:ascii="Yu Gothic UI" w:hAnsi="Yu Gothic UI" w:eastAsia="Yu Gothic UI" w:cs="Yu Gothic UI"/>
+                      <w:b w:val="0"/>
+                      <w:sz w:val="28"/>
+                    </w:rPr>
+                    <w:t>引</w:t>
+                  </w:r>
+                </w:rubyBase>
+              </w:ruby>
+            </w:r>
+            <w:r>
+              <w:rPr>
+                <w:rFonts w:ascii="Yu Gothic UI" w:hAnsi="Yu Gothic UI" w:eastAsia="Yu Gothic UI" w:cs="Yu Gothic UI"/>
+                <w:b w:val="0"/>
+                <w:sz w:val="28"/>
+              </w:rPr>
+              <w:t>し</w:t>
+            </w:r>
+            <w:r>
+              <w:rPr>
+                <w:rFonts w:ascii="Yu Gothic UI" w:hAnsi="Yu Gothic UI" w:eastAsia="Yu Gothic UI" w:cs="Yu Gothic UI"/>
+                <w:b w:val="0"/>
+                <w:sz w:val="28"/>
+              </w:rPr>
+              <w:t>て</w:t>
+            </w:r>
+            <w:r>
+              <w:rPr>
+                <w:rFonts w:ascii="Yu Gothic UI" w:hAnsi="Yu Gothic UI" w:eastAsia="Yu Gothic UI" w:cs="Yu Gothic UI"/>
+                <w:b w:val="0"/>
+                <w:sz w:val="28"/>
+              </w:rPr>
+              <w:t>い</w:t>
+            </w:r>
+            <w:r>
+              <w:rPr>
+                <w:rFonts w:ascii="Yu Gothic UI" w:hAnsi="Yu Gothic UI" w:eastAsia="Yu Gothic UI" w:cs="Yu Gothic UI"/>
+                <w:b w:val="0"/>
+                <w:sz w:val="28"/>
+              </w:rPr>
+              <w:t>ま</w:t>
+            </w:r>
+            <w:r>
+              <w:rPr>
+                <w:rFonts w:ascii="Yu Gothic UI" w:hAnsi="Yu Gothic UI" w:eastAsia="Yu Gothic UI" w:cs="Yu Gothic UI"/>
+                <w:b w:val="0"/>
+                <w:sz w:val="28"/>
+              </w:rPr>
+              <w:t>す</w:t>
+            </w:r>
+            <w:r>
+              <w:rPr>
+                <w:rFonts w:ascii="Yu Gothic UI" w:hAnsi="Yu Gothic UI" w:eastAsia="Yu Gothic UI" w:cs="Yu Gothic UI"/>
+                <w:b w:val="0"/>
+                <w:sz w:val="28"/>
+              </w:rPr>
+              <w:t>か</w:t>
+            </w:r>
+            <w:r>
+              <w:rPr>
+                <w:rFonts w:ascii="Yu Gothic UI" w:hAnsi="Yu Gothic UI" w:eastAsia="Yu Gothic UI" w:cs="Yu Gothic UI"/>
+                <w:b w:val="0"/>
+                <w:sz w:val="28"/>
+              </w:rPr>
+              <w:t>？</w:t>
+            </w:r>
+          </w:p>
+        </w:tc>
+        <w:tc>
+          <w:tcPr>
+            <w:tcW w:type="dxa" w:w="2338"/>
+            <w:tcBorders>
+              <w:left w:val="nil"/>
+              <w:bottom w:val="nil"/>
+            </w:tcBorders>
+            <w:vAlign w:val="center"/>
+          </w:tcPr>
+          <w:p>
+            <w:pPr>
+              <w:spacing w:before="0" w:after="0" w:line="240" w:lineRule="auto"/>
+            </w:pPr>
+            <w:r>
+              <w:rPr>
+                <w:rFonts w:ascii="清松手寫體1" w:hAnsi="清松手寫體1" w:eastAsia="清松手寫體1" w:cs="清松手寫體1"/>
+                <w:b w:val="0"/>
+                <w:color w:val="0070C0"/>
+                <w:sz w:val="24"/>
+              </w:rPr>
+              <w:t>現在有打折嗎？</w:t>
+            </w:r>
+          </w:p>
+        </w:tc>
+      </w:tr>
+      <w:tr>
+        <w:trPr>
+          <w:cantSplit/>
+        </w:trPr>
+        <w:tc>
+          <w:tcPr>
+            <w:tcW w:type="dxa" w:w="2532"/>
+            <w:vMerge/>
+          </w:tcPr>
+          <w:p/>
+        </w:tc>
+        <w:tc>
+          <w:tcPr>
+            <w:tcW w:type="dxa" w:w="4870"/>
+            <w:tcBorders>
+              <w:right w:val="nil"/>
+              <w:top w:val="nil"/>
+              <w:bottom w:val="nil"/>
+            </w:tcBorders>
+          </w:tcPr>
+          <w:p>
+            <w:pPr>
+              <w:tabs>
+                <w:tab w:pos="360" w:val="left"/>
+              </w:tabs>
+              <w:kinsoku/>
+              <w:autoSpaceDE w:val="0"/>
+              <w:autoSpaceDN w:val="0"/>
+              <w:snapToGrid w:val="0"/>
+              <w:spacing w:before="0" w:after="0" w:line="500" w:lineRule="exact"/>
+            </w:pPr>
+            <w:r>
+              <w:drawing xmlns:a="http://schemas.openxmlformats.org/drawingml/2006/main">
+                <wp:anchor distT="0" distB="0" distL="0" distR="0" simplePos="0" relativeHeight="1015" behindDoc="0" locked="0" layoutInCell="1" allowOverlap="1">
+                  <wp:simplePos x="0" y="0"/>
+                  <wp:positionH relativeFrom="character">
+                    <wp:posOffset>228600</wp:posOffset>
+                  </wp:positionH>
+                  <wp:positionV relativeFrom="line">
+                    <wp:posOffset>12700</wp:posOffset>
+                  </wp:positionV>
+                  <wp:extent cx="91211" cy="82550"/>
+                  <wp:effectExtent l="0" t="0" r="0" b="0"/>
+                  <wp:wrapNone/>
+                  <wp:docPr id="1015" name="pitch 1015"/>
+                  <wp:cNvGraphicFramePr/>
+                  <a:graphic>
+                    <a:graphicData uri="http://schemas.microsoft.com/office/word/2010/wordprocessingShape">
+                      <wps:wsp>
+                        <wps:cNvSpPr/>
+                        <wps:spPr>
+                          <a:xfrm>
+                            <a:off x="0" y="0"/>
+                            <a:ext cx="91211" cy="82550"/>
+                          </a:xfrm>
+                          <a:custGeom>
+                            <a:avLst/>
+                            <a:gdLst/>
+                            <a:ahLst/>
+                            <a:cxnLst/>
+                            <a:rect l="0" t="0" r="r" b="b"/>
+                            <a:pathLst>
+                              <a:path w="91211" h="82550" fill="none">
+                                <a:moveTo>
+                                  <a:pt x="0" y="0"/>
+                                </a:moveTo>
+                                <a:lnTo>
+                                  <a:pt x="91211" y="0"/>
+                                </a:lnTo>
+                                <a:lnTo>
+                                  <a:pt x="91211" y="82550"/>
+                                </a:lnTo>
+                              </a:path>
+                            </a:pathLst>
+                          </a:custGeom>
+                          <a:noFill/>
+                          <a:ln w="9525">
+                            <a:solidFill>
+                              <a:srgbClr val="FF7D80"/>
+                            </a:solidFill>
+                          </a:ln>
+                        </wps:spPr>
+                        <wps:bodyPr/>
+                      </wps:wsp>
+                    </a:graphicData>
+                  </a:graphic>
+                </wp:anchor>
+              </w:drawing>
+              <w:drawing xmlns:a="http://schemas.openxmlformats.org/drawingml/2006/main">
+                <wp:anchor distT="0" distB="0" distL="0" distR="0" simplePos="0" relativeHeight="1016" behindDoc="0" locked="0" layoutInCell="1" allowOverlap="1">
+                  <wp:simplePos x="0" y="0"/>
+                  <wp:positionH relativeFrom="character">
+                    <wp:posOffset>958291</wp:posOffset>
+                  </wp:positionH>
+                  <wp:positionV relativeFrom="line">
+                    <wp:posOffset>12700</wp:posOffset>
+                  </wp:positionV>
+                  <wp:extent cx="182422" cy="82550"/>
+                  <wp:effectExtent l="0" t="0" r="0" b="0"/>
+                  <wp:wrapNone/>
+                  <wp:docPr id="1016" name="pitch 1016"/>
+                  <wp:cNvGraphicFramePr/>
+                  <a:graphic>
+                    <a:graphicData uri="http://schemas.microsoft.com/office/word/2010/wordprocessingShape">
+                      <wps:wsp>
+                        <wps:cNvSpPr/>
+                        <wps:spPr>
+                          <a:xfrm>
+                            <a:off x="0" y="0"/>
+                            <a:ext cx="182422" cy="82550"/>
+                          </a:xfrm>
+                          <a:custGeom>
+                            <a:avLst/>
+                            <a:gdLst/>
+                            <a:ahLst/>
+                            <a:cxnLst/>
+                            <a:rect l="0" t="0" r="r" b="b"/>
+                            <a:pathLst>
+                              <a:path w="182422" h="82550" fill="none">
+                                <a:moveTo>
+                                  <a:pt x="0" y="0"/>
+                                </a:moveTo>
+                                <a:lnTo>
+                                  <a:pt x="182422" y="0"/>
+                                </a:lnTo>
+                                <a:lnTo>
+                                  <a:pt x="182422" y="82550"/>
+                                </a:lnTo>
+                              </a:path>
+                            </a:pathLst>
+                          </a:custGeom>
+                          <a:noFill/>
+                          <a:ln w="9525">
+                            <a:solidFill>
+                              <a:srgbClr val="FF7D80"/>
+                            </a:solidFill>
+                          </a:ln>
+                        </wps:spPr>
+                        <wps:bodyPr/>
+                      </wps:wsp>
+                    </a:graphicData>
+                  </a:graphic>
+                </wp:anchor>
+              </w:drawing>
+            </w:r>
+            <w:r>
+              <w:rPr>
+                <w:rFonts w:ascii="Yu Gothic UI" w:hAnsi="Yu Gothic UI" w:eastAsia="Yu Gothic UI" w:cs="Yu Gothic UI"/>
+                <w:b w:val="0"/>
+                <w:sz w:val="28"/>
+              </w:rPr>
+              <w:t>•</w:t>
+            </w:r>
+            <w:r>
+              <w:rPr>
+                <w:rFonts w:ascii="Yu Gothic UI" w:hAnsi="Yu Gothic UI" w:eastAsia="Yu Gothic UI" w:cs="Yu Gothic UI"/>
+                <w:b w:val="0"/>
+                <w:sz w:val="28"/>
+              </w:rPr>
+              <w:tab/>
+            </w:r>
+            <w:r>
+              <w:ruby>
+                <w:rubyPr>
+                  <w:rubyAlign w:val="center"/>
+                  <w:hps w:val="14"/>
+                  <w:hpsRaise w:val="26"/>
+                  <w:hpsBaseText w:val="28"/>
+                  <w:lid w:val="ja-JP"/>
+                </w:rubyPr>
+                <w:rt>
+                  <w:r>
+                    <w:rPr>
+                      <w:rFonts w:ascii="Yu Gothic UI" w:hAnsi="Yu Gothic UI" w:eastAsia="Yu Gothic UI" w:cs="Yu Gothic UI"/>
+                      <w:b w:val="0"/>
+                      <w:sz w:val="14"/>
+                    </w:rPr>
+                    <w:t>なん</w:t>
+                  </w:r>
+                </w:rt>
+                <w:rubyBase>
+                  <w:r>
+                    <w:rPr>
+                      <w:rFonts w:ascii="Yu Gothic UI" w:hAnsi="Yu Gothic UI" w:eastAsia="Yu Gothic UI" w:cs="Yu Gothic UI"/>
+                      <w:b w:val="0"/>
+                      <w:sz w:val="28"/>
+                    </w:rPr>
+                    <w:t>何</w:t>
+                  </w:r>
+                </w:rubyBase>
+              </w:ruby>
+            </w:r>
+            <w:r>
+              <w:ruby>
+                <w:rubyPr>
+                  <w:rubyAlign w:val="center"/>
+                  <w:hps w:val="14"/>
+                  <w:hpsRaise w:val="26"/>
+                  <w:hpsBaseText w:val="28"/>
+                  <w:lid w:val="ja-JP"/>
+                </w:rubyPr>
+                <w:rt>
+                  <w:r>
+                    <w:rPr>
+                      <w:rFonts w:ascii="Yu Gothic UI" w:hAnsi="Yu Gothic UI" w:eastAsia="Yu Gothic UI" w:cs="Yu Gothic UI"/>
+                      <w:b w:val="0"/>
+                      <w:sz w:val="14"/>
+                    </w:rPr>
+                    <w:t>わり</w:t>
+                  </w:r>
+                </w:rt>
+                <w:rubyBase>
+                  <w:r>
+                    <w:rPr>
+                      <w:rFonts w:ascii="Yu Gothic UI" w:hAnsi="Yu Gothic UI" w:eastAsia="Yu Gothic UI" w:cs="Yu Gothic UI"/>
+                      <w:b w:val="0"/>
+                      <w:sz w:val="28"/>
+                    </w:rPr>
+                    <w:t>割</w:t>
+                  </w:r>
+                </w:rubyBase>
+              </w:ruby>
+            </w:r>
+            <w:r>
+              <w:ruby>
+                <w:rubyPr>
+                  <w:rubyAlign w:val="center"/>
+                  <w:hps w:val="14"/>
+                  <w:hpsRaise w:val="26"/>
+                  <w:hpsBaseText w:val="28"/>
+                  <w:lid w:val="ja-JP"/>
+                </w:rubyPr>
+                <w:rt>
+                  <w:r>
+                    <w:rPr>
+                      <w:rFonts w:ascii="Yu Gothic UI" w:hAnsi="Yu Gothic UI" w:eastAsia="Yu Gothic UI" w:cs="Yu Gothic UI"/>
+                      <w:b w:val="0"/>
+                      <w:sz w:val="14"/>
+                    </w:rPr>
+                    <w:t>び</w:t>
+                  </w:r>
+                </w:rt>
+                <w:rubyBase>
+                  <w:r>
+                    <w:rPr>
+                      <w:rFonts w:ascii="Yu Gothic UI" w:hAnsi="Yu Gothic UI" w:eastAsia="Yu Gothic UI" w:cs="Yu Gothic UI"/>
+                      <w:b w:val="0"/>
+                      <w:sz w:val="28"/>
+                    </w:rPr>
+                    <w:t>引</w:t>
+                  </w:r>
+                </w:rubyBase>
+              </w:ruby>
+            </w:r>
+            <w:r>
+              <w:rPr>
+                <w:rFonts w:ascii="Yu Gothic UI" w:hAnsi="Yu Gothic UI" w:eastAsia="Yu Gothic UI" w:cs="Yu Gothic UI"/>
+                <w:b w:val="0"/>
+                <w:sz w:val="28"/>
+              </w:rPr>
+              <w:t>き</w:t>
+            </w:r>
+            <w:r>
+              <w:rPr>
+                <w:rFonts w:ascii="Yu Gothic UI" w:hAnsi="Yu Gothic UI" w:eastAsia="Yu Gothic UI" w:cs="Yu Gothic UI"/>
+                <w:b w:val="0"/>
+                <w:sz w:val="28"/>
+              </w:rPr>
+              <w:t>で</w:t>
+            </w:r>
+            <w:r>
+              <w:rPr>
+                <w:rFonts w:ascii="Yu Gothic UI" w:hAnsi="Yu Gothic UI" w:eastAsia="Yu Gothic UI" w:cs="Yu Gothic UI"/>
+                <w:b w:val="0"/>
+                <w:sz w:val="28"/>
+              </w:rPr>
+              <w:t>す</w:t>
+            </w:r>
+            <w:r>
+              <w:rPr>
+                <w:rFonts w:ascii="Yu Gothic UI" w:hAnsi="Yu Gothic UI" w:eastAsia="Yu Gothic UI" w:cs="Yu Gothic UI"/>
+                <w:b w:val="0"/>
+                <w:sz w:val="28"/>
+              </w:rPr>
+              <w:t>か</w:t>
+            </w:r>
+            <w:r>
+              <w:rPr>
+                <w:rFonts w:ascii="Yu Gothic UI" w:hAnsi="Yu Gothic UI" w:eastAsia="Yu Gothic UI" w:cs="Yu Gothic UI"/>
+                <w:b w:val="0"/>
+                <w:sz w:val="28"/>
+              </w:rPr>
+              <w:t>？</w:t>
+            </w:r>
+          </w:p>
+        </w:tc>
+        <w:tc>
+          <w:tcPr>
+            <w:tcW w:type="dxa" w:w="2338"/>
+            <w:tcBorders>
+              <w:left w:val="nil"/>
+              <w:top w:val="nil"/>
+              <w:bottom w:val="nil"/>
+            </w:tcBorders>
+            <w:vAlign w:val="center"/>
+          </w:tcPr>
+          <w:p>
+            <w:pPr>
+              <w:spacing w:before="0" w:after="0" w:line="240" w:lineRule="auto"/>
+            </w:pPr>
+            <w:r>
+              <w:rPr>
+                <w:rFonts w:ascii="清松手寫體1" w:hAnsi="清松手寫體1" w:eastAsia="清松手寫體1" w:cs="清松手寫體1"/>
+                <w:b w:val="0"/>
+                <w:color w:val="0070C0"/>
+                <w:sz w:val="24"/>
+              </w:rPr>
+              <w:t>打幾折？</w:t>
+            </w:r>
+          </w:p>
+        </w:tc>
+      </w:tr>
+      <w:tr>
+        <w:trPr>
+          <w:cantSplit/>
+        </w:trPr>
+        <w:tc>
+          <w:tcPr>
+            <w:tcW w:type="dxa" w:w="2532"/>
+            <w:vMerge/>
+          </w:tcPr>
+          <w:p/>
+        </w:tc>
+        <w:tc>
+          <w:tcPr>
+            <w:tcW w:type="dxa" w:w="4870"/>
+            <w:tcBorders>
+              <w:right w:val="nil"/>
+              <w:top w:val="nil"/>
+            </w:tcBorders>
+          </w:tcPr>
+          <w:p>
+            <w:pPr>
+              <w:tabs>
+                <w:tab w:pos="360" w:val="left"/>
+              </w:tabs>
+              <w:kinsoku/>
+              <w:autoSpaceDE w:val="0"/>
+              <w:autoSpaceDN w:val="0"/>
+              <w:snapToGrid w:val="0"/>
+              <w:spacing w:before="0" w:after="0" w:line="500" w:lineRule="exact"/>
+            </w:pPr>
+            <w:r>
+              <w:drawing xmlns:a="http://schemas.openxmlformats.org/drawingml/2006/main">
+                <wp:anchor distT="0" distB="0" distL="0" distR="0" simplePos="0" relativeHeight="1017" behindDoc="0" locked="0" layoutInCell="1" allowOverlap="1">
+                  <wp:simplePos x="0" y="0"/>
+                  <wp:positionH relativeFrom="character">
+                    <wp:posOffset>319811</wp:posOffset>
+                  </wp:positionH>
+                  <wp:positionV relativeFrom="line">
+                    <wp:posOffset>12700</wp:posOffset>
+                  </wp:positionV>
+                  <wp:extent cx="456057" cy="0"/>
+                  <wp:effectExtent l="0" t="0" r="0" b="0"/>
+                  <wp:wrapNone/>
+                  <wp:docPr id="1017" name="pitch 1017"/>
+                  <wp:cNvGraphicFramePr/>
+                  <a:graphic>
+                    <a:graphicData uri="http://schemas.microsoft.com/office/word/2010/wordprocessingShape">
+                      <wps:wsp>
+                        <wps:cNvSpPr/>
+                        <wps:spPr>
+                          <a:xfrm>
+                            <a:off x="0" y="0"/>
+                            <a:ext cx="456057" cy="0"/>
+                          </a:xfrm>
+                          <a:prstGeom prst="line">
+                            <a:avLst/>
+                          </a:prstGeom>
+                          <a:noFill/>
+                          <a:ln w="9525">
+                            <a:solidFill>
+                              <a:srgbClr val="FF7D80"/>
+                            </a:solidFill>
+                          </a:ln>
+                        </wps:spPr>
+                        <wps:bodyPr/>
+                      </wps:wsp>
+                    </a:graphicData>
+                  </a:graphic>
+                </wp:anchor>
+              </w:drawing>
+            </w:r>
+            <w:r>
+              <w:rPr>
+                <w:rFonts w:ascii="Yu Gothic UI" w:hAnsi="Yu Gothic UI" w:eastAsia="Yu Gothic UI" w:cs="Yu Gothic UI"/>
+                <w:b w:val="0"/>
+                <w:sz w:val="28"/>
+              </w:rPr>
+              <w:t>•</w:t>
+            </w:r>
+            <w:r>
+              <w:rPr>
+                <w:rFonts w:ascii="Yu Gothic UI" w:hAnsi="Yu Gothic UI" w:eastAsia="Yu Gothic UI" w:cs="Yu Gothic UI"/>
+                <w:b w:val="0"/>
+                <w:sz w:val="28"/>
+              </w:rPr>
+              <w:tab/>
+            </w:r>
+            <w:r>
+              <w:ruby>
+                <w:rubyPr>
+                  <w:rubyAlign w:val="center"/>
+                  <w:hps w:val="14"/>
+                  <w:hpsRaise w:val="26"/>
+                  <w:hpsBaseText w:val="28"/>
+                  <w:lid w:val="ja-JP"/>
+                </w:rubyPr>
+                <w:rt>
+                  <w:r>
+                    <w:rPr>
+                      <w:rFonts w:ascii="Yu Gothic UI" w:hAnsi="Yu Gothic UI" w:eastAsia="Yu Gothic UI" w:cs="Yu Gothic UI"/>
+                      <w:b w:val="0"/>
+                      <w:sz w:val="14"/>
+                    </w:rPr>
+                    <w:t>だい</w:t>
+                  </w:r>
+                </w:rt>
+                <w:rubyBase>
+                  <w:r>
+                    <w:rPr>
+                      <w:rFonts w:ascii="Yu Gothic UI" w:hAnsi="Yu Gothic UI" w:eastAsia="Yu Gothic UI" w:cs="Yu Gothic UI"/>
+                      <w:b w:val="0"/>
+                      <w:sz w:val="28"/>
+                    </w:rPr>
+                    <w:t>大</w:t>
+                  </w:r>
+                </w:rubyBase>
+              </w:ruby>
+            </w:r>
+            <w:r>
+              <w:ruby>
+                <w:rubyPr>
+                  <w:rubyAlign w:val="center"/>
+                  <w:hps w:val="14"/>
+                  <w:hpsRaise w:val="26"/>
+                  <w:hpsBaseText w:val="28"/>
+                  <w:lid w:val="ja-JP"/>
+                </w:rubyPr>
+                <w:rt>
+                  <w:r>
+                    <w:rPr>
+                      <w:rFonts w:ascii="Yu Gothic UI" w:hAnsi="Yu Gothic UI" w:eastAsia="Yu Gothic UI" w:cs="Yu Gothic UI"/>
+                      <w:b w:val="0"/>
+                      <w:sz w:val="14"/>
+                    </w:rPr>
+                    <w:t>わり</w:t>
+                  </w:r>
+                </w:rt>
+                <w:rubyBase>
+                  <w:r>
+                    <w:rPr>
+                      <w:rFonts w:ascii="Yu Gothic UI" w:hAnsi="Yu Gothic UI" w:eastAsia="Yu Gothic UI" w:cs="Yu Gothic UI"/>
+                      <w:b w:val="0"/>
+                      <w:sz w:val="28"/>
+                    </w:rPr>
+                    <w:t>割</w:t>
+                  </w:r>
+                </w:rubyBase>
+              </w:ruby>
+            </w:r>
+            <w:r>
+              <w:ruby>
+                <w:rubyPr>
+                  <w:rubyAlign w:val="center"/>
+                  <w:hps w:val="14"/>
+                  <w:hpsRaise w:val="26"/>
+                  <w:hpsBaseText w:val="28"/>
+                  <w:lid w:val="ja-JP"/>
+                </w:rubyPr>
+                <w:rt>
+                  <w:r>
+                    <w:rPr>
+                      <w:rFonts w:ascii="Yu Gothic UI" w:hAnsi="Yu Gothic UI" w:eastAsia="Yu Gothic UI" w:cs="Yu Gothic UI"/>
+                      <w:b w:val="0"/>
+                      <w:sz w:val="14"/>
+                    </w:rPr>
+                    <w:t>びき</w:t>
+                  </w:r>
+                </w:rt>
+                <w:rubyBase>
+                  <w:r>
+                    <w:rPr>
+                      <w:rFonts w:ascii="Yu Gothic UI" w:hAnsi="Yu Gothic UI" w:eastAsia="Yu Gothic UI" w:cs="Yu Gothic UI"/>
+                      <w:b w:val="0"/>
+                      <w:sz w:val="28"/>
+                    </w:rPr>
+                    <w:t>引</w:t>
+                  </w:r>
+                </w:rubyBase>
+              </w:ruby>
+            </w:r>
+          </w:p>
+        </w:tc>
+        <w:tc>
+          <w:tcPr>
+            <w:tcW w:type="dxa" w:w="2338"/>
+            <w:tcBorders>
+              <w:left w:val="nil"/>
+              <w:top w:val="nil"/>
+            </w:tcBorders>
+            <w:vAlign w:val="center"/>
+          </w:tcPr>
+          <w:p>
+            <w:pPr>
+              <w:spacing w:before="0" w:after="0" w:line="240" w:lineRule="auto"/>
+            </w:pPr>
+            <w:r>
+              <w:rPr>
+                <w:rFonts w:ascii="清松手寫體1" w:hAnsi="清松手寫體1" w:eastAsia="清松手寫體1" w:cs="清松手寫體1"/>
+                <w:b w:val="0"/>
+                <w:color w:val="0070C0"/>
+                <w:sz w:val="24"/>
+              </w:rPr>
+              <w:t>大打折</w:t>
+            </w:r>
+          </w:p>
+        </w:tc>
+      </w:tr>
+      <w:tr>
+        <w:trPr>
+          <w:cantSplit/>
+        </w:trPr>
+        <w:tc>
+          <w:tcPr>
+            <w:tcW w:type="dxa" w:w="2532"/>
+            <w:vAlign w:val="center"/>
+            <w:shd w:val="clear" w:color="auto" w:fill="DEEAF6"/>
+          </w:tcPr>
+          <w:p>
+            <w:pPr>
+              <w:kinsoku/>
+              <w:autoSpaceDE w:val="0"/>
+              <w:autoSpaceDN w:val="0"/>
+              <w:snapToGrid w:val="0"/>
+              <w:spacing w:before="0" w:after="0" w:line="500" w:lineRule="exact"/>
+            </w:pPr>
+            <w:r>
+              <w:drawing xmlns:a="http://schemas.openxmlformats.org/drawingml/2006/main">
+                <wp:anchor distT="0" distB="0" distL="0" distR="0" simplePos="0" relativeHeight="1018" behindDoc="0" locked="0" layoutInCell="1" allowOverlap="1">
+                  <wp:simplePos x="0" y="0"/>
+                  <wp:positionH relativeFrom="character">
+                    <wp:posOffset>91211</wp:posOffset>
+                  </wp:positionH>
+                  <wp:positionV relativeFrom="line">
+                    <wp:posOffset>12700</wp:posOffset>
+                  </wp:positionV>
+                  <wp:extent cx="273634" cy="0"/>
+                  <wp:effectExtent l="0" t="0" r="0" b="0"/>
+                  <wp:wrapNone/>
+                  <wp:docPr id="1018" name="pitch 1018"/>
+                  <wp:cNvGraphicFramePr/>
+                  <a:graphic>
+                    <a:graphicData uri="http://schemas.microsoft.com/office/word/2010/wordprocessingShape">
+                      <wps:wsp>
+                        <wps:cNvSpPr/>
+                        <wps:spPr>
+                          <a:xfrm>
+                            <a:off x="0" y="0"/>
+                            <a:ext cx="273634" cy="0"/>
+                          </a:xfrm>
+                          <a:prstGeom prst="line">
+                            <a:avLst/>
+                          </a:prstGeom>
+                          <a:noFill/>
+                          <a:ln w="9525">
+                            <a:solidFill>
+                              <a:srgbClr val="FF7D80"/>
+                            </a:solidFill>
+                          </a:ln>
+                        </wps:spPr>
+                        <wps:bodyPr/>
+                      </wps:wsp>
+                    </a:graphicData>
+                  </a:graphic>
+                </wp:anchor>
+              </w:drawing>
+            </w:r>
+            <w:r>
+              <w:ruby>
+                <w:rubyPr>
+                  <w:rubyAlign w:val="center"/>
+                  <w:hps w:val="14"/>
+                  <w:hpsRaise w:val="26"/>
+                  <w:hpsBaseText w:val="28"/>
+                  <w:lid w:val="ja-JP"/>
+                </w:rubyPr>
+                <w:rt>
+                  <w:r>
+                    <w:rPr>
+                      <w:rFonts w:ascii="Yu Gothic UI" w:hAnsi="Yu Gothic UI" w:eastAsia="Yu Gothic UI" w:cs="Yu Gothic UI"/>
+                      <w:b w:val="0"/>
+                      <w:sz w:val="14"/>
+                    </w:rPr>
+                    <w:t>とく</w:t>
+                  </w:r>
+                </w:rt>
+                <w:rubyBase>
+                  <w:r>
+                    <w:rPr>
+                      <w:rFonts w:ascii="Yu Gothic UI" w:hAnsi="Yu Gothic UI" w:eastAsia="Yu Gothic UI" w:cs="Yu Gothic UI"/>
+                      <w:b w:val="0"/>
+                      <w:sz w:val="28"/>
+                    </w:rPr>
+                    <w:t>特</w:t>
+                  </w:r>
+                </w:rubyBase>
+              </w:ruby>
+            </w:r>
+            <w:r>
+              <w:ruby>
+                <w:rubyPr>
+                  <w:rubyAlign w:val="center"/>
+                  <w:hps w:val="14"/>
+                  <w:hpsRaise w:val="26"/>
+                  <w:hpsBaseText w:val="28"/>
+                  <w:lid w:val="ja-JP"/>
+                </w:rubyPr>
+                <w:rt>
+                  <w:r>
+                    <w:rPr>
+                      <w:rFonts w:ascii="Yu Gothic UI" w:hAnsi="Yu Gothic UI" w:eastAsia="Yu Gothic UI" w:cs="Yu Gothic UI"/>
+                      <w:b w:val="0"/>
+                      <w:sz w:val="14"/>
+                    </w:rPr>
+                    <w:t>ばい</w:t>
+                  </w:r>
+                </w:rt>
+                <w:rubyBase>
+                  <w:r>
+                    <w:rPr>
+                      <w:rFonts w:ascii="Yu Gothic UI" w:hAnsi="Yu Gothic UI" w:eastAsia="Yu Gothic UI" w:cs="Yu Gothic UI"/>
+                      <w:b w:val="0"/>
+                      <w:sz w:val="28"/>
+                    </w:rPr>
+                    <w:t>売</w:t>
+                  </w:r>
+                </w:rubyBase>
+              </w:ruby>
+            </w:r>
+          </w:p>
+          <w:p>
+            <w:pPr>
+              <w:spacing w:before="0" w:after="0" w:line="240" w:lineRule="auto"/>
+            </w:pPr>
+            <w:r>
+              <w:rPr>
+                <w:rFonts w:ascii="清松手寫體1" w:hAnsi="清松手寫體1" w:eastAsia="清松手寫體1" w:cs="清松手寫體1"/>
+                <w:b w:val="0"/>
+                <w:color w:val="0070C0"/>
+                <w:sz w:val="24"/>
+              </w:rPr>
+              <w:t>特賣</w:t>
+            </w:r>
+          </w:p>
+        </w:tc>
+        <w:tc>
+          <w:tcPr>
+            <w:tcW w:type="dxa" w:w="4870"/>
+            <w:tcBorders>
+              <w:right w:val="nil"/>
+            </w:tcBorders>
+          </w:tcPr>
+          <w:p>
+            <w:pPr>
+              <w:tabs>
+                <w:tab w:pos="360" w:val="left"/>
+              </w:tabs>
+              <w:kinsoku/>
+              <w:autoSpaceDE w:val="0"/>
+              <w:autoSpaceDN w:val="0"/>
+              <w:snapToGrid w:val="0"/>
+              <w:spacing w:before="0" w:after="0" w:line="500" w:lineRule="exact"/>
+            </w:pPr>
+            <w:r>
+              <w:drawing xmlns:a="http://schemas.openxmlformats.org/drawingml/2006/main">
+                <wp:anchor distT="0" distB="0" distL="0" distR="0" simplePos="0" relativeHeight="1019" behindDoc="0" locked="0" layoutInCell="1" allowOverlap="1">
+                  <wp:simplePos x="0" y="0"/>
+                  <wp:positionH relativeFrom="character">
+                    <wp:posOffset>319811</wp:posOffset>
+                  </wp:positionH>
+                  <wp:positionV relativeFrom="line">
+                    <wp:posOffset>12700</wp:posOffset>
+                  </wp:positionV>
+                  <wp:extent cx="182422" cy="82550"/>
+                  <wp:effectExtent l="0" t="0" r="0" b="0"/>
+                  <wp:wrapNone/>
+                  <wp:docPr id="1019" name="pitch 1019"/>
+                  <wp:cNvGraphicFramePr/>
+                  <a:graphic>
+                    <a:graphicData uri="http://schemas.microsoft.com/office/word/2010/wordprocessingShape">
+                      <wps:wsp>
+                        <wps:cNvSpPr/>
+                        <wps:spPr>
+                          <a:xfrm>
+                            <a:off x="0" y="0"/>
+                            <a:ext cx="182422" cy="82550"/>
+                          </a:xfrm>
+                          <a:custGeom>
+                            <a:avLst/>
+                            <a:gdLst/>
+                            <a:ahLst/>
+                            <a:cxnLst/>
+                            <a:rect l="0" t="0" r="r" b="b"/>
+                            <a:pathLst>
+                              <a:path w="182422" h="82550" fill="none">
+                                <a:moveTo>
+                                  <a:pt x="0" y="0"/>
+                                </a:moveTo>
+                                <a:lnTo>
+                                  <a:pt x="182422" y="0"/>
+                                </a:lnTo>
+                                <a:lnTo>
+                                  <a:pt x="182422" y="82550"/>
+                                </a:lnTo>
+                              </a:path>
+                            </a:pathLst>
+                          </a:custGeom>
+                          <a:noFill/>
+                          <a:ln w="9525">
+                            <a:solidFill>
+                              <a:srgbClr val="FF7D80"/>
+                            </a:solidFill>
+                          </a:ln>
+                        </wps:spPr>
+                        <wps:bodyPr/>
+                      </wps:wsp>
+                    </a:graphicData>
+                  </a:graphic>
+                </wp:anchor>
+              </w:drawing>
+            </w:r>
+            <w:r>
+              <w:rPr>
+                <w:rFonts w:ascii="Yu Gothic UI" w:hAnsi="Yu Gothic UI" w:eastAsia="Yu Gothic UI" w:cs="Yu Gothic UI"/>
+                <w:b w:val="0"/>
+                <w:sz w:val="28"/>
+              </w:rPr>
+              <w:t>•</w:t>
+            </w:r>
+            <w:r>
+              <w:rPr>
+                <w:rFonts w:ascii="Yu Gothic UI" w:hAnsi="Yu Gothic UI" w:eastAsia="Yu Gothic UI" w:cs="Yu Gothic UI"/>
+                <w:b w:val="0"/>
+                <w:sz w:val="28"/>
+              </w:rPr>
+              <w:tab/>
+            </w:r>
+            <w:r>
+              <w:ruby>
+                <w:rubyPr>
+                  <w:rubyAlign w:val="center"/>
+                  <w:hps w:val="14"/>
+                  <w:hpsRaise w:val="26"/>
+                  <w:hpsBaseText w:val="28"/>
+                  <w:lid w:val="ja-JP"/>
+                </w:rubyPr>
+                <w:rt>
+                  <w:r>
+                    <w:rPr>
+                      <w:rFonts w:ascii="Yu Gothic UI" w:hAnsi="Yu Gothic UI" w:eastAsia="Yu Gothic UI" w:cs="Yu Gothic UI"/>
+                      <w:b w:val="0"/>
+                      <w:sz w:val="14"/>
+                    </w:rPr>
+                    <w:t>だい</w:t>
+                  </w:r>
+                </w:rt>
+                <w:rubyBase>
+                  <w:r>
+                    <w:rPr>
+                      <w:rFonts w:ascii="Yu Gothic UI" w:hAnsi="Yu Gothic UI" w:eastAsia="Yu Gothic UI" w:cs="Yu Gothic UI"/>
+                      <w:b w:val="0"/>
+                      <w:sz w:val="28"/>
+                    </w:rPr>
+                    <w:t>大</w:t>
+                  </w:r>
+                </w:rubyBase>
+              </w:ruby>
+            </w:r>
+            <w:r>
+              <w:ruby>
+                <w:rubyPr>
+                  <w:rubyAlign w:val="center"/>
+                  <w:hps w:val="14"/>
+                  <w:hpsRaise w:val="26"/>
+                  <w:hpsBaseText w:val="28"/>
+                  <w:lid w:val="ja-JP"/>
+                </w:rubyPr>
+                <w:rt>
+                  <w:r>
+                    <w:rPr>
+                      <w:rFonts w:ascii="Yu Gothic UI" w:hAnsi="Yu Gothic UI" w:eastAsia="Yu Gothic UI" w:cs="Yu Gothic UI"/>
+                      <w:b w:val="0"/>
+                      <w:sz w:val="14"/>
+                    </w:rPr>
+                    <w:t>とく</w:t>
+                  </w:r>
+                </w:rt>
+                <w:rubyBase>
+                  <w:r>
+                    <w:rPr>
+                      <w:rFonts w:ascii="Yu Gothic UI" w:hAnsi="Yu Gothic UI" w:eastAsia="Yu Gothic UI" w:cs="Yu Gothic UI"/>
+                      <w:b w:val="0"/>
+                      <w:sz w:val="28"/>
+                    </w:rPr>
+                    <w:t>特</w:t>
+                  </w:r>
+                </w:rubyBase>
+              </w:ruby>
+            </w:r>
+            <w:r>
+              <w:ruby>
+                <w:rubyPr>
+                  <w:rubyAlign w:val="center"/>
+                  <w:hps w:val="14"/>
+                  <w:hpsRaise w:val="26"/>
+                  <w:hpsBaseText w:val="28"/>
+                  <w:lid w:val="ja-JP"/>
+                </w:rubyPr>
+                <w:rt>
+                  <w:r>
+                    <w:rPr>
+                      <w:rFonts w:ascii="Yu Gothic UI" w:hAnsi="Yu Gothic UI" w:eastAsia="Yu Gothic UI" w:cs="Yu Gothic UI"/>
+                      <w:b w:val="0"/>
+                      <w:sz w:val="14"/>
+                    </w:rPr>
+                    <w:t>ばい</w:t>
+                  </w:r>
+                </w:rt>
+                <w:rubyBase>
+                  <w:r>
+                    <w:rPr>
+                      <w:rFonts w:ascii="Yu Gothic UI" w:hAnsi="Yu Gothic UI" w:eastAsia="Yu Gothic UI" w:cs="Yu Gothic UI"/>
+                      <w:b w:val="0"/>
+                      <w:sz w:val="28"/>
+                    </w:rPr>
+                    <w:t>売</w:t>
+                  </w:r>
+                </w:rubyBase>
+              </w:ruby>
+            </w:r>
+          </w:p>
+        </w:tc>
+        <w:tc>
+          <w:tcPr>
+            <w:tcW w:type="dxa" w:w="2338"/>
+            <w:tcBorders>
+              <w:left w:val="nil"/>
+            </w:tcBorders>
+            <w:vAlign w:val="center"/>
+          </w:tcPr>
+          <w:p>
+            <w:pPr>
+              <w:spacing w:before="0" w:after="0" w:line="240" w:lineRule="auto"/>
+            </w:pPr>
+            <w:r>
+              <w:rPr>
+                <w:rFonts w:ascii="清松手寫體1" w:hAnsi="清松手寫體1" w:eastAsia="清松手寫體1" w:cs="清松手寫體1"/>
+                <w:b w:val="0"/>
+                <w:color w:val="0070C0"/>
+                <w:sz w:val="24"/>
+              </w:rPr>
+              <w:t>大特賣</w:t>
+            </w:r>
+          </w:p>
+        </w:tc>
+      </w:tr>
+      <w:tr>
+        <w:trPr>
+          <w:cantSplit/>
+        </w:trPr>
+        <w:tc>
+          <w:tcPr>
+            <w:tcW w:type="dxa" w:w="2532"/>
+            <w:vAlign w:val="center"/>
+            <w:shd w:val="clear" w:color="auto" w:fill="DEEAF6"/>
+          </w:tcPr>
+          <w:p>
+            <w:pPr>
+              <w:kinsoku/>
+              <w:autoSpaceDE w:val="0"/>
+              <w:autoSpaceDN w:val="0"/>
+              <w:snapToGrid w:val="0"/>
+              <w:spacing w:before="0" w:after="0" w:line="500" w:lineRule="exact"/>
+            </w:pPr>
+            <w:r>
+              <w:drawing xmlns:a="http://schemas.openxmlformats.org/drawingml/2006/main">
+                <wp:anchor distT="0" distB="0" distL="0" distR="0" simplePos="0" relativeHeight="1020" behindDoc="0" locked="0" layoutInCell="1" allowOverlap="1">
+                  <wp:simplePos x="0" y="0"/>
+                  <wp:positionH relativeFrom="character">
+                    <wp:posOffset>364845</wp:posOffset>
                   </wp:positionH>
                   <wp:positionV relativeFrom="line">
                     <wp:posOffset>12700</wp:posOffset>
@@ -1689,7 +2912,7 @@
                   <wp:extent cx="364845" cy="82550"/>
                   <wp:effectExtent l="0" t="0" r="0" b="0"/>
                   <wp:wrapNone/>
-                  <wp:docPr id="1012" name="pitch 1012"/>
+                  <wp:docPr id="1020" name="pitch 1020"/>
                   <wp:cNvGraphicFramePr/>
                   <a:graphic>
                     <a:graphicData uri="http://schemas.microsoft.com/office/word/2010/wordprocessingShape">
@@ -1740,1117 +2963,6 @@
                 <w:b w:val="0"/>
                 <w:sz w:val="28"/>
               </w:rPr>
-              <w:t>•</w:t>
-            </w:r>
-            <w:r>
-              <w:rPr>
-                <w:rFonts w:ascii="Yu Gothic UI" w:hAnsi="Yu Gothic UI" w:eastAsia="Yu Gothic UI" w:cs="Yu Gothic UI"/>
-                <w:b w:val="0"/>
-                <w:sz w:val="28"/>
-              </w:rPr>
-              <w:tab/>
-            </w:r>
-            <w:r>
-              <w:ruby>
-                <w:rubyPr>
-                  <w:rubyAlign w:val="center"/>
-                  <w:hps w:val="14"/>
-                  <w:hpsRaise w:val="26"/>
-                  <w:hpsBaseText w:val="28"/>
-                  <w:lid w:val="ja-JP"/>
-                </w:rubyPr>
-                <w:rt>
-                  <w:r>
-                    <w:rPr>
-                      <w:rFonts w:ascii="Yu Gothic UI" w:hAnsi="Yu Gothic UI" w:eastAsia="Yu Gothic UI" w:cs="Yu Gothic UI"/>
-                      <w:b w:val="0"/>
-                      <w:sz w:val="14"/>
-                    </w:rPr>
-                    <w:t>いま</w:t>
-                  </w:r>
-                </w:rt>
-                <w:rubyBase>
-                  <w:r>
-                    <w:rPr>
-                      <w:rFonts w:ascii="Yu Gothic UI" w:hAnsi="Yu Gothic UI" w:eastAsia="Yu Gothic UI" w:cs="Yu Gothic UI"/>
-                      <w:b w:val="0"/>
-                      <w:sz w:val="28"/>
-                    </w:rPr>
-                    <w:t>今</w:t>
-                  </w:r>
-                </w:rubyBase>
-              </w:ruby>
-            </w:r>
-            <w:r>
-              <w:ruby>
-                <w:rubyPr>
-                  <w:rubyAlign w:val="center"/>
-                  <w:hps w:val="14"/>
-                  <w:hpsRaise w:val="26"/>
-                  <w:hpsBaseText w:val="28"/>
-                  <w:lid w:val="ja-JP"/>
-                </w:rubyPr>
-                <w:rt>
-                  <w:r>
-                    <w:rPr>
-                      <w:rFonts w:ascii="Yu Gothic UI" w:hAnsi="Yu Gothic UI" w:eastAsia="Yu Gothic UI" w:cs="Yu Gothic UI"/>
-                      <w:b w:val="0"/>
-                      <w:sz w:val="14"/>
-                    </w:rPr>
-                    <w:t>わり</w:t>
-                  </w:r>
-                </w:rt>
-                <w:rubyBase>
-                  <w:r>
-                    <w:rPr>
-                      <w:rFonts w:ascii="Yu Gothic UI" w:hAnsi="Yu Gothic UI" w:eastAsia="Yu Gothic UI" w:cs="Yu Gothic UI"/>
-                      <w:b w:val="0"/>
-                      <w:sz w:val="28"/>
-                    </w:rPr>
-                    <w:t>割</w:t>
-                  </w:r>
-                </w:rubyBase>
-              </w:ruby>
-            </w:r>
-            <w:r>
-              <w:ruby>
-                <w:rubyPr>
-                  <w:rubyAlign w:val="center"/>
-                  <w:hps w:val="14"/>
-                  <w:hpsRaise w:val="26"/>
-                  <w:hpsBaseText w:val="28"/>
-                  <w:lid w:val="ja-JP"/>
-                </w:rubyPr>
-                <w:rt>
-                  <w:r>
-                    <w:rPr>
-                      <w:rFonts w:ascii="Yu Gothic UI" w:hAnsi="Yu Gothic UI" w:eastAsia="Yu Gothic UI" w:cs="Yu Gothic UI"/>
-                      <w:b w:val="0"/>
-                      <w:sz w:val="14"/>
-                    </w:rPr>
-                    <w:t>びき</w:t>
-                  </w:r>
-                </w:rt>
-                <w:rubyBase>
-                  <w:r>
-                    <w:rPr>
-                      <w:rFonts w:ascii="Yu Gothic UI" w:hAnsi="Yu Gothic UI" w:eastAsia="Yu Gothic UI" w:cs="Yu Gothic UI"/>
-                      <w:b w:val="0"/>
-                      <w:sz w:val="28"/>
-                    </w:rPr>
-                    <w:t>引</w:t>
-                  </w:r>
-                </w:rubyBase>
-              </w:ruby>
-            </w:r>
-            <w:r>
-              <w:rPr>
-                <w:rFonts w:ascii="Yu Gothic UI" w:hAnsi="Yu Gothic UI" w:eastAsia="Yu Gothic UI" w:cs="Yu Gothic UI"/>
-                <w:b w:val="0"/>
-                <w:sz w:val="28"/>
-              </w:rPr>
-              <w:t>し</w:t>
-            </w:r>
-            <w:r>
-              <w:rPr>
-                <w:rFonts w:ascii="Yu Gothic UI" w:hAnsi="Yu Gothic UI" w:eastAsia="Yu Gothic UI" w:cs="Yu Gothic UI"/>
-                <w:b w:val="0"/>
-                <w:sz w:val="28"/>
-              </w:rPr>
-              <w:t>て</w:t>
-            </w:r>
-            <w:r>
-              <w:rPr>
-                <w:rFonts w:ascii="Yu Gothic UI" w:hAnsi="Yu Gothic UI" w:eastAsia="Yu Gothic UI" w:cs="Yu Gothic UI"/>
-                <w:b w:val="0"/>
-                <w:sz w:val="28"/>
-              </w:rPr>
-              <w:t>い</w:t>
-            </w:r>
-            <w:r>
-              <w:rPr>
-                <w:rFonts w:ascii="Yu Gothic UI" w:hAnsi="Yu Gothic UI" w:eastAsia="Yu Gothic UI" w:cs="Yu Gothic UI"/>
-                <w:b w:val="0"/>
-                <w:sz w:val="28"/>
-              </w:rPr>
-              <w:t>ま</w:t>
-            </w:r>
-            <w:r>
-              <w:rPr>
-                <w:rFonts w:ascii="Yu Gothic UI" w:hAnsi="Yu Gothic UI" w:eastAsia="Yu Gothic UI" w:cs="Yu Gothic UI"/>
-                <w:b w:val="0"/>
-                <w:sz w:val="28"/>
-              </w:rPr>
-              <w:t>す</w:t>
-            </w:r>
-            <w:r>
-              <w:rPr>
-                <w:rFonts w:ascii="Yu Gothic UI" w:hAnsi="Yu Gothic UI" w:eastAsia="Yu Gothic UI" w:cs="Yu Gothic UI"/>
-                <w:b w:val="0"/>
-                <w:sz w:val="28"/>
-              </w:rPr>
-              <w:t>か</w:t>
-            </w:r>
-            <w:r>
-              <w:rPr>
-                <w:rFonts w:ascii="Yu Gothic UI" w:hAnsi="Yu Gothic UI" w:eastAsia="Yu Gothic UI" w:cs="Yu Gothic UI"/>
-                <w:b w:val="0"/>
-                <w:sz w:val="28"/>
-              </w:rPr>
-              <w:t>？</w:t>
-            </w:r>
-          </w:p>
-        </w:tc>
-        <w:tc>
-          <w:tcPr>
-            <w:tcW w:type="dxa" w:w="2338"/>
-            <w:tcBorders>
-              <w:left w:val="nil"/>
-              <w:bottom w:val="nil"/>
-            </w:tcBorders>
-            <w:vAlign w:val="center"/>
-          </w:tcPr>
-          <w:p>
-            <w:pPr>
-              <w:spacing w:before="0" w:after="0" w:line="240" w:lineRule="auto"/>
-            </w:pPr>
-            <w:r>
-              <w:rPr>
-                <w:rFonts w:ascii="清松手寫體1" w:hAnsi="清松手寫體1" w:eastAsia="清松手寫體1" w:cs="清松手寫體1"/>
-                <w:b w:val="0"/>
-                <w:color w:val="0070C0"/>
-                <w:sz w:val="24"/>
-              </w:rPr>
-              <w:t>現在有打折嗎？</w:t>
-            </w:r>
-          </w:p>
-        </w:tc>
-      </w:tr>
-      <w:tr>
-        <w:trPr>
-          <w:cantSplit/>
-        </w:trPr>
-        <w:tc>
-          <w:tcPr>
-            <w:tcW w:type="dxa" w:w="2532"/>
-            <w:vMerge/>
-          </w:tcPr>
-          <w:p/>
-        </w:tc>
-        <w:tc>
-          <w:tcPr>
-            <w:tcW w:type="dxa" w:w="4870"/>
-            <w:tcBorders>
-              <w:right w:val="nil"/>
-              <w:top w:val="nil"/>
-              <w:bottom w:val="nil"/>
-            </w:tcBorders>
-          </w:tcPr>
-          <w:p>
-            <w:pPr>
-              <w:tabs>
-                <w:tab w:pos="360" w:val="left"/>
-              </w:tabs>
-              <w:kinsoku/>
-              <w:autoSpaceDE w:val="0"/>
-              <w:autoSpaceDN w:val="0"/>
-              <w:snapToGrid w:val="0"/>
-              <w:spacing w:before="0" w:after="0" w:line="500" w:lineRule="exact"/>
-            </w:pPr>
-            <w:r>
-              <w:drawing xmlns:a="http://schemas.openxmlformats.org/drawingml/2006/main">
-                <wp:anchor distT="0" distB="0" distL="0" distR="0" simplePos="0" relativeHeight="1013" behindDoc="0" locked="0" layoutInCell="1" allowOverlap="1">
-                  <wp:simplePos x="0" y="0"/>
-                  <wp:positionH relativeFrom="character">
-                    <wp:posOffset>319811</wp:posOffset>
-                  </wp:positionH>
-                  <wp:positionV relativeFrom="line">
-                    <wp:posOffset>12700</wp:posOffset>
-                  </wp:positionV>
-                  <wp:extent cx="638479" cy="0"/>
-                  <wp:effectExtent l="0" t="0" r="0" b="0"/>
-                  <wp:wrapNone/>
-                  <wp:docPr id="1013" name="pitch 1013"/>
-                  <wp:cNvGraphicFramePr/>
-                  <a:graphic>
-                    <a:graphicData uri="http://schemas.microsoft.com/office/word/2010/wordprocessingShape">
-                      <wps:wsp>
-                        <wps:cNvSpPr/>
-                        <wps:spPr>
-                          <a:xfrm>
-                            <a:off x="0" y="0"/>
-                            <a:ext cx="638479" cy="0"/>
-                          </a:xfrm>
-                          <a:prstGeom prst="line">
-                            <a:avLst/>
-                          </a:prstGeom>
-                          <a:noFill/>
-                          <a:ln w="9525">
-                            <a:solidFill>
-                              <a:srgbClr val="FF7D80"/>
-                            </a:solidFill>
-                          </a:ln>
-                        </wps:spPr>
-                        <wps:bodyPr/>
-                      </wps:wsp>
-                    </a:graphicData>
-                  </a:graphic>
-                </wp:anchor>
-              </w:drawing>
-              <w:drawing xmlns:a="http://schemas.openxmlformats.org/drawingml/2006/main">
-                <wp:anchor distT="0" distB="0" distL="0" distR="0" simplePos="0" relativeHeight="1014" behindDoc="0" locked="0" layoutInCell="1" allowOverlap="1">
-                  <wp:simplePos x="0" y="0"/>
-                  <wp:positionH relativeFrom="character">
-                    <wp:posOffset>1140714</wp:posOffset>
-                  </wp:positionH>
-                  <wp:positionV relativeFrom="line">
-                    <wp:posOffset>12700</wp:posOffset>
-                  </wp:positionV>
-                  <wp:extent cx="364845" cy="0"/>
-                  <wp:effectExtent l="0" t="0" r="0" b="0"/>
-                  <wp:wrapNone/>
-                  <wp:docPr id="1014" name="pitch 1014"/>
-                  <wp:cNvGraphicFramePr/>
-                  <a:graphic>
-                    <a:graphicData uri="http://schemas.microsoft.com/office/word/2010/wordprocessingShape">
-                      <wps:wsp>
-                        <wps:cNvSpPr/>
-                        <wps:spPr>
-                          <a:xfrm>
-                            <a:off x="0" y="0"/>
-                            <a:ext cx="364845" cy="0"/>
-                          </a:xfrm>
-                          <a:prstGeom prst="line">
-                            <a:avLst/>
-                          </a:prstGeom>
-                          <a:noFill/>
-                          <a:ln w="9525">
-                            <a:solidFill>
-                              <a:srgbClr val="FF7D80"/>
-                            </a:solidFill>
-                          </a:ln>
-                        </wps:spPr>
-                        <wps:bodyPr/>
-                      </wps:wsp>
-                    </a:graphicData>
-                  </a:graphic>
-                </wp:anchor>
-              </w:drawing>
-            </w:r>
-            <w:r>
-              <w:rPr>
-                <w:rFonts w:ascii="Yu Gothic UI" w:hAnsi="Yu Gothic UI" w:eastAsia="Yu Gothic UI" w:cs="Yu Gothic UI"/>
-                <w:b w:val="0"/>
-                <w:sz w:val="28"/>
-              </w:rPr>
-              <w:t>•</w:t>
-            </w:r>
-            <w:r>
-              <w:rPr>
-                <w:rFonts w:ascii="Yu Gothic UI" w:hAnsi="Yu Gothic UI" w:eastAsia="Yu Gothic UI" w:cs="Yu Gothic UI"/>
-                <w:b w:val="0"/>
-                <w:sz w:val="28"/>
-              </w:rPr>
-              <w:tab/>
-            </w:r>
-            <w:r>
-              <w:ruby>
-                <w:rubyPr>
-                  <w:rubyAlign w:val="center"/>
-                  <w:hps w:val="14"/>
-                  <w:hpsRaise w:val="26"/>
-                  <w:hpsBaseText w:val="28"/>
-                  <w:lid w:val="ja-JP"/>
-                </w:rubyPr>
-                <w:rt>
-                  <w:r>
-                    <w:rPr>
-                      <w:rFonts w:ascii="Yu Gothic UI" w:hAnsi="Yu Gothic UI" w:eastAsia="Yu Gothic UI" w:cs="Yu Gothic UI"/>
-                      <w:b w:val="0"/>
-                      <w:sz w:val="14"/>
-                    </w:rPr>
-                    <w:t>なん</w:t>
-                  </w:r>
-                </w:rt>
-                <w:rubyBase>
-                  <w:r>
-                    <w:rPr>
-                      <w:rFonts w:ascii="Yu Gothic UI" w:hAnsi="Yu Gothic UI" w:eastAsia="Yu Gothic UI" w:cs="Yu Gothic UI"/>
-                      <w:b w:val="0"/>
-                      <w:sz w:val="28"/>
-                    </w:rPr>
-                    <w:t>何</w:t>
-                  </w:r>
-                </w:rubyBase>
-              </w:ruby>
-            </w:r>
-            <w:r>
-              <w:ruby>
-                <w:rubyPr>
-                  <w:rubyAlign w:val="center"/>
-                  <w:hps w:val="14"/>
-                  <w:hpsRaise w:val="26"/>
-                  <w:hpsBaseText w:val="28"/>
-                  <w:lid w:val="ja-JP"/>
-                </w:rubyPr>
-                <w:rt>
-                  <w:r>
-                    <w:rPr>
-                      <w:rFonts w:ascii="Yu Gothic UI" w:hAnsi="Yu Gothic UI" w:eastAsia="Yu Gothic UI" w:cs="Yu Gothic UI"/>
-                      <w:b w:val="0"/>
-                      <w:sz w:val="14"/>
-                    </w:rPr>
-                    <w:t>わり</w:t>
-                  </w:r>
-                </w:rt>
-                <w:rubyBase>
-                  <w:r>
-                    <w:rPr>
-                      <w:rFonts w:ascii="Yu Gothic UI" w:hAnsi="Yu Gothic UI" w:eastAsia="Yu Gothic UI" w:cs="Yu Gothic UI"/>
-                      <w:b w:val="0"/>
-                      <w:sz w:val="28"/>
-                    </w:rPr>
-                    <w:t>割</w:t>
-                  </w:r>
-                </w:rubyBase>
-              </w:ruby>
-            </w:r>
-            <w:r>
-              <w:ruby>
-                <w:rubyPr>
-                  <w:rubyAlign w:val="center"/>
-                  <w:hps w:val="14"/>
-                  <w:hpsRaise w:val="26"/>
-                  <w:hpsBaseText w:val="28"/>
-                  <w:lid w:val="ja-JP"/>
-                </w:rubyPr>
-                <w:rt>
-                  <w:r>
-                    <w:rPr>
-                      <w:rFonts w:ascii="Yu Gothic UI" w:hAnsi="Yu Gothic UI" w:eastAsia="Yu Gothic UI" w:cs="Yu Gothic UI"/>
-                      <w:b w:val="0"/>
-                      <w:sz w:val="14"/>
-                    </w:rPr>
-                    <w:t>び</w:t>
-                  </w:r>
-                </w:rt>
-                <w:rubyBase>
-                  <w:r>
-                    <w:rPr>
-                      <w:rFonts w:ascii="Yu Gothic UI" w:hAnsi="Yu Gothic UI" w:eastAsia="Yu Gothic UI" w:cs="Yu Gothic UI"/>
-                      <w:b w:val="0"/>
-                      <w:sz w:val="28"/>
-                    </w:rPr>
-                    <w:t>引</w:t>
-                  </w:r>
-                </w:rubyBase>
-              </w:ruby>
-            </w:r>
-            <w:r>
-              <w:rPr>
-                <w:rFonts w:ascii="Yu Gothic UI" w:hAnsi="Yu Gothic UI" w:eastAsia="Yu Gothic UI" w:cs="Yu Gothic UI"/>
-                <w:b w:val="0"/>
-                <w:sz w:val="28"/>
-              </w:rPr>
-              <w:t>き</w:t>
-            </w:r>
-            <w:r>
-              <w:rPr>
-                <w:rFonts w:ascii="Yu Gothic UI" w:hAnsi="Yu Gothic UI" w:eastAsia="Yu Gothic UI" w:cs="Yu Gothic UI"/>
-                <w:b w:val="0"/>
-                <w:sz w:val="28"/>
-              </w:rPr>
-              <w:t>で</w:t>
-            </w:r>
-            <w:r>
-              <w:rPr>
-                <w:rFonts w:ascii="Yu Gothic UI" w:hAnsi="Yu Gothic UI" w:eastAsia="Yu Gothic UI" w:cs="Yu Gothic UI"/>
-                <w:b w:val="0"/>
-                <w:sz w:val="28"/>
-              </w:rPr>
-              <w:t>す</w:t>
-            </w:r>
-            <w:r>
-              <w:rPr>
-                <w:rFonts w:ascii="Yu Gothic UI" w:hAnsi="Yu Gothic UI" w:eastAsia="Yu Gothic UI" w:cs="Yu Gothic UI"/>
-                <w:b w:val="0"/>
-                <w:sz w:val="28"/>
-              </w:rPr>
-              <w:t>か</w:t>
-            </w:r>
-            <w:r>
-              <w:rPr>
-                <w:rFonts w:ascii="Yu Gothic UI" w:hAnsi="Yu Gothic UI" w:eastAsia="Yu Gothic UI" w:cs="Yu Gothic UI"/>
-                <w:b w:val="0"/>
-                <w:sz w:val="28"/>
-              </w:rPr>
-              <w:t>？</w:t>
-            </w:r>
-          </w:p>
-        </w:tc>
-        <w:tc>
-          <w:tcPr>
-            <w:tcW w:type="dxa" w:w="2338"/>
-            <w:tcBorders>
-              <w:left w:val="nil"/>
-              <w:top w:val="nil"/>
-              <w:bottom w:val="nil"/>
-            </w:tcBorders>
-            <w:vAlign w:val="center"/>
-          </w:tcPr>
-          <w:p>
-            <w:pPr>
-              <w:spacing w:before="0" w:after="0" w:line="240" w:lineRule="auto"/>
-            </w:pPr>
-            <w:r>
-              <w:rPr>
-                <w:rFonts w:ascii="清松手寫體1" w:hAnsi="清松手寫體1" w:eastAsia="清松手寫體1" w:cs="清松手寫體1"/>
-                <w:b w:val="0"/>
-                <w:color w:val="0070C0"/>
-                <w:sz w:val="24"/>
-              </w:rPr>
-              <w:t>打幾折？</w:t>
-            </w:r>
-          </w:p>
-        </w:tc>
-      </w:tr>
-      <w:tr>
-        <w:trPr>
-          <w:cantSplit/>
-        </w:trPr>
-        <w:tc>
-          <w:tcPr>
-            <w:tcW w:type="dxa" w:w="2532"/>
-            <w:vMerge/>
-          </w:tcPr>
-          <w:p/>
-        </w:tc>
-        <w:tc>
-          <w:tcPr>
-            <w:tcW w:type="dxa" w:w="4870"/>
-            <w:tcBorders>
-              <w:right w:val="nil"/>
-              <w:top w:val="nil"/>
-            </w:tcBorders>
-          </w:tcPr>
-          <w:p>
-            <w:pPr>
-              <w:tabs>
-                <w:tab w:pos="360" w:val="left"/>
-              </w:tabs>
-              <w:kinsoku/>
-              <w:autoSpaceDE w:val="0"/>
-              <w:autoSpaceDN w:val="0"/>
-              <w:snapToGrid w:val="0"/>
-              <w:spacing w:before="0" w:after="0" w:line="500" w:lineRule="exact"/>
-            </w:pPr>
-            <w:r>
-              <w:drawing xmlns:a="http://schemas.openxmlformats.org/drawingml/2006/main">
-                <wp:anchor distT="0" distB="0" distL="0" distR="0" simplePos="0" relativeHeight="1015" behindDoc="0" locked="0" layoutInCell="1" allowOverlap="1">
-                  <wp:simplePos x="0" y="0"/>
-                  <wp:positionH relativeFrom="character">
-                    <wp:posOffset>319811</wp:posOffset>
-                  </wp:positionH>
-                  <wp:positionV relativeFrom="line">
-                    <wp:posOffset>12700</wp:posOffset>
-                  </wp:positionV>
-                  <wp:extent cx="456057" cy="0"/>
-                  <wp:effectExtent l="0" t="0" r="0" b="0"/>
-                  <wp:wrapNone/>
-                  <wp:docPr id="1015" name="pitch 1015"/>
-                  <wp:cNvGraphicFramePr/>
-                  <a:graphic>
-                    <a:graphicData uri="http://schemas.microsoft.com/office/word/2010/wordprocessingShape">
-                      <wps:wsp>
-                        <wps:cNvSpPr/>
-                        <wps:spPr>
-                          <a:xfrm>
-                            <a:off x="0" y="0"/>
-                            <a:ext cx="456057" cy="0"/>
-                          </a:xfrm>
-                          <a:prstGeom prst="line">
-                            <a:avLst/>
-                          </a:prstGeom>
-                          <a:noFill/>
-                          <a:ln w="9525">
-                            <a:solidFill>
-                              <a:srgbClr val="FF7D80"/>
-                            </a:solidFill>
-                          </a:ln>
-                        </wps:spPr>
-                        <wps:bodyPr/>
-                      </wps:wsp>
-                    </a:graphicData>
-                  </a:graphic>
-                </wp:anchor>
-              </w:drawing>
-            </w:r>
-            <w:r>
-              <w:rPr>
-                <w:rFonts w:ascii="Yu Gothic UI" w:hAnsi="Yu Gothic UI" w:eastAsia="Yu Gothic UI" w:cs="Yu Gothic UI"/>
-                <w:b w:val="0"/>
-                <w:sz w:val="28"/>
-              </w:rPr>
-              <w:t>•</w:t>
-            </w:r>
-            <w:r>
-              <w:rPr>
-                <w:rFonts w:ascii="Yu Gothic UI" w:hAnsi="Yu Gothic UI" w:eastAsia="Yu Gothic UI" w:cs="Yu Gothic UI"/>
-                <w:b w:val="0"/>
-                <w:sz w:val="28"/>
-              </w:rPr>
-              <w:tab/>
-            </w:r>
-            <w:r>
-              <w:ruby>
-                <w:rubyPr>
-                  <w:rubyAlign w:val="center"/>
-                  <w:hps w:val="14"/>
-                  <w:hpsRaise w:val="26"/>
-                  <w:hpsBaseText w:val="28"/>
-                  <w:lid w:val="ja-JP"/>
-                </w:rubyPr>
-                <w:rt>
-                  <w:r>
-                    <w:rPr>
-                      <w:rFonts w:ascii="Yu Gothic UI" w:hAnsi="Yu Gothic UI" w:eastAsia="Yu Gothic UI" w:cs="Yu Gothic UI"/>
-                      <w:b w:val="0"/>
-                      <w:sz w:val="14"/>
-                    </w:rPr>
-                    <w:t>だい</w:t>
-                  </w:r>
-                </w:rt>
-                <w:rubyBase>
-                  <w:r>
-                    <w:rPr>
-                      <w:rFonts w:ascii="Yu Gothic UI" w:hAnsi="Yu Gothic UI" w:eastAsia="Yu Gothic UI" w:cs="Yu Gothic UI"/>
-                      <w:b w:val="0"/>
-                      <w:sz w:val="28"/>
-                    </w:rPr>
-                    <w:t>大</w:t>
-                  </w:r>
-                </w:rubyBase>
-              </w:ruby>
-            </w:r>
-            <w:r>
-              <w:ruby>
-                <w:rubyPr>
-                  <w:rubyAlign w:val="center"/>
-                  <w:hps w:val="14"/>
-                  <w:hpsRaise w:val="26"/>
-                  <w:hpsBaseText w:val="28"/>
-                  <w:lid w:val="ja-JP"/>
-                </w:rubyPr>
-                <w:rt>
-                  <w:r>
-                    <w:rPr>
-                      <w:rFonts w:ascii="Yu Gothic UI" w:hAnsi="Yu Gothic UI" w:eastAsia="Yu Gothic UI" w:cs="Yu Gothic UI"/>
-                      <w:b w:val="0"/>
-                      <w:sz w:val="14"/>
-                    </w:rPr>
-                    <w:t>わり</w:t>
-                  </w:r>
-                </w:rt>
-                <w:rubyBase>
-                  <w:r>
-                    <w:rPr>
-                      <w:rFonts w:ascii="Yu Gothic UI" w:hAnsi="Yu Gothic UI" w:eastAsia="Yu Gothic UI" w:cs="Yu Gothic UI"/>
-                      <w:b w:val="0"/>
-                      <w:sz w:val="28"/>
-                    </w:rPr>
-                    <w:t>割</w:t>
-                  </w:r>
-                </w:rubyBase>
-              </w:ruby>
-            </w:r>
-            <w:r>
-              <w:ruby>
-                <w:rubyPr>
-                  <w:rubyAlign w:val="center"/>
-                  <w:hps w:val="14"/>
-                  <w:hpsRaise w:val="26"/>
-                  <w:hpsBaseText w:val="28"/>
-                  <w:lid w:val="ja-JP"/>
-                </w:rubyPr>
-                <w:rt>
-                  <w:r>
-                    <w:rPr>
-                      <w:rFonts w:ascii="Yu Gothic UI" w:hAnsi="Yu Gothic UI" w:eastAsia="Yu Gothic UI" w:cs="Yu Gothic UI"/>
-                      <w:b w:val="0"/>
-                      <w:sz w:val="14"/>
-                    </w:rPr>
-                    <w:t>びき</w:t>
-                  </w:r>
-                </w:rt>
-                <w:rubyBase>
-                  <w:r>
-                    <w:rPr>
-                      <w:rFonts w:ascii="Yu Gothic UI" w:hAnsi="Yu Gothic UI" w:eastAsia="Yu Gothic UI" w:cs="Yu Gothic UI"/>
-                      <w:b w:val="0"/>
-                      <w:sz w:val="28"/>
-                    </w:rPr>
-                    <w:t>引</w:t>
-                  </w:r>
-                </w:rubyBase>
-              </w:ruby>
-            </w:r>
-          </w:p>
-        </w:tc>
-        <w:tc>
-          <w:tcPr>
-            <w:tcW w:type="dxa" w:w="2338"/>
-            <w:tcBorders>
-              <w:left w:val="nil"/>
-              <w:top w:val="nil"/>
-            </w:tcBorders>
-            <w:vAlign w:val="center"/>
-          </w:tcPr>
-          <w:p>
-            <w:pPr>
-              <w:spacing w:before="0" w:after="0" w:line="240" w:lineRule="auto"/>
-            </w:pPr>
-            <w:r>
-              <w:rPr>
-                <w:rFonts w:ascii="清松手寫體1" w:hAnsi="清松手寫體1" w:eastAsia="清松手寫體1" w:cs="清松手寫體1"/>
-                <w:b w:val="0"/>
-                <w:color w:val="0070C0"/>
-                <w:sz w:val="24"/>
-              </w:rPr>
-              <w:t>大打折</w:t>
-            </w:r>
-          </w:p>
-        </w:tc>
-      </w:tr>
-      <w:tr>
-        <w:trPr>
-          <w:cantSplit/>
-        </w:trPr>
-        <w:tc>
-          <w:tcPr>
-            <w:tcW w:type="dxa" w:w="2532"/>
-            <w:vAlign w:val="center"/>
-            <w:shd w:val="clear" w:color="auto" w:fill="DEEAF6"/>
-          </w:tcPr>
-          <w:p>
-            <w:pPr>
-              <w:kinsoku/>
-              <w:autoSpaceDE w:val="0"/>
-              <w:autoSpaceDN w:val="0"/>
-              <w:snapToGrid w:val="0"/>
-              <w:spacing w:before="0" w:after="0" w:line="500" w:lineRule="exact"/>
-            </w:pPr>
-            <w:r>
-              <w:drawing xmlns:a="http://schemas.openxmlformats.org/drawingml/2006/main">
-                <wp:anchor distT="0" distB="0" distL="0" distR="0" simplePos="0" relativeHeight="1016" behindDoc="0" locked="0" layoutInCell="1" allowOverlap="1">
-                  <wp:simplePos x="0" y="0"/>
-                  <wp:positionH relativeFrom="character">
-                    <wp:posOffset>91211</wp:posOffset>
-                  </wp:positionH>
-                  <wp:positionV relativeFrom="line">
-                    <wp:posOffset>12700</wp:posOffset>
-                  </wp:positionV>
-                  <wp:extent cx="273634" cy="0"/>
-                  <wp:effectExtent l="0" t="0" r="0" b="0"/>
-                  <wp:wrapNone/>
-                  <wp:docPr id="1016" name="pitch 1016"/>
-                  <wp:cNvGraphicFramePr/>
-                  <a:graphic>
-                    <a:graphicData uri="http://schemas.microsoft.com/office/word/2010/wordprocessingShape">
-                      <wps:wsp>
-                        <wps:cNvSpPr/>
-                        <wps:spPr>
-                          <a:xfrm>
-                            <a:off x="0" y="0"/>
-                            <a:ext cx="273634" cy="0"/>
-                          </a:xfrm>
-                          <a:prstGeom prst="line">
-                            <a:avLst/>
-                          </a:prstGeom>
-                          <a:noFill/>
-                          <a:ln w="9525">
-                            <a:solidFill>
-                              <a:srgbClr val="FF7D80"/>
-                            </a:solidFill>
-                          </a:ln>
-                        </wps:spPr>
-                        <wps:bodyPr/>
-                      </wps:wsp>
-                    </a:graphicData>
-                  </a:graphic>
-                </wp:anchor>
-              </w:drawing>
-            </w:r>
-            <w:r>
-              <w:ruby>
-                <w:rubyPr>
-                  <w:rubyAlign w:val="center"/>
-                  <w:hps w:val="14"/>
-                  <w:hpsRaise w:val="26"/>
-                  <w:hpsBaseText w:val="28"/>
-                  <w:lid w:val="ja-JP"/>
-                </w:rubyPr>
-                <w:rt>
-                  <w:r>
-                    <w:rPr>
-                      <w:rFonts w:ascii="Yu Gothic UI" w:hAnsi="Yu Gothic UI" w:eastAsia="Yu Gothic UI" w:cs="Yu Gothic UI"/>
-                      <w:b w:val="0"/>
-                      <w:sz w:val="14"/>
-                    </w:rPr>
-                    <w:t>とく</w:t>
-                  </w:r>
-                </w:rt>
-                <w:rubyBase>
-                  <w:r>
-                    <w:rPr>
-                      <w:rFonts w:ascii="Yu Gothic UI" w:hAnsi="Yu Gothic UI" w:eastAsia="Yu Gothic UI" w:cs="Yu Gothic UI"/>
-                      <w:b w:val="0"/>
-                      <w:sz w:val="28"/>
-                    </w:rPr>
-                    <w:t>特</w:t>
-                  </w:r>
-                </w:rubyBase>
-              </w:ruby>
-            </w:r>
-            <w:r>
-              <w:ruby>
-                <w:rubyPr>
-                  <w:rubyAlign w:val="center"/>
-                  <w:hps w:val="14"/>
-                  <w:hpsRaise w:val="26"/>
-                  <w:hpsBaseText w:val="28"/>
-                  <w:lid w:val="ja-JP"/>
-                </w:rubyPr>
-                <w:rt>
-                  <w:r>
-                    <w:rPr>
-                      <w:rFonts w:ascii="Yu Gothic UI" w:hAnsi="Yu Gothic UI" w:eastAsia="Yu Gothic UI" w:cs="Yu Gothic UI"/>
-                      <w:b w:val="0"/>
-                      <w:sz w:val="14"/>
-                    </w:rPr>
-                    <w:t>ばい</w:t>
-                  </w:r>
-                </w:rt>
-                <w:rubyBase>
-                  <w:r>
-                    <w:rPr>
-                      <w:rFonts w:ascii="Yu Gothic UI" w:hAnsi="Yu Gothic UI" w:eastAsia="Yu Gothic UI" w:cs="Yu Gothic UI"/>
-                      <w:b w:val="0"/>
-                      <w:sz w:val="28"/>
-                    </w:rPr>
-                    <w:t>売</w:t>
-                  </w:r>
-                </w:rubyBase>
-              </w:ruby>
-            </w:r>
-          </w:p>
-          <w:p>
-            <w:pPr>
-              <w:spacing w:before="0" w:after="0" w:line="240" w:lineRule="auto"/>
-            </w:pPr>
-            <w:r>
-              <w:rPr>
-                <w:rFonts w:ascii="清松手寫體1" w:hAnsi="清松手寫體1" w:eastAsia="清松手寫體1" w:cs="清松手寫體1"/>
-                <w:b w:val="0"/>
-                <w:color w:val="0070C0"/>
-                <w:sz w:val="24"/>
-              </w:rPr>
-              <w:t>特賣</w:t>
-            </w:r>
-          </w:p>
-        </w:tc>
-        <w:tc>
-          <w:tcPr>
-            <w:tcW w:type="dxa" w:w="4870"/>
-            <w:tcBorders>
-              <w:right w:val="nil"/>
-            </w:tcBorders>
-          </w:tcPr>
-          <w:p>
-            <w:pPr>
-              <w:tabs>
-                <w:tab w:pos="360" w:val="left"/>
-              </w:tabs>
-              <w:kinsoku/>
-              <w:autoSpaceDE w:val="0"/>
-              <w:autoSpaceDN w:val="0"/>
-              <w:snapToGrid w:val="0"/>
-              <w:spacing w:before="0" w:after="0" w:line="500" w:lineRule="exact"/>
-            </w:pPr>
-            <w:r>
-              <w:drawing xmlns:a="http://schemas.openxmlformats.org/drawingml/2006/main">
-                <wp:anchor distT="0" distB="0" distL="0" distR="0" simplePos="0" relativeHeight="1017" behindDoc="0" locked="0" layoutInCell="1" allowOverlap="1">
-                  <wp:simplePos x="0" y="0"/>
-                  <wp:positionH relativeFrom="character">
-                    <wp:posOffset>319811</wp:posOffset>
-                  </wp:positionH>
-                  <wp:positionV relativeFrom="line">
-                    <wp:posOffset>12700</wp:posOffset>
-                  </wp:positionV>
-                  <wp:extent cx="182422" cy="82550"/>
-                  <wp:effectExtent l="0" t="0" r="0" b="0"/>
-                  <wp:wrapNone/>
-                  <wp:docPr id="1017" name="pitch 1017"/>
-                  <wp:cNvGraphicFramePr/>
-                  <a:graphic>
-                    <a:graphicData uri="http://schemas.microsoft.com/office/word/2010/wordprocessingShape">
-                      <wps:wsp>
-                        <wps:cNvSpPr/>
-                        <wps:spPr>
-                          <a:xfrm>
-                            <a:off x="0" y="0"/>
-                            <a:ext cx="182422" cy="82550"/>
-                          </a:xfrm>
-                          <a:custGeom>
-                            <a:avLst/>
-                            <a:gdLst/>
-                            <a:ahLst/>
-                            <a:cxnLst/>
-                            <a:rect l="0" t="0" r="r" b="b"/>
-                            <a:pathLst>
-                              <a:path w="182422" h="82550" fill="none">
-                                <a:moveTo>
-                                  <a:pt x="0" y="0"/>
-                                </a:moveTo>
-                                <a:lnTo>
-                                  <a:pt x="182422" y="0"/>
-                                </a:lnTo>
-                                <a:lnTo>
-                                  <a:pt x="182422" y="82550"/>
-                                </a:lnTo>
-                              </a:path>
-                            </a:pathLst>
-                          </a:custGeom>
-                          <a:noFill/>
-                          <a:ln w="9525">
-                            <a:solidFill>
-                              <a:srgbClr val="FF7D80"/>
-                            </a:solidFill>
-                          </a:ln>
-                        </wps:spPr>
-                        <wps:bodyPr/>
-                      </wps:wsp>
-                    </a:graphicData>
-                  </a:graphic>
-                </wp:anchor>
-              </w:drawing>
-            </w:r>
-            <w:r>
-              <w:rPr>
-                <w:rFonts w:ascii="Yu Gothic UI" w:hAnsi="Yu Gothic UI" w:eastAsia="Yu Gothic UI" w:cs="Yu Gothic UI"/>
-                <w:b w:val="0"/>
-                <w:sz w:val="28"/>
-              </w:rPr>
-              <w:t>•</w:t>
-            </w:r>
-            <w:r>
-              <w:rPr>
-                <w:rFonts w:ascii="Yu Gothic UI" w:hAnsi="Yu Gothic UI" w:eastAsia="Yu Gothic UI" w:cs="Yu Gothic UI"/>
-                <w:b w:val="0"/>
-                <w:sz w:val="28"/>
-              </w:rPr>
-              <w:tab/>
-            </w:r>
-            <w:r>
-              <w:ruby>
-                <w:rubyPr>
-                  <w:rubyAlign w:val="center"/>
-                  <w:hps w:val="14"/>
-                  <w:hpsRaise w:val="26"/>
-                  <w:hpsBaseText w:val="28"/>
-                  <w:lid w:val="ja-JP"/>
-                </w:rubyPr>
-                <w:rt>
-                  <w:r>
-                    <w:rPr>
-                      <w:rFonts w:ascii="Yu Gothic UI" w:hAnsi="Yu Gothic UI" w:eastAsia="Yu Gothic UI" w:cs="Yu Gothic UI"/>
-                      <w:b w:val="0"/>
-                      <w:sz w:val="14"/>
-                    </w:rPr>
-                    <w:t>だい</w:t>
-                  </w:r>
-                </w:rt>
-                <w:rubyBase>
-                  <w:r>
-                    <w:rPr>
-                      <w:rFonts w:ascii="Yu Gothic UI" w:hAnsi="Yu Gothic UI" w:eastAsia="Yu Gothic UI" w:cs="Yu Gothic UI"/>
-                      <w:b w:val="0"/>
-                      <w:sz w:val="28"/>
-                    </w:rPr>
-                    <w:t>大</w:t>
-                  </w:r>
-                </w:rubyBase>
-              </w:ruby>
-            </w:r>
-            <w:r>
-              <w:ruby>
-                <w:rubyPr>
-                  <w:rubyAlign w:val="center"/>
-                  <w:hps w:val="14"/>
-                  <w:hpsRaise w:val="26"/>
-                  <w:hpsBaseText w:val="28"/>
-                  <w:lid w:val="ja-JP"/>
-                </w:rubyPr>
-                <w:rt>
-                  <w:r>
-                    <w:rPr>
-                      <w:rFonts w:ascii="Yu Gothic UI" w:hAnsi="Yu Gothic UI" w:eastAsia="Yu Gothic UI" w:cs="Yu Gothic UI"/>
-                      <w:b w:val="0"/>
-                      <w:sz w:val="14"/>
-                    </w:rPr>
-                    <w:t>とく</w:t>
-                  </w:r>
-                </w:rt>
-                <w:rubyBase>
-                  <w:r>
-                    <w:rPr>
-                      <w:rFonts w:ascii="Yu Gothic UI" w:hAnsi="Yu Gothic UI" w:eastAsia="Yu Gothic UI" w:cs="Yu Gothic UI"/>
-                      <w:b w:val="0"/>
-                      <w:sz w:val="28"/>
-                    </w:rPr>
-                    <w:t>特</w:t>
-                  </w:r>
-                </w:rubyBase>
-              </w:ruby>
-            </w:r>
-            <w:r>
-              <w:ruby>
-                <w:rubyPr>
-                  <w:rubyAlign w:val="center"/>
-                  <w:hps w:val="14"/>
-                  <w:hpsRaise w:val="26"/>
-                  <w:hpsBaseText w:val="28"/>
-                  <w:lid w:val="ja-JP"/>
-                </w:rubyPr>
-                <w:rt>
-                  <w:r>
-                    <w:rPr>
-                      <w:rFonts w:ascii="Yu Gothic UI" w:hAnsi="Yu Gothic UI" w:eastAsia="Yu Gothic UI" w:cs="Yu Gothic UI"/>
-                      <w:b w:val="0"/>
-                      <w:sz w:val="14"/>
-                    </w:rPr>
-                    <w:t>ばい</w:t>
-                  </w:r>
-                </w:rt>
-                <w:rubyBase>
-                  <w:r>
-                    <w:rPr>
-                      <w:rFonts w:ascii="Yu Gothic UI" w:hAnsi="Yu Gothic UI" w:eastAsia="Yu Gothic UI" w:cs="Yu Gothic UI"/>
-                      <w:b w:val="0"/>
-                      <w:sz w:val="28"/>
-                    </w:rPr>
-                    <w:t>売</w:t>
-                  </w:r>
-                </w:rubyBase>
-              </w:ruby>
-            </w:r>
-          </w:p>
-        </w:tc>
-        <w:tc>
-          <w:tcPr>
-            <w:tcW w:type="dxa" w:w="2338"/>
-            <w:tcBorders>
-              <w:left w:val="nil"/>
-            </w:tcBorders>
-            <w:vAlign w:val="center"/>
-          </w:tcPr>
-          <w:p>
-            <w:pPr>
-              <w:spacing w:before="0" w:after="0" w:line="240" w:lineRule="auto"/>
-            </w:pPr>
-            <w:r>
-              <w:rPr>
-                <w:rFonts w:ascii="清松手寫體1" w:hAnsi="清松手寫體1" w:eastAsia="清松手寫體1" w:cs="清松手寫體1"/>
-                <w:b w:val="0"/>
-                <w:color w:val="0070C0"/>
-                <w:sz w:val="24"/>
-              </w:rPr>
-              <w:t>大特賣</w:t>
-            </w:r>
-          </w:p>
-        </w:tc>
-      </w:tr>
-      <w:tr>
-        <w:trPr>
-          <w:cantSplit/>
-        </w:trPr>
-        <w:tc>
-          <w:tcPr>
-            <w:tcW w:type="dxa" w:w="2532"/>
-            <w:vAlign w:val="center"/>
-            <w:shd w:val="clear" w:color="auto" w:fill="DEEAF6"/>
-          </w:tcPr>
-          <w:p>
-            <w:pPr>
-              <w:kinsoku/>
-              <w:autoSpaceDE w:val="0"/>
-              <w:autoSpaceDN w:val="0"/>
-              <w:snapToGrid w:val="0"/>
-              <w:spacing w:before="0" w:after="0" w:line="500" w:lineRule="exact"/>
-            </w:pPr>
-            <w:r>
-              <w:drawing xmlns:a="http://schemas.openxmlformats.org/drawingml/2006/main">
-                <wp:anchor distT="0" distB="0" distL="0" distR="0" simplePos="0" relativeHeight="1018" behindDoc="0" locked="0" layoutInCell="1" allowOverlap="1">
-                  <wp:simplePos x="0" y="0"/>
-                  <wp:positionH relativeFrom="character">
-                    <wp:posOffset>364845</wp:posOffset>
-                  </wp:positionH>
-                  <wp:positionV relativeFrom="line">
-                    <wp:posOffset>12700</wp:posOffset>
-                  </wp:positionV>
-                  <wp:extent cx="364845" cy="82550"/>
-                  <wp:effectExtent l="0" t="0" r="0" b="0"/>
-                  <wp:wrapNone/>
-                  <wp:docPr id="1018" name="pitch 1018"/>
-                  <wp:cNvGraphicFramePr/>
-                  <a:graphic>
-                    <a:graphicData uri="http://schemas.microsoft.com/office/word/2010/wordprocessingShape">
-                      <wps:wsp>
-                        <wps:cNvSpPr/>
-                        <wps:spPr>
-                          <a:xfrm>
-                            <a:off x="0" y="0"/>
-                            <a:ext cx="364845" cy="82550"/>
-                          </a:xfrm>
-                          <a:custGeom>
-                            <a:avLst/>
-                            <a:gdLst/>
-                            <a:ahLst/>
-                            <a:cxnLst/>
-                            <a:rect l="0" t="0" r="r" b="b"/>
-                            <a:pathLst>
-                              <a:path w="364845" h="82550" fill="none">
-                                <a:moveTo>
-                                  <a:pt x="0" y="0"/>
-                                </a:moveTo>
-                                <a:lnTo>
-                                  <a:pt x="364845" y="0"/>
-                                </a:lnTo>
-                                <a:lnTo>
-                                  <a:pt x="364845" y="82550"/>
-                                </a:lnTo>
-                              </a:path>
-                            </a:pathLst>
-                          </a:custGeom>
-                          <a:noFill/>
-                          <a:ln w="9525">
-                            <a:solidFill>
-                              <a:srgbClr val="FF7D80"/>
-                            </a:solidFill>
-                          </a:ln>
-                        </wps:spPr>
-                        <wps:bodyPr/>
-                      </wps:wsp>
-                    </a:graphicData>
-                  </a:graphic>
-                </wp:anchor>
-              </w:drawing>
-            </w:r>
-            <w:r>
-              <w:rPr>
-                <w:rFonts w:ascii="Yu Gothic UI" w:hAnsi="Yu Gothic UI" w:eastAsia="Yu Gothic UI" w:cs="Yu Gothic UI"/>
-                <w:b w:val="0"/>
-                <w:sz w:val="28"/>
-              </w:rPr>
               <w:t>ディ</w:t>
             </w:r>
             <w:r>
@@ -2944,7 +3056,7 @@
             </w:pPr>
             <w:r>
               <w:drawing xmlns:a="http://schemas.openxmlformats.org/drawingml/2006/main">
-                <wp:anchor distT="0" distB="0" distL="0" distR="0" simplePos="0" relativeHeight="1019" behindDoc="0" locked="0" layoutInCell="1" allowOverlap="1">
+                <wp:anchor distT="0" distB="0" distL="0" distR="0" simplePos="0" relativeHeight="1021" behindDoc="0" locked="0" layoutInCell="1" allowOverlap="1">
                   <wp:simplePos x="0" y="0"/>
                   <wp:positionH relativeFrom="character">
                     <wp:posOffset>411022</wp:posOffset>
@@ -2955,7 +3067,7 @@
                   <wp:extent cx="182422" cy="0"/>
                   <wp:effectExtent l="0" t="0" r="0" b="0"/>
                   <wp:wrapNone/>
-                  <wp:docPr id="1019" name="pitch 1019"/>
+                  <wp:docPr id="1021" name="pitch 1021"/>
                   <wp:cNvGraphicFramePr/>
                   <a:graphic>
                     <a:graphicData uri="http://schemas.microsoft.com/office/word/2010/wordprocessingShape">
@@ -2983,7 +3095,7 @@
                 </wp:anchor>
               </w:drawing>
               <w:drawing xmlns:a="http://schemas.openxmlformats.org/drawingml/2006/main">
-                <wp:anchor distT="0" distB="0" distL="0" distR="0" simplePos="0" relativeHeight="1020" behindDoc="0" locked="0" layoutInCell="1" allowOverlap="1">
+                <wp:anchor distT="0" distB="0" distL="0" distR="0" simplePos="0" relativeHeight="1022" behindDoc="0" locked="0" layoutInCell="1" allowOverlap="1">
                   <wp:simplePos x="0" y="0"/>
                   <wp:positionH relativeFrom="character">
                     <wp:posOffset>775868</wp:posOffset>
@@ -2994,7 +3106,7 @@
                   <wp:extent cx="364845" cy="0"/>
                   <wp:effectExtent l="0" t="0" r="0" b="0"/>
                   <wp:wrapNone/>
-                  <wp:docPr id="1020" name="pitch 1020"/>
+                  <wp:docPr id="1022" name="pitch 1022"/>
                   <wp:cNvGraphicFramePr/>
                   <a:graphic>
                     <a:graphicData uri="http://schemas.microsoft.com/office/word/2010/wordprocessingShape">
@@ -3022,7 +3134,7 @@
                 </wp:anchor>
               </w:drawing>
               <w:drawing xmlns:a="http://schemas.openxmlformats.org/drawingml/2006/main">
-                <wp:anchor distT="0" distB="0" distL="0" distR="0" simplePos="0" relativeHeight="1021" behindDoc="0" locked="0" layoutInCell="1" allowOverlap="1">
+                <wp:anchor distT="0" distB="0" distL="0" distR="0" simplePos="0" relativeHeight="1023" behindDoc="0" locked="0" layoutInCell="1" allowOverlap="1">
                   <wp:simplePos x="0" y="0"/>
                   <wp:positionH relativeFrom="character">
                     <wp:posOffset>1687982</wp:posOffset>
@@ -3033,7 +3145,7 @@
                   <wp:extent cx="364845" cy="82550"/>
                   <wp:effectExtent l="0" t="0" r="0" b="0"/>
                   <wp:wrapNone/>
-                  <wp:docPr id="1021" name="pitch 1021"/>
+                  <wp:docPr id="1023" name="pitch 1023"/>
                   <wp:cNvGraphicFramePr/>
                   <a:graphic>
                     <a:graphicData uri="http://schemas.microsoft.com/office/word/2010/wordprocessingShape">
@@ -3078,7 +3190,46 @@
                 </wp:anchor>
               </w:drawing>
               <w:drawing xmlns:a="http://schemas.openxmlformats.org/drawingml/2006/main">
-                <wp:anchor distT="0" distB="0" distL="0" distR="0" simplePos="0" relativeHeight="1022" behindDoc="0" locked="0" layoutInCell="1" allowOverlap="1">
+                <wp:anchor distT="0" distB="0" distL="0" distR="0" simplePos="0" relativeHeight="1024" behindDoc="0" locked="0" layoutInCell="1" allowOverlap="1">
+                  <wp:simplePos x="0" y="0"/>
+                  <wp:positionH relativeFrom="character">
+                    <wp:posOffset>2782519</wp:posOffset>
+                  </wp:positionH>
+                  <wp:positionV relativeFrom="line">
+                    <wp:posOffset>12700</wp:posOffset>
+                  </wp:positionV>
+                  <wp:extent cx="182422" cy="0"/>
+                  <wp:effectExtent l="0" t="0" r="0" b="0"/>
+                  <wp:wrapNone/>
+                  <wp:docPr id="1024" name="pitch 1024"/>
+                  <wp:cNvGraphicFramePr/>
+                  <a:graphic>
+                    <a:graphicData uri="http://schemas.microsoft.com/office/word/2010/wordprocessingShape">
+                      <wps:wsp>
+                        <wps:cNvSpPr/>
+                        <wps:spPr>
+                          <a:xfrm>
+                            <a:off x="0" y="0"/>
+                            <a:ext cx="182422" cy="0"/>
+                          </a:xfrm>
+                          <a:prstGeom prst="line">
+                            <a:avLst/>
+                          </a:prstGeom>
+                          <a:noFill/>
+                          <a:ln w="9525">
+                            <a:solidFill>
+                              <a:srgbClr val="FF7D80"/>
+                            </a:solidFill>
+                          </a:ln>
+                        </wps:spPr>
+                        <wps:bodyPr/>
+                      </wps:wsp>
+                    </a:graphicData>
+                  </a:graphic>
+                </wp:anchor>
+              </w:drawing>
+              <w:drawing xmlns:a="http://schemas.openxmlformats.org/drawingml/2006/main">
+                <wp:anchor distT="0" distB="0" distL="0" distR="0" simplePos="0" relativeHeight="1025" behindDoc="0" locked="0" layoutInCell="1" allowOverlap="1">
                   <wp:simplePos x="0" y="0"/>
                   <wp:positionH relativeFrom="character">
                     <wp:posOffset>3147364</wp:posOffset>
@@ -3089,7 +3240,7 @@
                   <wp:extent cx="182422" cy="82550"/>
                   <wp:effectExtent l="0" t="0" r="0" b="0"/>
                   <wp:wrapNone/>
-                  <wp:docPr id="1022" name="pitch 1022"/>
+                  <wp:docPr id="1025" name="pitch 1025"/>
                   <wp:cNvGraphicFramePr/>
                   <a:graphic>
                     <a:graphicData uri="http://schemas.microsoft.com/office/word/2010/wordprocessingShape">
@@ -3490,7 +3641,7 @@
             </w:pPr>
             <w:r>
               <w:drawing xmlns:a="http://schemas.openxmlformats.org/drawingml/2006/main">
-                <wp:anchor distT="0" distB="0" distL="0" distR="0" simplePos="0" relativeHeight="1023" behindDoc="0" locked="0" layoutInCell="1" allowOverlap="1">
+                <wp:anchor distT="0" distB="0" distL="0" distR="0" simplePos="0" relativeHeight="1026" behindDoc="0" locked="0" layoutInCell="1" allowOverlap="1">
                   <wp:simplePos x="0" y="0"/>
                   <wp:positionH relativeFrom="character">
                     <wp:posOffset>91211</wp:posOffset>
@@ -3498,10 +3649,10 @@
                   <wp:positionV relativeFrom="line">
                     <wp:posOffset>12700</wp:posOffset>
                   </wp:positionV>
-                  <wp:extent cx="638479" cy="0"/>
+                  <wp:extent cx="273634" cy="82550"/>
                   <wp:effectExtent l="0" t="0" r="0" b="0"/>
                   <wp:wrapNone/>
-                  <wp:docPr id="1023" name="pitch 1023"/>
+                  <wp:docPr id="1026" name="pitch 1026"/>
                   <wp:cNvGraphicFramePr/>
                   <a:graphic>
                     <a:graphicData uri="http://schemas.microsoft.com/office/word/2010/wordprocessingShape">
@@ -3510,11 +3661,28 @@
                         <wps:spPr>
                           <a:xfrm>
                             <a:off x="0" y="0"/>
-                            <a:ext cx="638479" cy="0"/>
+                            <a:ext cx="273634" cy="82550"/>
                           </a:xfrm>
-                          <a:prstGeom prst="line">
+                          <a:custGeom>
                             <a:avLst/>
-                          </a:prstGeom>
+                            <a:gdLst/>
+                            <a:ahLst/>
+                            <a:cxnLst/>
+                            <a:rect l="0" t="0" r="r" b="b"/>
+                            <a:pathLst>
+                              <a:path w="273634" h="82550" fill="none">
+                                <a:moveTo>
+                                  <a:pt x="0" y="0"/>
+                                </a:moveTo>
+                                <a:lnTo>
+                                  <a:pt x="273634" y="0"/>
+                                </a:lnTo>
+                                <a:lnTo>
+                                  <a:pt x="273634" y="82550"/>
+                                </a:lnTo>
+                              </a:path>
+                            </a:pathLst>
+                          </a:custGeom>
                           <a:noFill/>
                           <a:ln w="9525">
                             <a:solidFill>
@@ -3648,7 +3816,7 @@
             </w:pPr>
             <w:r>
               <w:drawing xmlns:a="http://schemas.openxmlformats.org/drawingml/2006/main">
-                <wp:anchor distT="0" distB="0" distL="0" distR="0" simplePos="0" relativeHeight="1024" behindDoc="0" locked="0" layoutInCell="1" allowOverlap="1">
+                <wp:anchor distT="0" distB="0" distL="0" distR="0" simplePos="0" relativeHeight="1027" behindDoc="0" locked="0" layoutInCell="1" allowOverlap="1">
                   <wp:simplePos x="0" y="0"/>
                   <wp:positionH relativeFrom="character">
                     <wp:posOffset>182422</wp:posOffset>
@@ -3659,7 +3827,7 @@
                   <wp:extent cx="638479" cy="82550"/>
                   <wp:effectExtent l="0" t="0" r="0" b="0"/>
                   <wp:wrapNone/>
-                  <wp:docPr id="1024" name="pitch 1024"/>
+                  <wp:docPr id="1027" name="pitch 1027"/>
                   <wp:cNvGraphicFramePr/>
                   <a:graphic>
                     <a:graphicData uri="http://schemas.microsoft.com/office/word/2010/wordprocessingShape">
@@ -3704,412 +3872,10 @@
                 </wp:anchor>
               </w:drawing>
               <w:drawing xmlns:a="http://schemas.openxmlformats.org/drawingml/2006/main">
-                <wp:anchor distT="0" distB="0" distL="0" distR="0" simplePos="0" relativeHeight="1025" behindDoc="0" locked="0" layoutInCell="1" allowOverlap="1">
+                <wp:anchor distT="0" distB="0" distL="0" distR="0" simplePos="0" relativeHeight="1028" behindDoc="0" locked="0" layoutInCell="1" allowOverlap="1">
                   <wp:simplePos x="0" y="0"/>
                   <wp:positionH relativeFrom="character">
                     <wp:posOffset>1185748</wp:posOffset>
-                  </wp:positionH>
-                  <wp:positionV relativeFrom="line">
-                    <wp:posOffset>12700</wp:posOffset>
-                  </wp:positionV>
-                  <wp:extent cx="182422" cy="82550"/>
-                  <wp:effectExtent l="0" t="0" r="0" b="0"/>
-                  <wp:wrapNone/>
-                  <wp:docPr id="1025" name="pitch 1025"/>
-                  <wp:cNvGraphicFramePr/>
-                  <a:graphic>
-                    <a:graphicData uri="http://schemas.microsoft.com/office/word/2010/wordprocessingShape">
-                      <wps:wsp>
-                        <wps:cNvSpPr/>
-                        <wps:spPr>
-                          <a:xfrm>
-                            <a:off x="0" y="0"/>
-                            <a:ext cx="182422" cy="82550"/>
-                          </a:xfrm>
-                          <a:custGeom>
-                            <a:avLst/>
-                            <a:gdLst/>
-                            <a:ahLst/>
-                            <a:cxnLst/>
-                            <a:rect l="0" t="0" r="r" b="b"/>
-                            <a:pathLst>
-                              <a:path w="182422" h="82550" fill="none">
-                                <a:moveTo>
-                                  <a:pt x="0" y="0"/>
-                                </a:moveTo>
-                                <a:lnTo>
-                                  <a:pt x="182422" y="0"/>
-                                </a:lnTo>
-                                <a:lnTo>
-                                  <a:pt x="182422" y="82550"/>
-                                </a:lnTo>
-                              </a:path>
-                            </a:pathLst>
-                          </a:custGeom>
-                          <a:noFill/>
-                          <a:ln w="9525">
-                            <a:solidFill>
-                              <a:srgbClr val="FF7D80"/>
-                            </a:solidFill>
-                          </a:ln>
-                        </wps:spPr>
-                        <wps:bodyPr/>
-                      </wps:wsp>
-                    </a:graphicData>
-                  </a:graphic>
-                </wp:anchor>
-              </w:drawing>
-            </w:r>
-            <w:r>
-              <w:ruby>
-                <w:rubyPr>
-                  <w:rubyAlign w:val="center"/>
-                  <w:hps w:val="14"/>
-                  <w:hpsRaise w:val="26"/>
-                  <w:hpsBaseText w:val="28"/>
-                  <w:lid w:val="ja-JP"/>
-                </w:rubyPr>
-                <w:rt>
-                  <w:r>
-                    <w:rPr>
-                      <w:rFonts w:ascii="Yu Gothic UI" w:hAnsi="Yu Gothic UI" w:eastAsia="Yu Gothic UI" w:cs="Yu Gothic UI"/>
-                      <w:b w:val="0"/>
-                      <w:sz w:val="14"/>
-                    </w:rPr>
-                    <w:t>じゅっ</w:t>
-                  </w:r>
-                </w:rt>
-                <w:rubyBase>
-                  <w:r>
-                    <w:rPr>
-                      <w:rFonts w:ascii="Yu Gothic UI" w:hAnsi="Yu Gothic UI" w:eastAsia="Yu Gothic UI" w:cs="Yu Gothic UI"/>
-                      <w:b w:val="0"/>
-                      <w:sz w:val="28"/>
-                    </w:rPr>
-                    <w:t>10</w:t>
-                  </w:r>
-                </w:rubyBase>
-              </w:ruby>
-            </w:r>
-            <w:r>
-              <w:rPr>
-                <w:rFonts w:ascii="Yu Gothic UI" w:hAnsi="Yu Gothic UI" w:eastAsia="Yu Gothic UI" w:cs="Yu Gothic UI"/>
-                <w:b w:val="0"/>
-                <w:sz w:val="28"/>
-              </w:rPr>
-              <w:t>パ</w:t>
-            </w:r>
-            <w:r>
-              <w:rPr>
-                <w:rFonts w:ascii="Yu Gothic UI" w:hAnsi="Yu Gothic UI" w:eastAsia="Yu Gothic UI" w:cs="Yu Gothic UI"/>
-                <w:b w:val="0"/>
-                <w:sz w:val="28"/>
-              </w:rPr>
-              <w:t>ー</w:t>
-            </w:r>
-            <w:r>
-              <w:rPr>
-                <w:rFonts w:ascii="Yu Gothic UI" w:hAnsi="Yu Gothic UI" w:eastAsia="Yu Gothic UI" w:cs="Yu Gothic UI"/>
-                <w:b w:val="0"/>
-                <w:sz w:val="28"/>
-              </w:rPr>
-              <w:t>セ</w:t>
-            </w:r>
-            <w:r>
-              <w:rPr>
-                <w:rFonts w:ascii="Yu Gothic UI" w:hAnsi="Yu Gothic UI" w:eastAsia="Yu Gothic UI" w:cs="Yu Gothic UI"/>
-                <w:b w:val="0"/>
-                <w:sz w:val="28"/>
-              </w:rPr>
-              <w:t>ン</w:t>
-            </w:r>
-            <w:r>
-              <w:rPr>
-                <w:rFonts w:ascii="Yu Gothic UI" w:hAnsi="Yu Gothic UI" w:eastAsia="Yu Gothic UI" w:cs="Yu Gothic UI"/>
-                <w:b w:val="0"/>
-                <w:sz w:val="28"/>
-              </w:rPr>
-              <w:t>ト</w:t>
-            </w:r>
-            <w:r>
-              <w:rPr>
-                <w:rFonts w:ascii="Yu Gothic UI" w:hAnsi="Yu Gothic UI" w:eastAsia="Yu Gothic UI" w:cs="Yu Gothic UI"/>
-                <w:b w:val="0"/>
-                <w:sz w:val="28"/>
-              </w:rPr>
-              <w:t>オ</w:t>
-            </w:r>
-            <w:r>
-              <w:rPr>
-                <w:rFonts w:ascii="Yu Gothic UI" w:hAnsi="Yu Gothic UI" w:eastAsia="Yu Gothic UI" w:cs="Yu Gothic UI"/>
-                <w:b w:val="0"/>
-                <w:sz w:val="28"/>
-              </w:rPr>
-              <w:t>フ</w:t>
-            </w:r>
-          </w:p>
-        </w:tc>
-      </w:tr>
-      <w:tr>
-        <w:trPr>
-          <w:cantSplit/>
-        </w:trPr>
-        <w:tc>
-          <w:tcPr>
-            <w:tcW w:type="dxa" w:w="1948"/>
-            <w:vAlign w:val="center"/>
-          </w:tcPr>
-          <w:p>
-            <w:pPr>
-              <w:keepNext/>
-              <w:spacing w:before="0" w:after="0" w:line="240" w:lineRule="auto"/>
-              <w:jc w:val="center"/>
-            </w:pPr>
-            <w:r>
-              <w:rPr>
-                <w:rFonts w:ascii="清松手寫體1" w:hAnsi="清松手寫體1" w:eastAsia="清松手寫體1" w:cs="清松手寫體1"/>
-                <w:b w:val="0"/>
-                <w:color w:val="0070C0"/>
-                <w:sz w:val="24"/>
-              </w:rPr>
-              <w:t>八折</w:t>
-            </w:r>
-          </w:p>
-        </w:tc>
-        <w:tc>
-          <w:tcPr>
-            <w:tcW w:type="dxa" w:w="3896"/>
-            <w:vAlign w:val="center"/>
-          </w:tcPr>
-          <w:p>
-            <w:pPr>
-              <w:keepNext/>
-              <w:kinsoku/>
-              <w:autoSpaceDE w:val="0"/>
-              <w:autoSpaceDN w:val="0"/>
-              <w:snapToGrid w:val="0"/>
-              <w:spacing w:before="0" w:after="0" w:line="500" w:lineRule="exact"/>
-            </w:pPr>
-            <w:r>
-              <w:drawing xmlns:a="http://schemas.openxmlformats.org/drawingml/2006/main">
-                <wp:anchor distT="0" distB="0" distL="0" distR="0" simplePos="0" relativeHeight="1026" behindDoc="0" locked="0" layoutInCell="1" allowOverlap="1">
-                  <wp:simplePos x="0" y="0"/>
-                  <wp:positionH relativeFrom="character">
-                    <wp:posOffset>182422</wp:posOffset>
-                  </wp:positionH>
-                  <wp:positionV relativeFrom="line">
-                    <wp:posOffset>12700</wp:posOffset>
-                  </wp:positionV>
-                  <wp:extent cx="547268" cy="0"/>
-                  <wp:effectExtent l="0" t="0" r="0" b="0"/>
-                  <wp:wrapNone/>
-                  <wp:docPr id="1026" name="pitch 1026"/>
-                  <wp:cNvGraphicFramePr/>
-                  <a:graphic>
-                    <a:graphicData uri="http://schemas.microsoft.com/office/word/2010/wordprocessingShape">
-                      <wps:wsp>
-                        <wps:cNvSpPr/>
-                        <wps:spPr>
-                          <a:xfrm>
-                            <a:off x="0" y="0"/>
-                            <a:ext cx="547268" cy="0"/>
-                          </a:xfrm>
-                          <a:prstGeom prst="line">
-                            <a:avLst/>
-                          </a:prstGeom>
-                          <a:noFill/>
-                          <a:ln w="9525">
-                            <a:solidFill>
-                              <a:srgbClr val="FF7D80"/>
-                            </a:solidFill>
-                          </a:ln>
-                        </wps:spPr>
-                        <wps:bodyPr/>
-                      </wps:wsp>
-                    </a:graphicData>
-                  </a:graphic>
-                </wp:anchor>
-              </w:drawing>
-            </w:r>
-            <w:r>
-              <w:ruby>
-                <w:rubyPr>
-                  <w:rubyAlign w:val="center"/>
-                  <w:hps w:val="14"/>
-                  <w:hpsRaise w:val="26"/>
-                  <w:hpsBaseText w:val="28"/>
-                  <w:lid w:val="ja-JP"/>
-                </w:rubyPr>
-                <w:rt>
-                  <w:r>
-                    <w:rPr>
-                      <w:rFonts w:ascii="Yu Gothic UI" w:hAnsi="Yu Gothic UI" w:eastAsia="Yu Gothic UI" w:cs="Yu Gothic UI"/>
-                      <w:b w:val="0"/>
-                      <w:sz w:val="14"/>
-                    </w:rPr>
-                    <w:t>に</w:t>
-                  </w:r>
-                </w:rt>
-                <w:rubyBase>
-                  <w:r>
-                    <w:rPr>
-                      <w:rFonts w:ascii="Yu Gothic UI" w:hAnsi="Yu Gothic UI" w:eastAsia="Yu Gothic UI" w:cs="Yu Gothic UI"/>
-                      <w:b w:val="0"/>
-                      <w:sz w:val="28"/>
-                    </w:rPr>
-                    <w:t>二</w:t>
-                  </w:r>
-                </w:rubyBase>
-              </w:ruby>
-            </w:r>
-            <w:r>
-              <w:ruby>
-                <w:rubyPr>
-                  <w:rubyAlign w:val="center"/>
-                  <w:hps w:val="14"/>
-                  <w:hpsRaise w:val="26"/>
-                  <w:hpsBaseText w:val="28"/>
-                  <w:lid w:val="ja-JP"/>
-                </w:rubyPr>
-                <w:rt>
-                  <w:r>
-                    <w:rPr>
-                      <w:rFonts w:ascii="Yu Gothic UI" w:hAnsi="Yu Gothic UI" w:eastAsia="Yu Gothic UI" w:cs="Yu Gothic UI"/>
-                      <w:b w:val="0"/>
-                      <w:sz w:val="14"/>
-                    </w:rPr>
-                    <w:t>わり</w:t>
-                  </w:r>
-                </w:rt>
-                <w:rubyBase>
-                  <w:r>
-                    <w:rPr>
-                      <w:rFonts w:ascii="Yu Gothic UI" w:hAnsi="Yu Gothic UI" w:eastAsia="Yu Gothic UI" w:cs="Yu Gothic UI"/>
-                      <w:b w:val="0"/>
-                      <w:sz w:val="28"/>
-                    </w:rPr>
-                    <w:t>割</w:t>
-                  </w:r>
-                </w:rubyBase>
-              </w:ruby>
-            </w:r>
-            <w:r>
-              <w:ruby>
-                <w:rubyPr>
-                  <w:rubyAlign w:val="center"/>
-                  <w:hps w:val="14"/>
-                  <w:hpsRaise w:val="26"/>
-                  <w:hpsBaseText w:val="28"/>
-                  <w:lid w:val="ja-JP"/>
-                </w:rubyPr>
-                <w:rt>
-                  <w:r>
-                    <w:rPr>
-                      <w:rFonts w:ascii="Yu Gothic UI" w:hAnsi="Yu Gothic UI" w:eastAsia="Yu Gothic UI" w:cs="Yu Gothic UI"/>
-                      <w:b w:val="0"/>
-                      <w:sz w:val="14"/>
-                    </w:rPr>
-                    <w:t>び</w:t>
-                  </w:r>
-                </w:rt>
-                <w:rubyBase>
-                  <w:r>
-                    <w:rPr>
-                      <w:rFonts w:ascii="Yu Gothic UI" w:hAnsi="Yu Gothic UI" w:eastAsia="Yu Gothic UI" w:cs="Yu Gothic UI"/>
-                      <w:b w:val="0"/>
-                      <w:sz w:val="28"/>
-                    </w:rPr>
-                    <w:t>引</w:t>
-                  </w:r>
-                </w:rubyBase>
-              </w:ruby>
-            </w:r>
-            <w:r>
-              <w:rPr>
-                <w:rFonts w:ascii="Yu Gothic UI" w:hAnsi="Yu Gothic UI" w:eastAsia="Yu Gothic UI" w:cs="Yu Gothic UI"/>
-                <w:b w:val="0"/>
-                <w:sz w:val="28"/>
-              </w:rPr>
-              <w:t>き</w:t>
-            </w:r>
-          </w:p>
-        </w:tc>
-        <w:tc>
-          <w:tcPr>
-            <w:tcW w:type="dxa" w:w="3896"/>
-            <w:vAlign w:val="center"/>
-          </w:tcPr>
-          <w:p>
-            <w:pPr>
-              <w:keepNext/>
-              <w:kinsoku/>
-              <w:autoSpaceDE w:val="0"/>
-              <w:autoSpaceDN w:val="0"/>
-              <w:snapToGrid w:val="0"/>
-              <w:spacing w:before="0" w:after="0" w:line="500" w:lineRule="exact"/>
-            </w:pPr>
-            <w:r>
-              <w:drawing xmlns:a="http://schemas.openxmlformats.org/drawingml/2006/main">
-                <wp:anchor distT="0" distB="0" distL="0" distR="0" simplePos="0" relativeHeight="1027" behindDoc="0" locked="0" layoutInCell="1" allowOverlap="1">
-                  <wp:simplePos x="0" y="0"/>
-                  <wp:positionH relativeFrom="character">
-                    <wp:posOffset>91211</wp:posOffset>
-                  </wp:positionH>
-                  <wp:positionV relativeFrom="line">
-                    <wp:posOffset>12700</wp:posOffset>
-                  </wp:positionV>
-                  <wp:extent cx="820902" cy="82550"/>
-                  <wp:effectExtent l="0" t="0" r="0" b="0"/>
-                  <wp:wrapNone/>
-                  <wp:docPr id="1027" name="pitch 1027"/>
-                  <wp:cNvGraphicFramePr/>
-                  <a:graphic>
-                    <a:graphicData uri="http://schemas.microsoft.com/office/word/2010/wordprocessingShape">
-                      <wps:wsp>
-                        <wps:cNvSpPr/>
-                        <wps:spPr>
-                          <a:xfrm>
-                            <a:off x="0" y="0"/>
-                            <a:ext cx="820902" cy="82550"/>
-                          </a:xfrm>
-                          <a:custGeom>
-                            <a:avLst/>
-                            <a:gdLst/>
-                            <a:ahLst/>
-                            <a:cxnLst/>
-                            <a:rect l="0" t="0" r="r" b="b"/>
-                            <a:pathLst>
-                              <a:path w="820902" h="82550" fill="none">
-                                <a:moveTo>
-                                  <a:pt x="0" y="0"/>
-                                </a:moveTo>
-                                <a:lnTo>
-                                  <a:pt x="820902" y="0"/>
-                                </a:lnTo>
-                                <a:lnTo>
-                                  <a:pt x="820902" y="82550"/>
-                                </a:lnTo>
-                              </a:path>
-                            </a:pathLst>
-                          </a:custGeom>
-                          <a:noFill/>
-                          <a:ln w="9525">
-                            <a:solidFill>
-                              <a:srgbClr val="FF7D80"/>
-                            </a:solidFill>
-                          </a:ln>
-                        </wps:spPr>
-                        <wps:bodyPr/>
-                      </wps:wsp>
-                    </a:graphicData>
-                  </a:graphic>
-                </wp:anchor>
-              </w:drawing>
-              <w:drawing xmlns:a="http://schemas.openxmlformats.org/drawingml/2006/main">
-                <wp:anchor distT="0" distB="0" distL="0" distR="0" simplePos="0" relativeHeight="1028" behindDoc="0" locked="0" layoutInCell="1" allowOverlap="1">
-                  <wp:simplePos x="0" y="0"/>
-                  <wp:positionH relativeFrom="character">
-                    <wp:posOffset>1276959</wp:posOffset>
                   </wp:positionH>
                   <wp:positionV relativeFrom="line">
                     <wp:posOffset>12700</wp:posOffset>
@@ -4178,7 +3944,7 @@
                       <w:b w:val="0"/>
                       <w:sz w:val="14"/>
                     </w:rPr>
-                    <w:t>にじゅっ</w:t>
+                    <w:t>じゅっ</w:t>
                   </w:r>
                 </w:rt>
                 <w:rubyBase>
@@ -4188,7 +3954,7 @@
                       <w:b w:val="0"/>
                       <w:sz w:val="28"/>
                     </w:rPr>
-                    <w:t>20</w:t>
+                    <w:t>10</w:t>
                   </w:r>
                 </w:rubyBase>
               </w:ruby>
@@ -4274,7 +4040,7 @@
                 <w:color w:val="0070C0"/>
                 <w:sz w:val="24"/>
               </w:rPr>
-              <w:t>七折</w:t>
+              <w:t>八折</w:t>
             </w:r>
           </w:p>
         </w:tc>
@@ -4297,6 +4063,352 @@
                 <wp:anchor distT="0" distB="0" distL="0" distR="0" simplePos="0" relativeHeight="1029" behindDoc="0" locked="0" layoutInCell="1" allowOverlap="1">
                   <wp:simplePos x="0" y="0"/>
                   <wp:positionH relativeFrom="character">
+                    <wp:posOffset>182422</wp:posOffset>
+                  </wp:positionH>
+                  <wp:positionV relativeFrom="line">
+                    <wp:posOffset>12700</wp:posOffset>
+                  </wp:positionV>
+                  <wp:extent cx="547268" cy="0"/>
+                  <wp:effectExtent l="0" t="0" r="0" b="0"/>
+                  <wp:wrapNone/>
+                  <wp:docPr id="1029" name="pitch 1029"/>
+                  <wp:cNvGraphicFramePr/>
+                  <a:graphic>
+                    <a:graphicData uri="http://schemas.microsoft.com/office/word/2010/wordprocessingShape">
+                      <wps:wsp>
+                        <wps:cNvSpPr/>
+                        <wps:spPr>
+                          <a:xfrm>
+                            <a:off x="0" y="0"/>
+                            <a:ext cx="547268" cy="0"/>
+                          </a:xfrm>
+                          <a:prstGeom prst="line">
+                            <a:avLst/>
+                          </a:prstGeom>
+                          <a:noFill/>
+                          <a:ln w="9525">
+                            <a:solidFill>
+                              <a:srgbClr val="FF7D80"/>
+                            </a:solidFill>
+                          </a:ln>
+                        </wps:spPr>
+                        <wps:bodyPr/>
+                      </wps:wsp>
+                    </a:graphicData>
+                  </a:graphic>
+                </wp:anchor>
+              </w:drawing>
+            </w:r>
+            <w:r>
+              <w:ruby>
+                <w:rubyPr>
+                  <w:rubyAlign w:val="center"/>
+                  <w:hps w:val="14"/>
+                  <w:hpsRaise w:val="26"/>
+                  <w:hpsBaseText w:val="28"/>
+                  <w:lid w:val="ja-JP"/>
+                </w:rubyPr>
+                <w:rt>
+                  <w:r>
+                    <w:rPr>
+                      <w:rFonts w:ascii="Yu Gothic UI" w:hAnsi="Yu Gothic UI" w:eastAsia="Yu Gothic UI" w:cs="Yu Gothic UI"/>
+                      <w:b w:val="0"/>
+                      <w:sz w:val="14"/>
+                    </w:rPr>
+                    <w:t>に</w:t>
+                  </w:r>
+                </w:rt>
+                <w:rubyBase>
+                  <w:r>
+                    <w:rPr>
+                      <w:rFonts w:ascii="Yu Gothic UI" w:hAnsi="Yu Gothic UI" w:eastAsia="Yu Gothic UI" w:cs="Yu Gothic UI"/>
+                      <w:b w:val="0"/>
+                      <w:sz w:val="28"/>
+                    </w:rPr>
+                    <w:t>二</w:t>
+                  </w:r>
+                </w:rubyBase>
+              </w:ruby>
+            </w:r>
+            <w:r>
+              <w:ruby>
+                <w:rubyPr>
+                  <w:rubyAlign w:val="center"/>
+                  <w:hps w:val="14"/>
+                  <w:hpsRaise w:val="26"/>
+                  <w:hpsBaseText w:val="28"/>
+                  <w:lid w:val="ja-JP"/>
+                </w:rubyPr>
+                <w:rt>
+                  <w:r>
+                    <w:rPr>
+                      <w:rFonts w:ascii="Yu Gothic UI" w:hAnsi="Yu Gothic UI" w:eastAsia="Yu Gothic UI" w:cs="Yu Gothic UI"/>
+                      <w:b w:val="0"/>
+                      <w:sz w:val="14"/>
+                    </w:rPr>
+                    <w:t>わり</w:t>
+                  </w:r>
+                </w:rt>
+                <w:rubyBase>
+                  <w:r>
+                    <w:rPr>
+                      <w:rFonts w:ascii="Yu Gothic UI" w:hAnsi="Yu Gothic UI" w:eastAsia="Yu Gothic UI" w:cs="Yu Gothic UI"/>
+                      <w:b w:val="0"/>
+                      <w:sz w:val="28"/>
+                    </w:rPr>
+                    <w:t>割</w:t>
+                  </w:r>
+                </w:rubyBase>
+              </w:ruby>
+            </w:r>
+            <w:r>
+              <w:ruby>
+                <w:rubyPr>
+                  <w:rubyAlign w:val="center"/>
+                  <w:hps w:val="14"/>
+                  <w:hpsRaise w:val="26"/>
+                  <w:hpsBaseText w:val="28"/>
+                  <w:lid w:val="ja-JP"/>
+                </w:rubyPr>
+                <w:rt>
+                  <w:r>
+                    <w:rPr>
+                      <w:rFonts w:ascii="Yu Gothic UI" w:hAnsi="Yu Gothic UI" w:eastAsia="Yu Gothic UI" w:cs="Yu Gothic UI"/>
+                      <w:b w:val="0"/>
+                      <w:sz w:val="14"/>
+                    </w:rPr>
+                    <w:t>び</w:t>
+                  </w:r>
+                </w:rt>
+                <w:rubyBase>
+                  <w:r>
+                    <w:rPr>
+                      <w:rFonts w:ascii="Yu Gothic UI" w:hAnsi="Yu Gothic UI" w:eastAsia="Yu Gothic UI" w:cs="Yu Gothic UI"/>
+                      <w:b w:val="0"/>
+                      <w:sz w:val="28"/>
+                    </w:rPr>
+                    <w:t>引</w:t>
+                  </w:r>
+                </w:rubyBase>
+              </w:ruby>
+            </w:r>
+            <w:r>
+              <w:rPr>
+                <w:rFonts w:ascii="Yu Gothic UI" w:hAnsi="Yu Gothic UI" w:eastAsia="Yu Gothic UI" w:cs="Yu Gothic UI"/>
+                <w:b w:val="0"/>
+                <w:sz w:val="28"/>
+              </w:rPr>
+              <w:t>き</w:t>
+            </w:r>
+          </w:p>
+        </w:tc>
+        <w:tc>
+          <w:tcPr>
+            <w:tcW w:type="dxa" w:w="3896"/>
+            <w:vAlign w:val="center"/>
+          </w:tcPr>
+          <w:p>
+            <w:pPr>
+              <w:keepNext/>
+              <w:kinsoku/>
+              <w:autoSpaceDE w:val="0"/>
+              <w:autoSpaceDN w:val="0"/>
+              <w:snapToGrid w:val="0"/>
+              <w:spacing w:before="0" w:after="0" w:line="500" w:lineRule="exact"/>
+            </w:pPr>
+            <w:r>
+              <w:drawing xmlns:a="http://schemas.openxmlformats.org/drawingml/2006/main">
+                <wp:anchor distT="0" distB="0" distL="0" distR="0" simplePos="0" relativeHeight="1030" behindDoc="0" locked="0" layoutInCell="1" allowOverlap="1">
+                  <wp:simplePos x="0" y="0"/>
+                  <wp:positionH relativeFrom="character">
+                    <wp:posOffset>91211</wp:posOffset>
+                  </wp:positionH>
+                  <wp:positionV relativeFrom="line">
+                    <wp:posOffset>12700</wp:posOffset>
+                  </wp:positionV>
+                  <wp:extent cx="1368171" cy="82550"/>
+                  <wp:effectExtent l="0" t="0" r="0" b="0"/>
+                  <wp:wrapNone/>
+                  <wp:docPr id="1030" name="pitch 1030"/>
+                  <wp:cNvGraphicFramePr/>
+                  <a:graphic>
+                    <a:graphicData uri="http://schemas.microsoft.com/office/word/2010/wordprocessingShape">
+                      <wps:wsp>
+                        <wps:cNvSpPr/>
+                        <wps:spPr>
+                          <a:xfrm>
+                            <a:off x="0" y="0"/>
+                            <a:ext cx="1368171" cy="82550"/>
+                          </a:xfrm>
+                          <a:custGeom>
+                            <a:avLst/>
+                            <a:gdLst/>
+                            <a:ahLst/>
+                            <a:cxnLst/>
+                            <a:rect l="0" t="0" r="r" b="b"/>
+                            <a:pathLst>
+                              <a:path w="1368171" h="82550" fill="none">
+                                <a:moveTo>
+                                  <a:pt x="0" y="0"/>
+                                </a:moveTo>
+                                <a:lnTo>
+                                  <a:pt x="1368171" y="0"/>
+                                </a:lnTo>
+                                <a:lnTo>
+                                  <a:pt x="1368171" y="82550"/>
+                                </a:lnTo>
+                              </a:path>
+                            </a:pathLst>
+                          </a:custGeom>
+                          <a:noFill/>
+                          <a:ln w="9525">
+                            <a:solidFill>
+                              <a:srgbClr val="FF7D80"/>
+                            </a:solidFill>
+                          </a:ln>
+                        </wps:spPr>
+                        <wps:bodyPr/>
+                      </wps:wsp>
+                    </a:graphicData>
+                  </a:graphic>
+                </wp:anchor>
+              </w:drawing>
+            </w:r>
+            <w:r>
+              <w:ruby>
+                <w:rubyPr>
+                  <w:rubyAlign w:val="center"/>
+                  <w:hps w:val="14"/>
+                  <w:hpsRaise w:val="26"/>
+                  <w:hpsBaseText w:val="28"/>
+                  <w:lid w:val="ja-JP"/>
+                </w:rubyPr>
+                <w:rt>
+                  <w:r>
+                    <w:rPr>
+                      <w:rFonts w:ascii="Yu Gothic UI" w:hAnsi="Yu Gothic UI" w:eastAsia="Yu Gothic UI" w:cs="Yu Gothic UI"/>
+                      <w:b w:val="0"/>
+                      <w:sz w:val="14"/>
+                    </w:rPr>
+                    <w:t>にじゅっ</w:t>
+                  </w:r>
+                </w:rt>
+                <w:rubyBase>
+                  <w:r>
+                    <w:rPr>
+                      <w:rFonts w:ascii="Yu Gothic UI" w:hAnsi="Yu Gothic UI" w:eastAsia="Yu Gothic UI" w:cs="Yu Gothic UI"/>
+                      <w:b w:val="0"/>
+                      <w:sz w:val="28"/>
+                    </w:rPr>
+                    <w:t>20</w:t>
+                  </w:r>
+                </w:rubyBase>
+              </w:ruby>
+            </w:r>
+            <w:r>
+              <w:rPr>
+                <w:rFonts w:ascii="Yu Gothic UI" w:hAnsi="Yu Gothic UI" w:eastAsia="Yu Gothic UI" w:cs="Yu Gothic UI"/>
+                <w:b w:val="0"/>
+                <w:sz w:val="28"/>
+              </w:rPr>
+              <w:t>パ</w:t>
+            </w:r>
+            <w:r>
+              <w:rPr>
+                <w:rFonts w:ascii="Yu Gothic UI" w:hAnsi="Yu Gothic UI" w:eastAsia="Yu Gothic UI" w:cs="Yu Gothic UI"/>
+                <w:b w:val="0"/>
+                <w:sz w:val="28"/>
+              </w:rPr>
+              <w:t>ー</w:t>
+            </w:r>
+            <w:r>
+              <w:rPr>
+                <w:rFonts w:ascii="Yu Gothic UI" w:hAnsi="Yu Gothic UI" w:eastAsia="Yu Gothic UI" w:cs="Yu Gothic UI"/>
+                <w:b w:val="0"/>
+                <w:sz w:val="28"/>
+              </w:rPr>
+              <w:t>セ</w:t>
+            </w:r>
+            <w:r>
+              <w:rPr>
+                <w:rFonts w:ascii="Yu Gothic UI" w:hAnsi="Yu Gothic UI" w:eastAsia="Yu Gothic UI" w:cs="Yu Gothic UI"/>
+                <w:b w:val="0"/>
+                <w:sz w:val="28"/>
+              </w:rPr>
+              <w:t>ン</w:t>
+            </w:r>
+            <w:r>
+              <w:rPr>
+                <w:rFonts w:ascii="Yu Gothic UI" w:hAnsi="Yu Gothic UI" w:eastAsia="Yu Gothic UI" w:cs="Yu Gothic UI"/>
+                <w:b w:val="0"/>
+                <w:sz w:val="28"/>
+              </w:rPr>
+              <w:t>ト</w:t>
+            </w:r>
+            <w:r>
+              <w:rPr>
+                <w:rFonts w:ascii="Yu Gothic UI" w:hAnsi="Yu Gothic UI" w:eastAsia="Yu Gothic UI" w:cs="Yu Gothic UI"/>
+                <w:b w:val="0"/>
+                <w:sz w:val="28"/>
+              </w:rPr>
+              <w:t>オ</w:t>
+            </w:r>
+            <w:r>
+              <w:rPr>
+                <w:rFonts w:ascii="Yu Gothic UI" w:hAnsi="Yu Gothic UI" w:eastAsia="Yu Gothic UI" w:cs="Yu Gothic UI"/>
+                <w:b w:val="0"/>
+                <w:sz w:val="28"/>
+              </w:rPr>
+              <w:t>フ</w:t>
+            </w:r>
+          </w:p>
+        </w:tc>
+      </w:tr>
+      <w:tr>
+        <w:trPr>
+          <w:cantSplit/>
+        </w:trPr>
+        <w:tc>
+          <w:tcPr>
+            <w:tcW w:type="dxa" w:w="1948"/>
+            <w:vAlign w:val="center"/>
+          </w:tcPr>
+          <w:p>
+            <w:pPr>
+              <w:keepNext/>
+              <w:spacing w:before="0" w:after="0" w:line="240" w:lineRule="auto"/>
+              <w:jc w:val="center"/>
+            </w:pPr>
+            <w:r>
+              <w:rPr>
+                <w:rFonts w:ascii="清松手寫體1" w:hAnsi="清松手寫體1" w:eastAsia="清松手寫體1" w:cs="清松手寫體1"/>
+                <w:b w:val="0"/>
+                <w:color w:val="0070C0"/>
+                <w:sz w:val="24"/>
+              </w:rPr>
+              <w:t>七折</w:t>
+            </w:r>
+          </w:p>
+        </w:tc>
+        <w:tc>
+          <w:tcPr>
+            <w:tcW w:type="dxa" w:w="3896"/>
+            <w:vAlign w:val="center"/>
+          </w:tcPr>
+          <w:p>
+            <w:pPr>
+              <w:keepNext/>
+              <w:kinsoku/>
+              <w:autoSpaceDE w:val="0"/>
+              <w:autoSpaceDN w:val="0"/>
+              <w:snapToGrid w:val="0"/>
+              <w:spacing w:before="0" w:after="0" w:line="500" w:lineRule="exact"/>
+            </w:pPr>
+            <w:r>
+              <w:drawing xmlns:a="http://schemas.openxmlformats.org/drawingml/2006/main">
+                <wp:anchor distT="0" distB="0" distL="0" distR="0" simplePos="0" relativeHeight="1031" behindDoc="0" locked="0" layoutInCell="1" allowOverlap="1">
+                  <wp:simplePos x="0" y="0"/>
+                  <wp:positionH relativeFrom="character">
                     <wp:posOffset>91211</wp:posOffset>
                   </wp:positionH>
                   <wp:positionV relativeFrom="line">
@@ -4305,7 +4417,7 @@
                   <wp:extent cx="638479" cy="0"/>
                   <wp:effectExtent l="0" t="0" r="0" b="0"/>
                   <wp:wrapNone/>
-                  <wp:docPr id="1029" name="pitch 1029"/>
+                  <wp:docPr id="1031" name="pitch 1031"/>
                   <wp:cNvGraphicFramePr/>
                   <a:graphic>
                     <a:graphicData uri="http://schemas.microsoft.com/office/word/2010/wordprocessingShape">
@@ -4452,7 +4564,7 @@
             </w:pPr>
             <w:r>
               <w:drawing xmlns:a="http://schemas.openxmlformats.org/drawingml/2006/main">
-                <wp:anchor distT="0" distB="0" distL="0" distR="0" simplePos="0" relativeHeight="1030" behindDoc="0" locked="0" layoutInCell="1" allowOverlap="1">
+                <wp:anchor distT="0" distB="0" distL="0" distR="0" simplePos="0" relativeHeight="1032" behindDoc="0" locked="0" layoutInCell="1" allowOverlap="1">
                   <wp:simplePos x="0" y="0"/>
                   <wp:positionH relativeFrom="character">
                     <wp:posOffset>91211</wp:posOffset>
@@ -4460,10 +4572,10 @@
                   <wp:positionV relativeFrom="line">
                     <wp:posOffset>12700</wp:posOffset>
                   </wp:positionV>
-                  <wp:extent cx="912114" cy="82550"/>
+                  <wp:extent cx="1459382" cy="82550"/>
                   <wp:effectExtent l="0" t="0" r="0" b="0"/>
                   <wp:wrapNone/>
-                  <wp:docPr id="1030" name="pitch 1030"/>
+                  <wp:docPr id="1032" name="pitch 1032"/>
                   <wp:cNvGraphicFramePr/>
                   <a:graphic>
                     <a:graphicData uri="http://schemas.microsoft.com/office/word/2010/wordprocessingShape">
@@ -4472,7 +4584,7 @@
                         <wps:spPr>
                           <a:xfrm>
                             <a:off x="0" y="0"/>
-                            <a:ext cx="912114" cy="82550"/>
+                            <a:ext cx="1459382" cy="82550"/>
                           </a:xfrm>
                           <a:custGeom>
                             <a:avLst/>
@@ -4481,71 +4593,15 @@
                             <a:cxnLst/>
                             <a:rect l="0" t="0" r="r" b="b"/>
                             <a:pathLst>
-                              <a:path w="912114" h="82550" fill="none">
+                              <a:path w="1459382" h="82550" fill="none">
                                 <a:moveTo>
                                   <a:pt x="0" y="0"/>
                                 </a:moveTo>
                                 <a:lnTo>
-                                  <a:pt x="912114" y="0"/>
+                                  <a:pt x="1459382" y="0"/>
                                 </a:lnTo>
                                 <a:lnTo>
-                                  <a:pt x="912114" y="82550"/>
-                                </a:lnTo>
-                              </a:path>
-                            </a:pathLst>
-                          </a:custGeom>
-                          <a:noFill/>
-                          <a:ln w="9525">
-                            <a:solidFill>
-                              <a:srgbClr val="FF7D80"/>
-                            </a:solidFill>
-                          </a:ln>
-                        </wps:spPr>
-                        <wps:bodyPr/>
-                      </wps:wsp>
-                    </a:graphicData>
-                  </a:graphic>
-                </wp:anchor>
-              </w:drawing>
-              <w:drawing xmlns:a="http://schemas.openxmlformats.org/drawingml/2006/main">
-                <wp:anchor distT="0" distB="0" distL="0" distR="0" simplePos="0" relativeHeight="1031" behindDoc="0" locked="0" layoutInCell="1" allowOverlap="1">
-                  <wp:simplePos x="0" y="0"/>
-                  <wp:positionH relativeFrom="character">
-                    <wp:posOffset>1368171</wp:posOffset>
-                  </wp:positionH>
-                  <wp:positionV relativeFrom="line">
-                    <wp:posOffset>12700</wp:posOffset>
-                  </wp:positionV>
-                  <wp:extent cx="182422" cy="82550"/>
-                  <wp:effectExtent l="0" t="0" r="0" b="0"/>
-                  <wp:wrapNone/>
-                  <wp:docPr id="1031" name="pitch 1031"/>
-                  <wp:cNvGraphicFramePr/>
-                  <a:graphic>
-                    <a:graphicData uri="http://schemas.microsoft.com/office/word/2010/wordprocessingShape">
-                      <wps:wsp>
-                        <wps:cNvSpPr/>
-                        <wps:spPr>
-                          <a:xfrm>
-                            <a:off x="0" y="0"/>
-                            <a:ext cx="182422" cy="82550"/>
-                          </a:xfrm>
-                          <a:custGeom>
-                            <a:avLst/>
-                            <a:gdLst/>
-                            <a:ahLst/>
-                            <a:cxnLst/>
-                            <a:rect l="0" t="0" r="r" b="b"/>
-                            <a:pathLst>
-                              <a:path w="182422" h="82550" fill="none">
-                                <a:moveTo>
-                                  <a:pt x="0" y="0"/>
-                                </a:moveTo>
-                                <a:lnTo>
-                                  <a:pt x="182422" y="0"/>
-                                </a:lnTo>
-                                <a:lnTo>
-                                  <a:pt x="182422" y="82550"/>
+                                  <a:pt x="1459382" y="82550"/>
                                 </a:lnTo>
                               </a:path>
                             </a:pathLst>
@@ -4696,18 +4752,18 @@
             </w:pPr>
             <w:r>
               <w:drawing xmlns:a="http://schemas.openxmlformats.org/drawingml/2006/main">
-                <wp:anchor distT="0" distB="0" distL="0" distR="0" simplePos="0" relativeHeight="1032" behindDoc="0" locked="0" layoutInCell="1" allowOverlap="1">
+                <wp:anchor distT="0" distB="0" distL="0" distR="0" simplePos="0" relativeHeight="1033" behindDoc="0" locked="0" layoutInCell="1" allowOverlap="1">
                   <wp:simplePos x="0" y="0"/>
                   <wp:positionH relativeFrom="character">
-                    <wp:posOffset>182422</wp:posOffset>
+                    <wp:posOffset>91211</wp:posOffset>
                   </wp:positionH>
                   <wp:positionV relativeFrom="line">
                     <wp:posOffset>12700</wp:posOffset>
                   </wp:positionV>
-                  <wp:extent cx="912114" cy="0"/>
+                  <wp:extent cx="820902" cy="0"/>
                   <wp:effectExtent l="0" t="0" r="0" b="0"/>
                   <wp:wrapNone/>
-                  <wp:docPr id="1032" name="pitch 1032"/>
+                  <wp:docPr id="1033" name="pitch 1033"/>
                   <wp:cNvGraphicFramePr/>
                   <a:graphic>
                     <a:graphicData uri="http://schemas.microsoft.com/office/word/2010/wordprocessingShape">
@@ -4716,7 +4772,7 @@
                         <wps:spPr>
                           <a:xfrm>
                             <a:off x="0" y="0"/>
-                            <a:ext cx="912114" cy="0"/>
+                            <a:ext cx="820902" cy="0"/>
                           </a:xfrm>
                           <a:prstGeom prst="line">
                             <a:avLst/>
@@ -4751,7 +4807,7 @@
                       <w:b w:val="0"/>
                       <w:sz w:val="14"/>
                     </w:rPr>
-                    <w:t>に</w:t>
+                    <w:t>にてんご</w:t>
                   </w:r>
                 </w:rt>
                 <w:rubyBase>
@@ -4761,7 +4817,7 @@
                       <w:b w:val="0"/>
                       <w:sz w:val="28"/>
                     </w:rPr>
-                    <w:t>二</w:t>
+                    <w:t>2.5</w:t>
                   </w:r>
                 </w:rubyBase>
               </w:ruby>
@@ -4813,68 +4869,6 @@
                       <w:b w:val="0"/>
                       <w:sz w:val="14"/>
                     </w:rPr>
-                    <w:t>ご</w:t>
-                  </w:r>
-                </w:rt>
-                <w:rubyBase>
-                  <w:r>
-                    <w:rPr>
-                      <w:rFonts w:ascii="Yu Gothic UI" w:hAnsi="Yu Gothic UI" w:eastAsia="Yu Gothic UI" w:cs="Yu Gothic UI"/>
-                      <w:b w:val="0"/>
-                      <w:sz w:val="28"/>
-                    </w:rPr>
-                    <w:t>五</w:t>
-                  </w:r>
-                </w:rubyBase>
-              </w:ruby>
-            </w:r>
-            <w:r>
-              <w:ruby>
-                <w:rubyPr>
-                  <w:rubyAlign w:val="center"/>
-                  <w:hps w:val="14"/>
-                  <w:hpsRaise w:val="26"/>
-                  <w:hpsBaseText w:val="28"/>
-                  <w:lid w:val="ja-JP"/>
-                </w:rubyPr>
-                <w:rt>
-                  <w:r>
-                    <w:rPr>
-                      <w:rFonts w:ascii="Yu Gothic UI" w:hAnsi="Yu Gothic UI" w:eastAsia="Yu Gothic UI" w:cs="Yu Gothic UI"/>
-                      <w:b w:val="0"/>
-                      <w:sz w:val="14"/>
-                    </w:rPr>
-                    <w:t>ぶ</w:t>
-                  </w:r>
-                </w:rt>
-                <w:rubyBase>
-                  <w:r>
-                    <w:rPr>
-                      <w:rFonts w:ascii="Yu Gothic UI" w:hAnsi="Yu Gothic UI" w:eastAsia="Yu Gothic UI" w:cs="Yu Gothic UI"/>
-                      <w:b w:val="0"/>
-                      <w:sz w:val="28"/>
-                    </w:rPr>
-                    <w:t>分</w:t>
-                  </w:r>
-                </w:rubyBase>
-              </w:ruby>
-            </w:r>
-            <w:r>
-              <w:ruby>
-                <w:rubyPr>
-                  <w:rubyAlign w:val="center"/>
-                  <w:hps w:val="14"/>
-                  <w:hpsRaise w:val="26"/>
-                  <w:hpsBaseText w:val="28"/>
-                  <w:lid w:val="ja-JP"/>
-                </w:rubyPr>
-                <w:rt>
-                  <w:r>
-                    <w:rPr>
-                      <w:rFonts w:ascii="Yu Gothic UI" w:hAnsi="Yu Gothic UI" w:eastAsia="Yu Gothic UI" w:cs="Yu Gothic UI"/>
-                      <w:b w:val="0"/>
-                      <w:sz w:val="14"/>
-                    </w:rPr>
                     <w:t>び</w:t>
                   </w:r>
                 </w:rt>
@@ -4916,7 +4910,7 @@
             </w:pPr>
             <w:r>
               <w:drawing xmlns:a="http://schemas.openxmlformats.org/drawingml/2006/main">
-                <wp:anchor distT="0" distB="0" distL="0" distR="0" simplePos="0" relativeHeight="1033" behindDoc="0" locked="0" layoutInCell="1" allowOverlap="1">
+                <wp:anchor distT="0" distB="0" distL="0" distR="0" simplePos="0" relativeHeight="1034" behindDoc="0" locked="0" layoutInCell="1" allowOverlap="1">
                   <wp:simplePos x="0" y="0"/>
                   <wp:positionH relativeFrom="character">
                     <wp:posOffset>0</wp:posOffset>
@@ -4927,7 +4921,7 @@
                   <wp:extent cx="91211" cy="82550"/>
                   <wp:effectExtent l="0" t="0" r="0" b="0"/>
                   <wp:wrapNone/>
-                  <wp:docPr id="1033" name="pitch 1033"/>
+                  <wp:docPr id="1034" name="pitch 1034"/>
                   <wp:cNvGraphicFramePr/>
                   <a:graphic>
                     <a:graphicData uri="http://schemas.microsoft.com/office/word/2010/wordprocessingShape">
@@ -4972,18 +4966,18 @@
                 </wp:anchor>
               </w:drawing>
               <w:drawing xmlns:a="http://schemas.openxmlformats.org/drawingml/2006/main">
-                <wp:anchor distT="0" distB="0" distL="0" distR="0" simplePos="0" relativeHeight="1034" behindDoc="0" locked="0" layoutInCell="1" allowOverlap="1">
+                <wp:anchor distT="0" distB="0" distL="0" distR="0" simplePos="0" relativeHeight="1035" behindDoc="0" locked="0" layoutInCell="1" allowOverlap="1">
                   <wp:simplePos x="0" y="0"/>
                   <wp:positionH relativeFrom="character">
-                    <wp:posOffset>456057</wp:posOffset>
+                    <wp:posOffset>471703</wp:posOffset>
                   </wp:positionH>
                   <wp:positionV relativeFrom="line">
                     <wp:posOffset>12700</wp:posOffset>
                   </wp:positionV>
-                  <wp:extent cx="547268" cy="82550"/>
+                  <wp:extent cx="912114" cy="0"/>
                   <wp:effectExtent l="0" t="0" r="0" b="0"/>
                   <wp:wrapNone/>
-                  <wp:docPr id="1034" name="pitch 1034"/>
+                  <wp:docPr id="1035" name="pitch 1035"/>
                   <wp:cNvGraphicFramePr/>
                   <a:graphic>
                     <a:graphicData uri="http://schemas.microsoft.com/office/word/2010/wordprocessingShape">
@@ -4992,28 +4986,11 @@
                         <wps:spPr>
                           <a:xfrm>
                             <a:off x="0" y="0"/>
-                            <a:ext cx="547268" cy="82550"/>
+                            <a:ext cx="912114" cy="0"/>
                           </a:xfrm>
-                          <a:custGeom>
+                          <a:prstGeom prst="line">
                             <a:avLst/>
-                            <a:gdLst/>
-                            <a:ahLst/>
-                            <a:cxnLst/>
-                            <a:rect l="0" t="0" r="r" b="b"/>
-                            <a:pathLst>
-                              <a:path w="547268" h="82550" fill="none">
-                                <a:moveTo>
-                                  <a:pt x="0" y="0"/>
-                                </a:moveTo>
-                                <a:lnTo>
-                                  <a:pt x="547268" y="0"/>
-                                </a:lnTo>
-                                <a:lnTo>
-                                  <a:pt x="547268" y="82550"/>
-                                </a:lnTo>
-                              </a:path>
-                            </a:pathLst>
-                          </a:custGeom>
+                          </a:prstGeom>
                           <a:noFill/>
                           <a:ln w="9525">
                             <a:solidFill>
@@ -5028,10 +5005,10 @@
                 </wp:anchor>
               </w:drawing>
               <w:drawing xmlns:a="http://schemas.openxmlformats.org/drawingml/2006/main">
-                <wp:anchor distT="0" distB="0" distL="0" distR="0" simplePos="0" relativeHeight="1035" behindDoc="0" locked="0" layoutInCell="1" allowOverlap="1">
+                <wp:anchor distT="0" distB="0" distL="0" distR="0" simplePos="0" relativeHeight="1036" behindDoc="0" locked="0" layoutInCell="1" allowOverlap="1">
                   <wp:simplePos x="0" y="0"/>
                   <wp:positionH relativeFrom="character">
-                    <wp:posOffset>1368171</wp:posOffset>
+                    <wp:posOffset>1383817</wp:posOffset>
                   </wp:positionH>
                   <wp:positionV relativeFrom="line">
                     <wp:posOffset>12700</wp:posOffset>
@@ -5039,7 +5016,7 @@
                   <wp:extent cx="182422" cy="82550"/>
                   <wp:effectExtent l="0" t="0" r="0" b="0"/>
                   <wp:wrapNone/>
-                  <wp:docPr id="1035" name="pitch 1035"/>
+                  <wp:docPr id="1036" name="pitch 1036"/>
                   <wp:cNvGraphicFramePr/>
                   <a:graphic>
                     <a:graphicData uri="http://schemas.microsoft.com/office/word/2010/wordprocessingShape">
@@ -5100,7 +5077,7 @@
                       <w:b w:val="0"/>
                       <w:sz w:val="14"/>
                     </w:rPr>
-                    <w:t>にじゅうご</w:t>
+                    <w:t>にじゅう</w:t>
                   </w:r>
                 </w:rt>
                 <w:rubyBase>
@@ -5110,7 +5087,38 @@
                       <w:b w:val="0"/>
                       <w:sz w:val="28"/>
                     </w:rPr>
-                    <w:t>25</w:t>
+                    <w:t>2</w:t>
+                  </w:r>
+                </w:rubyBase>
+              </w:ruby>
+            </w:r>
+            <w:r>
+              <w:ruby>
+                <w:rubyPr>
+                  <w:rubyAlign w:val="center"/>
+                  <w:hps w:val="14"/>
+                  <w:hpsRaise w:val="26"/>
+                  <w:hpsBaseText w:val="28"/>
+                  <w:lid w:val="ja-JP"/>
+                </w:rubyPr>
+                <w:rt>
+                  <w:r>
+                    <w:rPr>
+                      <w:rFonts w:ascii="Yu Gothic UI" w:hAnsi="Yu Gothic UI" w:eastAsia="Yu Gothic UI" w:cs="Yu Gothic UI"/>
+                      <w:b w:val="0"/>
+                      <w:sz w:val="14"/>
+                    </w:rPr>
+                    <w:t>ご</w:t>
+                  </w:r>
+                </w:rt>
+                <w:rubyBase>
+                  <w:r>
+                    <w:rPr>
+                      <w:rFonts w:ascii="Yu Gothic UI" w:hAnsi="Yu Gothic UI" w:eastAsia="Yu Gothic UI" w:cs="Yu Gothic UI"/>
+                      <w:b w:val="0"/>
+                      <w:sz w:val="28"/>
+                    </w:rPr>
+                    <w:t>5</w:t>
                   </w:r>
                 </w:rubyBase>
               </w:ruby>
@@ -5214,7 +5222,7 @@
             </w:pPr>
             <w:r>
               <w:drawing xmlns:a="http://schemas.openxmlformats.org/drawingml/2006/main">
-                <wp:anchor distT="0" distB="0" distL="0" distR="0" simplePos="0" relativeHeight="1036" behindDoc="0" locked="0" layoutInCell="1" allowOverlap="1">
+                <wp:anchor distT="0" distB="0" distL="0" distR="0" simplePos="0" relativeHeight="1037" behindDoc="0" locked="0" layoutInCell="1" allowOverlap="1">
                   <wp:simplePos x="0" y="0"/>
                   <wp:positionH relativeFrom="character">
                     <wp:posOffset>91211</wp:posOffset>
@@ -5225,7 +5233,7 @@
                   <wp:extent cx="638479" cy="0"/>
                   <wp:effectExtent l="0" t="0" r="0" b="0"/>
                   <wp:wrapNone/>
-                  <wp:docPr id="1036" name="pitch 1036"/>
+                  <wp:docPr id="1037" name="pitch 1037"/>
                   <wp:cNvGraphicFramePr/>
                   <a:graphic>
                     <a:graphicData uri="http://schemas.microsoft.com/office/word/2010/wordprocessingShape">
@@ -5371,7 +5379,7 @@
             </w:pPr>
             <w:r>
               <w:drawing xmlns:a="http://schemas.openxmlformats.org/drawingml/2006/main">
-                <wp:anchor distT="0" distB="0" distL="0" distR="0" simplePos="0" relativeHeight="1037" behindDoc="0" locked="0" layoutInCell="1" allowOverlap="1">
+                <wp:anchor distT="0" distB="0" distL="0" distR="0" simplePos="0" relativeHeight="1038" behindDoc="0" locked="0" layoutInCell="1" allowOverlap="1">
                   <wp:simplePos x="0" y="0"/>
                   <wp:positionH relativeFrom="character">
                     <wp:posOffset>91211</wp:posOffset>
@@ -5379,63 +5387,7 @@
                   <wp:positionV relativeFrom="line">
                     <wp:posOffset>12700</wp:posOffset>
                   </wp:positionV>
-                  <wp:extent cx="912114" cy="82550"/>
-                  <wp:effectExtent l="0" t="0" r="0" b="0"/>
-                  <wp:wrapNone/>
-                  <wp:docPr id="1037" name="pitch 1037"/>
-                  <wp:cNvGraphicFramePr/>
-                  <a:graphic>
-                    <a:graphicData uri="http://schemas.microsoft.com/office/word/2010/wordprocessingShape">
-                      <wps:wsp>
-                        <wps:cNvSpPr/>
-                        <wps:spPr>
-                          <a:xfrm>
-                            <a:off x="0" y="0"/>
-                            <a:ext cx="912114" cy="82550"/>
-                          </a:xfrm>
-                          <a:custGeom>
-                            <a:avLst/>
-                            <a:gdLst/>
-                            <a:ahLst/>
-                            <a:cxnLst/>
-                            <a:rect l="0" t="0" r="r" b="b"/>
-                            <a:pathLst>
-                              <a:path w="912114" h="82550" fill="none">
-                                <a:moveTo>
-                                  <a:pt x="0" y="0"/>
-                                </a:moveTo>
-                                <a:lnTo>
-                                  <a:pt x="912114" y="0"/>
-                                </a:lnTo>
-                                <a:lnTo>
-                                  <a:pt x="912114" y="82550"/>
-                                </a:lnTo>
-                              </a:path>
-                            </a:pathLst>
-                          </a:custGeom>
-                          <a:noFill/>
-                          <a:ln w="9525">
-                            <a:solidFill>
-                              <a:srgbClr val="FF7D80"/>
-                            </a:solidFill>
-                          </a:ln>
-                        </wps:spPr>
-                        <wps:bodyPr/>
-                      </wps:wsp>
-                    </a:graphicData>
-                  </a:graphic>
-                </wp:anchor>
-              </w:drawing>
-              <w:drawing xmlns:a="http://schemas.openxmlformats.org/drawingml/2006/main">
-                <wp:anchor distT="0" distB="0" distL="0" distR="0" simplePos="0" relativeHeight="1038" behindDoc="0" locked="0" layoutInCell="1" allowOverlap="1">
-                  <wp:simplePos x="0" y="0"/>
-                  <wp:positionH relativeFrom="character">
-                    <wp:posOffset>1368171</wp:posOffset>
-                  </wp:positionH>
-                  <wp:positionV relativeFrom="line">
-                    <wp:posOffset>12700</wp:posOffset>
-                  </wp:positionV>
-                  <wp:extent cx="182422" cy="82550"/>
+                  <wp:extent cx="1459382" cy="82550"/>
                   <wp:effectExtent l="0" t="0" r="0" b="0"/>
                   <wp:wrapNone/>
                   <wp:docPr id="1038" name="pitch 1038"/>
@@ -5447,7 +5399,7 @@
                         <wps:spPr>
                           <a:xfrm>
                             <a:off x="0" y="0"/>
-                            <a:ext cx="182422" cy="82550"/>
+                            <a:ext cx="1459382" cy="82550"/>
                           </a:xfrm>
                           <a:custGeom>
                             <a:avLst/>
@@ -5456,15 +5408,15 @@
                             <a:cxnLst/>
                             <a:rect l="0" t="0" r="r" b="b"/>
                             <a:pathLst>
-                              <a:path w="182422" h="82550" fill="none">
+                              <a:path w="1459382" h="82550" fill="none">
                                 <a:moveTo>
                                   <a:pt x="0" y="0"/>
                                 </a:moveTo>
                                 <a:lnTo>
-                                  <a:pt x="182422" y="0"/>
+                                  <a:pt x="1459382" y="0"/>
                                 </a:lnTo>
                                 <a:lnTo>
-                                  <a:pt x="182422" y="82550"/>
+                                  <a:pt x="1459382" y="82550"/>
                                 </a:lnTo>
                               </a:path>
                             </a:pathLst>
@@ -5604,7 +5556,7 @@
           <w:color w:val="C55A11"/>
           <w:sz w:val="24"/>
         </w:rPr>
-        <w:t>＊　二割五分引き 在日本很少聽到，說 25パーセントオフ 也可以。</w:t>
+        <w:t>＊　2.5割引き（にてんごわりびき）在日本很少聽到，說 25パーセントオフ 也可以。</w:t>
       </w:r>
     </w:p>
     <w:tbl>
@@ -5801,7 +5753,7 @@
                   <wp:positionV relativeFrom="line">
                     <wp:posOffset>12700</wp:posOffset>
                   </wp:positionV>
-                  <wp:extent cx="638479" cy="0"/>
+                  <wp:extent cx="273634" cy="0"/>
                   <wp:effectExtent l="0" t="0" r="0" b="0"/>
                   <wp:wrapNone/>
                   <wp:docPr id="1041" name="pitch 1041"/>
@@ -5813,7 +5765,7 @@
                         <wps:spPr>
                           <a:xfrm>
                             <a:off x="0" y="0"/>
-                            <a:ext cx="638479" cy="0"/>
+                            <a:ext cx="273634" cy="0"/>
                           </a:xfrm>
                           <a:prstGeom prst="line">
                             <a:avLst/>
@@ -5835,12 +5787,12 @@
                 <wp:anchor distT="0" distB="0" distL="0" distR="0" simplePos="0" relativeHeight="1042" behindDoc="0" locked="0" layoutInCell="1" allowOverlap="1">
                   <wp:simplePos x="0" y="0"/>
                   <wp:positionH relativeFrom="character">
-                    <wp:posOffset>2235250</wp:posOffset>
+                    <wp:posOffset>2052828</wp:posOffset>
                   </wp:positionH>
                   <wp:positionV relativeFrom="line">
                     <wp:posOffset>12700</wp:posOffset>
                   </wp:positionV>
-                  <wp:extent cx="364845" cy="82550"/>
+                  <wp:extent cx="182422" cy="0"/>
                   <wp:effectExtent l="0" t="0" r="0" b="0"/>
                   <wp:wrapNone/>
                   <wp:docPr id="1042" name="pitch 1042"/>
@@ -5852,28 +5804,11 @@
                         <wps:spPr>
                           <a:xfrm>
                             <a:off x="0" y="0"/>
-                            <a:ext cx="364845" cy="82550"/>
+                            <a:ext cx="182422" cy="0"/>
                           </a:xfrm>
-                          <a:custGeom>
+                          <a:prstGeom prst="line">
                             <a:avLst/>
-                            <a:gdLst/>
-                            <a:ahLst/>
-                            <a:cxnLst/>
-                            <a:rect l="0" t="0" r="r" b="b"/>
-                            <a:pathLst>
-                              <a:path w="364845" h="82550" fill="none">
-                                <a:moveTo>
-                                  <a:pt x="0" y="0"/>
-                                </a:moveTo>
-                                <a:lnTo>
-                                  <a:pt x="364845" y="0"/>
-                                </a:lnTo>
-                                <a:lnTo>
-                                  <a:pt x="364845" y="82550"/>
-                                </a:lnTo>
-                              </a:path>
-                            </a:pathLst>
-                          </a:custGeom>
+                          </a:prstGeom>
                           <a:noFill/>
                           <a:ln w="9525">
                             <a:solidFill>
@@ -5887,268 +5822,11 @@
                   </a:graphic>
                 </wp:anchor>
               </w:drawing>
-            </w:r>
-            <w:r>
-              <w:rPr>
-                <w:rFonts w:ascii="Yu Gothic UI" w:hAnsi="Yu Gothic UI" w:eastAsia="Yu Gothic UI" w:cs="Yu Gothic UI"/>
-                <w:b w:val="0"/>
-                <w:sz w:val="28"/>
-              </w:rPr>
-              <w:t>•</w:t>
-            </w:r>
-            <w:r>
-              <w:rPr>
-                <w:rFonts w:ascii="Yu Gothic UI" w:hAnsi="Yu Gothic UI" w:eastAsia="Yu Gothic UI" w:cs="Yu Gothic UI"/>
-                <w:b w:val="0"/>
-                <w:sz w:val="28"/>
-              </w:rPr>
-              <w:tab/>
-            </w:r>
-            <w:r>
-              <w:rPr>
-                <w:rFonts w:ascii="Yu Gothic UI" w:hAnsi="Yu Gothic UI" w:eastAsia="Yu Gothic UI" w:cs="Yu Gothic UI"/>
-                <w:b w:val="0"/>
-                <w:sz w:val="28"/>
-              </w:rPr>
-              <w:t>す</w:t>
-            </w:r>
-            <w:r>
-              <w:rPr>
-                <w:rFonts w:ascii="Yu Gothic UI" w:hAnsi="Yu Gothic UI" w:eastAsia="Yu Gothic UI" w:cs="Yu Gothic UI"/>
-                <w:b w:val="0"/>
-                <w:sz w:val="28"/>
-              </w:rPr>
-              <w:t>み</w:t>
-            </w:r>
-            <w:r>
-              <w:rPr>
-                <w:rFonts w:ascii="Yu Gothic UI" w:hAnsi="Yu Gothic UI" w:eastAsia="Yu Gothic UI" w:cs="Yu Gothic UI"/>
-                <w:b w:val="0"/>
-                <w:sz w:val="28"/>
-              </w:rPr>
-              <w:t>ま</w:t>
-            </w:r>
-            <w:r>
-              <w:rPr>
-                <w:rFonts w:ascii="Yu Gothic UI" w:hAnsi="Yu Gothic UI" w:eastAsia="Yu Gothic UI" w:cs="Yu Gothic UI"/>
-                <w:b w:val="0"/>
-                <w:sz w:val="28"/>
-              </w:rPr>
-              <w:t>せ</w:t>
-            </w:r>
-            <w:r>
-              <w:rPr>
-                <w:rFonts w:ascii="Yu Gothic UI" w:hAnsi="Yu Gothic UI" w:eastAsia="Yu Gothic UI" w:cs="Yu Gothic UI"/>
-                <w:b w:val="0"/>
-                <w:sz w:val="28"/>
-              </w:rPr>
-              <w:t>ん</w:t>
-            </w:r>
-            <w:r>
-              <w:rPr>
-                <w:rFonts w:ascii="Yu Gothic UI" w:hAnsi="Yu Gothic UI" w:eastAsia="Yu Gothic UI" w:cs="Yu Gothic UI"/>
-                <w:b w:val="0"/>
-                <w:sz w:val="28"/>
-              </w:rPr>
-              <w:t>、</w:t>
-            </w:r>
-            <w:r>
-              <w:ruby>
-                <w:rubyPr>
-                  <w:rubyAlign w:val="center"/>
-                  <w:hps w:val="14"/>
-                  <w:hpsRaise w:val="26"/>
-                  <w:hpsBaseText w:val="28"/>
-                  <w:lid w:val="ja-JP"/>
-                </w:rubyPr>
-                <w:rt>
-                  <w:r>
-                    <w:rPr>
-                      <w:rFonts w:ascii="Yu Gothic UI" w:hAnsi="Yu Gothic UI" w:eastAsia="Yu Gothic UI" w:cs="Yu Gothic UI"/>
-                      <w:b w:val="0"/>
-                      <w:sz w:val="14"/>
-                    </w:rPr>
-                    <w:t>いま</w:t>
-                  </w:r>
-                </w:rt>
-                <w:rubyBase>
-                  <w:r>
-                    <w:rPr>
-                      <w:rFonts w:ascii="Yu Gothic UI" w:hAnsi="Yu Gothic UI" w:eastAsia="Yu Gothic UI" w:cs="Yu Gothic UI"/>
-                      <w:b w:val="0"/>
-                      <w:sz w:val="28"/>
-                    </w:rPr>
-                    <w:t>今</w:t>
-                  </w:r>
-                </w:rubyBase>
-              </w:ruby>
-            </w:r>
-            <w:r>
-              <w:ruby>
-                <w:rubyPr>
-                  <w:rubyAlign w:val="center"/>
-                  <w:hps w:val="14"/>
-                  <w:hpsRaise w:val="26"/>
-                  <w:hpsBaseText w:val="28"/>
-                  <w:lid w:val="ja-JP"/>
-                </w:rubyPr>
-                <w:rt>
-                  <w:r>
-                    <w:rPr>
-                      <w:rFonts w:ascii="Yu Gothic UI" w:hAnsi="Yu Gothic UI" w:eastAsia="Yu Gothic UI" w:cs="Yu Gothic UI"/>
-                      <w:b w:val="0"/>
-                      <w:sz w:val="14"/>
-                    </w:rPr>
-                    <w:t>わり</w:t>
-                  </w:r>
-                </w:rt>
-                <w:rubyBase>
-                  <w:r>
-                    <w:rPr>
-                      <w:rFonts w:ascii="Yu Gothic UI" w:hAnsi="Yu Gothic UI" w:eastAsia="Yu Gothic UI" w:cs="Yu Gothic UI"/>
-                      <w:b w:val="0"/>
-                      <w:sz w:val="28"/>
-                    </w:rPr>
-                    <w:t>割</w:t>
-                  </w:r>
-                </w:rubyBase>
-              </w:ruby>
-            </w:r>
-            <w:r>
-              <w:ruby>
-                <w:rubyPr>
-                  <w:rubyAlign w:val="center"/>
-                  <w:hps w:val="14"/>
-                  <w:hpsRaise w:val="26"/>
-                  <w:hpsBaseText w:val="28"/>
-                  <w:lid w:val="ja-JP"/>
-                </w:rubyPr>
-                <w:rt>
-                  <w:r>
-                    <w:rPr>
-                      <w:rFonts w:ascii="Yu Gothic UI" w:hAnsi="Yu Gothic UI" w:eastAsia="Yu Gothic UI" w:cs="Yu Gothic UI"/>
-                      <w:b w:val="0"/>
-                      <w:sz w:val="14"/>
-                    </w:rPr>
-                    <w:t>びき</w:t>
-                  </w:r>
-                </w:rt>
-                <w:rubyBase>
-                  <w:r>
-                    <w:rPr>
-                      <w:rFonts w:ascii="Yu Gothic UI" w:hAnsi="Yu Gothic UI" w:eastAsia="Yu Gothic UI" w:cs="Yu Gothic UI"/>
-                      <w:b w:val="0"/>
-                      <w:sz w:val="28"/>
-                    </w:rPr>
-                    <w:t>引</w:t>
-                  </w:r>
-                </w:rubyBase>
-              </w:ruby>
-            </w:r>
-            <w:r>
-              <w:rPr>
-                <w:rFonts w:ascii="Yu Gothic UI" w:hAnsi="Yu Gothic UI" w:eastAsia="Yu Gothic UI" w:cs="Yu Gothic UI"/>
-                <w:b w:val="0"/>
-                <w:sz w:val="28"/>
-              </w:rPr>
-              <w:t>し</w:t>
-            </w:r>
-            <w:r>
-              <w:rPr>
-                <w:rFonts w:ascii="Yu Gothic UI" w:hAnsi="Yu Gothic UI" w:eastAsia="Yu Gothic UI" w:cs="Yu Gothic UI"/>
-                <w:b w:val="0"/>
-                <w:sz w:val="28"/>
-              </w:rPr>
-              <w:t>て</w:t>
-            </w:r>
-            <w:r>
-              <w:rPr>
-                <w:rFonts w:ascii="Yu Gothic UI" w:hAnsi="Yu Gothic UI" w:eastAsia="Yu Gothic UI" w:cs="Yu Gothic UI"/>
-                <w:b w:val="0"/>
-                <w:sz w:val="28"/>
-              </w:rPr>
-              <w:t>い</w:t>
-            </w:r>
-            <w:r>
-              <w:rPr>
-                <w:rFonts w:ascii="Yu Gothic UI" w:hAnsi="Yu Gothic UI" w:eastAsia="Yu Gothic UI" w:cs="Yu Gothic UI"/>
-                <w:b w:val="0"/>
-                <w:sz w:val="28"/>
-              </w:rPr>
-              <w:t>ま</w:t>
-            </w:r>
-            <w:r>
-              <w:rPr>
-                <w:rFonts w:ascii="Yu Gothic UI" w:hAnsi="Yu Gothic UI" w:eastAsia="Yu Gothic UI" w:cs="Yu Gothic UI"/>
-                <w:b w:val="0"/>
-                <w:sz w:val="28"/>
-              </w:rPr>
-              <w:t>す</w:t>
-            </w:r>
-            <w:r>
-              <w:rPr>
-                <w:rFonts w:ascii="Yu Gothic UI" w:hAnsi="Yu Gothic UI" w:eastAsia="Yu Gothic UI" w:cs="Yu Gothic UI"/>
-                <w:b w:val="0"/>
-                <w:sz w:val="28"/>
-              </w:rPr>
-              <w:t>か</w:t>
-            </w:r>
-            <w:r>
-              <w:rPr>
-                <w:rFonts w:ascii="Yu Gothic UI" w:hAnsi="Yu Gothic UI" w:eastAsia="Yu Gothic UI" w:cs="Yu Gothic UI"/>
-                <w:b w:val="0"/>
-                <w:sz w:val="28"/>
-              </w:rPr>
-              <w:t>？</w:t>
-            </w:r>
-          </w:p>
-        </w:tc>
-        <w:tc>
-          <w:tcPr>
-            <w:tcW w:type="dxa" w:w="2727"/>
-            <w:vAlign w:val="center"/>
-          </w:tcPr>
-          <w:p>
-            <w:pPr>
-              <w:spacing w:before="0" w:after="0" w:line="240" w:lineRule="auto"/>
-            </w:pPr>
-            <w:r>
-              <w:rPr>
-                <w:rFonts w:ascii="清松手寫體1" w:hAnsi="清松手寫體1" w:eastAsia="清松手寫體1" w:cs="清松手寫體1"/>
-                <w:b w:val="0"/>
-                <w:color w:val="0070C0"/>
-                <w:sz w:val="24"/>
-              </w:rPr>
-              <w:t>請問現在有打折嗎？</w:t>
-            </w:r>
-          </w:p>
-        </w:tc>
-      </w:tr>
-      <w:tr>
-        <w:trPr>
-          <w:cantSplit/>
-        </w:trPr>
-        <w:tc>
-          <w:tcPr>
-            <w:tcW w:type="dxa" w:w="7013"/>
-          </w:tcPr>
-          <w:p>
-            <w:pPr>
-              <w:tabs>
-                <w:tab w:pos="360" w:val="left"/>
-              </w:tabs>
-              <w:kinsoku/>
-              <w:autoSpaceDE w:val="0"/>
-              <w:autoSpaceDN w:val="0"/>
-              <w:snapToGrid w:val="0"/>
-              <w:spacing w:before="0" w:after="0" w:line="500" w:lineRule="exact"/>
-            </w:pPr>
-            <w:r>
               <w:drawing xmlns:a="http://schemas.openxmlformats.org/drawingml/2006/main">
                 <wp:anchor distT="0" distB="0" distL="0" distR="0" simplePos="0" relativeHeight="1043" behindDoc="0" locked="0" layoutInCell="1" allowOverlap="1">
                   <wp:simplePos x="0" y="0"/>
                   <wp:positionH relativeFrom="character">
-                    <wp:posOffset>228600</wp:posOffset>
+                    <wp:posOffset>2417673</wp:posOffset>
                   </wp:positionH>
                   <wp:positionV relativeFrom="line">
                     <wp:posOffset>12700</wp:posOffset>
@@ -6200,16 +5878,273 @@
                   </a:graphic>
                 </wp:anchor>
               </w:drawing>
+            </w:r>
+            <w:r>
+              <w:rPr>
+                <w:rFonts w:ascii="Yu Gothic UI" w:hAnsi="Yu Gothic UI" w:eastAsia="Yu Gothic UI" w:cs="Yu Gothic UI"/>
+                <w:b w:val="0"/>
+                <w:sz w:val="28"/>
+              </w:rPr>
+              <w:t>•</w:t>
+            </w:r>
+            <w:r>
+              <w:rPr>
+                <w:rFonts w:ascii="Yu Gothic UI" w:hAnsi="Yu Gothic UI" w:eastAsia="Yu Gothic UI" w:cs="Yu Gothic UI"/>
+                <w:b w:val="0"/>
+                <w:sz w:val="28"/>
+              </w:rPr>
+              <w:tab/>
+            </w:r>
+            <w:r>
+              <w:rPr>
+                <w:rFonts w:ascii="Yu Gothic UI" w:hAnsi="Yu Gothic UI" w:eastAsia="Yu Gothic UI" w:cs="Yu Gothic UI"/>
+                <w:b w:val="0"/>
+                <w:sz w:val="28"/>
+              </w:rPr>
+              <w:t>す</w:t>
+            </w:r>
+            <w:r>
+              <w:rPr>
+                <w:rFonts w:ascii="Yu Gothic UI" w:hAnsi="Yu Gothic UI" w:eastAsia="Yu Gothic UI" w:cs="Yu Gothic UI"/>
+                <w:b w:val="0"/>
+                <w:sz w:val="28"/>
+              </w:rPr>
+              <w:t>み</w:t>
+            </w:r>
+            <w:r>
+              <w:rPr>
+                <w:rFonts w:ascii="Yu Gothic UI" w:hAnsi="Yu Gothic UI" w:eastAsia="Yu Gothic UI" w:cs="Yu Gothic UI"/>
+                <w:b w:val="0"/>
+                <w:sz w:val="28"/>
+              </w:rPr>
+              <w:t>ま</w:t>
+            </w:r>
+            <w:r>
+              <w:rPr>
+                <w:rFonts w:ascii="Yu Gothic UI" w:hAnsi="Yu Gothic UI" w:eastAsia="Yu Gothic UI" w:cs="Yu Gothic UI"/>
+                <w:b w:val="0"/>
+                <w:sz w:val="28"/>
+              </w:rPr>
+              <w:t>せ</w:t>
+            </w:r>
+            <w:r>
+              <w:rPr>
+                <w:rFonts w:ascii="Yu Gothic UI" w:hAnsi="Yu Gothic UI" w:eastAsia="Yu Gothic UI" w:cs="Yu Gothic UI"/>
+                <w:b w:val="0"/>
+                <w:sz w:val="28"/>
+              </w:rPr>
+              <w:t>ん</w:t>
+            </w:r>
+            <w:r>
+              <w:rPr>
+                <w:rFonts w:ascii="Yu Gothic UI" w:hAnsi="Yu Gothic UI" w:eastAsia="Yu Gothic UI" w:cs="Yu Gothic UI"/>
+                <w:b w:val="0"/>
+                <w:sz w:val="28"/>
+              </w:rPr>
+              <w:t>、</w:t>
+            </w:r>
+            <w:r>
+              <w:ruby>
+                <w:rubyPr>
+                  <w:rubyAlign w:val="center"/>
+                  <w:hps w:val="14"/>
+                  <w:hpsRaise w:val="26"/>
+                  <w:hpsBaseText w:val="28"/>
+                  <w:lid w:val="ja-JP"/>
+                </w:rubyPr>
+                <w:rt>
+                  <w:r>
+                    <w:rPr>
+                      <w:rFonts w:ascii="Yu Gothic UI" w:hAnsi="Yu Gothic UI" w:eastAsia="Yu Gothic UI" w:cs="Yu Gothic UI"/>
+                      <w:b w:val="0"/>
+                      <w:sz w:val="14"/>
+                    </w:rPr>
+                    <w:t>いま</w:t>
+                  </w:r>
+                </w:rt>
+                <w:rubyBase>
+                  <w:r>
+                    <w:rPr>
+                      <w:rFonts w:ascii="Yu Gothic UI" w:hAnsi="Yu Gothic UI" w:eastAsia="Yu Gothic UI" w:cs="Yu Gothic UI"/>
+                      <w:b w:val="0"/>
+                      <w:sz w:val="28"/>
+                    </w:rPr>
+                    <w:t>今</w:t>
+                  </w:r>
+                </w:rubyBase>
+              </w:ruby>
+            </w:r>
+            <w:r>
+              <w:ruby>
+                <w:rubyPr>
+                  <w:rubyAlign w:val="center"/>
+                  <w:hps w:val="14"/>
+                  <w:hpsRaise w:val="26"/>
+                  <w:hpsBaseText w:val="28"/>
+                  <w:lid w:val="ja-JP"/>
+                </w:rubyPr>
+                <w:rt>
+                  <w:r>
+                    <w:rPr>
+                      <w:rFonts w:ascii="Yu Gothic UI" w:hAnsi="Yu Gothic UI" w:eastAsia="Yu Gothic UI" w:cs="Yu Gothic UI"/>
+                      <w:b w:val="0"/>
+                      <w:sz w:val="14"/>
+                    </w:rPr>
+                    <w:t>わり</w:t>
+                  </w:r>
+                </w:rt>
+                <w:rubyBase>
+                  <w:r>
+                    <w:rPr>
+                      <w:rFonts w:ascii="Yu Gothic UI" w:hAnsi="Yu Gothic UI" w:eastAsia="Yu Gothic UI" w:cs="Yu Gothic UI"/>
+                      <w:b w:val="0"/>
+                      <w:sz w:val="28"/>
+                    </w:rPr>
+                    <w:t>割</w:t>
+                  </w:r>
+                </w:rubyBase>
+              </w:ruby>
+            </w:r>
+            <w:r>
+              <w:ruby>
+                <w:rubyPr>
+                  <w:rubyAlign w:val="center"/>
+                  <w:hps w:val="14"/>
+                  <w:hpsRaise w:val="26"/>
+                  <w:hpsBaseText w:val="28"/>
+                  <w:lid w:val="ja-JP"/>
+                </w:rubyPr>
+                <w:rt>
+                  <w:r>
+                    <w:rPr>
+                      <w:rFonts w:ascii="Yu Gothic UI" w:hAnsi="Yu Gothic UI" w:eastAsia="Yu Gothic UI" w:cs="Yu Gothic UI"/>
+                      <w:b w:val="0"/>
+                      <w:sz w:val="14"/>
+                    </w:rPr>
+                    <w:t>びき</w:t>
+                  </w:r>
+                </w:rt>
+                <w:rubyBase>
+                  <w:r>
+                    <w:rPr>
+                      <w:rFonts w:ascii="Yu Gothic UI" w:hAnsi="Yu Gothic UI" w:eastAsia="Yu Gothic UI" w:cs="Yu Gothic UI"/>
+                      <w:b w:val="0"/>
+                      <w:sz w:val="28"/>
+                    </w:rPr>
+                    <w:t>引</w:t>
+                  </w:r>
+                </w:rubyBase>
+              </w:ruby>
+            </w:r>
+            <w:r>
+              <w:rPr>
+                <w:rFonts w:ascii="Yu Gothic UI" w:hAnsi="Yu Gothic UI" w:eastAsia="Yu Gothic UI" w:cs="Yu Gothic UI"/>
+                <w:b w:val="0"/>
+                <w:sz w:val="28"/>
+              </w:rPr>
+              <w:t>し</w:t>
+            </w:r>
+            <w:r>
+              <w:rPr>
+                <w:rFonts w:ascii="Yu Gothic UI" w:hAnsi="Yu Gothic UI" w:eastAsia="Yu Gothic UI" w:cs="Yu Gothic UI"/>
+                <w:b w:val="0"/>
+                <w:sz w:val="28"/>
+              </w:rPr>
+              <w:t>て</w:t>
+            </w:r>
+            <w:r>
+              <w:rPr>
+                <w:rFonts w:ascii="Yu Gothic UI" w:hAnsi="Yu Gothic UI" w:eastAsia="Yu Gothic UI" w:cs="Yu Gothic UI"/>
+                <w:b w:val="0"/>
+                <w:sz w:val="28"/>
+              </w:rPr>
+              <w:t>い</w:t>
+            </w:r>
+            <w:r>
+              <w:rPr>
+                <w:rFonts w:ascii="Yu Gothic UI" w:hAnsi="Yu Gothic UI" w:eastAsia="Yu Gothic UI" w:cs="Yu Gothic UI"/>
+                <w:b w:val="0"/>
+                <w:sz w:val="28"/>
+              </w:rPr>
+              <w:t>ま</w:t>
+            </w:r>
+            <w:r>
+              <w:rPr>
+                <w:rFonts w:ascii="Yu Gothic UI" w:hAnsi="Yu Gothic UI" w:eastAsia="Yu Gothic UI" w:cs="Yu Gothic UI"/>
+                <w:b w:val="0"/>
+                <w:sz w:val="28"/>
+              </w:rPr>
+              <w:t>す</w:t>
+            </w:r>
+            <w:r>
+              <w:rPr>
+                <w:rFonts w:ascii="Yu Gothic UI" w:hAnsi="Yu Gothic UI" w:eastAsia="Yu Gothic UI" w:cs="Yu Gothic UI"/>
+                <w:b w:val="0"/>
+                <w:sz w:val="28"/>
+              </w:rPr>
+              <w:t>か</w:t>
+            </w:r>
+            <w:r>
+              <w:rPr>
+                <w:rFonts w:ascii="Yu Gothic UI" w:hAnsi="Yu Gothic UI" w:eastAsia="Yu Gothic UI" w:cs="Yu Gothic UI"/>
+                <w:b w:val="0"/>
+                <w:sz w:val="28"/>
+              </w:rPr>
+              <w:t>？</w:t>
+            </w:r>
+          </w:p>
+        </w:tc>
+        <w:tc>
+          <w:tcPr>
+            <w:tcW w:type="dxa" w:w="2727"/>
+            <w:vAlign w:val="center"/>
+          </w:tcPr>
+          <w:p>
+            <w:pPr>
+              <w:spacing w:before="0" w:after="0" w:line="240" w:lineRule="auto"/>
+            </w:pPr>
+            <w:r>
+              <w:rPr>
+                <w:rFonts w:ascii="清松手寫體1" w:hAnsi="清松手寫體1" w:eastAsia="清松手寫體1" w:cs="清松手寫體1"/>
+                <w:b w:val="0"/>
+                <w:color w:val="0070C0"/>
+                <w:sz w:val="24"/>
+              </w:rPr>
+              <w:t>請問現在有打折嗎？</w:t>
+            </w:r>
+          </w:p>
+        </w:tc>
+      </w:tr>
+      <w:tr>
+        <w:trPr>
+          <w:cantSplit/>
+        </w:trPr>
+        <w:tc>
+          <w:tcPr>
+            <w:tcW w:type="dxa" w:w="7013"/>
+          </w:tcPr>
+          <w:p>
+            <w:pPr>
+              <w:tabs>
+                <w:tab w:pos="360" w:val="left"/>
+              </w:tabs>
+              <w:kinsoku/>
+              <w:autoSpaceDE w:val="0"/>
+              <w:autoSpaceDN w:val="0"/>
+              <w:snapToGrid w:val="0"/>
+              <w:spacing w:before="0" w:after="0" w:line="500" w:lineRule="exact"/>
+            </w:pPr>
+            <w:r>
               <w:drawing xmlns:a="http://schemas.openxmlformats.org/drawingml/2006/main">
                 <wp:anchor distT="0" distB="0" distL="0" distR="0" simplePos="0" relativeHeight="1044" behindDoc="0" locked="0" layoutInCell="1" allowOverlap="1">
                   <wp:simplePos x="0" y="0"/>
                   <wp:positionH relativeFrom="character">
-                    <wp:posOffset>867079</wp:posOffset>
+                    <wp:posOffset>228600</wp:posOffset>
                   </wp:positionH>
                   <wp:positionV relativeFrom="line">
                     <wp:posOffset>12700</wp:posOffset>
                   </wp:positionV>
-                  <wp:extent cx="638479" cy="0"/>
+                  <wp:extent cx="182422" cy="82550"/>
                   <wp:effectExtent l="0" t="0" r="0" b="0"/>
                   <wp:wrapNone/>
                   <wp:docPr id="1044" name="pitch 1044"/>
@@ -6221,7 +6156,63 @@
                         <wps:spPr>
                           <a:xfrm>
                             <a:off x="0" y="0"/>
-                            <a:ext cx="638479" cy="0"/>
+                            <a:ext cx="182422" cy="82550"/>
+                          </a:xfrm>
+                          <a:custGeom>
+                            <a:avLst/>
+                            <a:gdLst/>
+                            <a:ahLst/>
+                            <a:cxnLst/>
+                            <a:rect l="0" t="0" r="r" b="b"/>
+                            <a:pathLst>
+                              <a:path w="182422" h="82550" fill="none">
+                                <a:moveTo>
+                                  <a:pt x="0" y="0"/>
+                                </a:moveTo>
+                                <a:lnTo>
+                                  <a:pt x="182422" y="0"/>
+                                </a:lnTo>
+                                <a:lnTo>
+                                  <a:pt x="182422" y="82550"/>
+                                </a:lnTo>
+                              </a:path>
+                            </a:pathLst>
+                          </a:custGeom>
+                          <a:noFill/>
+                          <a:ln w="9525">
+                            <a:solidFill>
+                              <a:srgbClr val="FF7D80"/>
+                            </a:solidFill>
+                          </a:ln>
+                        </wps:spPr>
+                        <wps:bodyPr/>
+                      </wps:wsp>
+                    </a:graphicData>
+                  </a:graphic>
+                </wp:anchor>
+              </w:drawing>
+              <w:drawing xmlns:a="http://schemas.openxmlformats.org/drawingml/2006/main">
+                <wp:anchor distT="0" distB="0" distL="0" distR="0" simplePos="0" relativeHeight="1045" behindDoc="0" locked="0" layoutInCell="1" allowOverlap="1">
+                  <wp:simplePos x="0" y="0"/>
+                  <wp:positionH relativeFrom="character">
+                    <wp:posOffset>867079</wp:posOffset>
+                  </wp:positionH>
+                  <wp:positionV relativeFrom="line">
+                    <wp:posOffset>12700</wp:posOffset>
+                  </wp:positionV>
+                  <wp:extent cx="273634" cy="0"/>
+                  <wp:effectExtent l="0" t="0" r="0" b="0"/>
+                  <wp:wrapNone/>
+                  <wp:docPr id="1045" name="pitch 1045"/>
+                  <wp:cNvGraphicFramePr/>
+                  <a:graphic>
+                    <a:graphicData uri="http://schemas.microsoft.com/office/word/2010/wordprocessingShape">
+                      <wps:wsp>
+                        <wps:cNvSpPr/>
+                        <wps:spPr>
+                          <a:xfrm>
+                            <a:off x="0" y="0"/>
+                            <a:ext cx="273634" cy="0"/>
                           </a:xfrm>
                           <a:prstGeom prst="line">
                             <a:avLst/>
@@ -6240,7 +6231,46 @@
                 </wp:anchor>
               </w:drawing>
               <w:drawing xmlns:a="http://schemas.openxmlformats.org/drawingml/2006/main">
-                <wp:anchor distT="0" distB="0" distL="0" distR="0" simplePos="0" relativeHeight="1045" behindDoc="0" locked="0" layoutInCell="1" allowOverlap="1">
+                <wp:anchor distT="0" distB="0" distL="0" distR="0" simplePos="0" relativeHeight="1046" behindDoc="0" locked="0" layoutInCell="1" allowOverlap="1">
+                  <wp:simplePos x="0" y="0"/>
+                  <wp:positionH relativeFrom="character">
+                    <wp:posOffset>1323136</wp:posOffset>
+                  </wp:positionH>
+                  <wp:positionV relativeFrom="line">
+                    <wp:posOffset>12700</wp:posOffset>
+                  </wp:positionV>
+                  <wp:extent cx="182422" cy="0"/>
+                  <wp:effectExtent l="0" t="0" r="0" b="0"/>
+                  <wp:wrapNone/>
+                  <wp:docPr id="1046" name="pitch 1046"/>
+                  <wp:cNvGraphicFramePr/>
+                  <a:graphic>
+                    <a:graphicData uri="http://schemas.microsoft.com/office/word/2010/wordprocessingShape">
+                      <wps:wsp>
+                        <wps:cNvSpPr/>
+                        <wps:spPr>
+                          <a:xfrm>
+                            <a:off x="0" y="0"/>
+                            <a:ext cx="182422" cy="0"/>
+                          </a:xfrm>
+                          <a:prstGeom prst="line">
+                            <a:avLst/>
+                          </a:prstGeom>
+                          <a:noFill/>
+                          <a:ln w="9525">
+                            <a:solidFill>
+                              <a:srgbClr val="FF7D80"/>
+                            </a:solidFill>
+                          </a:ln>
+                        </wps:spPr>
+                        <wps:bodyPr/>
+                      </wps:wsp>
+                    </a:graphicData>
+                  </a:graphic>
+                </wp:anchor>
+              </w:drawing>
+              <w:drawing xmlns:a="http://schemas.openxmlformats.org/drawingml/2006/main">
+                <wp:anchor distT="0" distB="0" distL="0" distR="0" simplePos="0" relativeHeight="1047" behindDoc="0" locked="0" layoutInCell="1" allowOverlap="1">
                   <wp:simplePos x="0" y="0"/>
                   <wp:positionH relativeFrom="character">
                     <wp:posOffset>1505559</wp:posOffset>
@@ -6251,7 +6281,7 @@
                   <wp:extent cx="364845" cy="82550"/>
                   <wp:effectExtent l="0" t="0" r="0" b="0"/>
                   <wp:wrapNone/>
-                  <wp:docPr id="1045" name="pitch 1045"/>
+                  <wp:docPr id="1047" name="pitch 1047"/>
                   <wp:cNvGraphicFramePr/>
                   <a:graphic>
                     <a:graphicData uri="http://schemas.microsoft.com/office/word/2010/wordprocessingShape">
@@ -6490,18 +6520,18 @@
             </w:pPr>
             <w:r>
               <w:drawing xmlns:a="http://schemas.openxmlformats.org/drawingml/2006/main">
-                <wp:anchor distT="0" distB="0" distL="0" distR="0" simplePos="0" relativeHeight="1046" behindDoc="0" locked="0" layoutInCell="1" allowOverlap="1">
+                <wp:anchor distT="0" distB="0" distL="0" distR="0" simplePos="0" relativeHeight="1048" behindDoc="0" locked="0" layoutInCell="1" allowOverlap="1">
                   <wp:simplePos x="0" y="0"/>
                   <wp:positionH relativeFrom="character">
-                    <wp:posOffset>319811</wp:posOffset>
+                    <wp:posOffset>228600</wp:posOffset>
                   </wp:positionH>
                   <wp:positionV relativeFrom="line">
                     <wp:posOffset>12700</wp:posOffset>
                   </wp:positionV>
-                  <wp:extent cx="638479" cy="0"/>
+                  <wp:extent cx="91211" cy="82550"/>
                   <wp:effectExtent l="0" t="0" r="0" b="0"/>
                   <wp:wrapNone/>
-                  <wp:docPr id="1046" name="pitch 1046"/>
+                  <wp:docPr id="1048" name="pitch 1048"/>
                   <wp:cNvGraphicFramePr/>
                   <a:graphic>
                     <a:graphicData uri="http://schemas.microsoft.com/office/word/2010/wordprocessingShape">
@@ -6510,11 +6540,28 @@
                         <wps:spPr>
                           <a:xfrm>
                             <a:off x="0" y="0"/>
-                            <a:ext cx="638479" cy="0"/>
+                            <a:ext cx="91211" cy="82550"/>
                           </a:xfrm>
-                          <a:prstGeom prst="line">
+                          <a:custGeom>
                             <a:avLst/>
-                          </a:prstGeom>
+                            <a:gdLst/>
+                            <a:ahLst/>
+                            <a:cxnLst/>
+                            <a:rect l="0" t="0" r="r" b="b"/>
+                            <a:pathLst>
+                              <a:path w="91211" h="82550" fill="none">
+                                <a:moveTo>
+                                  <a:pt x="0" y="0"/>
+                                </a:moveTo>
+                                <a:lnTo>
+                                  <a:pt x="91211" y="0"/>
+                                </a:lnTo>
+                                <a:lnTo>
+                                  <a:pt x="91211" y="82550"/>
+                                </a:lnTo>
+                              </a:path>
+                            </a:pathLst>
+                          </a:custGeom>
                           <a:noFill/>
                           <a:ln w="9525">
                             <a:solidFill>
@@ -6529,18 +6576,18 @@
                 </wp:anchor>
               </w:drawing>
               <w:drawing xmlns:a="http://schemas.openxmlformats.org/drawingml/2006/main">
-                <wp:anchor distT="0" distB="0" distL="0" distR="0" simplePos="0" relativeHeight="1047" behindDoc="0" locked="0" layoutInCell="1" allowOverlap="1">
+                <wp:anchor distT="0" distB="0" distL="0" distR="0" simplePos="0" relativeHeight="1049" behindDoc="0" locked="0" layoutInCell="1" allowOverlap="1">
                   <wp:simplePos x="0" y="0"/>
                   <wp:positionH relativeFrom="character">
-                    <wp:posOffset>1140714</wp:posOffset>
+                    <wp:posOffset>958291</wp:posOffset>
                   </wp:positionH>
                   <wp:positionV relativeFrom="line">
                     <wp:posOffset>12700</wp:posOffset>
                   </wp:positionV>
-                  <wp:extent cx="364845" cy="0"/>
+                  <wp:extent cx="182422" cy="82550"/>
                   <wp:effectExtent l="0" t="0" r="0" b="0"/>
                   <wp:wrapNone/>
-                  <wp:docPr id="1047" name="pitch 1047"/>
+                  <wp:docPr id="1049" name="pitch 1049"/>
                   <wp:cNvGraphicFramePr/>
                   <a:graphic>
                     <a:graphicData uri="http://schemas.microsoft.com/office/word/2010/wordprocessingShape">
@@ -6549,11 +6596,28 @@
                         <wps:spPr>
                           <a:xfrm>
                             <a:off x="0" y="0"/>
-                            <a:ext cx="364845" cy="0"/>
+                            <a:ext cx="182422" cy="82550"/>
                           </a:xfrm>
-                          <a:prstGeom prst="line">
+                          <a:custGeom>
                             <a:avLst/>
-                          </a:prstGeom>
+                            <a:gdLst/>
+                            <a:ahLst/>
+                            <a:cxnLst/>
+                            <a:rect l="0" t="0" r="r" b="b"/>
+                            <a:pathLst>
+                              <a:path w="182422" h="82550" fill="none">
+                                <a:moveTo>
+                                  <a:pt x="0" y="0"/>
+                                </a:moveTo>
+                                <a:lnTo>
+                                  <a:pt x="182422" y="0"/>
+                                </a:lnTo>
+                                <a:lnTo>
+                                  <a:pt x="182422" y="82550"/>
+                                </a:lnTo>
+                              </a:path>
+                            </a:pathLst>
+                          </a:custGeom>
                           <a:noFill/>
                           <a:ln w="9525">
                             <a:solidFill>
@@ -6770,7 +6834,7 @@
             </w:pPr>
             <w:r>
               <w:drawing xmlns:a="http://schemas.openxmlformats.org/drawingml/2006/main">
-                <wp:anchor distT="0" distB="0" distL="0" distR="0" simplePos="0" relativeHeight="1048" behindDoc="0" locked="0" layoutInCell="1" allowOverlap="1">
+                <wp:anchor distT="0" distB="0" distL="0" distR="0" simplePos="0" relativeHeight="1050" behindDoc="0" locked="0" layoutInCell="1" allowOverlap="1">
                   <wp:simplePos x="0" y="0"/>
                   <wp:positionH relativeFrom="character">
                     <wp:posOffset>411022</wp:posOffset>
@@ -6781,7 +6845,7 @@
                   <wp:extent cx="547268" cy="0"/>
                   <wp:effectExtent l="0" t="0" r="0" b="0"/>
                   <wp:wrapNone/>
-                  <wp:docPr id="1048" name="pitch 1048"/>
+                  <wp:docPr id="1050" name="pitch 1050"/>
                   <wp:cNvGraphicFramePr/>
                   <a:graphic>
                     <a:graphicData uri="http://schemas.microsoft.com/office/word/2010/wordprocessingShape">
@@ -6809,290 +6873,10 @@
                 </wp:anchor>
               </w:drawing>
               <w:drawing xmlns:a="http://schemas.openxmlformats.org/drawingml/2006/main">
-                <wp:anchor distT="0" distB="0" distL="0" distR="0" simplePos="0" relativeHeight="1049" behindDoc="0" locked="0" layoutInCell="1" allowOverlap="1">
-                  <wp:simplePos x="0" y="0"/>
-                  <wp:positionH relativeFrom="character">
-                    <wp:posOffset>1140714</wp:posOffset>
-                  </wp:positionH>
-                  <wp:positionV relativeFrom="line">
-                    <wp:posOffset>12700</wp:posOffset>
-                  </wp:positionV>
-                  <wp:extent cx="182422" cy="0"/>
-                  <wp:effectExtent l="0" t="0" r="0" b="0"/>
-                  <wp:wrapNone/>
-                  <wp:docPr id="1049" name="pitch 1049"/>
-                  <wp:cNvGraphicFramePr/>
-                  <a:graphic>
-                    <a:graphicData uri="http://schemas.microsoft.com/office/word/2010/wordprocessingShape">
-                      <wps:wsp>
-                        <wps:cNvSpPr/>
-                        <wps:spPr>
-                          <a:xfrm>
-                            <a:off x="0" y="0"/>
-                            <a:ext cx="182422" cy="0"/>
-                          </a:xfrm>
-                          <a:prstGeom prst="line">
-                            <a:avLst/>
-                          </a:prstGeom>
-                          <a:noFill/>
-                          <a:ln w="9525">
-                            <a:solidFill>
-                              <a:srgbClr val="FF7D80"/>
-                            </a:solidFill>
-                          </a:ln>
-                        </wps:spPr>
-                        <wps:bodyPr/>
-                      </wps:wsp>
-                    </a:graphicData>
-                  </a:graphic>
-                </wp:anchor>
-              </w:drawing>
-            </w:r>
-            <w:r>
-              <w:rPr>
-                <w:rFonts w:ascii="Yu Gothic UI" w:hAnsi="Yu Gothic UI" w:eastAsia="Yu Gothic UI" w:cs="Yu Gothic UI"/>
-                <w:b w:val="0"/>
-                <w:sz w:val="28"/>
-              </w:rPr>
-              <w:t>•</w:t>
-            </w:r>
-            <w:r>
-              <w:rPr>
-                <w:rFonts w:ascii="Yu Gothic UI" w:hAnsi="Yu Gothic UI" w:eastAsia="Yu Gothic UI" w:cs="Yu Gothic UI"/>
-                <w:b w:val="0"/>
-                <w:sz w:val="28"/>
-              </w:rPr>
-              <w:tab/>
-            </w:r>
-            <w:r>
-              <w:ruby>
-                <w:rubyPr>
-                  <w:rubyAlign w:val="center"/>
-                  <w:hps w:val="14"/>
-                  <w:hpsRaise w:val="26"/>
-                  <w:hpsBaseText w:val="28"/>
-                  <w:lid w:val="ja-JP"/>
-                </w:rubyPr>
-                <w:rt>
-                  <w:r>
-                    <w:rPr>
-                      <w:rFonts w:ascii="Yu Gothic UI" w:hAnsi="Yu Gothic UI" w:eastAsia="Yu Gothic UI" w:cs="Yu Gothic UI"/>
-                      <w:b w:val="0"/>
-                      <w:sz w:val="14"/>
-                    </w:rPr>
-                    <w:t>に</w:t>
-                  </w:r>
-                </w:rt>
-                <w:rubyBase>
-                  <w:r>
-                    <w:rPr>
-                      <w:rFonts w:ascii="Yu Gothic UI" w:hAnsi="Yu Gothic UI" w:eastAsia="Yu Gothic UI" w:cs="Yu Gothic UI"/>
-                      <w:b w:val="0"/>
-                      <w:sz w:val="28"/>
-                    </w:rPr>
-                    <w:t>二</w:t>
-                  </w:r>
-                </w:rubyBase>
-              </w:ruby>
-            </w:r>
-            <w:r>
-              <w:ruby>
-                <w:rubyPr>
-                  <w:rubyAlign w:val="center"/>
-                  <w:hps w:val="14"/>
-                  <w:hpsRaise w:val="26"/>
-                  <w:hpsBaseText w:val="28"/>
-                  <w:lid w:val="ja-JP"/>
-                </w:rubyPr>
-                <w:rt>
-                  <w:r>
-                    <w:rPr>
-                      <w:rFonts w:ascii="Yu Gothic UI" w:hAnsi="Yu Gothic UI" w:eastAsia="Yu Gothic UI" w:cs="Yu Gothic UI"/>
-                      <w:b w:val="0"/>
-                      <w:sz w:val="14"/>
-                    </w:rPr>
-                    <w:t>わり</w:t>
-                  </w:r>
-                </w:rt>
-                <w:rubyBase>
-                  <w:r>
-                    <w:rPr>
-                      <w:rFonts w:ascii="Yu Gothic UI" w:hAnsi="Yu Gothic UI" w:eastAsia="Yu Gothic UI" w:cs="Yu Gothic UI"/>
-                      <w:b w:val="0"/>
-                      <w:sz w:val="28"/>
-                    </w:rPr>
-                    <w:t>割</w:t>
-                  </w:r>
-                </w:rubyBase>
-              </w:ruby>
-            </w:r>
-            <w:r>
-              <w:ruby>
-                <w:rubyPr>
-                  <w:rubyAlign w:val="center"/>
-                  <w:hps w:val="14"/>
-                  <w:hpsRaise w:val="26"/>
-                  <w:hpsBaseText w:val="28"/>
-                  <w:lid w:val="ja-JP"/>
-                </w:rubyPr>
-                <w:rt>
-                  <w:r>
-                    <w:rPr>
-                      <w:rFonts w:ascii="Yu Gothic UI" w:hAnsi="Yu Gothic UI" w:eastAsia="Yu Gothic UI" w:cs="Yu Gothic UI"/>
-                      <w:b w:val="0"/>
-                      <w:sz w:val="14"/>
-                    </w:rPr>
-                    <w:t>び</w:t>
-                  </w:r>
-                </w:rt>
-                <w:rubyBase>
-                  <w:r>
-                    <w:rPr>
-                      <w:rFonts w:ascii="Yu Gothic UI" w:hAnsi="Yu Gothic UI" w:eastAsia="Yu Gothic UI" w:cs="Yu Gothic UI"/>
-                      <w:b w:val="0"/>
-                      <w:sz w:val="28"/>
-                    </w:rPr>
-                    <w:t>引</w:t>
-                  </w:r>
-                </w:rubyBase>
-              </w:ruby>
-            </w:r>
-            <w:r>
-              <w:rPr>
-                <w:rFonts w:ascii="Yu Gothic UI" w:hAnsi="Yu Gothic UI" w:eastAsia="Yu Gothic UI" w:cs="Yu Gothic UI"/>
-                <w:b w:val="0"/>
-                <w:sz w:val="28"/>
-              </w:rPr>
-              <w:t>き</w:t>
-            </w:r>
-            <w:r>
-              <w:rPr>
-                <w:rFonts w:ascii="Yu Gothic UI" w:hAnsi="Yu Gothic UI" w:eastAsia="Yu Gothic UI" w:cs="Yu Gothic UI"/>
-                <w:b w:val="0"/>
-                <w:sz w:val="28"/>
-              </w:rPr>
-              <w:t>で</w:t>
-            </w:r>
-            <w:r>
-              <w:rPr>
-                <w:rFonts w:ascii="Yu Gothic UI" w:hAnsi="Yu Gothic UI" w:eastAsia="Yu Gothic UI" w:cs="Yu Gothic UI"/>
-                <w:b w:val="0"/>
-                <w:sz w:val="28"/>
-              </w:rPr>
-              <w:t>す</w:t>
-            </w:r>
-            <w:r>
-              <w:rPr>
-                <w:rFonts w:ascii="Yu Gothic UI" w:hAnsi="Yu Gothic UI" w:eastAsia="Yu Gothic UI" w:cs="Yu Gothic UI"/>
-                <w:b w:val="0"/>
-                <w:sz w:val="28"/>
-              </w:rPr>
-              <w:t>。</w:t>
-            </w:r>
-          </w:p>
-        </w:tc>
-        <w:tc>
-          <w:tcPr>
-            <w:tcW w:type="dxa" w:w="2727"/>
-            <w:vAlign w:val="center"/>
-          </w:tcPr>
-          <w:p>
-            <w:pPr>
-              <w:spacing w:before="0" w:after="0" w:line="240" w:lineRule="auto"/>
-            </w:pPr>
-            <w:r>
-              <w:rPr>
-                <w:rFonts w:ascii="清松手寫體1" w:hAnsi="清松手寫體1" w:eastAsia="清松手寫體1" w:cs="清松手寫體1"/>
-                <w:b w:val="0"/>
-                <w:color w:val="0070C0"/>
-                <w:sz w:val="24"/>
-              </w:rPr>
-              <w:t>打八折。</w:t>
-            </w:r>
-          </w:p>
-        </w:tc>
-      </w:tr>
-      <w:tr>
-        <w:trPr>
-          <w:cantSplit/>
-        </w:trPr>
-        <w:tc>
-          <w:tcPr>
-            <w:tcW w:type="dxa" w:w="7013"/>
-          </w:tcPr>
-          <w:p>
-            <w:pPr>
-              <w:tabs>
-                <w:tab w:pos="360" w:val="left"/>
-              </w:tabs>
-              <w:kinsoku/>
-              <w:autoSpaceDE w:val="0"/>
-              <w:autoSpaceDN w:val="0"/>
-              <w:snapToGrid w:val="0"/>
-              <w:spacing w:before="0" w:after="0" w:line="500" w:lineRule="exact"/>
-            </w:pPr>
-            <w:r>
-              <w:drawing xmlns:a="http://schemas.openxmlformats.org/drawingml/2006/main">
-                <wp:anchor distT="0" distB="0" distL="0" distR="0" simplePos="0" relativeHeight="1050" behindDoc="0" locked="0" layoutInCell="1" allowOverlap="1">
-                  <wp:simplePos x="0" y="0"/>
-                  <wp:positionH relativeFrom="character">
-                    <wp:posOffset>319811</wp:posOffset>
-                  </wp:positionH>
-                  <wp:positionV relativeFrom="line">
-                    <wp:posOffset>12700</wp:posOffset>
-                  </wp:positionV>
-                  <wp:extent cx="912114" cy="82550"/>
-                  <wp:effectExtent l="0" t="0" r="0" b="0"/>
-                  <wp:wrapNone/>
-                  <wp:docPr id="1050" name="pitch 1050"/>
-                  <wp:cNvGraphicFramePr/>
-                  <a:graphic>
-                    <a:graphicData uri="http://schemas.microsoft.com/office/word/2010/wordprocessingShape">
-                      <wps:wsp>
-                        <wps:cNvSpPr/>
-                        <wps:spPr>
-                          <a:xfrm>
-                            <a:off x="0" y="0"/>
-                            <a:ext cx="912114" cy="82550"/>
-                          </a:xfrm>
-                          <a:custGeom>
-                            <a:avLst/>
-                            <a:gdLst/>
-                            <a:ahLst/>
-                            <a:cxnLst/>
-                            <a:rect l="0" t="0" r="r" b="b"/>
-                            <a:pathLst>
-                              <a:path w="912114" h="82550" fill="none">
-                                <a:moveTo>
-                                  <a:pt x="0" y="0"/>
-                                </a:moveTo>
-                                <a:lnTo>
-                                  <a:pt x="912114" y="0"/>
-                                </a:lnTo>
-                                <a:lnTo>
-                                  <a:pt x="912114" y="82550"/>
-                                </a:lnTo>
-                              </a:path>
-                            </a:pathLst>
-                          </a:custGeom>
-                          <a:noFill/>
-                          <a:ln w="9525">
-                            <a:solidFill>
-                              <a:srgbClr val="FF7D80"/>
-                            </a:solidFill>
-                          </a:ln>
-                        </wps:spPr>
-                        <wps:bodyPr/>
-                      </wps:wsp>
-                    </a:graphicData>
-                  </a:graphic>
-                </wp:anchor>
-              </w:drawing>
-              <w:drawing xmlns:a="http://schemas.openxmlformats.org/drawingml/2006/main">
                 <wp:anchor distT="0" distB="0" distL="0" distR="0" simplePos="0" relativeHeight="1051" behindDoc="0" locked="0" layoutInCell="1" allowOverlap="1">
                   <wp:simplePos x="0" y="0"/>
                   <wp:positionH relativeFrom="character">
-                    <wp:posOffset>1596771</wp:posOffset>
+                    <wp:posOffset>958291</wp:posOffset>
                   </wp:positionH>
                   <wp:positionV relativeFrom="line">
                     <wp:posOffset>12700</wp:posOffset>
@@ -7177,6 +6961,247 @@
                       <w:b w:val="0"/>
                       <w:sz w:val="14"/>
                     </w:rPr>
+                    <w:t>に</w:t>
+                  </w:r>
+                </w:rt>
+                <w:rubyBase>
+                  <w:r>
+                    <w:rPr>
+                      <w:rFonts w:ascii="Yu Gothic UI" w:hAnsi="Yu Gothic UI" w:eastAsia="Yu Gothic UI" w:cs="Yu Gothic UI"/>
+                      <w:b w:val="0"/>
+                      <w:sz w:val="28"/>
+                    </w:rPr>
+                    <w:t>二</w:t>
+                  </w:r>
+                </w:rubyBase>
+              </w:ruby>
+            </w:r>
+            <w:r>
+              <w:ruby>
+                <w:rubyPr>
+                  <w:rubyAlign w:val="center"/>
+                  <w:hps w:val="14"/>
+                  <w:hpsRaise w:val="26"/>
+                  <w:hpsBaseText w:val="28"/>
+                  <w:lid w:val="ja-JP"/>
+                </w:rubyPr>
+                <w:rt>
+                  <w:r>
+                    <w:rPr>
+                      <w:rFonts w:ascii="Yu Gothic UI" w:hAnsi="Yu Gothic UI" w:eastAsia="Yu Gothic UI" w:cs="Yu Gothic UI"/>
+                      <w:b w:val="0"/>
+                      <w:sz w:val="14"/>
+                    </w:rPr>
+                    <w:t>わり</w:t>
+                  </w:r>
+                </w:rt>
+                <w:rubyBase>
+                  <w:r>
+                    <w:rPr>
+                      <w:rFonts w:ascii="Yu Gothic UI" w:hAnsi="Yu Gothic UI" w:eastAsia="Yu Gothic UI" w:cs="Yu Gothic UI"/>
+                      <w:b w:val="0"/>
+                      <w:sz w:val="28"/>
+                    </w:rPr>
+                    <w:t>割</w:t>
+                  </w:r>
+                </w:rubyBase>
+              </w:ruby>
+            </w:r>
+            <w:r>
+              <w:ruby>
+                <w:rubyPr>
+                  <w:rubyAlign w:val="center"/>
+                  <w:hps w:val="14"/>
+                  <w:hpsRaise w:val="26"/>
+                  <w:hpsBaseText w:val="28"/>
+                  <w:lid w:val="ja-JP"/>
+                </w:rubyPr>
+                <w:rt>
+                  <w:r>
+                    <w:rPr>
+                      <w:rFonts w:ascii="Yu Gothic UI" w:hAnsi="Yu Gothic UI" w:eastAsia="Yu Gothic UI" w:cs="Yu Gothic UI"/>
+                      <w:b w:val="0"/>
+                      <w:sz w:val="14"/>
+                    </w:rPr>
+                    <w:t>び</w:t>
+                  </w:r>
+                </w:rt>
+                <w:rubyBase>
+                  <w:r>
+                    <w:rPr>
+                      <w:rFonts w:ascii="Yu Gothic UI" w:hAnsi="Yu Gothic UI" w:eastAsia="Yu Gothic UI" w:cs="Yu Gothic UI"/>
+                      <w:b w:val="0"/>
+                      <w:sz w:val="28"/>
+                    </w:rPr>
+                    <w:t>引</w:t>
+                  </w:r>
+                </w:rubyBase>
+              </w:ruby>
+            </w:r>
+            <w:r>
+              <w:rPr>
+                <w:rFonts w:ascii="Yu Gothic UI" w:hAnsi="Yu Gothic UI" w:eastAsia="Yu Gothic UI" w:cs="Yu Gothic UI"/>
+                <w:b w:val="0"/>
+                <w:sz w:val="28"/>
+              </w:rPr>
+              <w:t>き</w:t>
+            </w:r>
+            <w:r>
+              <w:rPr>
+                <w:rFonts w:ascii="Yu Gothic UI" w:hAnsi="Yu Gothic UI" w:eastAsia="Yu Gothic UI" w:cs="Yu Gothic UI"/>
+                <w:b w:val="0"/>
+                <w:sz w:val="28"/>
+              </w:rPr>
+              <w:t>で</w:t>
+            </w:r>
+            <w:r>
+              <w:rPr>
+                <w:rFonts w:ascii="Yu Gothic UI" w:hAnsi="Yu Gothic UI" w:eastAsia="Yu Gothic UI" w:cs="Yu Gothic UI"/>
+                <w:b w:val="0"/>
+                <w:sz w:val="28"/>
+              </w:rPr>
+              <w:t>す</w:t>
+            </w:r>
+            <w:r>
+              <w:rPr>
+                <w:rFonts w:ascii="Yu Gothic UI" w:hAnsi="Yu Gothic UI" w:eastAsia="Yu Gothic UI" w:cs="Yu Gothic UI"/>
+                <w:b w:val="0"/>
+                <w:sz w:val="28"/>
+              </w:rPr>
+              <w:t>。</w:t>
+            </w:r>
+          </w:p>
+        </w:tc>
+        <w:tc>
+          <w:tcPr>
+            <w:tcW w:type="dxa" w:w="2727"/>
+            <w:vAlign w:val="center"/>
+          </w:tcPr>
+          <w:p>
+            <w:pPr>
+              <w:spacing w:before="0" w:after="0" w:line="240" w:lineRule="auto"/>
+            </w:pPr>
+            <w:r>
+              <w:rPr>
+                <w:rFonts w:ascii="清松手寫體1" w:hAnsi="清松手寫體1" w:eastAsia="清松手寫體1" w:cs="清松手寫體1"/>
+                <w:b w:val="0"/>
+                <w:color w:val="0070C0"/>
+                <w:sz w:val="24"/>
+              </w:rPr>
+              <w:t>打八折。</w:t>
+            </w:r>
+          </w:p>
+        </w:tc>
+      </w:tr>
+      <w:tr>
+        <w:trPr>
+          <w:cantSplit/>
+        </w:trPr>
+        <w:tc>
+          <w:tcPr>
+            <w:tcW w:type="dxa" w:w="7013"/>
+          </w:tcPr>
+          <w:p>
+            <w:pPr>
+              <w:tabs>
+                <w:tab w:pos="360" w:val="left"/>
+              </w:tabs>
+              <w:kinsoku/>
+              <w:autoSpaceDE w:val="0"/>
+              <w:autoSpaceDN w:val="0"/>
+              <w:snapToGrid w:val="0"/>
+              <w:spacing w:before="0" w:after="0" w:line="500" w:lineRule="exact"/>
+            </w:pPr>
+            <w:r>
+              <w:drawing xmlns:a="http://schemas.openxmlformats.org/drawingml/2006/main">
+                <wp:anchor distT="0" distB="0" distL="0" distR="0" simplePos="0" relativeHeight="1052" behindDoc="0" locked="0" layoutInCell="1" allowOverlap="1">
+                  <wp:simplePos x="0" y="0"/>
+                  <wp:positionH relativeFrom="character">
+                    <wp:posOffset>319811</wp:posOffset>
+                  </wp:positionH>
+                  <wp:positionV relativeFrom="line">
+                    <wp:posOffset>12700</wp:posOffset>
+                  </wp:positionV>
+                  <wp:extent cx="1459382" cy="82550"/>
+                  <wp:effectExtent l="0" t="0" r="0" b="0"/>
+                  <wp:wrapNone/>
+                  <wp:docPr id="1052" name="pitch 1052"/>
+                  <wp:cNvGraphicFramePr/>
+                  <a:graphic>
+                    <a:graphicData uri="http://schemas.microsoft.com/office/word/2010/wordprocessingShape">
+                      <wps:wsp>
+                        <wps:cNvSpPr/>
+                        <wps:spPr>
+                          <a:xfrm>
+                            <a:off x="0" y="0"/>
+                            <a:ext cx="1459382" cy="82550"/>
+                          </a:xfrm>
+                          <a:custGeom>
+                            <a:avLst/>
+                            <a:gdLst/>
+                            <a:ahLst/>
+                            <a:cxnLst/>
+                            <a:rect l="0" t="0" r="r" b="b"/>
+                            <a:pathLst>
+                              <a:path w="1459382" h="82550" fill="none">
+                                <a:moveTo>
+                                  <a:pt x="0" y="0"/>
+                                </a:moveTo>
+                                <a:lnTo>
+                                  <a:pt x="1459382" y="0"/>
+                                </a:lnTo>
+                                <a:lnTo>
+                                  <a:pt x="1459382" y="82550"/>
+                                </a:lnTo>
+                              </a:path>
+                            </a:pathLst>
+                          </a:custGeom>
+                          <a:noFill/>
+                          <a:ln w="9525">
+                            <a:solidFill>
+                              <a:srgbClr val="FF7D80"/>
+                            </a:solidFill>
+                          </a:ln>
+                        </wps:spPr>
+                        <wps:bodyPr/>
+                      </wps:wsp>
+                    </a:graphicData>
+                  </a:graphic>
+                </wp:anchor>
+              </w:drawing>
+            </w:r>
+            <w:r>
+              <w:rPr>
+                <w:rFonts w:ascii="Yu Gothic UI" w:hAnsi="Yu Gothic UI" w:eastAsia="Yu Gothic UI" w:cs="Yu Gothic UI"/>
+                <w:b w:val="0"/>
+                <w:sz w:val="28"/>
+              </w:rPr>
+              <w:t>•</w:t>
+            </w:r>
+            <w:r>
+              <w:rPr>
+                <w:rFonts w:ascii="Yu Gothic UI" w:hAnsi="Yu Gothic UI" w:eastAsia="Yu Gothic UI" w:cs="Yu Gothic UI"/>
+                <w:b w:val="0"/>
+                <w:sz w:val="28"/>
+              </w:rPr>
+              <w:tab/>
+            </w:r>
+            <w:r>
+              <w:ruby>
+                <w:rubyPr>
+                  <w:rubyAlign w:val="center"/>
+                  <w:hps w:val="14"/>
+                  <w:hpsRaise w:val="26"/>
+                  <w:hpsBaseText w:val="28"/>
+                  <w:lid w:val="ja-JP"/>
+                </w:rubyPr>
+                <w:rt>
+                  <w:r>
+                    <w:rPr>
+                      <w:rFonts w:ascii="Yu Gothic UI" w:hAnsi="Yu Gothic UI" w:eastAsia="Yu Gothic UI" w:cs="Yu Gothic UI"/>
+                      <w:b w:val="0"/>
+                      <w:sz w:val="14"/>
+                    </w:rPr>
                     <w:t>さん</w:t>
                   </w:r>
                 </w:rt>
@@ -7347,7 +7372,7 @@
             </w:pPr>
             <w:r>
               <w:drawing xmlns:a="http://schemas.openxmlformats.org/drawingml/2006/main">
-                <wp:anchor distT="0" distB="0" distL="0" distR="0" simplePos="0" relativeHeight="1052" behindDoc="0" locked="0" layoutInCell="1" allowOverlap="1">
+                <wp:anchor distT="0" distB="0" distL="0" distR="0" simplePos="0" relativeHeight="1053" behindDoc="0" locked="0" layoutInCell="1" allowOverlap="1">
                   <wp:simplePos x="0" y="0"/>
                   <wp:positionH relativeFrom="character">
                     <wp:posOffset>228600</wp:posOffset>
@@ -7358,7 +7383,7 @@
                   <wp:extent cx="182422" cy="82550"/>
                   <wp:effectExtent l="0" t="0" r="0" b="0"/>
                   <wp:wrapNone/>
-                  <wp:docPr id="1052" name="pitch 1052"/>
+                  <wp:docPr id="1053" name="pitch 1053"/>
                   <wp:cNvGraphicFramePr/>
                   <a:graphic>
                     <a:graphicData uri="http://schemas.microsoft.com/office/word/2010/wordprocessingShape">
@@ -7403,7 +7428,7 @@
                 </wp:anchor>
               </w:drawing>
               <w:drawing xmlns:a="http://schemas.openxmlformats.org/drawingml/2006/main">
-                <wp:anchor distT="0" distB="0" distL="0" distR="0" simplePos="0" relativeHeight="1053" behindDoc="0" locked="0" layoutInCell="1" allowOverlap="1">
+                <wp:anchor distT="0" distB="0" distL="0" distR="0" simplePos="0" relativeHeight="1054" behindDoc="0" locked="0" layoutInCell="1" allowOverlap="1">
                   <wp:simplePos x="0" y="0"/>
                   <wp:positionH relativeFrom="character">
                     <wp:posOffset>1140714</wp:posOffset>
@@ -7414,7 +7439,7 @@
                   <wp:extent cx="364845" cy="82550"/>
                   <wp:effectExtent l="0" t="0" r="0" b="0"/>
                   <wp:wrapNone/>
-                  <wp:docPr id="1053" name="pitch 1053"/>
+                  <wp:docPr id="1054" name="pitch 1054"/>
                   <wp:cNvGraphicFramePr/>
                   <a:graphic>
                     <a:graphicData uri="http://schemas.microsoft.com/office/word/2010/wordprocessingShape">
@@ -7459,7 +7484,46 @@
                 </wp:anchor>
               </w:drawing>
               <w:drawing xmlns:a="http://schemas.openxmlformats.org/drawingml/2006/main">
-                <wp:anchor distT="0" distB="0" distL="0" distR="0" simplePos="0" relativeHeight="1054" behindDoc="0" locked="0" layoutInCell="1" allowOverlap="1">
+                <wp:anchor distT="0" distB="0" distL="0" distR="0" simplePos="0" relativeHeight="1055" behindDoc="0" locked="0" layoutInCell="1" allowOverlap="1">
+                  <wp:simplePos x="0" y="0"/>
+                  <wp:positionH relativeFrom="character">
+                    <wp:posOffset>2235250</wp:posOffset>
+                  </wp:positionH>
+                  <wp:positionV relativeFrom="line">
+                    <wp:posOffset>12700</wp:posOffset>
+                  </wp:positionV>
+                  <wp:extent cx="182422" cy="0"/>
+                  <wp:effectExtent l="0" t="0" r="0" b="0"/>
+                  <wp:wrapNone/>
+                  <wp:docPr id="1055" name="pitch 1055"/>
+                  <wp:cNvGraphicFramePr/>
+                  <a:graphic>
+                    <a:graphicData uri="http://schemas.microsoft.com/office/word/2010/wordprocessingShape">
+                      <wps:wsp>
+                        <wps:cNvSpPr/>
+                        <wps:spPr>
+                          <a:xfrm>
+                            <a:off x="0" y="0"/>
+                            <a:ext cx="182422" cy="0"/>
+                          </a:xfrm>
+                          <a:prstGeom prst="line">
+                            <a:avLst/>
+                          </a:prstGeom>
+                          <a:noFill/>
+                          <a:ln w="9525">
+                            <a:solidFill>
+                              <a:srgbClr val="FF7D80"/>
+                            </a:solidFill>
+                          </a:ln>
+                        </wps:spPr>
+                        <wps:bodyPr/>
+                      </wps:wsp>
+                    </a:graphicData>
+                  </a:graphic>
+                </wp:anchor>
+              </w:drawing>
+              <w:drawing xmlns:a="http://schemas.openxmlformats.org/drawingml/2006/main">
+                <wp:anchor distT="0" distB="0" distL="0" distR="0" simplePos="0" relativeHeight="1056" behindDoc="0" locked="0" layoutInCell="1" allowOverlap="1">
                   <wp:simplePos x="0" y="0"/>
                   <wp:positionH relativeFrom="character">
                     <wp:posOffset>2600096</wp:posOffset>
@@ -7470,7 +7534,7 @@
                   <wp:extent cx="182422" cy="82550"/>
                   <wp:effectExtent l="0" t="0" r="0" b="0"/>
                   <wp:wrapNone/>
-                  <wp:docPr id="1054" name="pitch 1054"/>
+                  <wp:docPr id="1056" name="pitch 1056"/>
                   <wp:cNvGraphicFramePr/>
                   <a:graphic>
                     <a:graphicData uri="http://schemas.microsoft.com/office/word/2010/wordprocessingShape">
@@ -7764,7 +7828,7 @@
             </w:pPr>
             <w:r>
               <w:drawing xmlns:a="http://schemas.openxmlformats.org/drawingml/2006/main">
-                <wp:anchor distT="0" distB="0" distL="0" distR="0" simplePos="0" relativeHeight="1055" behindDoc="0" locked="0" layoutInCell="1" allowOverlap="1">
+                <wp:anchor distT="0" distB="0" distL="0" distR="0" simplePos="0" relativeHeight="1057" behindDoc="0" locked="0" layoutInCell="1" allowOverlap="1">
                   <wp:simplePos x="0" y="0"/>
                   <wp:positionH relativeFrom="character">
                     <wp:posOffset>91211</wp:posOffset>
@@ -7775,7 +7839,7 @@
                   <wp:extent cx="273634" cy="0"/>
                   <wp:effectExtent l="0" t="0" r="0" b="0"/>
                   <wp:wrapNone/>
-                  <wp:docPr id="1055" name="pitch 1055"/>
+                  <wp:docPr id="1057" name="pitch 1057"/>
                   <wp:cNvGraphicFramePr/>
                   <a:graphic>
                     <a:graphicData uri="http://schemas.microsoft.com/office/word/2010/wordprocessingShape">
@@ -7892,7 +7956,7 @@
               <w:drawing>
                 <wp:inline xmlns:a="http://schemas.openxmlformats.org/drawingml/2006/main" xmlns:pic="http://schemas.openxmlformats.org/drawingml/2006/picture">
                   <wp:extent cx="1171079" cy="1168400"/>
-                  <wp:docPr id="1056" name="Picture 1056"/>
+                  <wp:docPr id="1058" name="Picture 1058"/>
                   <wp:cNvGraphicFramePr>
                     <a:graphicFrameLocks noChangeAspect="1"/>
                   </wp:cNvGraphicFramePr>
@@ -7941,7 +8005,7 @@
             </w:pPr>
             <w:r>
               <w:drawing xmlns:a="http://schemas.openxmlformats.org/drawingml/2006/main">
-                <wp:anchor distT="0" distB="0" distL="0" distR="0" simplePos="0" relativeHeight="1056" behindDoc="0" locked="0" layoutInCell="1" allowOverlap="1">
+                <wp:anchor distT="0" distB="0" distL="0" distR="0" simplePos="0" relativeHeight="1058" behindDoc="0" locked="0" layoutInCell="1" allowOverlap="1">
                   <wp:simplePos x="0" y="0"/>
                   <wp:positionH relativeFrom="character">
                     <wp:posOffset>319811</wp:posOffset>
@@ -7952,7 +8016,7 @@
                   <wp:extent cx="456057" cy="0"/>
                   <wp:effectExtent l="0" t="0" r="0" b="0"/>
                   <wp:wrapNone/>
-                  <wp:docPr id="1056" name="pitch 1056"/>
+                  <wp:docPr id="1058" name="pitch 1058"/>
                   <wp:cNvGraphicFramePr/>
                   <a:graphic>
                     <a:graphicData uri="http://schemas.microsoft.com/office/word/2010/wordprocessingShape">
@@ -7980,7 +8044,7 @@
                 </wp:anchor>
               </w:drawing>
               <w:drawing xmlns:a="http://schemas.openxmlformats.org/drawingml/2006/main">
-                <wp:anchor distT="0" distB="0" distL="0" distR="0" simplePos="0" relativeHeight="1057" behindDoc="0" locked="0" layoutInCell="1" allowOverlap="1">
+                <wp:anchor distT="0" distB="0" distL="0" distR="0" simplePos="0" relativeHeight="1059" behindDoc="0" locked="0" layoutInCell="1" allowOverlap="1">
                   <wp:simplePos x="0" y="0"/>
                   <wp:positionH relativeFrom="character">
                     <wp:posOffset>1049502</wp:posOffset>
@@ -7991,7 +8055,7 @@
                   <wp:extent cx="638479" cy="82550"/>
                   <wp:effectExtent l="0" t="0" r="0" b="0"/>
                   <wp:wrapNone/>
-                  <wp:docPr id="1057" name="pitch 1057"/>
+                  <wp:docPr id="1059" name="pitch 1059"/>
                   <wp:cNvGraphicFramePr/>
                   <a:graphic>
                     <a:graphicData uri="http://schemas.microsoft.com/office/word/2010/wordprocessingShape">
@@ -8223,7 +8287,7 @@
       </w:pPr>
       <w:r>
         <w:drawing xmlns:a="http://schemas.openxmlformats.org/drawingml/2006/main">
-          <wp:anchor distT="0" distB="0" distL="0" distR="0" simplePos="0" relativeHeight="1058" behindDoc="0" locked="0" layoutInCell="1" allowOverlap="1">
+          <wp:anchor distT="0" distB="0" distL="0" distR="0" simplePos="0" relativeHeight="1060" behindDoc="0" locked="0" layoutInCell="1" allowOverlap="1">
             <wp:simplePos x="0" y="0"/>
             <wp:positionH relativeFrom="character">
               <wp:posOffset>411022</wp:posOffset>
@@ -8231,10 +8295,10 @@
             <wp:positionV relativeFrom="line">
               <wp:posOffset>12700</wp:posOffset>
             </wp:positionV>
-            <wp:extent cx="729691" cy="0"/>
+            <wp:extent cx="547268" cy="82550"/>
             <wp:effectExtent l="0" t="0" r="0" b="0"/>
             <wp:wrapNone/>
-            <wp:docPr id="1058" name="pitch 1058"/>
+            <wp:docPr id="1060" name="pitch 1060"/>
             <wp:cNvGraphicFramePr/>
             <a:graphic>
               <a:graphicData uri="http://schemas.microsoft.com/office/word/2010/wordprocessingShape">
@@ -8243,7 +8307,63 @@
                   <wps:spPr>
                     <a:xfrm>
                       <a:off x="0" y="0"/>
-                      <a:ext cx="729691" cy="0"/>
+                      <a:ext cx="547268" cy="82550"/>
+                    </a:xfrm>
+                    <a:custGeom>
+                      <a:avLst/>
+                      <a:gdLst/>
+                      <a:ahLst/>
+                      <a:cxnLst/>
+                      <a:rect l="0" t="0" r="r" b="b"/>
+                      <a:pathLst>
+                        <a:path w="547268" h="82550" fill="none">
+                          <a:moveTo>
+                            <a:pt x="0" y="0"/>
+                          </a:moveTo>
+                          <a:lnTo>
+                            <a:pt x="547268" y="0"/>
+                          </a:lnTo>
+                          <a:lnTo>
+                            <a:pt x="547268" y="82550"/>
+                          </a:lnTo>
+                        </a:path>
+                      </a:pathLst>
+                    </a:custGeom>
+                    <a:noFill/>
+                    <a:ln w="9525">
+                      <a:solidFill>
+                        <a:srgbClr val="FF7D80"/>
+                      </a:solidFill>
+                    </a:ln>
+                  </wps:spPr>
+                  <wps:bodyPr/>
+                </wps:wsp>
+              </a:graphicData>
+            </a:graphic>
+          </wp:anchor>
+        </w:drawing>
+        <w:drawing xmlns:a="http://schemas.openxmlformats.org/drawingml/2006/main">
+          <wp:anchor distT="0" distB="0" distL="0" distR="0" simplePos="0" relativeHeight="1061" behindDoc="0" locked="0" layoutInCell="1" allowOverlap="1">
+            <wp:simplePos x="0" y="0"/>
+            <wp:positionH relativeFrom="character">
+              <wp:posOffset>1414348</wp:posOffset>
+            </wp:positionH>
+            <wp:positionV relativeFrom="line">
+              <wp:posOffset>12700</wp:posOffset>
+            </wp:positionV>
+            <wp:extent cx="273634" cy="0"/>
+            <wp:effectExtent l="0" t="0" r="0" b="0"/>
+            <wp:wrapNone/>
+            <wp:docPr id="1061" name="pitch 1061"/>
+            <wp:cNvGraphicFramePr/>
+            <a:graphic>
+              <a:graphicData uri="http://schemas.microsoft.com/office/word/2010/wordprocessingShape">
+                <wps:wsp>
+                  <wps:cNvSpPr/>
+                  <wps:spPr>
+                    <a:xfrm>
+                      <a:off x="0" y="0"/>
+                      <a:ext cx="273634" cy="0"/>
                     </a:xfrm>
                     <a:prstGeom prst="line">
                       <a:avLst/>
@@ -8262,46 +8382,7 @@
           </wp:anchor>
         </w:drawing>
         <w:drawing xmlns:a="http://schemas.openxmlformats.org/drawingml/2006/main">
-          <wp:anchor distT="0" distB="0" distL="0" distR="0" simplePos="0" relativeHeight="1059" behindDoc="0" locked="0" layoutInCell="1" allowOverlap="1">
-            <wp:simplePos x="0" y="0"/>
-            <wp:positionH relativeFrom="character">
-              <wp:posOffset>1414348</wp:posOffset>
-            </wp:positionH>
-            <wp:positionV relativeFrom="line">
-              <wp:posOffset>12700</wp:posOffset>
-            </wp:positionV>
-            <wp:extent cx="456057" cy="0"/>
-            <wp:effectExtent l="0" t="0" r="0" b="0"/>
-            <wp:wrapNone/>
-            <wp:docPr id="1059" name="pitch 1059"/>
-            <wp:cNvGraphicFramePr/>
-            <a:graphic>
-              <a:graphicData uri="http://schemas.microsoft.com/office/word/2010/wordprocessingShape">
-                <wps:wsp>
-                  <wps:cNvSpPr/>
-                  <wps:spPr>
-                    <a:xfrm>
-                      <a:off x="0" y="0"/>
-                      <a:ext cx="456057" cy="0"/>
-                    </a:xfrm>
-                    <a:prstGeom prst="line">
-                      <a:avLst/>
-                    </a:prstGeom>
-                    <a:noFill/>
-                    <a:ln w="9525">
-                      <a:solidFill>
-                        <a:srgbClr val="FF7D80"/>
-                      </a:solidFill>
-                    </a:ln>
-                  </wps:spPr>
-                  <wps:bodyPr/>
-                </wps:wsp>
-              </a:graphicData>
-            </a:graphic>
-          </wp:anchor>
-        </w:drawing>
-        <w:drawing xmlns:a="http://schemas.openxmlformats.org/drawingml/2006/main">
-          <wp:anchor distT="0" distB="0" distL="0" distR="0" simplePos="0" relativeHeight="1060" behindDoc="0" locked="0" layoutInCell="1" allowOverlap="1">
+          <wp:anchor distT="0" distB="0" distL="0" distR="0" simplePos="0" relativeHeight="1062" behindDoc="0" locked="0" layoutInCell="1" allowOverlap="1">
             <wp:simplePos x="0" y="0"/>
             <wp:positionH relativeFrom="character">
               <wp:posOffset>1961616</wp:posOffset>
@@ -8312,7 +8393,7 @@
             <wp:extent cx="638479" cy="0"/>
             <wp:effectExtent l="0" t="0" r="0" b="0"/>
             <wp:wrapNone/>
-            <wp:docPr id="1060" name="pitch 1060"/>
+            <wp:docPr id="1062" name="pitch 1062"/>
             <wp:cNvGraphicFramePr/>
             <a:graphic>
               <a:graphicData uri="http://schemas.microsoft.com/office/word/2010/wordprocessingShape">
@@ -8340,18 +8421,18 @@
           </wp:anchor>
         </w:drawing>
         <w:drawing xmlns:a="http://schemas.openxmlformats.org/drawingml/2006/main">
-          <wp:anchor distT="0" distB="0" distL="0" distR="0" simplePos="0" relativeHeight="1061" behindDoc="0" locked="0" layoutInCell="1" allowOverlap="1">
+          <wp:anchor distT="0" distB="0" distL="0" distR="0" simplePos="0" relativeHeight="1063" behindDoc="0" locked="0" layoutInCell="1" allowOverlap="1">
             <wp:simplePos x="0" y="0"/>
             <wp:positionH relativeFrom="character">
-              <wp:posOffset>2782519</wp:posOffset>
+              <wp:posOffset>2600096</wp:posOffset>
             </wp:positionH>
             <wp:positionV relativeFrom="line">
               <wp:posOffset>12700</wp:posOffset>
             </wp:positionV>
-            <wp:extent cx="364845" cy="0"/>
+            <wp:extent cx="182422" cy="82550"/>
             <wp:effectExtent l="0" t="0" r="0" b="0"/>
             <wp:wrapNone/>
-            <wp:docPr id="1061" name="pitch 1061"/>
+            <wp:docPr id="1063" name="pitch 1063"/>
             <wp:cNvGraphicFramePr/>
             <a:graphic>
               <a:graphicData uri="http://schemas.microsoft.com/office/word/2010/wordprocessingShape">
@@ -8360,11 +8441,28 @@
                   <wps:spPr>
                     <a:xfrm>
                       <a:off x="0" y="0"/>
-                      <a:ext cx="364845" cy="0"/>
+                      <a:ext cx="182422" cy="82550"/>
                     </a:xfrm>
-                    <a:prstGeom prst="line">
+                    <a:custGeom>
                       <a:avLst/>
-                    </a:prstGeom>
+                      <a:gdLst/>
+                      <a:ahLst/>
+                      <a:cxnLst/>
+                      <a:rect l="0" t="0" r="r" b="b"/>
+                      <a:pathLst>
+                        <a:path w="182422" h="82550" fill="none">
+                          <a:moveTo>
+                            <a:pt x="0" y="0"/>
+                          </a:moveTo>
+                          <a:lnTo>
+                            <a:pt x="182422" y="0"/>
+                          </a:lnTo>
+                          <a:lnTo>
+                            <a:pt x="182422" y="82550"/>
+                          </a:lnTo>
+                        </a:path>
+                      </a:pathLst>
+                    </a:custGeom>
                     <a:noFill/>
                     <a:ln w="9525">
                       <a:solidFill>
@@ -8655,7 +8753,7 @@
       </w:pPr>
       <w:r>
         <w:drawing xmlns:a="http://schemas.openxmlformats.org/drawingml/2006/main">
-          <wp:anchor distT="0" distB="0" distL="0" distR="0" simplePos="0" relativeHeight="1062" behindDoc="0" locked="0" layoutInCell="1" allowOverlap="1">
+          <wp:anchor distT="0" distB="0" distL="0" distR="0" simplePos="0" relativeHeight="1064" behindDoc="0" locked="0" layoutInCell="1" allowOverlap="1">
             <wp:simplePos x="0" y="0"/>
             <wp:positionH relativeFrom="character">
               <wp:posOffset>319811</wp:posOffset>
@@ -8666,7 +8764,7 @@
             <wp:extent cx="273634" cy="0"/>
             <wp:effectExtent l="0" t="0" r="0" b="0"/>
             <wp:wrapNone/>
-            <wp:docPr id="1062" name="pitch 1062"/>
+            <wp:docPr id="1064" name="pitch 1064"/>
             <wp:cNvGraphicFramePr/>
             <a:graphic>
               <a:graphicData uri="http://schemas.microsoft.com/office/word/2010/wordprocessingShape">
@@ -8694,7 +8792,7 @@
           </wp:anchor>
         </w:drawing>
         <w:drawing xmlns:a="http://schemas.openxmlformats.org/drawingml/2006/main">
-          <wp:anchor distT="0" distB="0" distL="0" distR="0" simplePos="0" relativeHeight="1063" behindDoc="0" locked="0" layoutInCell="1" allowOverlap="1">
+          <wp:anchor distT="0" distB="0" distL="0" distR="0" simplePos="0" relativeHeight="1065" behindDoc="0" locked="0" layoutInCell="1" allowOverlap="1">
             <wp:simplePos x="0" y="0"/>
             <wp:positionH relativeFrom="character">
               <wp:posOffset>821474</wp:posOffset>
@@ -8705,7 +8803,7 @@
             <wp:extent cx="91211" cy="82550"/>
             <wp:effectExtent l="0" t="0" r="0" b="0"/>
             <wp:wrapNone/>
-            <wp:docPr id="1063" name="pitch 1063"/>
+            <wp:docPr id="1065" name="pitch 1065"/>
             <wp:cNvGraphicFramePr/>
             <a:graphic>
               <a:graphicData uri="http://schemas.microsoft.com/office/word/2010/wordprocessingShape">
@@ -8750,7 +8848,7 @@
           </wp:anchor>
         </w:drawing>
         <w:drawing xmlns:a="http://schemas.openxmlformats.org/drawingml/2006/main">
-          <wp:anchor distT="0" distB="0" distL="0" distR="0" simplePos="0" relativeHeight="1064" behindDoc="0" locked="0" layoutInCell="1" allowOverlap="1">
+          <wp:anchor distT="0" distB="0" distL="0" distR="0" simplePos="0" relativeHeight="1066" behindDoc="0" locked="0" layoutInCell="1" allowOverlap="1">
             <wp:simplePos x="0" y="0"/>
             <wp:positionH relativeFrom="character">
               <wp:posOffset>1596771</wp:posOffset>
@@ -8761,7 +8859,7 @@
             <wp:extent cx="638479" cy="82550"/>
             <wp:effectExtent l="0" t="0" r="0" b="0"/>
             <wp:wrapNone/>
-            <wp:docPr id="1064" name="pitch 1064"/>
+            <wp:docPr id="1066" name="pitch 1066"/>
             <wp:cNvGraphicFramePr/>
             <a:graphic>
               <a:graphicData uri="http://schemas.microsoft.com/office/word/2010/wordprocessingShape">
@@ -9073,7 +9171,7 @@
       </w:pPr>
       <w:r>
         <w:drawing xmlns:a="http://schemas.openxmlformats.org/drawingml/2006/main">
-          <wp:anchor distT="0" distB="0" distL="0" distR="0" simplePos="0" relativeHeight="1065" behindDoc="0" locked="0" layoutInCell="1" allowOverlap="1">
+          <wp:anchor distT="0" distB="0" distL="0" distR="0" simplePos="0" relativeHeight="1067" behindDoc="0" locked="0" layoutInCell="1" allowOverlap="1">
             <wp:simplePos x="0" y="0"/>
             <wp:positionH relativeFrom="character">
               <wp:posOffset>319811</wp:posOffset>
@@ -9081,10 +9179,10 @@
             <wp:positionV relativeFrom="line">
               <wp:posOffset>12700</wp:posOffset>
             </wp:positionV>
-            <wp:extent cx="273634" cy="0"/>
+            <wp:extent cx="273634" cy="82550"/>
             <wp:effectExtent l="0" t="0" r="0" b="0"/>
             <wp:wrapNone/>
-            <wp:docPr id="1065" name="pitch 1065"/>
+            <wp:docPr id="1067" name="pitch 1067"/>
             <wp:cNvGraphicFramePr/>
             <a:graphic>
               <a:graphicData uri="http://schemas.microsoft.com/office/word/2010/wordprocessingShape">
@@ -9093,11 +9191,28 @@
                   <wps:spPr>
                     <a:xfrm>
                       <a:off x="0" y="0"/>
-                      <a:ext cx="273634" cy="0"/>
+                      <a:ext cx="273634" cy="82550"/>
                     </a:xfrm>
-                    <a:prstGeom prst="line">
+                    <a:custGeom>
                       <a:avLst/>
-                    </a:prstGeom>
+                      <a:gdLst/>
+                      <a:ahLst/>
+                      <a:cxnLst/>
+                      <a:rect l="0" t="0" r="r" b="b"/>
+                      <a:pathLst>
+                        <a:path w="273634" h="82550" fill="none">
+                          <a:moveTo>
+                            <a:pt x="0" y="0"/>
+                          </a:moveTo>
+                          <a:lnTo>
+                            <a:pt x="273634" y="0"/>
+                          </a:lnTo>
+                          <a:lnTo>
+                            <a:pt x="273634" y="82550"/>
+                          </a:lnTo>
+                        </a:path>
+                      </a:pathLst>
+                    </a:custGeom>
                     <a:noFill/>
                     <a:ln w="9525">
                       <a:solidFill>
@@ -9112,7 +9227,7 @@
           </wp:anchor>
         </w:drawing>
         <w:drawing xmlns:a="http://schemas.openxmlformats.org/drawingml/2006/main">
-          <wp:anchor distT="0" distB="0" distL="0" distR="0" simplePos="0" relativeHeight="1066" behindDoc="0" locked="0" layoutInCell="1" allowOverlap="1">
+          <wp:anchor distT="0" distB="0" distL="0" distR="0" simplePos="0" relativeHeight="1068" behindDoc="0" locked="0" layoutInCell="1" allowOverlap="1">
             <wp:simplePos x="0" y="0"/>
             <wp:positionH relativeFrom="character">
               <wp:posOffset>867079</wp:posOffset>
@@ -9123,7 +9238,7 @@
             <wp:extent cx="91211" cy="82550"/>
             <wp:effectExtent l="0" t="0" r="0" b="0"/>
             <wp:wrapNone/>
-            <wp:docPr id="1066" name="pitch 1066"/>
+            <wp:docPr id="1068" name="pitch 1068"/>
             <wp:cNvGraphicFramePr/>
             <a:graphic>
               <a:graphicData uri="http://schemas.microsoft.com/office/word/2010/wordprocessingShape">
@@ -9168,7 +9283,7 @@
           </wp:anchor>
         </w:drawing>
         <w:drawing xmlns:a="http://schemas.openxmlformats.org/drawingml/2006/main">
-          <wp:anchor distT="0" distB="0" distL="0" distR="0" simplePos="0" relativeHeight="1067" behindDoc="0" locked="0" layoutInCell="1" allowOverlap="1">
+          <wp:anchor distT="0" distB="0" distL="0" distR="0" simplePos="0" relativeHeight="1069" behindDoc="0" locked="0" layoutInCell="1" allowOverlap="1">
             <wp:simplePos x="0" y="0"/>
             <wp:positionH relativeFrom="character">
               <wp:posOffset>1596771</wp:posOffset>
@@ -9179,7 +9294,7 @@
             <wp:extent cx="638479" cy="82550"/>
             <wp:effectExtent l="0" t="0" r="0" b="0"/>
             <wp:wrapNone/>
-            <wp:docPr id="1067" name="pitch 1067"/>
+            <wp:docPr id="1069" name="pitch 1069"/>
             <wp:cNvGraphicFramePr/>
             <a:graphic>
               <a:graphicData uri="http://schemas.microsoft.com/office/word/2010/wordprocessingShape">
@@ -9491,7 +9606,7 @@
       </w:pPr>
       <w:r>
         <w:drawing xmlns:a="http://schemas.openxmlformats.org/drawingml/2006/main">
-          <wp:anchor distT="0" distB="0" distL="0" distR="0" simplePos="0" relativeHeight="1068" behindDoc="0" locked="0" layoutInCell="1" allowOverlap="1">
+          <wp:anchor distT="0" distB="0" distL="0" distR="0" simplePos="0" relativeHeight="1070" behindDoc="0" locked="0" layoutInCell="1" allowOverlap="1">
             <wp:simplePos x="0" y="0"/>
             <wp:positionH relativeFrom="character">
               <wp:posOffset>319811</wp:posOffset>
@@ -9499,10 +9614,10 @@
             <wp:positionV relativeFrom="line">
               <wp:posOffset>12700</wp:posOffset>
             </wp:positionV>
-            <wp:extent cx="273634" cy="0"/>
+            <wp:extent cx="273634" cy="82550"/>
             <wp:effectExtent l="0" t="0" r="0" b="0"/>
             <wp:wrapNone/>
-            <wp:docPr id="1068" name="pitch 1068"/>
+            <wp:docPr id="1070" name="pitch 1070"/>
             <wp:cNvGraphicFramePr/>
             <a:graphic>
               <a:graphicData uri="http://schemas.microsoft.com/office/word/2010/wordprocessingShape">
@@ -9511,11 +9626,28 @@
                   <wps:spPr>
                     <a:xfrm>
                       <a:off x="0" y="0"/>
-                      <a:ext cx="273634" cy="0"/>
+                      <a:ext cx="273634" cy="82550"/>
                     </a:xfrm>
-                    <a:prstGeom prst="line">
+                    <a:custGeom>
                       <a:avLst/>
-                    </a:prstGeom>
+                      <a:gdLst/>
+                      <a:ahLst/>
+                      <a:cxnLst/>
+                      <a:rect l="0" t="0" r="r" b="b"/>
+                      <a:pathLst>
+                        <a:path w="273634" h="82550" fill="none">
+                          <a:moveTo>
+                            <a:pt x="0" y="0"/>
+                          </a:moveTo>
+                          <a:lnTo>
+                            <a:pt x="273634" y="0"/>
+                          </a:lnTo>
+                          <a:lnTo>
+                            <a:pt x="273634" y="82550"/>
+                          </a:lnTo>
+                        </a:path>
+                      </a:pathLst>
+                    </a:custGeom>
                     <a:noFill/>
                     <a:ln w="9525">
                       <a:solidFill>
@@ -9530,7 +9662,7 @@
           </wp:anchor>
         </w:drawing>
         <w:drawing xmlns:a="http://schemas.openxmlformats.org/drawingml/2006/main">
-          <wp:anchor distT="0" distB="0" distL="0" distR="0" simplePos="0" relativeHeight="1069" behindDoc="0" locked="0" layoutInCell="1" allowOverlap="1">
+          <wp:anchor distT="0" distB="0" distL="0" distR="0" simplePos="0" relativeHeight="1071" behindDoc="0" locked="0" layoutInCell="1" allowOverlap="1">
             <wp:simplePos x="0" y="0"/>
             <wp:positionH relativeFrom="character">
               <wp:posOffset>867079</wp:posOffset>
@@ -9541,7 +9673,7 @@
             <wp:extent cx="91211" cy="82550"/>
             <wp:effectExtent l="0" t="0" r="0" b="0"/>
             <wp:wrapNone/>
-            <wp:docPr id="1069" name="pitch 1069"/>
+            <wp:docPr id="1071" name="pitch 1071"/>
             <wp:cNvGraphicFramePr/>
             <a:graphic>
               <a:graphicData uri="http://schemas.microsoft.com/office/word/2010/wordprocessingShape">
@@ -9832,11 +9964,11 @@
       <w:r>
         <w:rPr>
           <w:rFonts w:ascii="Yu Gothic UI" w:hAnsi="Yu Gothic UI" w:eastAsia="Yu Gothic UI" w:cs="Yu Gothic UI"/>
-          <w:b/>
-          <w:color w:val="C55A11"/>
+          <w:b w:val="0"/>
+          <w:color w:val="767171"/>
           <w:sz w:val="20"/>
         </w:rPr>
-        <w:t>【高】</w:t>
+        <w:t>【中】</w:t>
       </w:r>
       <w:r>
         <w:rPr>
@@ -9845,7 +9977,7 @@
           <w:color w:val="767171"/>
           <w:sz w:val="20"/>
         </w:rPr>
-        <w:t>聲調｜紅線依 JAPANESE UP 聲調 MCP 的預測繪製，尚未審閱；讀音和 MCP 不一致的 7 行暫畫 0 號｜聲調逐條審閱在對話中進行（風險分流對照表），審完後重新產生</w:t>
+        <w:t>聲調｜紅線依 JAPANESE UP 聲調 MCP 預測，並已在聲調審閱台逐條審閱（2026.10.09）｜如發現仍有錯誤，回到審閱台修改</w:t>
       </w:r>
     </w:p>
     <w:p>
@@ -9984,29 +10116,6 @@
           <w:sz w:val="20"/>
         </w:rPr>
         <w:t>00:29:28–00:30:26｜特売、割引 的語感說明辨識不清｜表格只有 セール 加了語感，請補充。</w:t>
-      </w:r>
-    </w:p>
-    <w:p>
-      <w:pPr>
-        <w:spacing w:before="0" w:after="60" w:line="240" w:lineRule="auto"/>
-      </w:pPr>
-      <w:r>
-        <w:rPr>
-          <w:rFonts w:ascii="Yu Gothic UI" w:hAnsi="Yu Gothic UI" w:eastAsia="Yu Gothic UI" w:cs="Yu Gothic UI"/>
-          <w:b w:val="0"/>
-          <w:color w:val="767171"/>
-          <w:sz w:val="20"/>
-        </w:rPr>
-        <w:t>【中】</w:t>
-      </w:r>
-      <w:r>
-        <w:rPr>
-          <w:rFonts w:ascii="Yu Gothic UI" w:hAnsi="Yu Gothic UI" w:eastAsia="Yu Gothic UI" w:cs="Yu Gothic UI"/>
-          <w:b w:val="0"/>
-          <w:color w:val="767171"/>
-          <w:sz w:val="20"/>
-        </w:rPr>
-        <w:t>00:34:47–00:35:45｜辨識為「尼德戈瓦利米」｜依上下文還原為 二割五分引き（にわりごぶびき），請核對。</w:t>
       </w:r>
     </w:p>
     <w:p>

--- a/japanese-notes/L33.docx
+++ b/japanese-notes/L33.docx
@@ -9928,333 +9928,6 @@
       <w:pPr>
         <w:spacing w:before="0" w:after="0" w:line="160" w:lineRule="exact"/>
       </w:pPr>
-    </w:p>
-    <w:p>
-      <w:r>
-        <w:br w:type="page"/>
-      </w:r>
-    </w:p>
-    <w:p>
-      <w:pPr>
-        <w:spacing w:before="0" w:after="0" w:line="240" w:lineRule="auto"/>
-      </w:pPr>
-      <w:r>
-        <w:rPr>
-          <w:rFonts w:ascii="Yu Gothic UI" w:hAnsi="Yu Gothic UI" w:eastAsia="Yu Gothic UI" w:cs="Yu Gothic UI"/>
-          <w:b/>
-          <w:color w:val="767171"/>
-          <w:sz w:val="24"/>
-        </w:rPr>
-        <w:t>待確認清單</w:t>
-      </w:r>
-      <w:r>
-        <w:rPr>
-          <w:rFonts w:ascii="Yu Gothic UI" w:hAnsi="Yu Gothic UI" w:eastAsia="Yu Gothic UI" w:cs="Yu Gothic UI"/>
-          <w:b w:val="0"/>
-          <w:color w:val="767171"/>
-          <w:sz w:val="18"/>
-        </w:rPr>
-        <w:t xml:space="preserve">　依風險排序：高 → 中 → 低</w:t>
-      </w:r>
-    </w:p>
-    <w:p>
-      <w:pPr>
-        <w:spacing w:before="0" w:after="60" w:line="240" w:lineRule="auto"/>
-      </w:pPr>
-      <w:r>
-        <w:rPr>
-          <w:rFonts w:ascii="Yu Gothic UI" w:hAnsi="Yu Gothic UI" w:eastAsia="Yu Gothic UI" w:cs="Yu Gothic UI"/>
-          <w:b w:val="0"/>
-          <w:color w:val="767171"/>
-          <w:sz w:val="20"/>
-        </w:rPr>
-        <w:t>【中】</w:t>
-      </w:r>
-      <w:r>
-        <w:rPr>
-          <w:rFonts w:ascii="Yu Gothic UI" w:hAnsi="Yu Gothic UI" w:eastAsia="Yu Gothic UI" w:cs="Yu Gothic UI"/>
-          <w:b w:val="0"/>
-          <w:color w:val="767171"/>
-          <w:sz w:val="20"/>
-        </w:rPr>
-        <w:t>聲調｜紅線依 JAPANESE UP 聲調 MCP 預測，並已在聲調審閱台逐條審閱（2026.10.09）｜如發現仍有錯誤，回到審閱台修改</w:t>
-      </w:r>
-    </w:p>
-    <w:p>
-      <w:pPr>
-        <w:spacing w:before="0" w:after="60" w:line="240" w:lineRule="auto"/>
-      </w:pPr>
-      <w:r>
-        <w:rPr>
-          <w:rFonts w:ascii="Yu Gothic UI" w:hAnsi="Yu Gothic UI" w:eastAsia="Yu Gothic UI" w:cs="Yu Gothic UI"/>
-          <w:b w:val="0"/>
-          <w:color w:val="767171"/>
-          <w:sz w:val="20"/>
-        </w:rPr>
-        <w:t>【中】</w:t>
-      </w:r>
-      <w:r>
-        <w:rPr>
-          <w:rFonts w:ascii="Yu Gothic UI" w:hAnsi="Yu Gothic UI" w:eastAsia="Yu Gothic UI" w:cs="Yu Gothic UI"/>
-          <w:b w:val="0"/>
-          <w:color w:val="767171"/>
-          <w:sz w:val="20"/>
-        </w:rPr>
-        <w:t>割引 的課本編號｜老師說課本有輕輕帶過，但不知道是第幾號，目前未標編號｜請補充。</w:t>
-      </w:r>
-    </w:p>
-    <w:p>
-      <w:pPr>
-        <w:spacing w:before="0" w:after="60" w:line="240" w:lineRule="auto"/>
-      </w:pPr>
-      <w:r>
-        <w:rPr>
-          <w:rFonts w:ascii="Yu Gothic UI" w:hAnsi="Yu Gothic UI" w:eastAsia="Yu Gothic UI" w:cs="Yu Gothic UI"/>
-          <w:b w:val="0"/>
-          <w:color w:val="767171"/>
-          <w:sz w:val="20"/>
-        </w:rPr>
-        <w:t>【中】</w:t>
-      </w:r>
-      <w:r>
-        <w:rPr>
-          <w:rFonts w:ascii="Yu Gothic UI" w:hAnsi="Yu Gothic UI" w:eastAsia="Yu Gothic UI" w:cs="Yu Gothic UI"/>
-          <w:b w:val="0"/>
-          <w:color w:val="767171"/>
-          <w:sz w:val="20"/>
-        </w:rPr>
-        <w:t>始まる｜課本單字或老師補充？目前標「補」｜請確認。</w:t>
-      </w:r>
-    </w:p>
-    <w:p>
-      <w:pPr>
-        <w:spacing w:before="0" w:after="60" w:line="240" w:lineRule="auto"/>
-      </w:pPr>
-      <w:r>
-        <w:rPr>
-          <w:rFonts w:ascii="Yu Gothic UI" w:hAnsi="Yu Gothic UI" w:eastAsia="Yu Gothic UI" w:cs="Yu Gothic UI"/>
-          <w:b w:val="0"/>
-          <w:color w:val="767171"/>
-          <w:sz w:val="20"/>
-        </w:rPr>
-        <w:t>【中】</w:t>
-      </w:r>
-      <w:r>
-        <w:rPr>
-          <w:rFonts w:ascii="Yu Gothic UI" w:hAnsi="Yu Gothic UI" w:eastAsia="Yu Gothic UI" w:cs="Yu Gothic UI"/>
-          <w:b w:val="0"/>
-          <w:color w:val="767171"/>
-          <w:sz w:val="20"/>
-        </w:rPr>
-        <w:t>00:26:01–00:28:27｜辨識為「瓦利迪基」「瓦里比比」等｜依上下文還原為 割引（わりびき），請核對。</w:t>
-      </w:r>
-    </w:p>
-    <w:p>
-      <w:pPr>
-        <w:spacing w:before="0" w:after="60" w:line="240" w:lineRule="auto"/>
-      </w:pPr>
-      <w:r>
-        <w:rPr>
-          <w:rFonts w:ascii="Yu Gothic UI" w:hAnsi="Yu Gothic UI" w:eastAsia="Yu Gothic UI" w:cs="Yu Gothic UI"/>
-          <w:b w:val="0"/>
-          <w:color w:val="767171"/>
-          <w:sz w:val="20"/>
-        </w:rPr>
-        <w:t>【中】</w:t>
-      </w:r>
-      <w:r>
-        <w:rPr>
-          <w:rFonts w:ascii="Yu Gothic UI" w:hAnsi="Yu Gothic UI" w:eastAsia="Yu Gothic UI" w:cs="Yu Gothic UI"/>
-          <w:b w:val="0"/>
-          <w:color w:val="767171"/>
-          <w:sz w:val="20"/>
-        </w:rPr>
-        <w:t>00:27:58｜辨識「八時までます」｜更正為「八時までです」，請核對。</w:t>
-      </w:r>
-    </w:p>
-    <w:p>
-      <w:pPr>
-        <w:spacing w:before="0" w:after="60" w:line="240" w:lineRule="auto"/>
-      </w:pPr>
-      <w:r>
-        <w:rPr>
-          <w:rFonts w:ascii="Yu Gothic UI" w:hAnsi="Yu Gothic UI" w:eastAsia="Yu Gothic UI" w:cs="Yu Gothic UI"/>
-          <w:b w:val="0"/>
-          <w:color w:val="767171"/>
-          <w:sz w:val="20"/>
-        </w:rPr>
-        <w:t>【中】</w:t>
-      </w:r>
-      <w:r>
-        <w:rPr>
-          <w:rFonts w:ascii="Yu Gothic UI" w:hAnsi="Yu Gothic UI" w:eastAsia="Yu Gothic UI" w:cs="Yu Gothic UI"/>
-          <w:b w:val="0"/>
-          <w:color w:val="767171"/>
-          <w:sz w:val="20"/>
-        </w:rPr>
-        <w:t>00:27:00｜割引 的書寫提醒（送り仮名）｜辨識不清，未收錄，請補充。</w:t>
-      </w:r>
-    </w:p>
-    <w:p>
-      <w:pPr>
-        <w:spacing w:before="0" w:after="60" w:line="240" w:lineRule="auto"/>
-      </w:pPr>
-      <w:r>
-        <w:rPr>
-          <w:rFonts w:ascii="Yu Gothic UI" w:hAnsi="Yu Gothic UI" w:eastAsia="Yu Gothic UI" w:cs="Yu Gothic UI"/>
-          <w:b w:val="0"/>
-          <w:color w:val="767171"/>
-          <w:sz w:val="20"/>
-        </w:rPr>
-        <w:t>【中】</w:t>
-      </w:r>
-      <w:r>
-        <w:rPr>
-          <w:rFonts w:ascii="Yu Gothic UI" w:hAnsi="Yu Gothic UI" w:eastAsia="Yu Gothic UI" w:cs="Yu Gothic UI"/>
-          <w:b w:val="0"/>
-          <w:color w:val="767171"/>
-          <w:sz w:val="20"/>
-        </w:rPr>
-        <w:t>00:29:28–00:30:26｜特売、割引 的語感說明辨識不清｜表格只有 セール 加了語感，請補充。</w:t>
-      </w:r>
-    </w:p>
-    <w:p>
-      <w:pPr>
-        <w:spacing w:before="0" w:after="60" w:line="240" w:lineRule="auto"/>
-      </w:pPr>
-      <w:r>
-        <w:rPr>
-          <w:rFonts w:ascii="Yu Gothic UI" w:hAnsi="Yu Gothic UI" w:eastAsia="Yu Gothic UI" w:cs="Yu Gothic UI"/>
-          <w:b w:val="0"/>
-          <w:color w:val="767171"/>
-          <w:sz w:val="20"/>
-        </w:rPr>
-        <w:t>【中】</w:t>
-      </w:r>
-      <w:r>
-        <w:rPr>
-          <w:rFonts w:ascii="Yu Gothic UI" w:hAnsi="Yu Gothic UI" w:eastAsia="Yu Gothic UI" w:cs="Yu Gothic UI"/>
-          <w:b w:val="0"/>
-          <w:color w:val="767171"/>
-          <w:sz w:val="20"/>
-        </w:rPr>
-        <w:t>00:32:54–00:34:47｜老師提醒 パーセントオフ 的聲調，辨識不清｜未收錄，請補充。</w:t>
-      </w:r>
-    </w:p>
-    <w:p>
-      <w:pPr>
-        <w:spacing w:before="0" w:after="60" w:line="240" w:lineRule="auto"/>
-      </w:pPr>
-      <w:r>
-        <w:rPr>
-          <w:rFonts w:ascii="Yu Gothic UI" w:hAnsi="Yu Gothic UI" w:eastAsia="Yu Gothic UI" w:cs="Yu Gothic UI"/>
-          <w:b w:val="0"/>
-          <w:color w:val="767171"/>
-          <w:sz w:val="20"/>
-        </w:rPr>
-        <w:t>【中】</w:t>
-      </w:r>
-      <w:r>
-        <w:rPr>
-          <w:rFonts w:ascii="Yu Gothic UI" w:hAnsi="Yu Gothic UI" w:eastAsia="Yu Gothic UI" w:cs="Yu Gothic UI"/>
-          <w:b w:val="0"/>
-          <w:color w:val="767171"/>
-          <w:sz w:val="20"/>
-        </w:rPr>
-        <w:t>「幾折」表的數字讀音（じゅっ、にじゅっ…）是依一般讀法寫的，老師沒有逐一念過｜請核對。</w:t>
-      </w:r>
-    </w:p>
-    <w:p>
-      <w:pPr>
-        <w:spacing w:before="0" w:after="60" w:line="240" w:lineRule="auto"/>
-      </w:pPr>
-      <w:r>
-        <w:rPr>
-          <w:rFonts w:ascii="Yu Gothic UI" w:hAnsi="Yu Gothic UI" w:eastAsia="Yu Gothic UI" w:cs="Yu Gothic UI"/>
-          <w:b w:val="0"/>
-          <w:color w:val="767171"/>
-          <w:sz w:val="20"/>
-        </w:rPr>
-        <w:t>【中】</w:t>
-      </w:r>
-      <w:r>
-        <w:rPr>
-          <w:rFonts w:ascii="Yu Gothic UI" w:hAnsi="Yu Gothic UI" w:eastAsia="Yu Gothic UI" w:cs="Yu Gothic UI"/>
-          <w:b w:val="0"/>
-          <w:color w:val="767171"/>
-          <w:sz w:val="20"/>
-        </w:rPr>
-        <w:t>00:31:55｜「これは何割引きですか」，老師說要「再委婉一點」，委婉的說法辨識不清｜未收錄，請補充。</w:t>
-      </w:r>
-    </w:p>
-    <w:p>
-      <w:pPr>
-        <w:spacing w:before="0" w:after="60" w:line="240" w:lineRule="auto"/>
-      </w:pPr>
-      <w:r>
-        <w:rPr>
-          <w:rFonts w:ascii="Yu Gothic UI" w:hAnsi="Yu Gothic UI" w:eastAsia="Yu Gothic UI" w:cs="Yu Gothic UI"/>
-          <w:b w:val="0"/>
-          <w:color w:val="767171"/>
-          <w:sz w:val="20"/>
-        </w:rPr>
-        <w:t>【中】</w:t>
-      </w:r>
-      <w:r>
-        <w:rPr>
-          <w:rFonts w:ascii="Yu Gothic UI" w:hAnsi="Yu Gothic UI" w:eastAsia="Yu Gothic UI" w:cs="Yu Gothic UI"/>
-          <w:b w:val="0"/>
-          <w:color w:val="767171"/>
-          <w:sz w:val="20"/>
-        </w:rPr>
-        <w:t>00:41:25–00:45:51｜ディスカウント「較時髦」是依「fashion」「喜歡講英文的朋友」推斷的｜請核對。</w:t>
-      </w:r>
-    </w:p>
-    <w:p>
-      <w:pPr>
-        <w:spacing w:before="0" w:after="60" w:line="240" w:lineRule="auto"/>
-      </w:pPr>
-      <w:r>
-        <w:rPr>
-          <w:rFonts w:ascii="Yu Gothic UI" w:hAnsi="Yu Gothic UI" w:eastAsia="Yu Gothic UI" w:cs="Yu Gothic UI"/>
-          <w:b w:val="0"/>
-          <w:color w:val="767171"/>
-          <w:sz w:val="20"/>
-        </w:rPr>
-        <w:t>【中】</w:t>
-      </w:r>
-      <w:r>
-        <w:rPr>
-          <w:rFonts w:ascii="Yu Gothic UI" w:hAnsi="Yu Gothic UI" w:eastAsia="Yu Gothic UI" w:cs="Yu Gothic UI"/>
-          <w:b w:val="0"/>
-          <w:color w:val="767171"/>
-          <w:sz w:val="20"/>
-        </w:rPr>
-        <w:t>00:43:23｜辨識為「そのカバンは」，寫成「包包」｜請核對。</w:t>
-      </w:r>
-    </w:p>
-    <w:p>
-      <w:pPr>
-        <w:spacing w:before="0" w:after="60" w:line="240" w:lineRule="auto"/>
-      </w:pPr>
-      <w:r>
-        <w:rPr>
-          <w:rFonts w:ascii="Yu Gothic UI" w:hAnsi="Yu Gothic UI" w:eastAsia="Yu Gothic UI" w:cs="Yu Gothic UI"/>
-          <w:b w:val="0"/>
-          <w:color w:val="767171"/>
-          <w:sz w:val="20"/>
-        </w:rPr>
-        <w:t>【低】</w:t>
-      </w:r>
-      <w:r>
-        <w:rPr>
-          <w:rFonts w:ascii="Yu Gothic UI" w:hAnsi="Yu Gothic UI" w:eastAsia="Yu Gothic UI" w:cs="Yu Gothic UI"/>
-          <w:b w:val="0"/>
-          <w:color w:val="767171"/>
-          <w:sz w:val="20"/>
-        </w:rPr>
-        <w:t>插圖：ディスカウント 在いらすとや查不到同名插圖，暫用「Price Down!」のイラスト文字 https://www.irasutoya.com/2015/08/price-down.html ；其餘皆為いらすとや。</w:t>
-      </w:r>
     </w:p>
     <w:sectPr>
       <w:headerReference w:type="default" r:id="rId9"/>
